--- a/以观为真-手工定稿.docx
+++ b/以观为真-手工定稿.docx
@@ -9503,7 +9503,7 @@
     </w:p>
     <w:p>
       <w:r>
-        <w:t>71。</w:t>
+        <w:t>70。</w:t>
       </w:r>
     </w:p>
     <w:p>
@@ -11017,7 +11017,7 @@
     </w:p>
     <w:p>
       <w:r>
-        <w:t>71。</w:t>
+        <w:t>70。</w:t>
       </w:r>
     </w:p>
     <w:p>
@@ -11699,7 +11699,7 @@
     </w:p>
     <w:p>
       <w:r>
-        <w:t>71。</w:t>
+        <w:t>70。</w:t>
       </w:r>
     </w:p>
     <w:p>
@@ -12671,7 +12671,7 @@
     </w:p>
     <w:p>
       <w:r>
-        <w:t>71。</w:t>
+        <w:t>70。</w:t>
       </w:r>
     </w:p>
     <w:p>
@@ -18976,7 +18976,7 @@
     </w:p>
     <w:p>
       <w:r>
-        <w:t>71。</w:t>
+        <w:t>70。</w:t>
       </w:r>
     </w:p>
     <w:p>
@@ -18996,12 +18996,12 @@
     </w:p>
     <w:p>
       <w:r>
-        <w:t>71。</w:t>
-      </w:r>
-    </w:p>
-    <w:p>
-      <w:r>
-        <w:t>第一局，他从73掉到71。</w:t>
+        <w:t>70。</w:t>
+      </w:r>
+    </w:p>
+    <w:p>
+      <w:r>
+        <w:t>第一局，他从73掉到70。</w:t>
       </w:r>
     </w:p>
     <w:p>
@@ -19161,7 +19161,7 @@
     </w:p>
     <w:p>
       <w:r>
-        <w:t>71。</w:t>
+        <w:t>70。</w:t>
       </w:r>
     </w:p>
     <w:p>
@@ -19406,22 +19406,17 @@
     </w:p>
     <w:p>
       <w:r>
-        <w:t>“掉了。”</w:t>
-      </w:r>
-    </w:p>
-    <w:p>
-      <w:r>
-        <w:t>表上那个数字，从71，变成了70。</w:t>
-      </w:r>
-    </w:p>
-    <w:p>
-      <w:r>
-        <w:t>“谁？”许照说，“他刚才谁也没叫。”</w:t>
-      </w:r>
-    </w:p>
-    <w:p>
-      <w:r>
-        <w:t>“他叫了。”陆信说。</w:t>
+        <w:t>“它抖了一下。”</w:t>
+      </w:r>
+    </w:p>
+    <w:p>
+      <w:r>
+        <w:t>“什么？”</w:t>
+      </w:r>
+    </w:p>
+    <w:p>
+      <w:r>
+        <w:t>“这块表。”陆信说，“数没掉。可它抖了一下。”</w:t>
       </w:r>
     </w:p>
     <w:p>
@@ -19431,7 +19426,7 @@
     </w:p>
     <w:p>
       <w:r>
-        <w:t>“你刚才，在心里念了一遍那三个字。”</w:t>
+        <w:t>“你刚才，在心里念了一遍那三个字。是不是。”</w:t>
       </w:r>
     </w:p>
     <w:p>

--- a/以观为真-手工定稿.docx
+++ b/以观为真-手工定稿.docx
@@ -30,7 +30,7 @@
           <w:b/>
           <w:sz w:val="32"/>
         </w:rPr>
-        <w:t>手工定稿（第一季 60 章）</w:t>
+        <w:t>手工定稿（第一季 59 章）</w:t>
       </w:r>
     </w:p>
     <w:p>
@@ -38912,7 +38912,7 @@
           <w:b/>
           <w:sz w:val="28"/>
         </w:rPr>
-        <w:t>第五十六章 记一笔</w:t>
+        <w:t>第五十六章 失踪的人</w:t>
       </w:r>
     </w:p>
     <w:p>
@@ -39283,6 +39283,291 @@
     <w:p>
       <w:r>
         <w:t>“第四百零一个，是我自己。”</w:t>
+      </w:r>
+    </w:p>
+    <w:p>
+      <w:r>
+        <w:t>他们沿着走廊往前走。</w:t>
+      </w:r>
+    </w:p>
+    <w:p>
+      <w:r>
+        <w:t>走廊很长。灯管一根接一根，亮到看不见的尽头。</w:t>
+      </w:r>
+    </w:p>
+    <w:p>
+      <w:r>
+        <w:t>沈默走在林晚身边。</w:t>
+      </w:r>
+    </w:p>
+    <w:p>
+      <w:r>
+        <w:t>她刚才那句话，一直在他喉咙里。</w:t>
+      </w:r>
+    </w:p>
+    <w:p>
+      <w:r>
+        <w:t>“核对人。”他终于开口，“那是个什么活儿。”</w:t>
+      </w:r>
+    </w:p>
+    <w:p>
+      <w:r>
+        <w:t>林晚看了他一眼。</w:t>
+      </w:r>
+    </w:p>
+    <w:p>
+      <w:r>
+        <w:t>“不是你想的那种。”她说，“我不是观测员，也不是什么厉害的人。我就是一个，坐在办公室里，核对照片的人。”</w:t>
+      </w:r>
+    </w:p>
+    <w:p>
+      <w:r>
+        <w:t>“核对照片？”</w:t>
+      </w:r>
+    </w:p>
+    <w:p>
+      <w:r>
+        <w:t>“失踪人口。”林晚说，“你听说过吗？”</w:t>
+      </w:r>
+    </w:p>
+    <w:p>
+      <w:r>
+        <w:t>沈默摇头。</w:t>
+      </w:r>
+    </w:p>
+    <w:p>
+      <w:r>
+        <w:t>“外面有一种工作，专门找走丢的人。”林晚说，“孩子，老人，出门以后就再没回来的人。他们的家里人，会拿着一张照片，来找我们。我们拿那张照片，跟无名的人，对。”</w:t>
+      </w:r>
+    </w:p>
+    <w:p>
+      <w:r>
+        <w:t>“对什么？”</w:t>
+      </w:r>
+    </w:p>
+    <w:p>
+      <w:r>
+        <w:t>“脸。”林晚说，“对脸。”</w:t>
+      </w:r>
+    </w:p>
+    <w:p>
+      <w:r>
+        <w:t>她抬起手，比划了一下。像在比一张照片的大小。</w:t>
+      </w:r>
+    </w:p>
+    <w:p>
+      <w:r>
+        <w:t>“照片上的人，和眼前的人，是不是一个。是，就送他回去。不是，就再找。”</w:t>
+      </w:r>
+    </w:p>
+    <w:p>
+      <w:r>
+        <w:t>“你干了多久？”</w:t>
+      </w:r>
+    </w:p>
+    <w:p>
+      <w:r>
+        <w:t>“一辈子。”林晚说。</w:t>
+      </w:r>
+    </w:p>
+    <w:p>
+      <w:r>
+        <w:t>“核对了多少个？”</w:t>
+      </w:r>
+    </w:p>
+    <w:p>
+      <w:r>
+        <w:t>“四百个。”</w:t>
+      </w:r>
+    </w:p>
+    <w:p>
+      <w:r>
+        <w:t>沈默的脚步，慢了一下。</w:t>
+      </w:r>
+    </w:p>
+    <w:p>
+      <w:r>
+        <w:t>“四百个？”</w:t>
+      </w:r>
+    </w:p>
+    <w:p>
+      <w:r>
+        <w:t>“四百个。”林晚说，“我送回去过四百个人。有的走了三天，有的走了三十年。有一个，走的时候六岁，回来的时候，四十六，他妈都认不出他了。是我认出来的。”</w:t>
+      </w:r>
+    </w:p>
+    <w:p>
+      <w:r>
+        <w:t>“你怎么认的？”</w:t>
+      </w:r>
+    </w:p>
+    <w:p>
+      <w:r>
+        <w:t>“我不是记性好。”林晚说，“我记性很差。我连自己的东西放在哪儿，都记不住。”</w:t>
+      </w:r>
+    </w:p>
+    <w:p>
+      <w:r>
+        <w:t>她抬起手，指了指自己的眼睛。</w:t>
+      </w:r>
+    </w:p>
+    <w:p>
+      <w:r>
+        <w:t>“我认的是脸。准确说，我认的是骨。”</w:t>
+      </w:r>
+    </w:p>
+    <w:p>
+      <w:r>
+        <w:t>“骨？”</w:t>
+      </w:r>
+    </w:p>
+    <w:p>
+      <w:r>
+        <w:t>“人会长变。”林晚说，“胖了，瘦了，老了，脸会变。可骨头不变。眉骨，颧骨，下颌。这三个地方，跟着人一辈子。我看一眼，就记得。”</w:t>
+      </w:r>
+    </w:p>
+    <w:p>
+      <w:r>
+        <w:t>沈默看着她。</w:t>
+      </w:r>
+    </w:p>
+    <w:p>
+      <w:r>
+        <w:t>“那我呢？”他问。</w:t>
+      </w:r>
+    </w:p>
+    <w:p>
+      <w:r>
+        <w:t>林晚看了他一眼。</w:t>
+      </w:r>
+    </w:p>
+    <w:p>
+      <w:r>
+        <w:t>“你眉骨平，颧骨不高，下颌很干净。”她说，“你小时候，应该是个，不惹事的孩子。”</w:t>
+      </w:r>
+    </w:p>
+    <w:p>
+      <w:r>
+        <w:t>沈默愣了一下。</w:t>
+      </w:r>
+    </w:p>
+    <w:p>
+      <w:r>
+        <w:t>“你怎么知道？”</w:t>
+      </w:r>
+    </w:p>
+    <w:p>
+      <w:r>
+        <w:t>“下颌干净的人，小时候不爱哭。”林晚说，“不爱哭的孩子，骨头就长得平。”</w:t>
+      </w:r>
+    </w:p>
+    <w:p>
+      <w:r>
+        <w:t>沈默没有说话。</w:t>
+      </w:r>
+    </w:p>
+    <w:p>
+      <w:r>
+        <w:t>他忽然想起，他娘说过的一句话。</w:t>
+      </w:r>
+    </w:p>
+    <w:p>
+      <w:r>
+        <w:t>“安安小时候，不怎么哭。”</w:t>
+      </w:r>
+    </w:p>
+    <w:p>
+      <w:r>
+        <w:t>“你进这地方之前，”沈默说，“你在哪儿工作？”</w:t>
+      </w:r>
+    </w:p>
+    <w:p>
+      <w:r>
+        <w:t>“一间办公室。”林晚说，“墙上挂着很多照片。桌上放着一盏台灯。我每天坐在灯下，看照片。”</w:t>
+      </w:r>
+    </w:p>
+    <w:p>
+      <w:r>
+        <w:t>她顿了顿。</w:t>
+      </w:r>
+    </w:p>
+    <w:p>
+      <w:r>
+        <w:t>“那盏灯，是暖的。”</w:t>
+      </w:r>
+    </w:p>
+    <w:p>
+      <w:r>
+        <w:t>“后来呢？”</w:t>
+      </w:r>
+    </w:p>
+    <w:p>
+      <w:r>
+        <w:t>“后来，我进来这儿了。”</w:t>
+      </w:r>
+    </w:p>
+    <w:p>
+      <w:r>
+        <w:t>“怎么进来的？”</w:t>
+      </w:r>
+    </w:p>
+    <w:p>
+      <w:r>
+        <w:t>林晚沉默了一会儿。</w:t>
+      </w:r>
+    </w:p>
+    <w:p>
+      <w:r>
+        <w:t>“我不记得。”她说，“我只记得，那天我在核对最后一张照片。照片上的人，我一直对不上。”</w:t>
+      </w:r>
+    </w:p>
+    <w:p>
+      <w:r>
+        <w:t>“对不上？”</w:t>
+      </w:r>
+    </w:p>
+    <w:p>
+      <w:r>
+        <w:t>“对不上。”林晚说，“我看了很久，总觉得，那张脸，我见过。”</w:t>
+      </w:r>
+    </w:p>
+    <w:p>
+      <w:r>
+        <w:t>她抬起手，摸了摸自己的脸。</w:t>
+      </w:r>
+    </w:p>
+    <w:p>
+      <w:r>
+        <w:t>“后来我才发现，那是我自己的脸。”</w:t>
+      </w:r>
+    </w:p>
+    <w:p>
+      <w:r>
+        <w:t>沈默停下了脚步。</w:t>
+      </w:r>
+    </w:p>
+    <w:p>
+      <w:r>
+        <w:t>“你的第一局，”他问，“是什么？”</w:t>
+      </w:r>
+    </w:p>
+    <w:p>
+      <w:r>
+        <w:t>林晚看着他。</w:t>
+      </w:r>
+    </w:p>
+    <w:p>
+      <w:r>
+        <w:t>“你想知道我第一局是什么？”</w:t>
+      </w:r>
+    </w:p>
+    <w:p>
+      <w:r>
+        <w:t>“想。”</w:t>
+      </w:r>
+    </w:p>
+    <w:p>
+      <w:r>
+        <w:t>“一堵墙。”林晚说。</w:t>
       </w:r>
     </w:p>
     <w:p>
@@ -39299,157 +39584,137 @@
           <w:b/>
           <w:sz w:val="28"/>
         </w:rPr>
-        <w:t>第五十七章 失踪的人</w:t>
-      </w:r>
-    </w:p>
-    <w:p>
-      <w:r>
-        <w:t>他们沿着走廊往前走。</w:t>
-      </w:r>
-    </w:p>
-    <w:p>
-      <w:r>
-        <w:t>走廊很长。灯管一根接一根，亮到看不见的尽头。</w:t>
-      </w:r>
-    </w:p>
-    <w:p>
-      <w:r>
-        <w:t>沈默走在林晚身边。他一直没有问那个问题。</w:t>
-      </w:r>
-    </w:p>
-    <w:p>
-      <w:r>
-        <w:t>可从刚才到现在，那句话，一直在他喉咙里。</w:t>
-      </w:r>
-    </w:p>
-    <w:p>
-      <w:r>
-        <w:t>“你以前，是干什么的？”他终于问。</w:t>
-      </w:r>
-    </w:p>
-    <w:p>
-      <w:r>
-        <w:t>林晚看了他一眼。</w:t>
-      </w:r>
-    </w:p>
-    <w:p>
-      <w:r>
-        <w:t>“你想知道？”</w:t>
-      </w:r>
-    </w:p>
-    <w:p>
-      <w:r>
-        <w:t>“想。”</w:t>
-      </w:r>
-    </w:p>
-    <w:p>
-      <w:r>
-        <w:t>“不是你想的那种。”林晚说，“我不是观测员，也不是什么厉害的人。我就是一个，坐在办公室里，核对照片的人。”</w:t>
-      </w:r>
-    </w:p>
-    <w:p>
-      <w:r>
-        <w:t>“核对照片？”</w:t>
-      </w:r>
-    </w:p>
-    <w:p>
-      <w:r>
-        <w:t>“失踪人口。”林晚说，“你听说过吗？”</w:t>
-      </w:r>
-    </w:p>
-    <w:p>
-      <w:r>
-        <w:t>沈默摇头。</w:t>
-      </w:r>
-    </w:p>
-    <w:p>
-      <w:r>
-        <w:t>“外面有一种工作，专门找走丢的人。”林晚说，“孩子，老人，出门以后就再没回来的人。他们的家里人，会拿着一张照片，来找我们。我们拿那张照片，跟无名的人，对。”</w:t>
-      </w:r>
-    </w:p>
-    <w:p>
-      <w:r>
-        <w:t>“对什么？”</w:t>
-      </w:r>
-    </w:p>
-    <w:p>
-      <w:r>
-        <w:t>“脸。”林晚说，“对脸。”</w:t>
-      </w:r>
-    </w:p>
-    <w:p>
-      <w:r>
-        <w:t>她抬起手，比划了一下。像在比一张照片的大小。</w:t>
-      </w:r>
-    </w:p>
-    <w:p>
-      <w:r>
-        <w:t>“照片上的人，和眼前的人，是不是一个。是，就送他回去。不是，就再找。”</w:t>
-      </w:r>
-    </w:p>
-    <w:p>
-      <w:r>
-        <w:t>“你干了多久？”</w:t>
-      </w:r>
-    </w:p>
-    <w:p>
-      <w:r>
-        <w:t>“一辈子。”林晚说。</w:t>
-      </w:r>
-    </w:p>
-    <w:p>
-      <w:r>
-        <w:t>“核对了多少个？”</w:t>
-      </w:r>
-    </w:p>
-    <w:p>
-      <w:r>
-        <w:t>“四百个。”</w:t>
-      </w:r>
-    </w:p>
-    <w:p>
-      <w:r>
-        <w:t>沈默的脚步，慢了一下。</w:t>
-      </w:r>
-    </w:p>
-    <w:p>
-      <w:r>
-        <w:t>“四百个？”</w:t>
-      </w:r>
-    </w:p>
-    <w:p>
-      <w:r>
-        <w:t>“四百个。”林晚说，“我送回去过四百个人。有的走了三天，有的走了三十年。有一个，走的时候六岁，回来的时候，四十六，他妈都认不出他了。是我认出来的。”</w:t>
-      </w:r>
-    </w:p>
-    <w:p>
-      <w:r>
-        <w:t>“你怎么认的？”</w:t>
-      </w:r>
-    </w:p>
-    <w:p>
-      <w:r>
-        <w:t>“我不是记性好。”林晚说，“我记性很差。我连自己的东西放在哪儿，都记不住。”</w:t>
-      </w:r>
-    </w:p>
-    <w:p>
-      <w:r>
-        <w:t>她抬起手，指了指自己的眼睛。</w:t>
-      </w:r>
-    </w:p>
-    <w:p>
-      <w:r>
-        <w:t>“我认的是脸。准确说，我认的是骨。”</w:t>
-      </w:r>
-    </w:p>
-    <w:p>
-      <w:r>
-        <w:t>“骨？”</w:t>
-      </w:r>
-    </w:p>
-    <w:p>
-      <w:r>
-        <w:t>“人会长变。”林晚说，“胖了，瘦了，老了，脸会变。可骨头不变。眉骨，颧骨，下颌。这三个地方，跟着人一辈子。我看一眼，就记得。”</w:t>
+        <w:t>第五十七章 一堵灰墙</w:t>
+      </w:r>
+    </w:p>
+    <w:p>
+      <w:r>
+        <w:t>“一堵墙。”林晚说。</w:t>
+      </w:r>
+    </w:p>
+    <w:p>
+      <w:r>
+        <w:t>沈默没有催她。</w:t>
+      </w:r>
+    </w:p>
+    <w:p>
+      <w:r>
+        <w:t>走廊里的灯，嗡嗡地响。林晚走了十几步，才开口。</w:t>
+      </w:r>
+    </w:p>
+    <w:p>
+      <w:r>
+        <w:t>“我的第一局，没有电梯，没有婚礼，没有便利店。”她说，“只有一堵墙。”</w:t>
+      </w:r>
+    </w:p>
+    <w:p>
+      <w:r>
+        <w:t>“一堵什么样的墙？”</w:t>
+      </w:r>
+    </w:p>
+    <w:p>
+      <w:r>
+        <w:t>“灰色的。”林晚说，“很旧。砖缝很大，我能把手指，塞进去。”</w:t>
+      </w:r>
+    </w:p>
+    <w:p>
+      <w:r>
+        <w:t>她抬起右手，比了比。</w:t>
+      </w:r>
+    </w:p>
+    <w:p>
+      <w:r>
+        <w:t>“我醒来的时候，就坐在那堵墙下面。面前，是那堵墙。背后，什么都没有。”</w:t>
+      </w:r>
+    </w:p>
+    <w:p>
+      <w:r>
+        <w:t>“规则呢？”</w:t>
+      </w:r>
+    </w:p>
+    <w:p>
+      <w:r>
+        <w:t>“有规则。”林晚说，“墙上写着：数清楚，这堵墙，有多少块砖。”</w:t>
+      </w:r>
+    </w:p>
+    <w:p>
+      <w:r>
+        <w:t>沈默的心，沉了一下。</w:t>
+      </w:r>
+    </w:p>
+    <w:p>
+      <w:r>
+        <w:t>“数砖？”</w:t>
+      </w:r>
+    </w:p>
+    <w:p>
+      <w:r>
+        <w:t>“数砖。”林晚说，“我数了很久。我干了一辈子核对，数数，是我唯一会的事。”</w:t>
+      </w:r>
+    </w:p>
+    <w:p>
+      <w:r>
+        <w:t>“数清楚了吗？”</w:t>
+      </w:r>
+    </w:p>
+    <w:p>
+      <w:r>
+        <w:t>“没有。”林晚说，“我数到第三千块的时候，就乱了。因为天会黑。”</w:t>
+      </w:r>
+    </w:p>
+    <w:p>
+      <w:r>
+        <w:t>“天会黑？”</w:t>
+      </w:r>
+    </w:p>
+    <w:p>
+      <w:r>
+        <w:t>“那堵墙前面，有光。”林晚说，“光会一点一点暗下去。暗一次，我就忘一次。忘了多少块，就得重新数。”</w:t>
+      </w:r>
+    </w:p>
+    <w:p>
+      <w:r>
+        <w:t>沈默站在原地。</w:t>
+      </w:r>
+    </w:p>
+    <w:p>
+      <w:r>
+        <w:t>“所以你一直在数。”</w:t>
+      </w:r>
+    </w:p>
+    <w:p>
+      <w:r>
+        <w:t>“一直在数。”林晚说，“数到后来，我不数砖了。我数缝。”</w:t>
+      </w:r>
+    </w:p>
+    <w:p>
+      <w:r>
+        <w:t>“缝？”</w:t>
+      </w:r>
+    </w:p>
+    <w:p>
+      <w:r>
+        <w:t>“砖缝。”林晚说，“砖会暗，缝不暗。光暗下去的时候，砖看不见了，可缝还在。我把手指，按在缝里，一块一块地数。”</w:t>
+      </w:r>
+    </w:p>
+    <w:p>
+      <w:r>
+        <w:t>她伸出手，摊开掌心。</w:t>
+      </w:r>
+    </w:p>
+    <w:p>
+      <w:r>
+        <w:t>“我一百多天，没有睡过。天一亮，就数。天一黑，就摸。”</w:t>
+      </w:r>
+    </w:p>
+    <w:p>
+      <w:r>
+        <w:t>“后来呢？”</w:t>
+      </w:r>
+    </w:p>
+    <w:p>
+      <w:r>
+        <w:t>“后来，我数完了。”林晚说，“第八万四千块。”</w:t>
       </w:r>
     </w:p>
     <w:p>
@@ -39459,57 +39724,367 @@
     </w:p>
     <w:p>
       <w:r>
-        <w:t>“那我呢？”他问。</w:t>
-      </w:r>
-    </w:p>
-    <w:p>
-      <w:r>
-        <w:t>林晚看了他一眼。</w:t>
-      </w:r>
-    </w:p>
-    <w:p>
-      <w:r>
-        <w:t>“你眉骨平，颧骨不高，下颌很干净。”她说，“你小时候，应该是个，不惹事的孩子。”</w:t>
-      </w:r>
-    </w:p>
-    <w:p>
-      <w:r>
-        <w:t>沈默愣了一下。</w:t>
-      </w:r>
-    </w:p>
-    <w:p>
-      <w:r>
-        <w:t>“你怎么知道？”</w:t>
-      </w:r>
-    </w:p>
-    <w:p>
-      <w:r>
-        <w:t>“下颌干净的人，小时候不爱哭。”林晚说，“不爱哭的孩子，骨头就长得平。”</w:t>
-      </w:r>
-    </w:p>
-    <w:p>
-      <w:r>
-        <w:t>沈默没有说话。</w:t>
-      </w:r>
-    </w:p>
-    <w:p>
-      <w:r>
-        <w:t>他忽然想起，他娘说过的一句话。</w:t>
-      </w:r>
-    </w:p>
-    <w:p>
-      <w:r>
-        <w:t>“安安小时候，不怎么哭。”</w:t>
-      </w:r>
-    </w:p>
-    <w:p>
-      <w:r>
-        <w:t>“你进这地方之前，”沈默说，“你在哪儿工作？”</w:t>
-      </w:r>
-    </w:p>
-    <w:p>
-      <w:r>
-        <w:t>“一间办公室。”林晚说，“墙上挂着很多照片。桌上放着一盏台灯。我每天坐在灯下，看照片。”</w:t>
+        <w:t>“数完了，就通关了？”</w:t>
+      </w:r>
+    </w:p>
+    <w:p>
+      <w:r>
+        <w:t>“没有。”林晚说，“数完了，我才发现，那堵墙上，有一行字。”</w:t>
+      </w:r>
+    </w:p>
+    <w:p>
+      <w:r>
+        <w:t>“什么字？”</w:t>
+      </w:r>
+    </w:p>
+    <w:p>
+      <w:r>
+        <w:t>林晚抬起头，看着前方。</w:t>
+      </w:r>
+    </w:p>
+    <w:p>
+      <w:r>
+        <w:t>“那行字说——”她说，“‘被除名者的名字，由观测员保管。’”</w:t>
+      </w:r>
+    </w:p>
+    <w:p>
+      <w:r>
+        <w:t>沈默的呼吸，停住了。</w:t>
+      </w:r>
+    </w:p>
+    <w:p>
+      <w:r>
+        <w:t>规则七。</w:t>
+      </w:r>
+    </w:p>
+    <w:p>
+      <w:r>
+        <w:t>他的脑子里，飞快地转起来。</w:t>
+      </w:r>
+    </w:p>
+    <w:p>
+      <w:r>
+        <w:t>三条被涂掉的规则。三，五，七。</w:t>
+      </w:r>
+    </w:p>
+    <w:p>
+      <w:r>
+        <w:t>第三条，在第 27 章解锁了：观测员不计入参与者。</w:t>
+      </w:r>
+    </w:p>
+    <w:p>
+      <w:r>
+        <w:t>第五条，他一直没看见：任何人不能确认自己。</w:t>
+      </w:r>
+    </w:p>
+    <w:p>
+      <w:r>
+        <w:t>第七条，就是这一条——</w:t>
+      </w:r>
+    </w:p>
+    <w:p>
+      <w:r>
+        <w:t>“那行字，在墙上。”林晚说，“我数完砖的那一刻，它亮起来的。可它亮起来，不是因为我通关了。”</w:t>
+      </w:r>
+    </w:p>
+    <w:p>
+      <w:r>
+        <w:t>“是因为什么？”</w:t>
+      </w:r>
+    </w:p>
+    <w:p>
+      <w:r>
+        <w:t>“是因为我，该被除名了。”林晚说。</w:t>
+      </w:r>
+    </w:p>
+    <w:p>
+      <w:r>
+        <w:t>沈默停住脚步。</w:t>
+      </w:r>
+    </w:p>
+    <w:p>
+      <w:r>
+        <w:t>“除名？”</w:t>
+      </w:r>
+    </w:p>
+    <w:p>
+      <w:r>
+        <w:t>“除名。”林晚说，“我数完了那堵墙，墙上的字，就变了。它说——‘本局参与者：一名。已确认。除名执行。’”</w:t>
+      </w:r>
+    </w:p>
+    <w:p>
+      <w:r>
+        <w:t>“你就这么——”</w:t>
+      </w:r>
+    </w:p>
+    <w:p>
+      <w:r>
+        <w:t>“我就这么，被擦掉了。”林晚说。</w:t>
+      </w:r>
+    </w:p>
+    <w:p>
+      <w:r>
+        <w:t>她抬起右手，把袖子，往上撸了一截。</w:t>
+      </w:r>
+    </w:p>
+    <w:p>
+      <w:r>
+        <w:t>手腕上，那圈很淡的印子，露了出来。</w:t>
+      </w:r>
+    </w:p>
+    <w:p>
+      <w:r>
+        <w:t>“这个，”她说，“是那时候留下的。”</w:t>
+      </w:r>
+    </w:p>
+    <w:p>
+      <w:r>
+        <w:t>沈默看着那圈印子。</w:t>
+      </w:r>
+    </w:p>
+    <w:p>
+      <w:r>
+        <w:t>像长期戴过什么东西，又被摘下来的痕迹。</w:t>
+      </w:r>
+    </w:p>
+    <w:p>
+      <w:r>
+        <w:t>他从电梯第一夜起，就记住了它。</w:t>
+      </w:r>
+    </w:p>
+    <w:p>
+      <w:r>
+        <w:t>刚才，他想问，没问。</w:t>
+      </w:r>
+    </w:p>
+    <w:p>
+      <w:r>
+        <w:t>现在，她自己撸开了袖子。</w:t>
+      </w:r>
+    </w:p>
+    <w:p>
+      <w:r>
+        <w:t>“这是什么？”沈默问。</w:t>
+      </w:r>
+    </w:p>
+    <w:p>
+      <w:r>
+        <w:t>“编号环。”林晚说，“在册的人，手腕上，都有一圈。看不见，可摸得着。系统靠它认人。”</w:t>
+      </w:r>
+    </w:p>
+    <w:p>
+      <w:r>
+        <w:t>“被除名的时候——”</w:t>
+      </w:r>
+    </w:p>
+    <w:p>
+      <w:r>
+        <w:t>“被除名的时候，它就被摘下来。”林晚说，“摘下来，会留一圈印。这个印，一辈子都消不掉。”</w:t>
+      </w:r>
+    </w:p>
+    <w:p>
+      <w:r>
+        <w:t>沈默下意识地，摸了摸自己的手腕。</w:t>
+      </w:r>
+    </w:p>
+    <w:p>
+      <w:r>
+        <w:t>那里，曾经有一道疤。</w:t>
+      </w:r>
+    </w:p>
+    <w:p>
+      <w:r>
+        <w:t>现在，连疤都没有了。</w:t>
+      </w:r>
+    </w:p>
+    <w:p>
+      <w:r>
+        <w:t>“你的疤呢？”林晚忽然问。</w:t>
+      </w:r>
+    </w:p>
+    <w:p>
+      <w:r>
+        <w:t>“没了。”沈默说，“归零的时候，它跟着我的名字，一起被收走了。”</w:t>
+      </w:r>
+    </w:p>
+    <w:p>
+      <w:r>
+        <w:t>“我的印子，还在。”林晚说。</w:t>
+      </w:r>
+    </w:p>
+    <w:p>
+      <w:r>
+        <w:t>“为什么？”</w:t>
+      </w:r>
+    </w:p>
+    <w:p>
+      <w:r>
+        <w:t>林晚放下袖子。</w:t>
+      </w:r>
+    </w:p>
+    <w:p>
+      <w:r>
+        <w:t>“因为我不在册。”她说，“系统摘了我的环，可它摘不干净。它是照着名册摘的。我名册上都没我了，它怎么摘得干净？”</w:t>
+      </w:r>
+    </w:p>
+    <w:p>
+      <w:r>
+        <w:t>她说着，忽然停住。</w:t>
+      </w:r>
+    </w:p>
+    <w:p>
+      <w:r>
+        <w:t>沈默看着她。</w:t>
+      </w:r>
+    </w:p>
+    <w:p>
+      <w:r>
+        <w:t>“你还没说完。”他说，“你说过，你自己走回来了。”</w:t>
+      </w:r>
+    </w:p>
+    <w:p>
+      <w:r>
+        <w:t>林晚沉默了很久。</w:t>
+      </w:r>
+    </w:p>
+    <w:p>
+      <w:r>
+        <w:t>“是。”她说，“我走回来了。”</w:t>
+      </w:r>
+    </w:p>
+    <w:p>
+      <w:r>
+        <w:t>“怎么走回来的？”</w:t>
+      </w:r>
+    </w:p>
+    <w:p>
+      <w:r>
+        <w:t>“靠一个人。”林晚说。</w:t>
+      </w:r>
+    </w:p>
+    <w:p>
+      <w:r>
+        <w:t>“谁？”</w:t>
+      </w:r>
+    </w:p>
+    <w:p>
+      <w:r>
+        <w:t>林晚抬起头，看着他。</w:t>
+      </w:r>
+    </w:p>
+    <w:p>
+      <w:r>
+        <w:t>“一个，我核错过的人。”</w:t>
+      </w:r>
+    </w:p>
+    <w:p>
+      <w:r>
+        <w:t>沈默的瞳孔，缩了一下。</w:t>
+      </w:r>
+    </w:p>
+    <w:p>
+      <w:r>
+        <w:t>“你核错过？”</w:t>
+      </w:r>
+    </w:p>
+    <w:p>
+      <w:r>
+        <w:t>“一辈子，只错过一次。”林晚说，“我核对过四百个人，四百个，我一个都没错。可另外那一个，我错了。”</w:t>
+      </w:r>
+    </w:p>
+    <w:p>
+      <w:r>
+        <w:t>“我判他死了。”林晚说，“照片上的脸，和无名尸的脸，我核了三天。眉骨，颧骨，下颌，全对得上。我就签了字。”</w:t>
+      </w:r>
+    </w:p>
+    <w:p>
+      <w:r>
+        <w:t>“签了字，会怎么样？”</w:t>
+      </w:r>
+    </w:p>
+    <w:p>
+      <w:r>
+        <w:t>“签了字，那个人，就‘死’了。”林晚说，“户口会销，名字会进死亡档案。这世上，就再也没有这个人了。”</w:t>
+      </w:r>
+    </w:p>
+    <w:p>
+      <w:r>
+        <w:t>林晚的声音，低了下去。</w:t>
+      </w:r>
+    </w:p>
+    <w:p>
+      <w:r>
+        <w:t>“可他没死。”</w:t>
+      </w:r>
+    </w:p>
+    <w:p>
+      <w:r>
+        <w:t>沈默的心，提了起来。</w:t>
+      </w:r>
+    </w:p>
+    <w:p>
+      <w:r>
+        <w:t>“他活着？”</w:t>
+      </w:r>
+    </w:p>
+    <w:p>
+      <w:r>
+        <w:t>“活着。”林晚说，“半年以后，他自己回来了。他站在我办公室门口，说，‘林晚，你把我判死了。’”</w:t>
+      </w:r>
+    </w:p>
+    <w:p>
+      <w:r>
+        <w:t>“你怎么——”</w:t>
+      </w:r>
+    </w:p>
+    <w:p>
+      <w:r>
+        <w:t>“我吓坏了。”林晚说，“我一个字都说不出来。我核错了一个人，我让一个活着的人，变成了死人。”</w:t>
+      </w:r>
+    </w:p>
+    <w:p>
+      <w:r>
+        <w:t>“后来呢？”</w:t>
+      </w:r>
+    </w:p>
+    <w:p>
+      <w:r>
+        <w:t>“后来，他说了一句话。”林晚说。</w:t>
+      </w:r>
+    </w:p>
+    <w:p>
+      <w:r>
+        <w:t>“什么话？”</w:t>
+      </w:r>
+    </w:p>
+    <w:p>
+      <w:r>
+        <w:t>林晚看着沈默。</w:t>
+      </w:r>
+    </w:p>
+    <w:p>
+      <w:r>
+        <w:t>“他说——‘林晚。你叫林晚。我认得你。你上次给我倒过一杯水。’”</w:t>
+      </w:r>
+    </w:p>
+    <w:p>
+      <w:r>
+        <w:t>沈默站在原地。</w:t>
+      </w:r>
+    </w:p>
+    <w:p>
+      <w:r>
+        <w:t>“我在无名地，快要散干净的时候，”林晚说，“忽然听见了这句话。”</w:t>
+      </w:r>
+    </w:p>
+    <w:p>
+      <w:r>
+        <w:t>“他叫了你的名字。”</w:t>
+      </w:r>
+    </w:p>
+    <w:p>
+      <w:r>
+        <w:t>“他叫了我的名字。”林晚说，“一个被我核错过的人，在被我判死以后，还记得我，还肯叫我的名字。”</w:t>
       </w:r>
     </w:p>
     <w:p>
@@ -39519,82 +40094,32 @@
     </w:p>
     <w:p>
       <w:r>
-        <w:t>“那盏灯，是暖的。”</w:t>
-      </w:r>
-    </w:p>
-    <w:p>
-      <w:r>
-        <w:t>“后来呢？”</w:t>
-      </w:r>
-    </w:p>
-    <w:p>
-      <w:r>
-        <w:t>“后来，我进来这儿了。”</w:t>
-      </w:r>
-    </w:p>
-    <w:p>
-      <w:r>
-        <w:t>“怎么进来的？”</w:t>
-      </w:r>
-    </w:p>
-    <w:p>
-      <w:r>
-        <w:t>林晚沉默了一会儿。</w:t>
-      </w:r>
-    </w:p>
-    <w:p>
-      <w:r>
-        <w:t>“我不记得。”她说，“我只记得，那天我在核对最后一张照片。照片上的人，我一直对不上。”</w:t>
-      </w:r>
-    </w:p>
-    <w:p>
-      <w:r>
-        <w:t>“对不上？”</w:t>
-      </w:r>
-    </w:p>
-    <w:p>
-      <w:r>
-        <w:t>“对不上。”林晚说，“我看了很久，总觉得，那张脸，我见过。”</w:t>
-      </w:r>
-    </w:p>
-    <w:p>
-      <w:r>
-        <w:t>她抬起手，摸了摸自己的脸。</w:t>
-      </w:r>
-    </w:p>
-    <w:p>
-      <w:r>
-        <w:t>“后来我才发现，那是我自己的脸。”</w:t>
-      </w:r>
-    </w:p>
-    <w:p>
-      <w:r>
-        <w:t>沈默停下了脚步。</w:t>
-      </w:r>
-    </w:p>
-    <w:p>
-      <w:r>
-        <w:t>“你的第一局，”他问，“是什么？”</w:t>
-      </w:r>
-    </w:p>
-    <w:p>
-      <w:r>
-        <w:t>林晚看着他。</w:t>
-      </w:r>
-    </w:p>
-    <w:p>
-      <w:r>
-        <w:t>“你想知道我第一局是什么？”</w:t>
-      </w:r>
-    </w:p>
-    <w:p>
-      <w:r>
-        <w:t>“想。”</w:t>
-      </w:r>
-    </w:p>
-    <w:p>
-      <w:r>
-        <w:t>“一堵墙。”林晚说。</w:t>
+        <w:t>“那一声，把我叫回来了。”</w:t>
+      </w:r>
+    </w:p>
+    <w:p>
+      <w:r>
+        <w:t>走廊里，安静。</w:t>
+      </w:r>
+    </w:p>
+    <w:p>
+      <w:r>
+        <w:t>沈默看着她，很久，才说：</w:t>
+      </w:r>
+    </w:p>
+    <w:p>
+      <w:r>
+        <w:t>“那个人，是谁？”</w:t>
+      </w:r>
+    </w:p>
+    <w:p>
+      <w:r>
+        <w:t>林晚沉默了一下。</w:t>
+      </w:r>
+    </w:p>
+    <w:p>
+      <w:r>
+        <w:t>“他也在这一局里。”她说。</w:t>
       </w:r>
     </w:p>
     <w:p>
@@ -39611,92 +40136,7 @@
           <w:b/>
           <w:sz w:val="28"/>
         </w:rPr>
-        <w:t>第五十八章 一堵灰墙</w:t>
-      </w:r>
-    </w:p>
-    <w:p>
-      <w:r>
-        <w:t>“一堵墙。”林晚说。</w:t>
-      </w:r>
-    </w:p>
-    <w:p>
-      <w:r>
-        <w:t>沈默没有催她。</w:t>
-      </w:r>
-    </w:p>
-    <w:p>
-      <w:r>
-        <w:t>走廊里的灯，嗡嗡地响。林晚走了十几步，才开口。</w:t>
-      </w:r>
-    </w:p>
-    <w:p>
-      <w:r>
-        <w:t>“我的第一局，没有电梯，没有婚礼，没有便利店。”她说，“只有一堵墙。”</w:t>
-      </w:r>
-    </w:p>
-    <w:p>
-      <w:r>
-        <w:t>“一堵什么样的墙？”</w:t>
-      </w:r>
-    </w:p>
-    <w:p>
-      <w:r>
-        <w:t>“灰色的。”林晚说，“很旧。砖缝很大，我能把手指，塞进去。”</w:t>
-      </w:r>
-    </w:p>
-    <w:p>
-      <w:r>
-        <w:t>她抬起右手，比了比。</w:t>
-      </w:r>
-    </w:p>
-    <w:p>
-      <w:r>
-        <w:t>“我醒来的时候，就坐在那堵墙下面。面前，是那堵墙。背后，什么都没有。”</w:t>
-      </w:r>
-    </w:p>
-    <w:p>
-      <w:r>
-        <w:t>“规则呢？”</w:t>
-      </w:r>
-    </w:p>
-    <w:p>
-      <w:r>
-        <w:t>“有规则。”林晚说，“墙上写着：数清楚，这堵墙，有多少块砖。”</w:t>
-      </w:r>
-    </w:p>
-    <w:p>
-      <w:r>
-        <w:t>沈默的心，沉了一下。</w:t>
-      </w:r>
-    </w:p>
-    <w:p>
-      <w:r>
-        <w:t>“数砖？”</w:t>
-      </w:r>
-    </w:p>
-    <w:p>
-      <w:r>
-        <w:t>“数砖。”林晚说，“我数了很久。我干了一辈子核对，数数，是我唯一会的事。”</w:t>
-      </w:r>
-    </w:p>
-    <w:p>
-      <w:r>
-        <w:t>“数清楚了吗？”</w:t>
-      </w:r>
-    </w:p>
-    <w:p>
-      <w:r>
-        <w:t>“没有。”林晚说，“我数到第三千块的时候，就乱了。因为天会黑。”</w:t>
-      </w:r>
-    </w:p>
-    <w:p>
-      <w:r>
-        <w:t>“天会黑？”</w:t>
-      </w:r>
-    </w:p>
-    <w:p>
-      <w:r>
-        <w:t>“那堵墙前面，有光。”林晚说，“光会一点一点暗下去。暗一次，我就忘一次。忘了多少块，就得重新数。”</w:t>
+        <w:t>第五十八章 周满</w:t>
       </w:r>
     </w:p>
     <w:p>
@@ -39706,42 +40146,112 @@
     </w:p>
     <w:p>
       <w:r>
-        <w:t>“所以你一直在数。”</w:t>
-      </w:r>
-    </w:p>
-    <w:p>
-      <w:r>
-        <w:t>“一直在数。”林晚说，“数到后来，我不数砖了。我数缝。”</w:t>
-      </w:r>
-    </w:p>
-    <w:p>
-      <w:r>
-        <w:t>“缝？”</w:t>
-      </w:r>
-    </w:p>
-    <w:p>
-      <w:r>
-        <w:t>“砖缝。”林晚说，“砖会暗，缝不暗。光暗下去的时候，砖看不见了，可缝还在。我把手指，按在缝里，一块一块地数。”</w:t>
-      </w:r>
-    </w:p>
-    <w:p>
-      <w:r>
-        <w:t>她伸出手，摊开掌心。</w:t>
-      </w:r>
-    </w:p>
-    <w:p>
-      <w:r>
-        <w:t>“我一百多天，没有睡过。天一亮，就数。天一黑，就摸。”</w:t>
-      </w:r>
-    </w:p>
-    <w:p>
-      <w:r>
-        <w:t>“后来呢？”</w:t>
-      </w:r>
-    </w:p>
-    <w:p>
-      <w:r>
-        <w:t>“后来，我数完了。”林晚说，“第八万四千块。”</w:t>
+        <w:t>“他也在这一局里？”</w:t>
+      </w:r>
+    </w:p>
+    <w:p>
+      <w:r>
+        <w:t>“在。”林晚说。</w:t>
+      </w:r>
+    </w:p>
+    <w:p>
+      <w:r>
+        <w:t>“谁？”</w:t>
+      </w:r>
+    </w:p>
+    <w:p>
+      <w:r>
+        <w:t>林晚沉默了很久。</w:t>
+      </w:r>
+    </w:p>
+    <w:p>
+      <w:r>
+        <w:t>“他叫周满。”她说。</w:t>
+      </w:r>
+    </w:p>
+    <w:p>
+      <w:r>
+        <w:t>沈默的呼吸，停住了。</w:t>
+      </w:r>
+    </w:p>
+    <w:p>
+      <w:r>
+        <w:t>周满。</w:t>
+      </w:r>
+    </w:p>
+    <w:p>
+      <w:r>
+        <w:t>那个在桥头，种了一棵枣树的老人。</w:t>
+      </w:r>
+    </w:p>
+    <w:p>
+      <w:r>
+        <w:t>那个等了一辈子，等一句“我认得你”的老人。</w:t>
+      </w:r>
+    </w:p>
+    <w:p>
+      <w:r>
+        <w:t>那个他说“娘，我记着”的时候，在断桥那头，慢慢走远的老人。</w:t>
+      </w:r>
+    </w:p>
+    <w:p>
+      <w:r>
+        <w:t>“你认识他？”林晚看着他。</w:t>
+      </w:r>
+    </w:p>
+    <w:p>
+      <w:r>
+        <w:t>“认识。”沈默说。</w:t>
+      </w:r>
+    </w:p>
+    <w:p>
+      <w:r>
+        <w:t>林晚的脚步，停住了。</w:t>
+      </w:r>
+    </w:p>
+    <w:p>
+      <w:r>
+        <w:t>“你怎么认识的？”</w:t>
+      </w:r>
+    </w:p>
+    <w:p>
+      <w:r>
+        <w:t>“断桥。”沈默说，“他在桥头，等一个人。等了一辈子。枣树，是他替他娘种的。”</w:t>
+      </w:r>
+    </w:p>
+    <w:p>
+      <w:r>
+        <w:t>林晚的手，抖了一下。</w:t>
+      </w:r>
+    </w:p>
+    <w:p>
+      <w:r>
+        <w:t>“他还在桥头？”</w:t>
+      </w:r>
+    </w:p>
+    <w:p>
+      <w:r>
+        <w:t>“在。”沈默说，“我帮他过了桥。”</w:t>
+      </w:r>
+    </w:p>
+    <w:p>
+      <w:r>
+        <w:t>“过桥——”</w:t>
+      </w:r>
+    </w:p>
+    <w:p>
+      <w:r>
+        <w:t>“他过了桥。”沈默说，“走的时候，他说，他要回去看他娘。”</w:t>
+      </w:r>
+    </w:p>
+    <w:p>
+      <w:r>
+        <w:t>走廊里，安静得可怕。</w:t>
+      </w:r>
+    </w:p>
+    <w:p>
+      <w:r>
+        <w:t>林晚站在那儿，很久没有说话。</w:t>
       </w:r>
     </w:p>
     <w:p>
@@ -39751,402 +40261,417 @@
     </w:p>
     <w:p>
       <w:r>
-        <w:t>“数完了，就通关了？”</w:t>
-      </w:r>
-    </w:p>
-    <w:p>
-      <w:r>
-        <w:t>“没有。”林晚说，“数完了，我才发现，那堵墙上，有一行字。”</w:t>
-      </w:r>
-    </w:p>
-    <w:p>
-      <w:r>
-        <w:t>“什么字？”</w:t>
-      </w:r>
-    </w:p>
-    <w:p>
-      <w:r>
-        <w:t>林晚抬起头，看着前方。</w:t>
-      </w:r>
-    </w:p>
-    <w:p>
-      <w:r>
-        <w:t>“那行字说——”她说，“‘被除名者的名字，由观测员保管。’”</w:t>
-      </w:r>
-    </w:p>
-    <w:p>
-      <w:r>
-        <w:t>沈默的呼吸，停住了。</w:t>
-      </w:r>
-    </w:p>
-    <w:p>
-      <w:r>
-        <w:t>规则七。</w:t>
-      </w:r>
-    </w:p>
-    <w:p>
-      <w:r>
-        <w:t>他的脑子里，飞快地转起来。</w:t>
-      </w:r>
-    </w:p>
-    <w:p>
-      <w:r>
-        <w:t>三条被涂掉的规则。三，五，七。</w:t>
-      </w:r>
-    </w:p>
-    <w:p>
-      <w:r>
-        <w:t>第三条，在第 27 章解锁了：观测员不计入参与者。</w:t>
-      </w:r>
-    </w:p>
-    <w:p>
-      <w:r>
-        <w:t>第五条，他一直没看见：任何人不能确认自己。</w:t>
-      </w:r>
-    </w:p>
-    <w:p>
-      <w:r>
-        <w:t>第七条，就是这一条——</w:t>
-      </w:r>
-    </w:p>
-    <w:p>
-      <w:r>
-        <w:t>“那行字，在墙上。”林晚说，“我数完砖的那一刻，它亮起来的。可它亮起来，不是因为我通关了。”</w:t>
-      </w:r>
-    </w:p>
-    <w:p>
-      <w:r>
-        <w:t>“是因为什么？”</w:t>
-      </w:r>
-    </w:p>
-    <w:p>
-      <w:r>
-        <w:t>“是因为我，该被除名了。”林晚说。</w:t>
-      </w:r>
-    </w:p>
-    <w:p>
-      <w:r>
-        <w:t>沈默停住脚步。</w:t>
-      </w:r>
-    </w:p>
-    <w:p>
-      <w:r>
-        <w:t>“除名？”</w:t>
-      </w:r>
-    </w:p>
-    <w:p>
-      <w:r>
-        <w:t>“除名。”林晚说，“我数完了那堵墙，墙上的字，就变了。它说——‘本局参与者：一名。已确认。除名执行。’”</w:t>
-      </w:r>
-    </w:p>
-    <w:p>
-      <w:r>
-        <w:t>“你就这么——”</w:t>
-      </w:r>
-    </w:p>
-    <w:p>
-      <w:r>
-        <w:t>“我就这么，被擦掉了。”林晚说。</w:t>
-      </w:r>
-    </w:p>
-    <w:p>
-      <w:r>
-        <w:t>她抬起右手，把袖子，往上撸了一截。</w:t>
-      </w:r>
-    </w:p>
-    <w:p>
-      <w:r>
-        <w:t>手腕上，那圈很淡的印子，露了出来。</w:t>
-      </w:r>
-    </w:p>
-    <w:p>
-      <w:r>
-        <w:t>“这个，”她说，“是那时候留下的。”</w:t>
-      </w:r>
-    </w:p>
-    <w:p>
-      <w:r>
-        <w:t>沈默看着那圈印子。</w:t>
-      </w:r>
-    </w:p>
-    <w:p>
-      <w:r>
-        <w:t>像长期戴过什么东西，又被摘下来的痕迹。</w:t>
-      </w:r>
-    </w:p>
-    <w:p>
-      <w:r>
-        <w:t>他从电梯第一夜起，就记住了它。</w:t>
-      </w:r>
-    </w:p>
-    <w:p>
-      <w:r>
-        <w:t>刚才，他想问，没问。</w:t>
-      </w:r>
-    </w:p>
-    <w:p>
-      <w:r>
-        <w:t>现在，她自己撸开了袖子。</w:t>
-      </w:r>
-    </w:p>
-    <w:p>
-      <w:r>
-        <w:t>“这是什么？”沈默问。</w:t>
-      </w:r>
-    </w:p>
-    <w:p>
-      <w:r>
-        <w:t>“编号环。”林晚说，“在册的人，手腕上，都有一圈。看不见，可摸得着。系统靠它认人。”</w:t>
-      </w:r>
-    </w:p>
-    <w:p>
-      <w:r>
-        <w:t>“被除名的时候——”</w:t>
-      </w:r>
-    </w:p>
-    <w:p>
-      <w:r>
-        <w:t>“被除名的时候，它就被摘下来。”林晚说，“摘下来，会留一圈印。这个印，一辈子都消不掉。”</w:t>
-      </w:r>
-    </w:p>
-    <w:p>
-      <w:r>
-        <w:t>沈默下意识地，摸了摸自己的手腕。</w:t>
-      </w:r>
-    </w:p>
-    <w:p>
-      <w:r>
-        <w:t>那里，曾经有一道疤。</w:t>
-      </w:r>
-    </w:p>
-    <w:p>
-      <w:r>
-        <w:t>现在，连疤都没有了。</w:t>
-      </w:r>
-    </w:p>
-    <w:p>
-      <w:r>
-        <w:t>“你的疤呢？”林晚忽然问。</w:t>
-      </w:r>
-    </w:p>
-    <w:p>
-      <w:r>
-        <w:t>“没了。”沈默说，“归零的时候，它跟着我的名字，一起被收走了。”</w:t>
-      </w:r>
-    </w:p>
-    <w:p>
-      <w:r>
-        <w:t>“我的印子，还在。”林晚说。</w:t>
-      </w:r>
-    </w:p>
-    <w:p>
-      <w:r>
-        <w:t>“为什么？”</w:t>
-      </w:r>
-    </w:p>
-    <w:p>
-      <w:r>
-        <w:t>林晚放下袖子。</w:t>
-      </w:r>
-    </w:p>
-    <w:p>
-      <w:r>
-        <w:t>“因为我不在册。”她说，“系统摘了我的环，可它摘不干净。它是照着名册摘的。我名册上都没我了，它怎么摘得干净？”</w:t>
-      </w:r>
-    </w:p>
-    <w:p>
-      <w:r>
-        <w:t>她说着，忽然停住。</w:t>
-      </w:r>
-    </w:p>
-    <w:p>
-      <w:r>
-        <w:t>沈默看着她。</w:t>
-      </w:r>
-    </w:p>
-    <w:p>
-      <w:r>
-        <w:t>“你还没说完。”他说，“你说过，你自己走回来了。”</w:t>
-      </w:r>
-    </w:p>
-    <w:p>
-      <w:r>
-        <w:t>林晚沉默了很久。</w:t>
-      </w:r>
-    </w:p>
-    <w:p>
-      <w:r>
-        <w:t>“是。”她说，“我走回来了。”</w:t>
-      </w:r>
-    </w:p>
-    <w:p>
-      <w:r>
-        <w:t>“怎么走回来的？”</w:t>
-      </w:r>
-    </w:p>
-    <w:p>
-      <w:r>
-        <w:t>“靠一个人。”林晚说。</w:t>
-      </w:r>
-    </w:p>
-    <w:p>
-      <w:r>
-        <w:t>“谁？”</w:t>
-      </w:r>
-    </w:p>
-    <w:p>
-      <w:r>
-        <w:t>林晚抬起头，看着他。</w:t>
-      </w:r>
-    </w:p>
-    <w:p>
-      <w:r>
-        <w:t>“一个，我核错过的人。”</w:t>
-      </w:r>
-    </w:p>
-    <w:p>
-      <w:r>
-        <w:t>沈默的瞳孔，缩了一下。</w:t>
-      </w:r>
-    </w:p>
-    <w:p>
-      <w:r>
-        <w:t>“你核错过？”</w:t>
-      </w:r>
-    </w:p>
-    <w:p>
-      <w:r>
-        <w:t>“一辈子，只错过一次。”林晚说，“我核对过四百个人，四百个，我一个都没错。可另外那一个，我错了。”</w:t>
-      </w:r>
-    </w:p>
-    <w:p>
-      <w:r>
-        <w:t>“我判他死了。”林晚说，“照片上的脸，和无名尸的脸，我核了三天。眉骨，颧骨，下颌，全对得上。我就签了字。”</w:t>
-      </w:r>
-    </w:p>
-    <w:p>
-      <w:r>
-        <w:t>“签了字，会怎么样？”</w:t>
-      </w:r>
-    </w:p>
-    <w:p>
-      <w:r>
-        <w:t>“签了字，那个人，就‘死’了。”林晚说，“户口会销，名字会进死亡档案。这世上，就再也没有这个人了。”</w:t>
-      </w:r>
-    </w:p>
-    <w:p>
-      <w:r>
-        <w:t>林晚的声音，低了下去。</w:t>
-      </w:r>
-    </w:p>
-    <w:p>
-      <w:r>
-        <w:t>“可他没死。”</w:t>
-      </w:r>
-    </w:p>
-    <w:p>
-      <w:r>
-        <w:t>沈默的心，提了起来。</w:t>
-      </w:r>
-    </w:p>
-    <w:p>
-      <w:r>
-        <w:t>“他活着？”</w:t>
-      </w:r>
-    </w:p>
-    <w:p>
-      <w:r>
-        <w:t>“活着。”林晚说，“半年以后，他自己回来了。他站在我办公室门口，说，‘林晚，你把我判死了。’”</w:t>
-      </w:r>
-    </w:p>
-    <w:p>
-      <w:r>
-        <w:t>“你怎么——”</w:t>
-      </w:r>
-    </w:p>
-    <w:p>
-      <w:r>
-        <w:t>“我吓坏了。”林晚说，“我一个字都说不出来。我核错了一个人，我让一个活着的人，变成了死人。”</w:t>
-      </w:r>
-    </w:p>
-    <w:p>
-      <w:r>
-        <w:t>“后来呢？”</w:t>
-      </w:r>
-    </w:p>
-    <w:p>
-      <w:r>
-        <w:t>“后来，他说了一句话。”林晚说。</w:t>
-      </w:r>
-    </w:p>
-    <w:p>
-      <w:r>
-        <w:t>“什么话？”</w:t>
-      </w:r>
-    </w:p>
-    <w:p>
-      <w:r>
-        <w:t>林晚看着沈默。</w:t>
-      </w:r>
-    </w:p>
-    <w:p>
-      <w:r>
-        <w:t>“他说——‘林晚。你叫林晚。我认得你。你上次给我倒过一杯水。’”</w:t>
-      </w:r>
-    </w:p>
-    <w:p>
-      <w:r>
-        <w:t>沈默站在原地。</w:t>
-      </w:r>
-    </w:p>
-    <w:p>
-      <w:r>
-        <w:t>“我在无名地，快要散干净的时候，”林晚说，“忽然听见了这句话。”</w:t>
-      </w:r>
-    </w:p>
-    <w:p>
-      <w:r>
-        <w:t>“他叫了你的名字。”</w:t>
-      </w:r>
-    </w:p>
-    <w:p>
-      <w:r>
-        <w:t>“他叫了我的名字。”林晚说，“一个被我核错过的人，在被我判死以后，还记得我，还肯叫我的名字。”</w:t>
-      </w:r>
-    </w:p>
-    <w:p>
-      <w:r>
-        <w:t>她顿了顿。</w:t>
-      </w:r>
-    </w:p>
-    <w:p>
-      <w:r>
-        <w:t>“那一声，把我叫回来了。”</w:t>
-      </w:r>
-    </w:p>
-    <w:p>
-      <w:r>
-        <w:t>走廊里，安静。</w:t>
-      </w:r>
-    </w:p>
-    <w:p>
-      <w:r>
-        <w:t>沈默看着她，很久，才说：</w:t>
-      </w:r>
-    </w:p>
-    <w:p>
-      <w:r>
-        <w:t>“那个人，是谁？”</w:t>
-      </w:r>
-    </w:p>
-    <w:p>
-      <w:r>
-        <w:t>林晚沉默了一下。</w:t>
-      </w:r>
-    </w:p>
-    <w:p>
-      <w:r>
-        <w:t>“他也在这一局里。”她说。</w:t>
+        <w:t>她的眼睛，红了。可她没有哭。</w:t>
+      </w:r>
+    </w:p>
+    <w:p>
+      <w:r>
+        <w:t>她只是，把那本册子，抱得更紧了一点。</w:t>
+      </w:r>
+    </w:p>
+    <w:p>
+      <w:r>
+        <w:t>“我核错了他。”她说，“我把一个活着的人，判成了死人。”</w:t>
+      </w:r>
+    </w:p>
+    <w:p>
+      <w:r>
+        <w:t>“他没怪你。”</w:t>
+      </w:r>
+    </w:p>
+    <w:p>
+      <w:r>
+        <w:t>“他没怪我。”林晚说，“他还回来找过我。他说，‘林晚，你叫林晚。我认得你。你上次给我倒过一杯水。’”</w:t>
+      </w:r>
+    </w:p>
+    <w:p>
+      <w:r>
+        <w:t>她抬起头。</w:t>
+      </w:r>
+    </w:p>
+    <w:p>
+      <w:r>
+        <w:t>“沈默，你知道什么叫核错吗？”</w:t>
+      </w:r>
+    </w:p>
+    <w:p>
+      <w:r>
+        <w:t>沈默没有说话。</w:t>
+      </w:r>
+    </w:p>
+    <w:p>
+      <w:r>
+        <w:t>“核错，就是一个人，还活着，可这世上，已经没有他了。”林晚说，“户口销了，档案封了，他走在街上，没人认得他。他回家，家里人说，你已经死了。”</w:t>
+      </w:r>
+    </w:p>
+    <w:p>
+      <w:r>
+        <w:t>她的声音，抖了一下。</w:t>
+      </w:r>
+    </w:p>
+    <w:p>
+      <w:r>
+        <w:t>“是我把他，从这世上，擦掉的。”</w:t>
+      </w:r>
+    </w:p>
+    <w:p>
+      <w:r>
+        <w:t>沈默站在那儿。</w:t>
+      </w:r>
+    </w:p>
+    <w:p>
+      <w:r>
+        <w:t>他忽然想起，那个在桥头，一遍一遍数枣花的老人。</w:t>
+      </w:r>
+    </w:p>
+    <w:p>
+      <w:r>
+        <w:t>想起他说“我等一个人，等了一辈子”。</w:t>
+      </w:r>
+    </w:p>
+    <w:p>
+      <w:r>
+        <w:t>想起他说“我怕我走了，她回来，找不到我”。</w:t>
+      </w:r>
+    </w:p>
+    <w:p>
+      <w:r>
+        <w:t>原来，他早就“不在”了。</w:t>
+      </w:r>
+    </w:p>
+    <w:p>
+      <w:r>
+        <w:t>是林晚，先把他擦掉的。</w:t>
+      </w:r>
+    </w:p>
+    <w:p>
+      <w:r>
+        <w:t>“他为什么不恨你？”沈默问。</w:t>
+      </w:r>
+    </w:p>
+    <w:p>
+      <w:r>
+        <w:t>林晚摇了摇头。</w:t>
+      </w:r>
+    </w:p>
+    <w:p>
+      <w:r>
+        <w:t>“我不知道。”她说，“他回来的时候，我一句话都说不出来。我以为他会打我，会骂我。可他没有。”</w:t>
+      </w:r>
+    </w:p>
+    <w:p>
+      <w:r>
+        <w:t>“他做什么了？”</w:t>
+      </w:r>
+    </w:p>
+    <w:p>
+      <w:r>
+        <w:t>“他坐下来。”林晚说，“他坐在我的办公室门口，跟我说，‘林晚，你别怕。我还活着，你没核错。’”</w:t>
+      </w:r>
+    </w:p>
+    <w:p>
+      <w:r>
+        <w:t>沈默的心，被什么东西，狠狠撞了一下。</w:t>
+      </w:r>
+    </w:p>
+    <w:p>
+      <w:r>
+        <w:t>“他说——我没核错？”</w:t>
+      </w:r>
+    </w:p>
+    <w:p>
+      <w:r>
+        <w:t>“他说，‘你没核错。你核的是那张照片。照片上的人，确实和我长得一样。你没看错。’”</w:t>
+      </w:r>
+    </w:p>
+    <w:p>
+      <w:r>
+        <w:t>林晚抬起手，捂住自己的脸。</w:t>
+      </w:r>
+    </w:p>
+    <w:p>
+      <w:r>
+        <w:t>“他把我的错，自己认了。”</w:t>
+      </w:r>
+    </w:p>
+    <w:p>
+      <w:r>
+        <w:t>沈默没有说话。</w:t>
+      </w:r>
+    </w:p>
+    <w:p>
+      <w:r>
+        <w:t>他看着眼前这个女人。</w:t>
+      </w:r>
+    </w:p>
+    <w:p>
+      <w:r>
+        <w:t>这个核对过四百个人的女人。</w:t>
+      </w:r>
+    </w:p>
+    <w:p>
+      <w:r>
+        <w:t>这个一辈子只错过一次，却用后半辈子去还的女人。</w:t>
+      </w:r>
+    </w:p>
+    <w:p>
+      <w:r>
+        <w:t>“所以，”沈默说，“你进来这儿，是为了找他？”</w:t>
+      </w:r>
+    </w:p>
+    <w:p>
+      <w:r>
+        <w:t>“是。”林晚说，“他被系统带走了。我核错了他，系统就把他，当成‘多出来的’收走了。”</w:t>
+      </w:r>
+    </w:p>
+    <w:p>
+      <w:r>
+        <w:t>她放下手。</w:t>
+      </w:r>
+    </w:p>
+    <w:p>
+      <w:r>
+        <w:t>“我是来还债的。”</w:t>
+      </w:r>
+    </w:p>
+    <w:p>
+      <w:r>
+        <w:t>沈默站在那儿。</w:t>
+      </w:r>
+    </w:p>
+    <w:p>
+      <w:r>
+        <w:t>他忽然明白了一件事。</w:t>
+      </w:r>
+    </w:p>
+    <w:p>
+      <w:r>
+        <w:t>林晚为什么能一眼认出白鸽。</w:t>
+      </w:r>
+    </w:p>
+    <w:p>
+      <w:r>
+        <w:t>林晚为什么敢确认他是观测员。</w:t>
+      </w:r>
+    </w:p>
+    <w:p>
+      <w:r>
+        <w:t>林晚为什么，一直走在最后面，看着所有人。</w:t>
+      </w:r>
+    </w:p>
+    <w:p>
+      <w:r>
+        <w:t>因为她欠着一个人的名字。</w:t>
+      </w:r>
+    </w:p>
+    <w:p>
+      <w:r>
+        <w:t>她怕再漏掉任何一个。</w:t>
+      </w:r>
+    </w:p>
+    <w:p>
+      <w:r>
+        <w:t>“你找到他了。”沈默说。</w:t>
+      </w:r>
+    </w:p>
+    <w:p>
+      <w:r>
+        <w:t>“找到了。”林晚说，“在断桥。”</w:t>
+      </w:r>
+    </w:p>
+    <w:p>
+      <w:r>
+        <w:t>“他也认出你了？”</w:t>
+      </w:r>
+    </w:p>
+    <w:p>
+      <w:r>
+        <w:t>林晚摇了摇头。</w:t>
+      </w:r>
+    </w:p>
+    <w:p>
+      <w:r>
+        <w:t>“没有。”她说，“他那时候，已经不记得我了。”</w:t>
+      </w:r>
+    </w:p>
+    <w:p>
+      <w:r>
+        <w:t>沈默愣住。</w:t>
+      </w:r>
+    </w:p>
+    <w:p>
+      <w:r>
+        <w:t>“他忘了你？”</w:t>
+      </w:r>
+    </w:p>
+    <w:p>
+      <w:r>
+        <w:t>“他忘了。”林晚说，“系统把他收走以后，他的记忆，一点一点被抹掉了。他只记得，他在等一个人。可他不记得，他在等谁。”</w:t>
+      </w:r>
+    </w:p>
+    <w:p>
+      <w:r>
+        <w:t>林晚的声音，很轻。</w:t>
+      </w:r>
+    </w:p>
+    <w:p>
+      <w:r>
+        <w:t>“他连自己叫周满，都快忘了。”</w:t>
+      </w:r>
+    </w:p>
+    <w:p>
+      <w:r>
+        <w:t>沈默的喉咙，发紧。</w:t>
+      </w:r>
+    </w:p>
+    <w:p>
+      <w:r>
+        <w:t>他忽然想起，自己叫出“周满”那两个字的时候。</w:t>
+      </w:r>
+    </w:p>
+    <w:p>
+      <w:r>
+        <w:t>那个老人，转过身来，眼睛里，那一点光。</w:t>
+      </w:r>
+    </w:p>
+    <w:p>
+      <w:r>
+        <w:t>他不是被叫回来的。</w:t>
+      </w:r>
+    </w:p>
+    <w:p>
+      <w:r>
+        <w:t>他是被，重新给了名字。</w:t>
+      </w:r>
+    </w:p>
+    <w:p>
+      <w:r>
+        <w:t>“可你还是帮他。”沈默说。</w:t>
+      </w:r>
+    </w:p>
+    <w:p>
+      <w:r>
+        <w:t>“我还是帮他。”林晚说，“我不帮他，他这辈子，就白等了。”</w:t>
+      </w:r>
+    </w:p>
+    <w:p>
+      <w:r>
+        <w:t>她抬起头，看着沈默。</w:t>
+      </w:r>
+    </w:p>
+    <w:p>
+      <w:r>
+        <w:t>“我叫你记周满的时候，你在桥上。你叫了他。”</w:t>
+      </w:r>
+    </w:p>
+    <w:p>
+      <w:r>
+        <w:t>“我叫了。”</w:t>
+      </w:r>
+    </w:p>
+    <w:p>
+      <w:r>
+        <w:t>“那就够了。”林晚说。</w:t>
+      </w:r>
+    </w:p>
+    <w:p>
+      <w:r>
+        <w:t>她转身，往前走。</w:t>
+      </w:r>
+    </w:p>
+    <w:p>
+      <w:r>
+        <w:t>沈默站在原地，忽然说：</w:t>
+      </w:r>
+    </w:p>
+    <w:p>
+      <w:r>
+        <w:t>“林晚。”</w:t>
+      </w:r>
+    </w:p>
+    <w:p>
+      <w:r>
+        <w:t>“嗯？”</w:t>
+      </w:r>
+    </w:p>
+    <w:p>
+      <w:r>
+        <w:t>“他还记着你。”</w:t>
+      </w:r>
+    </w:p>
+    <w:p>
+      <w:r>
+        <w:t>林晚的脚步，停住了。</w:t>
+      </w:r>
+    </w:p>
+    <w:p>
+      <w:r>
+        <w:t>“什么？”</w:t>
+      </w:r>
+    </w:p>
+    <w:p>
+      <w:r>
+        <w:t>沈默低头，看向手里的册子。</w:t>
+      </w:r>
+    </w:p>
+    <w:p>
+      <w:r>
+        <w:t>他刚才写周小舟的那一页下面，什么都没有。</w:t>
+      </w:r>
+    </w:p>
+    <w:p>
+      <w:r>
+        <w:t>可现在，那里，浮出了两个字。</w:t>
+      </w:r>
+    </w:p>
+    <w:p>
+      <w:r>
+        <w:t>不是他写的。</w:t>
+      </w:r>
+    </w:p>
+    <w:p>
+      <w:r>
+        <w:t>周满。</w:t>
+      </w:r>
+    </w:p>
+    <w:p>
+      <w:r>
+        <w:t>那两个字，在册子上，只亮了很短的一瞬。</w:t>
+      </w:r>
+    </w:p>
+    <w:p>
+      <w:r>
+        <w:t>然后，淡了。</w:t>
+      </w:r>
+    </w:p>
+    <w:p>
+      <w:r>
+        <w:t>像有人，在很远的地方，应了一声，又走了。</w:t>
+      </w:r>
+    </w:p>
+    <w:p>
+      <w:r>
+        <w:t>林晚站在那儿，看着那本册子。</w:t>
+      </w:r>
+    </w:p>
+    <w:p>
+      <w:r>
+        <w:t>“他应我了。”她说。</w:t>
+      </w:r>
+    </w:p>
+    <w:p>
+      <w:r>
+        <w:t>“他应你了。”沈默说。</w:t>
+      </w:r>
+    </w:p>
+    <w:p>
+      <w:r>
+        <w:t>林晚伸出手，摸了摸那两个字消失的地方。</w:t>
+      </w:r>
+    </w:p>
+    <w:p>
+      <w:r>
+        <w:t>指腹，停在纸面上。</w:t>
       </w:r>
     </w:p>
     <w:p>
@@ -40163,559 +40688,7 @@
           <w:b/>
           <w:sz w:val="28"/>
         </w:rPr>
-        <w:t>第五十九章 周满</w:t>
-      </w:r>
-    </w:p>
-    <w:p>
-      <w:r>
-        <w:t>沈默站在原地。</w:t>
-      </w:r>
-    </w:p>
-    <w:p>
-      <w:r>
-        <w:t>“他也在这一局里？”</w:t>
-      </w:r>
-    </w:p>
-    <w:p>
-      <w:r>
-        <w:t>“在。”林晚说。</w:t>
-      </w:r>
-    </w:p>
-    <w:p>
-      <w:r>
-        <w:t>“谁？”</w:t>
-      </w:r>
-    </w:p>
-    <w:p>
-      <w:r>
-        <w:t>林晚沉默了很久。</w:t>
-      </w:r>
-    </w:p>
-    <w:p>
-      <w:r>
-        <w:t>“他叫周满。”她说。</w:t>
-      </w:r>
-    </w:p>
-    <w:p>
-      <w:r>
-        <w:t>沈默的呼吸，停住了。</w:t>
-      </w:r>
-    </w:p>
-    <w:p>
-      <w:r>
-        <w:t>周满。</w:t>
-      </w:r>
-    </w:p>
-    <w:p>
-      <w:r>
-        <w:t>那个在桥头，种了一棵枣树的老人。</w:t>
-      </w:r>
-    </w:p>
-    <w:p>
-      <w:r>
-        <w:t>那个等了一辈子，等一句“我认得你”的老人。</w:t>
-      </w:r>
-    </w:p>
-    <w:p>
-      <w:r>
-        <w:t>那个他说“娘，我记着”的时候，在断桥那头，慢慢走远的老人。</w:t>
-      </w:r>
-    </w:p>
-    <w:p>
-      <w:r>
-        <w:t>“你认识他？”林晚看着他。</w:t>
-      </w:r>
-    </w:p>
-    <w:p>
-      <w:r>
-        <w:t>“认识。”沈默说。</w:t>
-      </w:r>
-    </w:p>
-    <w:p>
-      <w:r>
-        <w:t>林晚的脚步，停住了。</w:t>
-      </w:r>
-    </w:p>
-    <w:p>
-      <w:r>
-        <w:t>“你怎么认识的？”</w:t>
-      </w:r>
-    </w:p>
-    <w:p>
-      <w:r>
-        <w:t>“断桥。”沈默说，“他在桥头，等一个人。等了一辈子。枣树，是他替他娘种的。”</w:t>
-      </w:r>
-    </w:p>
-    <w:p>
-      <w:r>
-        <w:t>林晚的手，抖了一下。</w:t>
-      </w:r>
-    </w:p>
-    <w:p>
-      <w:r>
-        <w:t>“他还在桥头？”</w:t>
-      </w:r>
-    </w:p>
-    <w:p>
-      <w:r>
-        <w:t>“在。”沈默说，“我帮他过了桥。”</w:t>
-      </w:r>
-    </w:p>
-    <w:p>
-      <w:r>
-        <w:t>“过桥——”</w:t>
-      </w:r>
-    </w:p>
-    <w:p>
-      <w:r>
-        <w:t>“他过了桥。”沈默说，“走的时候，他说，他要回去看他娘。”</w:t>
-      </w:r>
-    </w:p>
-    <w:p>
-      <w:r>
-        <w:t>走廊里，安静得可怕。</w:t>
-      </w:r>
-    </w:p>
-    <w:p>
-      <w:r>
-        <w:t>林晚站在那儿，很久没有说话。</w:t>
-      </w:r>
-    </w:p>
-    <w:p>
-      <w:r>
-        <w:t>沈默看着她。</w:t>
-      </w:r>
-    </w:p>
-    <w:p>
-      <w:r>
-        <w:t>她的眼睛，红了。可她没有哭。</w:t>
-      </w:r>
-    </w:p>
-    <w:p>
-      <w:r>
-        <w:t>她只是，把那本册子，抱得更紧了一点。</w:t>
-      </w:r>
-    </w:p>
-    <w:p>
-      <w:r>
-        <w:t>“我核错了他。”她说，“我把一个活着的人，判成了死人。”</w:t>
-      </w:r>
-    </w:p>
-    <w:p>
-      <w:r>
-        <w:t>“他没怪你。”</w:t>
-      </w:r>
-    </w:p>
-    <w:p>
-      <w:r>
-        <w:t>“他没怪我。”林晚说，“他还回来找过我。他说，‘林晚，你叫林晚。我认得你。你上次给我倒过一杯水。’”</w:t>
-      </w:r>
-    </w:p>
-    <w:p>
-      <w:r>
-        <w:t>她抬起头。</w:t>
-      </w:r>
-    </w:p>
-    <w:p>
-      <w:r>
-        <w:t>“沈默，你知道什么叫核错吗？”</w:t>
-      </w:r>
-    </w:p>
-    <w:p>
-      <w:r>
-        <w:t>沈默没有说话。</w:t>
-      </w:r>
-    </w:p>
-    <w:p>
-      <w:r>
-        <w:t>“核错，就是一个人，还活着，可这世上，已经没有他了。”林晚说，“户口销了，档案封了，他走在街上，没人认得他。他回家，家里人说，你已经死了。”</w:t>
-      </w:r>
-    </w:p>
-    <w:p>
-      <w:r>
-        <w:t>她的声音，抖了一下。</w:t>
-      </w:r>
-    </w:p>
-    <w:p>
-      <w:r>
-        <w:t>“是我把他，从这世上，擦掉的。”</w:t>
-      </w:r>
-    </w:p>
-    <w:p>
-      <w:r>
-        <w:t>沈默站在那儿。</w:t>
-      </w:r>
-    </w:p>
-    <w:p>
-      <w:r>
-        <w:t>他忽然想起，那个在桥头，一遍一遍数枣花的老人。</w:t>
-      </w:r>
-    </w:p>
-    <w:p>
-      <w:r>
-        <w:t>想起他说“我等一个人，等了一辈子”。</w:t>
-      </w:r>
-    </w:p>
-    <w:p>
-      <w:r>
-        <w:t>想起他说“我怕我走了，她回来，找不到我”。</w:t>
-      </w:r>
-    </w:p>
-    <w:p>
-      <w:r>
-        <w:t>原来，他早就“不在”了。</w:t>
-      </w:r>
-    </w:p>
-    <w:p>
-      <w:r>
-        <w:t>是林晚，先把他擦掉的。</w:t>
-      </w:r>
-    </w:p>
-    <w:p>
-      <w:r>
-        <w:t>“他为什么不恨你？”沈默问。</w:t>
-      </w:r>
-    </w:p>
-    <w:p>
-      <w:r>
-        <w:t>林晚摇了摇头。</w:t>
-      </w:r>
-    </w:p>
-    <w:p>
-      <w:r>
-        <w:t>“我不知道。”她说，“他回来的时候，我一句话都说不出来。我以为他会打我，会骂我。可他没有。”</w:t>
-      </w:r>
-    </w:p>
-    <w:p>
-      <w:r>
-        <w:t>“他做什么了？”</w:t>
-      </w:r>
-    </w:p>
-    <w:p>
-      <w:r>
-        <w:t>“他坐下来。”林晚说，“他坐在我的办公室门口，跟我说，‘林晚，你别怕。我还活着，你没核错。’”</w:t>
-      </w:r>
-    </w:p>
-    <w:p>
-      <w:r>
-        <w:t>沈默的心，被什么东西，狠狠撞了一下。</w:t>
-      </w:r>
-    </w:p>
-    <w:p>
-      <w:r>
-        <w:t>“他说——我没核错？”</w:t>
-      </w:r>
-    </w:p>
-    <w:p>
-      <w:r>
-        <w:t>“他说，‘你没核错。你核的是那张照片。照片上的人，确实和我长得一样。你没看错。’”</w:t>
-      </w:r>
-    </w:p>
-    <w:p>
-      <w:r>
-        <w:t>林晚抬起手，捂住自己的脸。</w:t>
-      </w:r>
-    </w:p>
-    <w:p>
-      <w:r>
-        <w:t>“他把我的错，自己认了。”</w:t>
-      </w:r>
-    </w:p>
-    <w:p>
-      <w:r>
-        <w:t>沈默没有说话。</w:t>
-      </w:r>
-    </w:p>
-    <w:p>
-      <w:r>
-        <w:t>他看着眼前这个女人。</w:t>
-      </w:r>
-    </w:p>
-    <w:p>
-      <w:r>
-        <w:t>这个核对过四百个人的女人。</w:t>
-      </w:r>
-    </w:p>
-    <w:p>
-      <w:r>
-        <w:t>这个一辈子只错过一次，却用后半辈子去还的女人。</w:t>
-      </w:r>
-    </w:p>
-    <w:p>
-      <w:r>
-        <w:t>“所以，”沈默说，“你进来这儿，是为了找他？”</w:t>
-      </w:r>
-    </w:p>
-    <w:p>
-      <w:r>
-        <w:t>“是。”林晚说，“他被系统带走了。我核错了他，系统就把他，当成‘多出来的’收走了。”</w:t>
-      </w:r>
-    </w:p>
-    <w:p>
-      <w:r>
-        <w:t>她放下手。</w:t>
-      </w:r>
-    </w:p>
-    <w:p>
-      <w:r>
-        <w:t>“我是来还债的。”</w:t>
-      </w:r>
-    </w:p>
-    <w:p>
-      <w:r>
-        <w:t>沈默站在那儿。</w:t>
-      </w:r>
-    </w:p>
-    <w:p>
-      <w:r>
-        <w:t>他忽然明白了一件事。</w:t>
-      </w:r>
-    </w:p>
-    <w:p>
-      <w:r>
-        <w:t>林晚为什么能一眼认出白鸽。</w:t>
-      </w:r>
-    </w:p>
-    <w:p>
-      <w:r>
-        <w:t>林晚为什么敢确认他是观测员。</w:t>
-      </w:r>
-    </w:p>
-    <w:p>
-      <w:r>
-        <w:t>林晚为什么，一直走在最后面，看着所有人。</w:t>
-      </w:r>
-    </w:p>
-    <w:p>
-      <w:r>
-        <w:t>因为她欠着一个人的名字。</w:t>
-      </w:r>
-    </w:p>
-    <w:p>
-      <w:r>
-        <w:t>她怕再漏掉任何一个。</w:t>
-      </w:r>
-    </w:p>
-    <w:p>
-      <w:r>
-        <w:t>“你找到他了。”沈默说。</w:t>
-      </w:r>
-    </w:p>
-    <w:p>
-      <w:r>
-        <w:t>“找到了。”林晚说，“在断桥。”</w:t>
-      </w:r>
-    </w:p>
-    <w:p>
-      <w:r>
-        <w:t>“他也认出你了？”</w:t>
-      </w:r>
-    </w:p>
-    <w:p>
-      <w:r>
-        <w:t>林晚摇了摇头。</w:t>
-      </w:r>
-    </w:p>
-    <w:p>
-      <w:r>
-        <w:t>“没有。”她说，“他那时候，已经不记得我了。”</w:t>
-      </w:r>
-    </w:p>
-    <w:p>
-      <w:r>
-        <w:t>沈默愣住。</w:t>
-      </w:r>
-    </w:p>
-    <w:p>
-      <w:r>
-        <w:t>“他忘了你？”</w:t>
-      </w:r>
-    </w:p>
-    <w:p>
-      <w:r>
-        <w:t>“他忘了。”林晚说，“系统把他收走以后，他的记忆，一点一点被抹掉了。他只记得，他在等一个人。可他不记得，他在等谁。”</w:t>
-      </w:r>
-    </w:p>
-    <w:p>
-      <w:r>
-        <w:t>林晚的声音，很轻。</w:t>
-      </w:r>
-    </w:p>
-    <w:p>
-      <w:r>
-        <w:t>“他连自己叫周满，都快忘了。”</w:t>
-      </w:r>
-    </w:p>
-    <w:p>
-      <w:r>
-        <w:t>沈默的喉咙，发紧。</w:t>
-      </w:r>
-    </w:p>
-    <w:p>
-      <w:r>
-        <w:t>他忽然想起，自己叫出“周满”那两个字的时候。</w:t>
-      </w:r>
-    </w:p>
-    <w:p>
-      <w:r>
-        <w:t>那个老人，转过身来，眼睛里，那一点光。</w:t>
-      </w:r>
-    </w:p>
-    <w:p>
-      <w:r>
-        <w:t>他不是被叫回来的。</w:t>
-      </w:r>
-    </w:p>
-    <w:p>
-      <w:r>
-        <w:t>他是被，重新给了名字。</w:t>
-      </w:r>
-    </w:p>
-    <w:p>
-      <w:r>
-        <w:t>“可你还是帮他。”沈默说。</w:t>
-      </w:r>
-    </w:p>
-    <w:p>
-      <w:r>
-        <w:t>“我还是帮他。”林晚说，“我不帮他，他这辈子，就白等了。”</w:t>
-      </w:r>
-    </w:p>
-    <w:p>
-      <w:r>
-        <w:t>她抬起头，看着沈默。</w:t>
-      </w:r>
-    </w:p>
-    <w:p>
-      <w:r>
-        <w:t>“我叫你记周满的时候，你在桥上。你叫了他。”</w:t>
-      </w:r>
-    </w:p>
-    <w:p>
-      <w:r>
-        <w:t>“我叫了。”</w:t>
-      </w:r>
-    </w:p>
-    <w:p>
-      <w:r>
-        <w:t>“那就够了。”林晚说。</w:t>
-      </w:r>
-    </w:p>
-    <w:p>
-      <w:r>
-        <w:t>她转身，往前走。</w:t>
-      </w:r>
-    </w:p>
-    <w:p>
-      <w:r>
-        <w:t>沈默站在原地，忽然说：</w:t>
-      </w:r>
-    </w:p>
-    <w:p>
-      <w:r>
-        <w:t>“林晚。”</w:t>
-      </w:r>
-    </w:p>
-    <w:p>
-      <w:r>
-        <w:t>“嗯？”</w:t>
-      </w:r>
-    </w:p>
-    <w:p>
-      <w:r>
-        <w:t>“他还记着你。”</w:t>
-      </w:r>
-    </w:p>
-    <w:p>
-      <w:r>
-        <w:t>林晚的脚步，停住了。</w:t>
-      </w:r>
-    </w:p>
-    <w:p>
-      <w:r>
-        <w:t>“什么？”</w:t>
-      </w:r>
-    </w:p>
-    <w:p>
-      <w:r>
-        <w:t>沈默低头，看向手里的册子。</w:t>
-      </w:r>
-    </w:p>
-    <w:p>
-      <w:r>
-        <w:t>他刚才写周小舟的那一页下面，什么都没有。</w:t>
-      </w:r>
-    </w:p>
-    <w:p>
-      <w:r>
-        <w:t>可现在，那里，浮出了两个字。</w:t>
-      </w:r>
-    </w:p>
-    <w:p>
-      <w:r>
-        <w:t>不是他写的。</w:t>
-      </w:r>
-    </w:p>
-    <w:p>
-      <w:r>
-        <w:t>周满。</w:t>
-      </w:r>
-    </w:p>
-    <w:p>
-      <w:r>
-        <w:t>那两个字，在册子上，只亮了很短的一瞬。</w:t>
-      </w:r>
-    </w:p>
-    <w:p>
-      <w:r>
-        <w:t>然后，淡了。</w:t>
-      </w:r>
-    </w:p>
-    <w:p>
-      <w:r>
-        <w:t>像有人，在很远的地方，应了一声，又走了。</w:t>
-      </w:r>
-    </w:p>
-    <w:p>
-      <w:r>
-        <w:t>林晚站在那儿，看着那本册子。</w:t>
-      </w:r>
-    </w:p>
-    <w:p>
-      <w:r>
-        <w:t>“他应我了。”她说。</w:t>
-      </w:r>
-    </w:p>
-    <w:p>
-      <w:r>
-        <w:t>“他应你了。”沈默说。</w:t>
-      </w:r>
-    </w:p>
-    <w:p>
-      <w:r>
-        <w:t>林晚伸出手，摸了摸那两个字消失的地方。</w:t>
-      </w:r>
-    </w:p>
-    <w:p>
-      <w:r>
-        <w:t>指腹，停在纸面上。</w:t>
-      </w:r>
-    </w:p>
-    <w:p>
-      <w:pPr>
-        <w:ind w:firstLine="0"/>
-        <w:jc w:val="center"/>
-      </w:pPr>
-      <w:r>
-        <w:br w:type="page"/>
-      </w:r>
-      <w:r>
-        <w:rPr>
-          <w:rFonts w:ascii="SimSun" w:hAnsi="SimSun" w:eastAsia="宋体"/>
-          <w:b/>
-          <w:sz w:val="28"/>
-        </w:rPr>
-        <w:t>第六十章 四百零一</w:t>
+        <w:t>第五十九章 四百零一</w:t>
       </w:r>
     </w:p>
     <w:p>

--- a/以观为真-手工定稿.docx
+++ b/以观为真-手工定稿.docx
@@ -21474,12 +21474,12 @@
     </w:p>
     <w:p>
       <w:r>
-        <w:t>“它掉到过多少？”</w:t>
-      </w:r>
-    </w:p>
-    <w:p>
-      <w:r>
-        <w:t>“最低，掉到37。”陆信说，“那是我第四局的时候。我以为我要死了。可就在那时候，我遇见了一个人。”</w:t>
+        <w:t>“它掉得最凶的时候，是什么样？”</w:t>
+      </w:r>
+    </w:p>
+    <w:p>
+      <w:r>
+        <w:t>“一天三格。”陆信说，“那是我第四局的时候。我以为我要死了。可就在那时候，我遇见了一个人。”</w:t>
       </w:r>
     </w:p>
     <w:p>
@@ -31241,7 +31241,7 @@
     </w:p>
     <w:p>
       <w:r>
-        <w:t>“我走了四十九章的局，”沈默说，“它从没这么客气过。”</w:t>
+        <w:t>“我走了四局，”沈默说，“它从没这么客气过。”</w:t>
       </w:r>
     </w:p>
     <w:p>
@@ -31436,7 +31436,7 @@
     </w:p>
     <w:p>
       <w:r>
-        <w:t>“林晚。”他说，“八。我记着你了。”</w:t>
+        <w:t>“林晚。”他说，“七。我记着你了。”</w:t>
       </w:r>
     </w:p>
     <w:p>
@@ -32178,7 +32178,7 @@
     </w:p>
     <w:p>
       <w:r>
-        <w:t>是他走了四十九章的那条走廊。</w:t>
+        <w:t>是他走了一路的那条走廊。</w:t>
       </w:r>
     </w:p>
     <w:p>
@@ -32740,7 +32740,7 @@
     </w:p>
     <w:p>
       <w:r>
-        <w:t>他走了四十九章的走廊，从来没有窗。</w:t>
+        <w:t>他走过的每一条走廊，从来没有窗。</w:t>
       </w:r>
     </w:p>
     <w:p>
@@ -33130,7 +33130,7 @@
     </w:p>
     <w:p>
       <w:r>
-        <w:t>“四十九章。”他说，“我在里面，走了四十九章。”</w:t>
+        <w:t>“四局。”他说，“我在里面，走了四局。”</w:t>
       </w:r>
     </w:p>
     <w:p>
@@ -34584,7 +34584,7 @@
     </w:p>
     <w:p>
       <w:r>
-        <w:t>“六十三。”陈渡说，“我抹到第五十一个了。”</w:t>
+        <w:t>“六十三。”陈渡说，“我抹到第四十九个了。”</w:t>
       </w:r>
     </w:p>
     <w:p>
@@ -34639,7 +34639,7 @@
     </w:p>
     <w:p>
       <w:r>
-        <w:t>“抹到第五十一个的时候，我的嘴没了。从那以后，我没再吃过东西。”</w:t>
+        <w:t>“抹到第四十个的时候，我的嘴没了。从那以后，我没再吃过东西。”</w:t>
       </w:r>
     </w:p>
     <w:p>
@@ -36648,17 +36648,17 @@
     </w:p>
     <w:p>
       <w:r>
-        <w:t>“你写它干嘛？”林晚说，“因为它抹得慢。它抹一个，要一句话。你写一个，只要三个字。”</w:t>
-      </w:r>
-    </w:p>
-    <w:p>
-      <w:r>
-        <w:t>“三个字。”</w:t>
-      </w:r>
-    </w:p>
-    <w:p>
-      <w:r>
-        <w:t>“三个字。”林晚说，“它一句话，至少七个字。”</w:t>
+        <w:t>“你写它干嘛？”林晚说，“因为它一次只能抹一个。你刚才那一笔，写了三个。”</w:t>
+      </w:r>
+    </w:p>
+    <w:p>
+      <w:r>
+        <w:t>“三个。”</w:t>
+      </w:r>
+    </w:p>
+    <w:p>
+      <w:r>
+        <w:t>“周立娟。刘建。刘小北。”林晚说，“一格，三个人。它要抹掉这三个，得说三句话，掉三次。你写这三个，只掉一格。”</w:t>
       </w:r>
     </w:p>
     <w:p>
@@ -36773,7 +36773,7 @@
     </w:p>
     <w:p>
       <w:r>
-        <w:t>“陈渡刚才说的。”沈默说，“他抹到第五十一个，抹到嘴没了。他抹掉的那些人里，有一个，是在学校。”</w:t>
+        <w:t>“陈渡刚才说的。”沈默说，“他抹到第四十个，抹到嘴没了。他抹掉的那些人里，有一个，是在学校。”</w:t>
       </w:r>
     </w:p>
     <w:p>
@@ -39769,17 +39769,22 @@
     </w:p>
     <w:p>
       <w:r>
-        <w:t>第三条，在第 27 章解锁了：观测员不计入参与者。</w:t>
-      </w:r>
-    </w:p>
-    <w:p>
-      <w:r>
-        <w:t>第五条，他一直没看见：任何人不能确认自己。</w:t>
-      </w:r>
-    </w:p>
-    <w:p>
-      <w:r>
-        <w:t>第七条，就是这一条——</w:t>
+        <w:t>第三条，早就露过头了：观测员不计入参与者。</w:t>
+      </w:r>
+    </w:p>
+    <w:p>
+      <w:r>
+        <w:t>第五条，他和顾言在第一局里推出来过：任何人不能确认自己。</w:t>
+      </w:r>
+    </w:p>
+    <w:p>
+      <w:r>
+        <w:t>第七条，从头到尾没有人见过。</w:t>
+      </w:r>
+    </w:p>
+    <w:p>
+      <w:r>
+        <w:t>就是这一条——</w:t>
       </w:r>
     </w:p>
     <w:p>

--- a/以观为真-手工定稿.docx
+++ b/以观为真-手工定稿.docx
@@ -19096,6 +19096,26 @@
     </w:p>
     <w:p>
       <w:r>
+        <w:t>“三十年。”沈默说，“可你今年四十六。”</w:t>
+      </w:r>
+    </w:p>
+    <w:p>
+      <w:r>
+        <w:t>“我十六进来的。”周既明说，“矿上招工，我虚报了两岁。下井第三天，我就站在这条走廊上了。”</w:t>
+      </w:r>
+    </w:p>
+    <w:p>
+      <w:r>
+        <w:t>他说得很平。</w:t>
+      </w:r>
+    </w:p>
+    <w:p>
+      <w:r>
+        <w:t>“这地方不挑年纪。它挑的是，谁身上没有人等。”</w:t>
+      </w:r>
+    </w:p>
+    <w:p>
+      <w:r>
         <w:t>走廊里，没有人说话。</w:t>
       </w:r>
     </w:p>
@@ -28448,7 +28468,57 @@
     </w:p>
     <w:p>
       <w:r>
-        <w:t>“观测员。”沈默忽然问，“是不是都会……发烫？”</w:t>
+        <w:t>沈默摇了摇头。</w:t>
+      </w:r>
+    </w:p>
+    <w:p>
+      <w:r>
+        <w:t>“那张纸上写的是‘旧编号’。”他说，“旧。我从头到尾就只有这一个号，我没当过第六个，也没换过。它凭什么说旧。”</w:t>
+      </w:r>
+    </w:p>
+    <w:p>
+      <w:r>
+        <w:t>周既明看了他一眼。</w:t>
+      </w:r>
+    </w:p>
+    <w:p>
+      <w:r>
+        <w:t>“因为那个号，不是发给‘沈默’的。”</w:t>
+      </w:r>
+    </w:p>
+    <w:p>
+      <w:r>
+        <w:t>沈默的呼吸，停了一下。</w:t>
+      </w:r>
+    </w:p>
+    <w:p>
+      <w:r>
+        <w:t>“07，是发给沈安安的。”周既明说，“你还叫那个名字的时候，它就编好了。后来它收走了那个名字，另给了你一个——沈默。名字换了，号没换。”</w:t>
+      </w:r>
+    </w:p>
+    <w:p>
+      <w:r>
+        <w:t>他顿了一下。</w:t>
+      </w:r>
+    </w:p>
+    <w:p>
+      <w:r>
+        <w:t>“所以在它的册子上，07 底下压着的，是一个已经不用了的名字。那才叫旧。”</w:t>
+      </w:r>
+    </w:p>
+    <w:p>
+      <w:r>
+        <w:t>沈默握紧了手里那块表。</w:t>
+      </w:r>
+    </w:p>
+    <w:p>
+      <w:r>
+        <w:t>原来那两个字，不是在说编号。是在说他。</w:t>
+      </w:r>
+    </w:p>
+    <w:p>
+      <w:r>
+        <w:t>“观测员。”他忽然问，“是不是都会……发烫？”</w:t>
       </w:r>
     </w:p>
     <w:p>
@@ -39995,6 +40065,26 @@
     <w:p>
       <w:r>
         <w:t>“一辈子，只错过一次。”林晚说，“我核对过四百个人，四百个，我一个都没错。可另外那一个，我错了。”</w:t>
+      </w:r>
+    </w:p>
+    <w:p>
+      <w:r>
+        <w:t>“那一个，算在四百里吗？”</w:t>
+      </w:r>
+    </w:p>
+    <w:p>
+      <w:r>
+        <w:t>“不算。”林晚说，“四百个，是我送回去的。他不是。”</w:t>
+      </w:r>
+    </w:p>
+    <w:p>
+      <w:r>
+        <w:t>她停了一下。</w:t>
+      </w:r>
+    </w:p>
+    <w:p>
+      <w:r>
+        <w:t>“我这辈子的账，只敢记两种人：送回去的，和我自己。他那一个，我一直没敢往上记。”</w:t>
       </w:r>
     </w:p>
     <w:p>

--- a/以观为真-手工定稿.docx
+++ b/以观为真-手工定稿.docx
@@ -277,7 +277,7 @@
     </w:p>
     <w:p>
       <w:r>
-        <w:t>这个念头落下来的时候，他后颈忽然凉了一下——不是因为他知道，而是因为他想到了：</w:t>
+        <w:t>这个念头落下来的时候，他后颈忽然凉了一下——</w:t>
       </w:r>
     </w:p>
     <w:p>
@@ -442,7 +442,37 @@
     </w:p>
     <w:p>
       <w:r>
-        <w:t>他知道他们每一个人。可他们，不认识他。</w:t>
+        <w:t>他心里装着六个人的名字。可这六个人的眼睛里，没有他。</w:t>
+      </w:r>
+    </w:p>
+    <w:p>
+      <w:r>
+        <w:t>它们浮出来的时候，他其实愣过一秒。</w:t>
+      </w:r>
+    </w:p>
+    <w:p>
+      <w:r>
+        <w:t>不是“我要记住他们”。是“这六个名字，跟我有什么关系”。</w:t>
+      </w:r>
+    </w:p>
+    <w:p>
+      <w:r>
+        <w:t>他连自己是谁，都答不上来。凭什么，替别人记着。</w:t>
+      </w:r>
+    </w:p>
+    <w:p>
+      <w:r>
+        <w:t>他看了一眼墙边那六张睡着的脸。他们跟他一样，不知道自己是谁。可他们是六个人。他是一个。</w:t>
+      </w:r>
+    </w:p>
+    <w:p>
+      <w:r>
+        <w:t>那一秒的念头，他压下去了。</w:t>
+      </w:r>
+    </w:p>
+    <w:p>
+      <w:r>
+        <w:t>这是他第一次，想合上它。不是最后一次。</w:t>
       </w:r>
     </w:p>
     <w:p>
@@ -594,6 +624,21 @@
     </w:p>
     <w:p>
       <w:r>
+        <w:t>“等等。”许照说，“我他妈是送外卖的。外卖员不能没信号，没信号就没单，没单就吃不上饭。这破地方，是想饿死我。”</w:t>
+      </w:r>
+    </w:p>
+    <w:p>
+      <w:r>
+        <w:t>“你命都快没了，还想着吃饭？”唐荧说。</w:t>
+      </w:r>
+    </w:p>
+    <w:p>
+      <w:r>
+        <w:t>“命没了是大事，吃饭也是大事。”许照说，“我妈说了，人活着就是为了吃饭。不吃饭，那叫什么活着。”</w:t>
+      </w:r>
+    </w:p>
+    <w:p>
+      <w:r>
         <w:t>“什么叫打不开？”</w:t>
       </w:r>
     </w:p>
@@ -769,7 +814,7 @@
     </w:p>
     <w:p>
       <w:r>
-        <w:t>他试着把这两个字安到眼前这张脸上。安不上。中间是断开的，像一枚扣子找不到它该扣的那件衣服。他知道她叫唐荧，却不知道唐荧是谁——他俩见没见过，说过什么，有没有过节。全是空白。</w:t>
+        <w:t>他试着把这两个字，安到眼前这张脸上。安不上。他知道她叫唐荧。可唐荧是谁——他俩见没见过，说过什么，有没有过节——全是空白。</w:t>
       </w:r>
     </w:p>
     <w:p>
@@ -2675,7 +2720,7 @@
     </w:p>
     <w:p>
       <w:r>
-        <w:t>那个女孩的呼吸，像不存在一样。他竖起耳朵，朝她的方向听。什么也没有。可他知道，她就在那儿，抱着膝盖，睁着眼睛。</w:t>
+        <w:t>那个女孩的呼吸，像不存在一样。他竖起耳朵，朝她的方向听。什么也没有。可他信——她在那儿。</w:t>
       </w:r>
     </w:p>
     <w:p>
@@ -4059,62 +4104,67 @@
     </w:p>
     <w:p>
       <w:r>
-        <w:t>林晚的话，改变了电梯里的空气。</w:t>
-      </w:r>
-    </w:p>
-    <w:p>
-      <w:r>
-        <w:t>“规则三，露头了。”顾言盯着墙上那半行新字，语速很快，“观测员不——不什么？不入册？不算数？不管哪个，意思都一样：观测员，不计入参与者。”</w:t>
-      </w:r>
-    </w:p>
-    <w:p>
-      <w:r>
-        <w:t>“那我们是七个？”许照问。</w:t>
-      </w:r>
-    </w:p>
-    <w:p>
-      <w:r>
-        <w:t>“我们七个，是参与者。”顾言说，“他，是观测员。加在一起，是八个。可确认人数的时候，只需要确认七名参与者。”</w:t>
-      </w:r>
-    </w:p>
-    <w:p>
-      <w:r>
-        <w:t>“怎么确认？”</w:t>
-      </w:r>
-    </w:p>
-    <w:p>
-      <w:r>
-        <w:t>“一个一个来。”顾言说，“规则四：确认以‘被看见’为准。所以，我们要让墙，‘看见’我们每一个人。”</w:t>
-      </w:r>
-    </w:p>
-    <w:p>
-      <w:r>
-        <w:t>“谁来确认？”唐荧问，“我们自己说自己的名字，算数吗？”</w:t>
-      </w:r>
-    </w:p>
-    <w:p>
-      <w:r>
-        <w:t>“不算。”顾言说，“规则五涂掉了，但结合你刚才的情况——‘我不算’，墙回答‘无法确认’——可以推断，规则五写的是：任何人，不能确认自己。”</w:t>
-      </w:r>
-    </w:p>
-    <w:p>
-      <w:r>
-        <w:t>“所以，需要别人来确认我们。”</w:t>
-      </w:r>
-    </w:p>
-    <w:p>
-      <w:r>
-        <w:t>“对。”顾言看向沈默，“你是观测员。你来确认我们七个。”</w:t>
-      </w:r>
-    </w:p>
-    <w:p>
-      <w:r>
-        <w:t>沈默明白了。</w:t>
-      </w:r>
-    </w:p>
-    <w:p>
-      <w:r>
-        <w:t>他转身，面向那面墙。他一个一个念出名字：</w:t>
+        <w:t>顾言先动的。</w:t>
+      </w:r>
+    </w:p>
+    <w:p>
+      <w:r>
+        <w:t>他鞋跟还泡在那滩水里，往前挪半步，水面被踩出一圈亮。他仰头看墙上那半行新字，嘴唇跟着动，念得很快。</w:t>
+      </w:r>
+    </w:p>
+    <w:p>
+      <w:r>
+        <w:t>“'观测员不'——后头被吞了。不入册，不计入，不参与。落到我们头上是一个结果：他不占名额。”</w:t>
+      </w:r>
+    </w:p>
+    <w:p>
+      <w:r>
+        <w:t>“那报几个。”许照问。</w:t>
+      </w:r>
+    </w:p>
+    <w:p>
+      <w:r>
+        <w:t>“七个。”</w:t>
+      </w:r>
+    </w:p>
+    <w:p>
+      <w:r>
+        <w:t>“八个。”周既明说。</w:t>
+      </w:r>
+    </w:p>
+    <w:p>
+      <w:r>
+        <w:t>“数人头是八个，报上去是七个。”顾言没回头，“他另算。”</w:t>
+      </w:r>
+    </w:p>
+    <w:p>
+      <w:r>
+        <w:t>许照没接。他先把手机从胸口挪下来，袖口在镜头上转了两圈，擦完举到灯底下照了照。</w:t>
+      </w:r>
+    </w:p>
+    <w:p>
+      <w:r>
+        <w:t>“百分之十六。”他说，“我要是录到一半没电，你们谁给我作证。”</w:t>
+      </w:r>
+    </w:p>
+    <w:p>
+      <w:r>
+        <w:t>“死人要什么证。”唐荧说。</w:t>
+      </w:r>
+    </w:p>
+    <w:p>
+      <w:r>
+        <w:t>“我要。”</w:t>
+      </w:r>
+    </w:p>
+    <w:p>
+      <w:r>
+        <w:t>沈默转向墙。</w:t>
+      </w:r>
+    </w:p>
+    <w:p>
+      <w:r>
+        <w:t>他把左手垂下去，四根手指贴在裤缝上。念一个，点一下。</w:t>
       </w:r>
     </w:p>
     <w:p>
@@ -4124,7 +4174,32 @@
     </w:p>
     <w:p>
       <w:r>
-        <w:t>许照张了张嘴，眼睛一下红了。</w:t>
+        <w:t>墙上亮了一下。</w:t>
+      </w:r>
+    </w:p>
+    <w:p>
+      <w:r>
+        <w:t>许照嘴里蹦出一个字：“到。”</w:t>
+      </w:r>
+    </w:p>
+    <w:p>
+      <w:r>
+        <w:t>他自己的耳朵先红了。他赶紧把镜头转过去对准那片亮，拇指在玻璃上抹了一下，抹出一道油印。</w:t>
+      </w:r>
+    </w:p>
+    <w:p>
+      <w:r>
+        <w:t>“糊了。”他说，“我手抖。再来一遍行不行，我他妈没录上。”</w:t>
+      </w:r>
+    </w:p>
+    <w:p>
+      <w:r>
+        <w:t>“不行。”</w:t>
+      </w:r>
+    </w:p>
+    <w:p>
+      <w:r>
+        <w:t>“花钱都买不着第二回——”</w:t>
       </w:r>
     </w:p>
     <w:p>
@@ -4134,7 +4209,27 @@
     </w:p>
     <w:p>
       <w:r>
-        <w:t>亮了一下。唐荧站着没动，只是轻轻吐出一口气，像一台机器终于被允许散热。</w:t>
+        <w:t>亮了一下。</w:t>
+      </w:r>
+    </w:p>
+    <w:p>
+      <w:r>
+        <w:t>唐荧没看墙。她转身，两根手指按在韩秋的腕子上，按了三秒。</w:t>
+      </w:r>
+    </w:p>
+    <w:p>
+      <w:r>
+        <w:t>“一百一十四。”她说，“比刚才快了二十。”</w:t>
+      </w:r>
+    </w:p>
+    <w:p>
+      <w:r>
+        <w:t>“我害怕。”韩秋说。</w:t>
+      </w:r>
+    </w:p>
+    <w:p>
+      <w:r>
+        <w:t>“怕个屁。掉到五十以下我才着急。”</w:t>
       </w:r>
     </w:p>
     <w:p>
@@ -4144,7 +4239,32 @@
     </w:p>
     <w:p>
       <w:r>
-        <w:t>亮了一下。顾言闭了闭眼，低声说：“第三次对了。不是我排出来的。”</w:t>
+        <w:t>亮了一下。</w:t>
+      </w:r>
+    </w:p>
+    <w:p>
+      <w:r>
+        <w:t>顾言闭了一下眼。睁开来第一句是：“这一回确认，效力覆盖到第几局。”</w:t>
+      </w:r>
+    </w:p>
+    <w:p>
+      <w:r>
+        <w:t>“墙没说。”</w:t>
+      </w:r>
+    </w:p>
+    <w:p>
+      <w:r>
+        <w:t>“没说就是没写。没写的东西我一律按失效算。”他往前半步，鞋底又“咕”了一声，“第二局要是重新核对，我们今天白走一趟。我要它把'有效期'三个字写出来。”</w:t>
+      </w:r>
+    </w:p>
+    <w:p>
+      <w:r>
+        <w:t>“它不写。”林晚说。</w:t>
+      </w:r>
+    </w:p>
+    <w:p>
+      <w:r>
+        <w:t>“那我就当它没有。”</w:t>
       </w:r>
     </w:p>
     <w:p>
@@ -4154,7 +4274,37 @@
     </w:p>
     <w:p>
       <w:r>
-        <w:t>亮了一下。韩秋抬起头，眼泪已经下来了。她很小声地说：“我数到你了。第七个。”</w:t>
+        <w:t>亮了一下。</w:t>
+      </w:r>
+    </w:p>
+    <w:p>
+      <w:r>
+        <w:t>韩秋整个人抖了一下。眼泪先下来，她没擦，先把手指头伸出来数。</w:t>
+      </w:r>
+    </w:p>
+    <w:p>
+      <w:r>
+        <w:t>“六个。”她说，“不对，五个。重来。”</w:t>
+      </w:r>
+    </w:p>
+    <w:p>
+      <w:r>
+        <w:t>她数到第三遍，把手收回去攥成拳，指节顶在下巴上。</w:t>
+      </w:r>
+    </w:p>
+    <w:p>
+      <w:r>
+        <w:t>“确认完了是不是就该挑人了。”她说，“七个里挑一个，是不是。”</w:t>
+      </w:r>
+    </w:p>
+    <w:p>
+      <w:r>
+        <w:t>没人接。</w:t>
+      </w:r>
+    </w:p>
+    <w:p>
+      <w:r>
+        <w:t>许照的手机晃了一下：“你别说这个。”</w:t>
       </w:r>
     </w:p>
     <w:p>
@@ -4164,7 +4314,42 @@
     </w:p>
     <w:p>
       <w:r>
-        <w:t>亮了一下。周既明没有任何反应，像这面墙念出他的名字，是一件早就签过字的事。</w:t>
+        <w:t>亮了一下。</w:t>
+      </w:r>
+    </w:p>
+    <w:p>
+      <w:r>
+        <w:t>周既明的眼睛不在墙上，在第五行那块黑漆上。</w:t>
+      </w:r>
+    </w:p>
+    <w:p>
+      <w:r>
+        <w:t>“我年轻时候在粮站做清点。”他说，“一袋一袋过秤，念一个数划一道。划到最后多出半袋，谁也不认领——”</w:t>
+      </w:r>
+    </w:p>
+    <w:p>
+      <w:r>
+        <w:t>“周叔。”韩秋拽他袖子。</w:t>
+      </w:r>
+    </w:p>
+    <w:p>
+      <w:r>
+        <w:t>“——那半袋烂在库里。”</w:t>
+      </w:r>
+    </w:p>
+    <w:p>
+      <w:r>
+        <w:t>“我四十六。”他补一句。</w:t>
+      </w:r>
+    </w:p>
+    <w:p>
+      <w:r>
+        <w:t>“念过了。”韩秋说，“名册上记着。”</w:t>
+      </w:r>
+    </w:p>
+    <w:p>
+      <w:r>
+        <w:t>“我记成四十七了。”</w:t>
       </w:r>
     </w:p>
     <w:p>
@@ -4174,32 +4359,87 @@
     </w:p>
     <w:p>
       <w:r>
-        <w:t>亮了一下。林晚还站在沈默面前。她的眼睛一直没有离开过他。</w:t>
-      </w:r>
-    </w:p>
-    <w:p>
-      <w:r>
-        <w:t>六个名字，六下。</w:t>
-      </w:r>
-    </w:p>
-    <w:p>
-      <w:r>
-        <w:t>“还有我。”一个很小的声音。</w:t>
-      </w:r>
-    </w:p>
-    <w:p>
-      <w:r>
-        <w:t>所有人转头。白鸽站在角落里，两只手绞着衣角。</w:t>
-      </w:r>
-    </w:p>
-    <w:p>
-      <w:r>
-        <w:t>“还有我。”她又说了一遍，“我叫白鸽。你……你还没念我。”</w:t>
-      </w:r>
-    </w:p>
-    <w:p>
-      <w:r>
-        <w:t>沈默张了张嘴。</w:t>
+        <w:t>亮了一下。</w:t>
+      </w:r>
+    </w:p>
+    <w:p>
+      <w:r>
+        <w:t>林晚站在沈默面前，眼睛还落在他左眉尾那颗痣上。她开口，声音是平的：</w:t>
+      </w:r>
+    </w:p>
+    <w:p>
+      <w:r>
+        <w:t>“我说，”许照凑过来，“你们俩，眉来眼去的，是要干嘛？”</w:t>
+      </w:r>
+    </w:p>
+    <w:p>
+      <w:r>
+        <w:t>“闭嘴。”林晚说。</w:t>
+      </w:r>
+    </w:p>
+    <w:p>
+      <w:r>
+        <w:t>“我闭了。”许照说，“可我闭了，也看不下去。我他妈，第一次看见，一个女的，这么看一个男的。”</w:t>
+      </w:r>
+    </w:p>
+    <w:p>
+      <w:r>
+        <w:t>“你看错了。”林晚说。</w:t>
+      </w:r>
+    </w:p>
+    <w:p>
+      <w:r>
+        <w:t>“我没看错。”许照说，“我送外卖，最会看人。看一百个门，就认一百张脸。你这种眼神，我送一辈子外卖，也没见过。”</w:t>
+      </w:r>
+    </w:p>
+    <w:p>
+      <w:r>
+        <w:t>“林晚。二十九。右手腕内侧一圈印子，横的，比旁边白。”</w:t>
+      </w:r>
+    </w:p>
+    <w:p>
+      <w:r>
+        <w:t>“你报三样。”韩秋说。</w:t>
+      </w:r>
+    </w:p>
+    <w:p>
+      <w:r>
+        <w:t>“我只收三样。”</w:t>
+      </w:r>
+    </w:p>
+    <w:p>
+      <w:r>
+        <w:t>六下。沈默的左手垂在裤缝上，点完第六下，指头抬起来，落不下去。</w:t>
+      </w:r>
+    </w:p>
+    <w:p>
+      <w:r>
+        <w:t>“还有我。”</w:t>
+      </w:r>
+    </w:p>
+    <w:p>
+      <w:r>
+        <w:t>声音很小。八张脸转过去。</w:t>
+      </w:r>
+    </w:p>
+    <w:p>
+      <w:r>
+        <w:t>白鸽抱着相机站在角落里，护镜头那只手的指节是白的。</w:t>
+      </w:r>
+    </w:p>
+    <w:p>
+      <w:r>
+        <w:t>她相机里存过三百多人。她能叫出名字的，不到一半。剩下的，她记不住，可她舍不得删。</w:t>
+      </w:r>
+    </w:p>
+    <w:p>
+      <w:r>
+        <w:t>“我叫白鸽。”她说，“你还没念我。”</w:t>
+      </w:r>
+    </w:p>
+    <w:p>
+      <w:r>
+        <w:t>沈默张嘴。</w:t>
       </w:r>
     </w:p>
     <w:p>
@@ -4209,142 +4449,247 @@
     </w:p>
     <w:p>
       <w:r>
-        <w:t>这个名字，不在他的名册上。他脑子里，没有“白鸽”这两个字。他想念，可念不出来。</w:t>
-      </w:r>
-    </w:p>
-    <w:p>
-      <w:r>
-        <w:t>“我念不了。”他说，“我的名册上，没有你。”</w:t>
-      </w:r>
-    </w:p>
-    <w:p>
-      <w:r>
-        <w:t>白鸽的脸，白了一下。</w:t>
-      </w:r>
-    </w:p>
-    <w:p>
-      <w:r>
-        <w:t>“那我……怎么办？”她的声音发颤，“我是不是，就不算了？”</w:t>
-      </w:r>
-    </w:p>
-    <w:p>
-      <w:r>
-        <w:t>“不是。”林晚说，“你的名字，不在他的名册上。可在墙上。”</w:t>
-      </w:r>
-    </w:p>
-    <w:p>
-      <w:r>
-        <w:t>“墙上？”</w:t>
-      </w:r>
-    </w:p>
-    <w:p>
-      <w:r>
-        <w:t>“第一局，七名参与者。”林晚说，“他念了六个。第七个，是你。他念不出来。可你，是第七个。”</w:t>
-      </w:r>
-    </w:p>
-    <w:p>
-      <w:r>
-        <w:t>林晚走到白鸽面前，看着她的眼睛。</w:t>
-      </w:r>
-    </w:p>
-    <w:p>
-      <w:r>
-        <w:t>“我确认。”林晚说，“她叫白鸽。她是第七名参与者。”</w:t>
-      </w:r>
-    </w:p>
-    <w:p>
-      <w:r>
-        <w:t>墙上的字，亮了一下。</w:t>
-      </w:r>
-    </w:p>
-    <w:p>
-      <w:r>
-        <w:t>白鸽的眼睛，一下红了。</w:t>
-      </w:r>
-    </w:p>
-    <w:p>
-      <w:r>
-        <w:t>“我……我被确认了？”</w:t>
-      </w:r>
-    </w:p>
-    <w:p>
-      <w:r>
-        <w:t>“被确认了。”林晚说，“你不是多出来的。你是第七个。”</w:t>
-      </w:r>
-    </w:p>
-    <w:p>
-      <w:r>
-        <w:t>“还有最后一个问题。”沈默说，“规则二说，请确认你们的人数。人数，是七，还是八？”</w:t>
-      </w:r>
-    </w:p>
-    <w:p>
-      <w:r>
-        <w:t>“七名参与者。”顾言说，“观测员不计入。”</w:t>
-      </w:r>
-    </w:p>
-    <w:p>
-      <w:r>
-        <w:t>“可这里，还有第八个呼吸。”沈默说，“七个看得见的人，加一个听得见的呼吸。如果人数要算它——”</w:t>
-      </w:r>
-    </w:p>
-    <w:p>
-      <w:r>
-        <w:t>“它没有名字。”唐荧说，“没名字的，不参与计数。这地方，只认名字。所以，人数还是七名参与者。可我们要报的，是‘有几个’。七个参与者，加一个观测员。八个。”</w:t>
-      </w:r>
-    </w:p>
-    <w:p>
-      <w:r>
-        <w:t>沈默没说话。他脑子里那本名册，正一页一页地翻。唐荧，顾言，韩秋，周既明，林晚，许照——六个名字。翻到最后一页，还是空的。</w:t>
-      </w:r>
-    </w:p>
-    <w:p>
-      <w:r>
-        <w:t>“我名册上，没有第八个呼吸。”他说。</w:t>
-      </w:r>
-    </w:p>
-    <w:p>
-      <w:r>
-        <w:t>“所以它不是你要记的人。”顾言接得很快，“规则二问的是‘有几个’，不是‘有几个参与者’。这是两个问题——前者数人头，后者数名分。”</w:t>
-      </w:r>
-    </w:p>
-    <w:p>
-      <w:r>
-        <w:t>白鸽开口，声音很小：</w:t>
-      </w:r>
-    </w:p>
-    <w:p>
-      <w:r>
-        <w:t>三个人同时看向她。这个一直缩在角落、谁也看不见的女孩，眼睛亮得吓人。</w:t>
-      </w:r>
-    </w:p>
-    <w:p>
-      <w:r>
-        <w:t>“你算。”沈默说，“你是第七个。你被看见了。”</w:t>
-      </w:r>
-    </w:p>
-    <w:p>
-      <w:r>
-        <w:t>沈默深吸一口气。</w:t>
-      </w:r>
-    </w:p>
-    <w:p>
-      <w:r>
-        <w:t>他抬起手，指向电梯最深处那个角落——黑暗中，第八个呼吸的位置。</w:t>
-      </w:r>
-    </w:p>
-    <w:p>
-      <w:r>
-        <w:t>“第八个呼吸，没有名字，不计入。”沈默说，“我确认。这里有八名。七名参与者，加一个观测员。”</w:t>
-      </w:r>
-    </w:p>
-    <w:p>
-      <w:r>
-        <w:t>墙沉默了很久。</w:t>
-      </w:r>
-    </w:p>
-    <w:p>
-      <w:r>
-        <w:t>然后，一行字浮出来。这一次不是红色：</w:t>
+        <w:t>这两个字压在他舌根底下。他顶了两次，顶不上来。</w:t>
+      </w:r>
+    </w:p>
+    <w:p>
+      <w:r>
+        <w:t>“念不了。”他说，“我名册上没有你。”</w:t>
+      </w:r>
+    </w:p>
+    <w:p>
+      <w:r>
+        <w:t>白鸽的脸白了一下。</w:t>
+      </w:r>
+    </w:p>
+    <w:p>
+      <w:r>
+        <w:t>她没哭。她先把相机举起来，取景框贴上右眼，对着沈默按了一张。</w:t>
+      </w:r>
+    </w:p>
+    <w:p>
+      <w:r>
+        <w:t>“咔。”</w:t>
+      </w:r>
+    </w:p>
+    <w:p>
+      <w:r>
+        <w:t>她低头看回放。屏幕里还是那六个。取景框里没有她，也没有沈默。</w:t>
+      </w:r>
+    </w:p>
+    <w:p>
+      <w:r>
+        <w:t>“十七张了。”她说，“我拍了十七张，十七张里都有你们，都没有我。”</w:t>
+      </w:r>
+    </w:p>
+    <w:p>
+      <w:r>
+        <w:t>她把屏幕按灭。</w:t>
+      </w:r>
+    </w:p>
+    <w:p>
+      <w:r>
+        <w:t>“我从十七岁开始举这个东西。婚礼，寿宴，死人的遗像。取景框里进过的人我数得出来，一千多个，全是别人。”她抬起左手，食指侧边有一道茧，“我站的那一块，相机够不着。”</w:t>
+      </w:r>
+    </w:p>
+    <w:p>
+      <w:r>
+        <w:t>林晚走过去。她把白鸽从头到脚看了一遍。</w:t>
+      </w:r>
+    </w:p>
+    <w:p>
+      <w:r>
+        <w:t>“名字。”</w:t>
+      </w:r>
+    </w:p>
+    <w:p>
+      <w:r>
+        <w:t>“白鸽。”</w:t>
+      </w:r>
+    </w:p>
+    <w:p>
+      <w:r>
+        <w:t>“年纪。”</w:t>
+      </w:r>
+    </w:p>
+    <w:p>
+      <w:r>
+        <w:t>“二十六。”</w:t>
+      </w:r>
+    </w:p>
+    <w:p>
+      <w:r>
+        <w:t>“一样认得出的东西。”</w:t>
+      </w:r>
+    </w:p>
+    <w:p>
+      <w:r>
+        <w:t>白鸽把左手抬到两人中间。林晚捏住那根食指，拇指在茧上蹭了两下。蹭完松开。</w:t>
+      </w:r>
+    </w:p>
+    <w:p>
+      <w:r>
+        <w:t>“八年。”林晚说。</w:t>
+      </w:r>
+    </w:p>
+    <w:p>
+      <w:r>
+        <w:t>她转身，对着墙。</w:t>
+      </w:r>
+    </w:p>
+    <w:p>
+      <w:r>
+        <w:t>“我确认。白鸽。二十六。第七名参与者。”</w:t>
+      </w:r>
+    </w:p>
+    <w:p>
+      <w:r>
+        <w:t>墙亮了一下。</w:t>
+      </w:r>
+    </w:p>
+    <w:p>
+      <w:r>
+        <w:t>“这回亮得久。”韩秋说。</w:t>
+      </w:r>
+    </w:p>
+    <w:p>
+      <w:r>
+        <w:t>白鸽张着嘴。隔了两秒，那口气才从嗓子眼里出来，带着响。</w:t>
+      </w:r>
+    </w:p>
+    <w:p>
+      <w:r>
+        <w:t>“我……我被念到了。”</w:t>
+      </w:r>
+    </w:p>
+    <w:p>
+      <w:r>
+        <w:t>“七个。”林晚说，“从头数到尾，第七个是你。这屋里没有多出来的人。”</w:t>
+      </w:r>
+    </w:p>
+    <w:p>
+      <w:r>
+        <w:t>白鸽把相机举到脸前。她把镜头转过来，对准自己，拇指压在快门上，压了三秒，没按下去。</w:t>
+      </w:r>
+    </w:p>
+    <w:p>
+      <w:r>
+        <w:t>她放下相机，用袖子在脸上抹了一把，抹出一道黑。</w:t>
+      </w:r>
+    </w:p>
+    <w:p>
+      <w:r>
+        <w:t>“九年了。”她说，“头一回有人在画面里看见我。”</w:t>
+      </w:r>
+    </w:p>
+    <w:p>
+      <w:r>
+        <w:t>沈默从内袋摸出那张纸。折了四折，边角搓得起毛。他摊开，笔尖按在第六行下面，按出一个坑。还是一个字都落不下来。</w:t>
+      </w:r>
+    </w:p>
+    <w:p>
+      <w:r>
+        <w:t>他把笔挪开，在那道坑旁边划了一道横杠。</w:t>
+      </w:r>
+    </w:p>
+    <w:p>
+      <w:r>
+        <w:t>“你的名字我记不住。”他说，“我记个数。第七道。”</w:t>
+      </w:r>
+    </w:p>
+    <w:p>
+      <w:r>
+        <w:t>白鸽看着那道杠：“数也行。”</w:t>
+      </w:r>
+    </w:p>
+    <w:p>
+      <w:r>
+        <w:t>“你被看见了。”沈默说。</w:t>
+      </w:r>
+    </w:p>
+    <w:p>
+      <w:r>
+        <w:t>他把纸折好塞回内袋，按了两下。按完手没抽出来，在袋口停着。</w:t>
+      </w:r>
+    </w:p>
+    <w:p>
+      <w:r>
+        <w:t>他划这七道杠，一半是给墙交账。另一半他没跟人提过——等哪天早上他连自己都数不清楚的时候，得有一张纸替他数。</w:t>
+      </w:r>
+    </w:p>
+    <w:p>
+      <w:r>
+        <w:t>“报几个。”唐荧问。</w:t>
+      </w:r>
+    </w:p>
+    <w:p>
+      <w:r>
+        <w:t>“七名参与者。”顾言说，“观测员不占名额。”</w:t>
+      </w:r>
+    </w:p>
+    <w:p>
+      <w:r>
+        <w:t>“八个。”</w:t>
+      </w:r>
+    </w:p>
+    <w:p>
+      <w:r>
+        <w:t>沈默说。</w:t>
+      </w:r>
+    </w:p>
+    <w:p>
+      <w:r>
+        <w:t>韩秋立刻伸出手指。</w:t>
+      </w:r>
+    </w:p>
+    <w:p>
+      <w:r>
+        <w:t>“韩秋。”沈默说，“你那七张脸都在。还有一样：这屋里第八个喘气的。”</w:t>
+      </w:r>
+    </w:p>
+    <w:p>
+      <w:r>
+        <w:t>许照把镜头转过去对准电梯最深处那个角落。光打过去，只有灰，一层一层往下飘。</w:t>
+      </w:r>
+    </w:p>
+    <w:p>
+      <w:r>
+        <w:t>“它没名字。”唐荧说，“急诊收无名氏，腕子上挂条，写'男，约四十'。条上没名字，血照输，药照打。可那是给人输的。”</w:t>
+      </w:r>
+    </w:p>
+    <w:p>
+      <w:r>
+        <w:t>“这地方只认名字。”林晚说。</w:t>
+      </w:r>
+    </w:p>
+    <w:p>
+      <w:r>
+        <w:t>“那它不算。”顾言说。</w:t>
+      </w:r>
+    </w:p>
+    <w:p>
+      <w:r>
+        <w:t>沈默抬起手，指向那个角落。</w:t>
+      </w:r>
+    </w:p>
+    <w:p>
+      <w:r>
+        <w:t>“第八个呼吸，没有名字，不计数。”他说，“我确认。这里有八名。七名参与者，加一个观测员。”</w:t>
+      </w:r>
+    </w:p>
+    <w:p>
+      <w:r>
+        <w:t>墙没动静。</w:t>
+      </w:r>
+    </w:p>
+    <w:p>
+      <w:r>
+        <w:t>电梯里那股铁腥味重了一层。沈默后槽牙咬着，数到十二。</w:t>
+      </w:r>
+    </w:p>
+    <w:p>
+      <w:r>
+        <w:t>一行字浮出来。白的，比刚才那几个红字淡。</w:t>
       </w:r>
     </w:p>
     <w:p>
@@ -4354,7 +4699,47 @@
     </w:p>
     <w:p>
       <w:r>
-        <w:t>字的下方，又浮出很小的一行：</w:t>
+        <w:t>“成。”许照说，“七个人，全成。”</w:t>
+      </w:r>
+    </w:p>
+    <w:p>
+      <w:r>
+        <w:t>“全成。”沈默说。</w:t>
+      </w:r>
+    </w:p>
+    <w:p>
+      <w:r>
+        <w:t>“你们刚才，”许照说，“差点把我吓死。我他妈，腿现在还在抖。你们那些名字，我数了一遍，数到第七个——白鸽——”</w:t>
+      </w:r>
+    </w:p>
+    <w:p>
+      <w:r>
+        <w:t>“怎么了？”白鸽问。</w:t>
+      </w:r>
+    </w:p>
+    <w:p>
+      <w:r>
+        <w:t>“我想起了我妈。”许照说，“我妈，也叫我白鸽。不是名字，是口头禅。她说，鸽子，飞吧。”</w:t>
+      </w:r>
+    </w:p>
+    <w:p>
+      <w:r>
+        <w:t>走廊里，安静了。</w:t>
+      </w:r>
+    </w:p>
+    <w:p>
+      <w:r>
+        <w:t>“你妈，”许照说，“是不是，也有一盆花？”</w:t>
+      </w:r>
+    </w:p>
+    <w:p>
+      <w:r>
+        <w:t>白鸽的眼睛，猛地亮了。</w:t>
+      </w:r>
+    </w:p>
+    <w:p>
+      <w:r>
+        <w:t>底下又浮出一行小的：</w:t>
       </w:r>
     </w:p>
     <w:p>
@@ -4364,57 +4749,22 @@
     </w:p>
     <w:p>
       <w:r>
-        <w:t>“三次机会，用完了。”顾言盯着那行小字，声音很轻，“沈默，你确认六个人，用了一次。林晚确认白鸽，用了一次。你报总数，用了一次。三次。一次不多，一次不少。”</w:t>
-      </w:r>
-    </w:p>
-    <w:p>
-      <w:r>
-        <w:t>“所以，我们刚才，就站在悬崖边上。”唐荧说，“要是哪一步错了，报错一次，就再也凑不够三次了。”</w:t>
-      </w:r>
-    </w:p>
-    <w:p>
-      <w:r>
-        <w:t>“可我们对了。”沈默说。</w:t>
-      </w:r>
-    </w:p>
-    <w:p>
-      <w:r>
-        <w:t>他只觉得，后背全是冷汗。</w:t>
-      </w:r>
-    </w:p>
-    <w:p>
-      <w:r>
-        <w:t>原来从第一局开始，他们每一次开口，都是在赌命。只是他们，一直不知道。</w:t>
-      </w:r>
-    </w:p>
-    <w:p>
-      <w:r>
-        <w:t>沈默闭了闭眼。再睁开时，他先看的，是顾言。</w:t>
-      </w:r>
-    </w:p>
-    <w:p>
-      <w:r>
-        <w:t>顾言也正看着他。两个人谁也没说话。可沈默知道，顾言在等他一句——规则，是你推出来的，我记下了。</w:t>
-      </w:r>
-    </w:p>
-    <w:p>
-      <w:r>
-        <w:t>他又看向白鸽。</w:t>
-      </w:r>
-    </w:p>
-    <w:p>
-      <w:r>
-        <w:t>白鸽还站在角落里，两只手绞着衣角。她没说话，只是极轻地，朝沈默点了一下头。那意思是：谢谢你，看见我。</w:t>
-      </w:r>
-    </w:p>
-    <w:p>
-      <w:r>
-        <w:t>沈默把这个点头，记进了心里。</w:t>
-      </w:r>
-    </w:p>
-    <w:p>
-      <w:r>
-        <w:t>三个人，这一局，谁也没多说什么。可从这一刻起，他们之间，有了一点，别人没有的东西。</w:t>
+        <w:t>“三次。”顾言说，“你念六个，一回。林晚念白鸽，一回。你报总数，一回。三回。”</w:t>
+      </w:r>
+    </w:p>
+    <w:p>
+      <w:r>
+        <w:t>“一次不多。”林晚说。</w:t>
+      </w:r>
+    </w:p>
+    <w:p>
+      <w:r>
+        <w:t>“一次不多一回不少。”许照接了半句，声音发虚，“我们刚才有几十句话，句句都踩在崖边上，谁他妈都不知道。”</w:t>
+      </w:r>
+    </w:p>
+    <w:p>
+      <w:r>
+        <w:t>“少矫情。”唐荧说，“腿软就蹲下。”</w:t>
       </w:r>
     </w:p>
     <w:p>
@@ -4424,27 +4774,12 @@
     </w:p>
     <w:p>
       <w:r>
-        <w:t>唐荧叫住他。</w:t>
-      </w:r>
-    </w:p>
-    <w:p>
-      <w:r>
-        <w:t>沈默转过头。</w:t>
-      </w:r>
-    </w:p>
-    <w:p>
-      <w:r>
-        <w:t>她站在那儿，两只手还绞着衣角，脸上有一种很奇怪的表情。</w:t>
-      </w:r>
-    </w:p>
-    <w:p>
-      <w:r>
-        <w:t>“你叫我了？”</w:t>
-      </w:r>
-    </w:p>
-    <w:p>
-      <w:r>
-        <w:t>“我叫了。”她说，“你听见没有？”</w:t>
+        <w:t>唐荧叫他。</w:t>
+      </w:r>
+    </w:p>
+    <w:p>
+      <w:r>
+        <w:t>“你叫我了。”</w:t>
       </w:r>
     </w:p>
     <w:p>
@@ -4454,107 +4789,72 @@
     </w:p>
     <w:p>
       <w:r>
-        <w:t>“我叫得出来了。”唐荧说，“刚才在电梯里，我试过一次。那三个字到了嘴边，就滑走了。像抓一把水。”</w:t>
-      </w:r>
-    </w:p>
-    <w:p>
-      <w:r>
-        <w:t>她顿了一下。</w:t>
-      </w:r>
-    </w:p>
-    <w:p>
-      <w:r>
-        <w:t>“现在，它没有滑走。”</w:t>
-      </w:r>
-    </w:p>
-    <w:p>
-      <w:r>
-        <w:t>沈默看向那面墙。</w:t>
-      </w:r>
-    </w:p>
-    <w:p>
-      <w:r>
-        <w:t>【确认完成。】那四个字，还亮着。</w:t>
-      </w:r>
-    </w:p>
-    <w:p>
-      <w:r>
-        <w:t>他一下子明白了。</w:t>
-      </w:r>
-    </w:p>
-    <w:p>
-      <w:r>
-        <w:t>确认之前，名字是活的，会跑。确认之后，名字被钉在了墙上——也钉在了他们嘴里。</w:t>
-      </w:r>
-    </w:p>
-    <w:p>
-      <w:r>
-        <w:t>“唐荧。”他在心里，叫了一声。</w:t>
-      </w:r>
-    </w:p>
-    <w:p>
-      <w:r>
-        <w:t>这一次，那个名字，没有滑走。</w:t>
-      </w:r>
-    </w:p>
-    <w:p>
-      <w:r>
-        <w:t>几乎在同一秒，许照的手机屏幕亮了一下。</w:t>
-      </w:r>
-    </w:p>
-    <w:p>
-      <w:r>
-        <w:t>那个“71”，跳成了“70”。</w:t>
-      </w:r>
-    </w:p>
-    <w:p>
-      <w:r>
-        <w:t>“又掉了。”许照说，声音很轻，“它跟着我们。”</w:t>
-      </w:r>
-    </w:p>
-    <w:p>
-      <w:r>
-        <w:t>沈默盯着那个数字看了两秒。</w:t>
-      </w:r>
-    </w:p>
-    <w:p>
-      <w:r>
-        <w:t>71，70。</w:t>
-      </w:r>
-    </w:p>
-    <w:p>
-      <w:r>
-        <w:t>这一局，他确认了六个人，林晚确认了白鸽，他又报了一次总数。三回确认，只掉了一格。</w:t>
-      </w:r>
-    </w:p>
-    <w:p>
-      <w:r>
-        <w:t>后来他才懂：系统记的是“被采纳了几回”，不是“记了几个人”。</w:t>
-      </w:r>
-    </w:p>
-    <w:p>
-      <w:r>
-        <w:t>它每掉一次，都是在记一笔账。</w:t>
-      </w:r>
-    </w:p>
-    <w:p>
-      <w:r>
-        <w:t>这笔账的欠款人是谁，他不知道。</w:t>
-      </w:r>
-    </w:p>
-    <w:p>
-      <w:r>
-        <w:t>但收款人，一定知道。</w:t>
-      </w:r>
-    </w:p>
-    <w:p>
-      <w:r>
-        <w:t>与此同时，电梯忽然开始减速。</w:t>
-      </w:r>
-    </w:p>
-    <w:p>
-      <w:r>
-        <w:t>那个若有若无的失重感一点一点消失。脚底重新感觉到了地面。最后，轻轻一顿。</w:t>
+        <w:t>“我刚才试过一回。”她说，“我自己的名字。'唐荧'。三个字到嘴边就滑走了，跟抓一把水似的。”</w:t>
+      </w:r>
+    </w:p>
+    <w:p>
+      <w:r>
+        <w:t>她把两只手举到灯底下翻了翻，指缝里还留着那滩水的水印。</w:t>
+      </w:r>
+    </w:p>
+    <w:p>
+      <w:r>
+        <w:t>“现在不滑了。”</w:t>
+      </w:r>
+    </w:p>
+    <w:p>
+      <w:r>
+        <w:t>沈默在心里叫了一声“唐荧”。</w:t>
+      </w:r>
+    </w:p>
+    <w:p>
+      <w:r>
+        <w:t>这回那两个字没跑。</w:t>
+      </w:r>
+    </w:p>
+    <w:p>
+      <w:r>
+        <w:t>许照的手机屏幕在这时候亮了一下。他用指节敲了敲壳子。</w:t>
+      </w:r>
+    </w:p>
+    <w:p>
+      <w:r>
+        <w:t>“71”跳成“70”。</w:t>
+      </w:r>
+    </w:p>
+    <w:p>
+      <w:r>
+        <w:t>“又掉了。”他说，声音很轻，“它跟着我们。”</w:t>
+      </w:r>
+    </w:p>
+    <w:p>
+      <w:r>
+        <w:t>沈默盯着那个“70”。三回确认，掉了一格。</w:t>
+      </w:r>
+    </w:p>
+    <w:p>
+      <w:r>
+        <w:t>“它记的是回数。”顾言说，“你念六个掉一格，林晚念一个也掉一格。”</w:t>
+      </w:r>
+    </w:p>
+    <w:p>
+      <w:r>
+        <w:t>“你猜的。”唐荧说。</w:t>
+      </w:r>
+    </w:p>
+    <w:p>
+      <w:r>
+        <w:t>“我猜的有七成准头。”</w:t>
+      </w:r>
+    </w:p>
+    <w:p>
+      <w:r>
+        <w:t>电梯开始减速。</w:t>
+      </w:r>
+    </w:p>
+    <w:p>
+      <w:r>
+        <w:t>那点若有若无的失重感一点一点收回去。脚底重新踩到地。最后轻轻一顿。</w:t>
       </w:r>
     </w:p>
     <w:p>
@@ -4569,127 +4869,132 @@
     </w:p>
     <w:p>
       <w:r>
-        <w:t>没有开门声，没有气流声。两扇门无声地向两边滑开，露出外面一条走廊。</w:t>
-      </w:r>
-    </w:p>
-    <w:p>
-      <w:r>
-        <w:t>米黄色的墙，磨石子地面，灯罩上积着灰。光从走廊尽头照进来，冷，白，像医院。</w:t>
-      </w:r>
-    </w:p>
-    <w:p>
-      <w:r>
-        <w:t>“等一下。”许照说。</w:t>
-      </w:r>
-    </w:p>
-    <w:p>
-      <w:r>
-        <w:t>他蹲下去，手机的手电筒贴着地板，斜斜地打过去。</w:t>
-      </w:r>
-    </w:p>
-    <w:p>
-      <w:r>
-        <w:t>“你们看。”</w:t>
-      </w:r>
-    </w:p>
-    <w:p>
-      <w:r>
-        <w:t>磨砂地板上，有一片痕迹。很浅，被光一照才现出形来——五道指痕，从门缝的方向往里爬，最后消失在地板中间。指痕的尽头，是一片手掌的形状。</w:t>
-      </w:r>
-    </w:p>
-    <w:p>
-      <w:r>
-        <w:t>像有一个人，趴在地板上，朝电梯里爬。爬到一半，被什么东西拖了出去。</w:t>
-      </w:r>
-    </w:p>
-    <w:p>
-      <w:r>
-        <w:t>“这不是我们弄的。”唐荧蹲下去看，“指痕的角度、磨蚀的深度，至少是好几天前留下的。”</w:t>
-      </w:r>
-    </w:p>
-    <w:p>
-      <w:r>
-        <w:t>“上一局的人。”顾言低声说，“这不是第一局。这是不知道第几局。”</w:t>
-      </w:r>
-    </w:p>
-    <w:p>
-      <w:r>
-        <w:t>沈默盯着那个手印。</w:t>
-      </w:r>
-    </w:p>
-    <w:p>
-      <w:r>
-        <w:t>那个手掌的形状，五指张开，抓得很用力。抓的是地板，想要的是门。</w:t>
-      </w:r>
-    </w:p>
-    <w:p>
-      <w:r>
-        <w:t>那个人最后爬到了哪里，没有人知道。</w:t>
-      </w:r>
-    </w:p>
-    <w:p>
-      <w:r>
-        <w:t>“走吧。”沈默说，“这一局结束了。别做下一局的‘上一局’。”</w:t>
-      </w:r>
-    </w:p>
-    <w:p>
-      <w:r>
-        <w:t>他迈出第一步。</w:t>
-      </w:r>
-    </w:p>
-    <w:p>
-      <w:r>
-        <w:t>他数到了那个声音。</w:t>
-      </w:r>
-    </w:p>
-    <w:p>
-      <w:r>
-        <w:t>第八个呼吸。从电梯里跟了出来。</w:t>
-      </w:r>
-    </w:p>
-    <w:p>
-      <w:r>
-        <w:t>就在他身后。</w:t>
-      </w:r>
-    </w:p>
-    <w:p>
-      <w:r>
-        <w:t>不。不止身后。是整条走廊都在呼吸。墙在吸气，地板在呼气，头顶的灯管随着那个节奏明灭，一下，一下。</w:t>
-      </w:r>
-    </w:p>
-    <w:p>
-      <w:r>
-        <w:t>沈默开始数那个节奏。</w:t>
-      </w:r>
-    </w:p>
-    <w:p>
-      <w:r>
-        <w:t>一二三四，停半拍。五六七八，停一拍半。</w:t>
-      </w:r>
-    </w:p>
-    <w:p>
-      <w:r>
-        <w:t>呼气的时候，拖一个很短的尾音，像叹息。</w:t>
-      </w:r>
-    </w:p>
-    <w:p>
-      <w:r>
-        <w:t>沈默站在原地。他认识这个节奏。</w:t>
-      </w:r>
-    </w:p>
-    <w:p>
-      <w:r>
-        <w:t>不是“认识”。</w:t>
-      </w:r>
-    </w:p>
-    <w:p>
-      <w:r>
-        <w:t>他听过这个节奏。在某个病房里，在一张病床边，在消毒水的味道中间，他听了无数个夜晚，数到睡着，又数着醒来。</w:t>
-      </w:r>
-    </w:p>
-    <w:p>
-      <w:r>
-        <w:t>他听见自己说：</w:t>
+        <w:t>没有开门声，没有风。两扇门朝两边滑开，外面是一条走廊。</w:t>
+      </w:r>
+    </w:p>
+    <w:p>
+      <w:r>
+        <w:t>米黄色的墙，磨石子地面，灯罩上积着灰。光从走廊那头照过来，冷，白。</w:t>
+      </w:r>
+    </w:p>
+    <w:p>
+      <w:r>
+        <w:t>唐荧吸了下鼻子：“消毒水。”</w:t>
+      </w:r>
+    </w:p>
+    <w:p>
+      <w:r>
+        <w:t>“医院的味儿。”许照说，“我上次洗胃就是这味儿。”</w:t>
+      </w:r>
+    </w:p>
+    <w:p>
+      <w:r>
+        <w:t>“等一下。”</w:t>
+      </w:r>
+    </w:p>
+    <w:p>
+      <w:r>
+        <w:t>许照蹲下去，手机贴着地面，光斜着打过去。</w:t>
+      </w:r>
+    </w:p>
+    <w:p>
+      <w:r>
+        <w:t>磨石子上有一片痕。很浅，被光一蹭才现出形来——五道指痕，从门缝那头往里爬，爬到地板中间断了。痕的尽头是一片手掌印。</w:t>
+      </w:r>
+    </w:p>
+    <w:p>
+      <w:r>
+        <w:t>唐荧跟着蹲下。她手指悬在痕上，没碰。</w:t>
+      </w:r>
+    </w:p>
+    <w:p>
+      <w:r>
+        <w:t>“指根深，指尖浅。”她说，“是自己往前挣。被人推进来的，指甲是反过来刮的，槽口带毛刺。”</w:t>
+      </w:r>
+    </w:p>
+    <w:p>
+      <w:r>
+        <w:t>“新鲜吗。”</w:t>
+      </w:r>
+    </w:p>
+    <w:p>
+      <w:r>
+        <w:t>“灰落进槽里了。三天往上。”</w:t>
+      </w:r>
+    </w:p>
+    <w:p>
+      <w:r>
+        <w:t>顾言蹲下来看了一眼。</w:t>
+      </w:r>
+    </w:p>
+    <w:p>
+      <w:r>
+        <w:t>“这不是第一局。”他说，“这是不知道第几局。”</w:t>
+      </w:r>
+    </w:p>
+    <w:p>
+      <w:r>
+        <w:t>沈默盯着那片手掌印。</w:t>
+      </w:r>
+    </w:p>
+    <w:p>
+      <w:r>
+        <w:t>五指张开，抓得很用力。抓的是地板，够的是门。</w:t>
+      </w:r>
+    </w:p>
+    <w:p>
+      <w:r>
+        <w:t>“走吧。”他说，“这一局完了。别做下一局的上一局。”</w:t>
+      </w:r>
+    </w:p>
+    <w:p>
+      <w:r>
+        <w:t>他迈出去。</w:t>
+      </w:r>
+    </w:p>
+    <w:p>
+      <w:r>
+        <w:t>第三步上，他听见了。</w:t>
+      </w:r>
+    </w:p>
+    <w:p>
+      <w:r>
+        <w:t>第八个呼吸。跟着出来了。</w:t>
+      </w:r>
+    </w:p>
+    <w:p>
+      <w:r>
+        <w:t>就在他后头。</w:t>
+      </w:r>
+    </w:p>
+    <w:p>
+      <w:r>
+        <w:t>不止后头。整条走廊都在喘气。墙在吸，地板在呼，头顶的灯管跟着那个节奏明灭，一下，一下。</w:t>
+      </w:r>
+    </w:p>
+    <w:p>
+      <w:r>
+        <w:t>沈默数那个节奏。</w:t>
+      </w:r>
+    </w:p>
+    <w:p>
+      <w:r>
+        <w:t>一二三四，停半拍。五六七八，停一拍半。呼气的时候拖一个很短的尾音，像叹气。</w:t>
+      </w:r>
+    </w:p>
+    <w:p>
+      <w:r>
+        <w:t>他的脚停在半空。</w:t>
+      </w:r>
+    </w:p>
+    <w:p>
+      <w:r>
+        <w:t>这个节奏他听过。</w:t>
+      </w:r>
+    </w:p>
+    <w:p>
+      <w:r>
+        <w:t>在某个病房里，在一张病床边上，在消毒水味儿中间。他听了无数个夜晚，数到睡着，又数着醒来。</w:t>
       </w:r>
     </w:p>
     <w:p>
@@ -4699,12 +5004,22 @@
     </w:p>
     <w:p>
       <w:r>
+        <w:t>他听见自己说。</w:t>
+      </w:r>
+    </w:p>
+    <w:p>
+      <w:r>
         <w:t>“那就是。”</w:t>
       </w:r>
     </w:p>
     <w:p>
       <w:r>
-        <w:t>然后他想起那张今天早上七点要交的陪护交接单。</w:t>
+        <w:t>他伸手扶住墙。米黄色的涂料，指腹底下是细小的颗粒，蹭掉了一点渣。</w:t>
+      </w:r>
+    </w:p>
+    <w:p>
+      <w:r>
+        <w:t>他想今天早上七点要交的那张陪护交接单。</w:t>
       </w:r>
     </w:p>
     <w:p>
@@ -4719,12 +5034,17 @@
     </w:p>
     <w:p>
       <w:r>
-        <w:t>“前面有字。”顾言的声音从走廊前方传来。</w:t>
-      </w:r>
-    </w:p>
-    <w:p>
-      <w:r>
-        <w:t>所有人走过去。走廊尽头是一面墙。墙上浮着字：</w:t>
+        <w:t>“前面有字。”</w:t>
+      </w:r>
+    </w:p>
+    <w:p>
+      <w:r>
+        <w:t>顾言的声音从走廊前头传过来。</w:t>
+      </w:r>
+    </w:p>
+    <w:p>
+      <w:r>
+        <w:t>走廊尽头是一面墙。墙上浮着字：</w:t>
       </w:r>
     </w:p>
     <w:p>
@@ -4739,12 +5059,12 @@
     </w:p>
     <w:p>
       <w:r>
-        <w:t>字到这里，断了。</w:t>
-      </w:r>
-    </w:p>
-    <w:p>
-      <w:r>
-        <w:t>后面的笔画，像被谁用湿布抹过，洇成一团。只剩下半行，勉强能辨认：</w:t>
+        <w:t>到这儿断了。</w:t>
+      </w:r>
+    </w:p>
+    <w:p>
+      <w:r>
+        <w:t>后面的笔画像被谁用湿抹布抹过，洇成一团。剩下半行勉强能认：</w:t>
       </w:r>
     </w:p>
     <w:p>
@@ -4754,32 +5074,32 @@
     </w:p>
     <w:p>
       <w:r>
-        <w:t>“第二局。”顾言说，“可这题的完整版，被人抹掉了。只剩半句。”</w:t>
-      </w:r>
-    </w:p>
-    <w:p>
-      <w:r>
-        <w:t>“谁抹的？”许照问。</w:t>
-      </w:r>
-    </w:p>
-    <w:p>
-      <w:r>
-        <w:t>没有人回答。</w:t>
-      </w:r>
-    </w:p>
-    <w:p>
-      <w:r>
-        <w:t>走廊深处，忽然传来脚步声。</w:t>
-      </w:r>
-    </w:p>
-    <w:p>
-      <w:r>
-        <w:t>很多人的脚步声。从走廊的另一头，从他们看不见的地方，一步一步，朝这边走过来。</w:t>
-      </w:r>
-    </w:p>
-    <w:p>
-      <w:r>
-        <w:t>沈默下意识数了一下。</w:t>
+        <w:t>“第二局。”顾言说，“题被人抹了一半。剩下这一半是'谁应该离开'。”</w:t>
+      </w:r>
+    </w:p>
+    <w:p>
+      <w:r>
+        <w:t>“谁抹的。”许照问。</w:t>
+      </w:r>
+    </w:p>
+    <w:p>
+      <w:r>
+        <w:t>没人答。</w:t>
+      </w:r>
+    </w:p>
+    <w:p>
+      <w:r>
+        <w:t>走廊那头传来脚步声。</w:t>
+      </w:r>
+    </w:p>
+    <w:p>
+      <w:r>
+        <w:t>很多。</w:t>
+      </w:r>
+    </w:p>
+    <w:p>
+      <w:r>
+        <w:t>沈默数了。</w:t>
       </w:r>
     </w:p>
     <w:p>
@@ -4794,57 +5114,72 @@
     </w:p>
     <w:p>
       <w:r>
-        <w:t>可脚步声，走到一半，停了。</w:t>
-      </w:r>
-    </w:p>
-    <w:p>
-      <w:r>
-        <w:t>像那五个“人”，在黑暗里，站住了，不走了。</w:t>
-      </w:r>
-    </w:p>
-    <w:p>
-      <w:r>
-        <w:t>“他们不过来。”白鸽小声说，“他们在等。”</w:t>
-      </w:r>
-    </w:p>
-    <w:p>
-      <w:r>
-        <w:t>“等什么？”</w:t>
-      </w:r>
-    </w:p>
-    <w:p>
-      <w:r>
-        <w:t>“等我们，先走进那扇门。”</w:t>
-      </w:r>
-    </w:p>
-    <w:p>
-      <w:r>
-        <w:t>所有人回头。走廊的侧面，不知何时，多了一扇白门。木头的，门框上别着一朵白花。花的边上，插着一张请柬，红底金字。</w:t>
-      </w:r>
-    </w:p>
-    <w:p>
-      <w:r>
-        <w:t>“那五个脚步声，是第二局的人。”周既明说，“第二局，要从这扇门进去。门后是什么，没人知道。可你们记住——”</w:t>
-      </w:r>
-    </w:p>
-    <w:p>
-      <w:r>
-        <w:t>他抬头，看了一眼那扇白门。</w:t>
-      </w:r>
-    </w:p>
-    <w:p>
-      <w:r>
-        <w:t>“第二局的题，被抹掉了一半。剩下的那一半，是‘谁应该离开’。这五个字，会跟着我们，一直到第二局结束。”</w:t>
-      </w:r>
-    </w:p>
-    <w:p>
-      <w:r>
-        <w:t>沈默看着那扇白门，看着那张请柬。</w:t>
-      </w:r>
-    </w:p>
-    <w:p>
-      <w:r>
-        <w:t>请柬上的字，在惨白的灯光下，红得像血。</w:t>
+        <w:t>走到一半，停了。</w:t>
+      </w:r>
+    </w:p>
+    <w:p>
+      <w:r>
+        <w:t>“五个。”韩秋说，“我数了三遍。五个。”</w:t>
+      </w:r>
+    </w:p>
+    <w:p>
+      <w:r>
+        <w:t>“他们停了。”白鸽说。</w:t>
+      </w:r>
+    </w:p>
+    <w:p>
+      <w:r>
+        <w:t>白鸽把相机举到右眼前，拇指压在快门上，压了两秒，松开。</w:t>
+      </w:r>
+    </w:p>
+    <w:p>
+      <w:r>
+        <w:t>“他们在等。”她说，“站着不动的人我拍过几百个。等开席的，等开棺的，都是一个站法。”</w:t>
+      </w:r>
+    </w:p>
+    <w:p>
+      <w:r>
+        <w:t>她放下相机。</w:t>
+      </w:r>
+    </w:p>
+    <w:p>
+      <w:r>
+        <w:t>“等我们先动。”</w:t>
+      </w:r>
+    </w:p>
+    <w:p>
+      <w:r>
+        <w:t>“我从前在厂区看过换班。”周既明说，“两拨人在门口站着，谁也不先——”</w:t>
+      </w:r>
+    </w:p>
+    <w:p>
+      <w:r>
+        <w:t>“周叔。”</w:t>
+      </w:r>
+    </w:p>
+    <w:p>
+      <w:r>
+        <w:t>“——先进门的那个，担责。”</w:t>
+      </w:r>
+    </w:p>
+    <w:p>
+      <w:r>
+        <w:t>八个人一起回头。</w:t>
+      </w:r>
+    </w:p>
+    <w:p>
+      <w:r>
+        <w:t>走廊侧面不知什么时候多了一扇门。白门，木头的。门框上别着一朵白花。花的边上插着一张请柬，红底金字。</w:t>
+      </w:r>
+    </w:p>
+    <w:p>
+      <w:r>
+        <w:t>沈默走过去。</w:t>
+      </w:r>
+    </w:p>
+    <w:p>
+      <w:r>
+        <w:t>请柬上的字在惨白的灯下泛着红。</w:t>
       </w:r>
     </w:p>
     <w:p>
@@ -4854,17 +5189,27 @@
     </w:p>
     <w:p>
       <w:r>
-        <w:t>“婚礼。”他念出来，“第二局，是一场婚礼。”</w:t>
-      </w:r>
-    </w:p>
-    <w:p>
-      <w:r>
-        <w:t>他转身，走向那扇门。</w:t>
-      </w:r>
-    </w:p>
-    <w:p>
-      <w:r>
-        <w:t>身后，五个脚步声，还在黑暗里，静静地等着。</w:t>
+        <w:t>“婚礼。”他念出来。</w:t>
+      </w:r>
+    </w:p>
+    <w:p>
+      <w:r>
+        <w:t>沈默伸手，指腹从那个“沈”字上擦过去。</w:t>
+      </w:r>
+    </w:p>
+    <w:p>
+      <w:r>
+        <w:t>指腹上沾了一点红。他捻了两下，捻不干。</w:t>
+      </w:r>
+    </w:p>
+    <w:p>
+      <w:r>
+        <w:t>“这字刚写上去的。”他说。</w:t>
+      </w:r>
+    </w:p>
+    <w:p>
+      <w:r>
+        <w:t>走廊那头，那五个脚步声，同时往前挪了一步。</w:t>
       </w:r>
     </w:p>
     <w:p>
@@ -5051,7 +5396,7 @@
     </w:p>
     <w:p>
       <w:r>
-        <w:t>“观测员，是记人的。别人忘了的，他记着。别人看不见的，他看见。别人死了的，他替人活着。这就是观测员。”</w:t>
+        <w:t>他手里的名册，越来越烫。烫得他不自觉攥紧了拳头。</w:t>
       </w:r>
     </w:p>
     <w:p>
@@ -5196,7 +5541,7 @@
     </w:p>
     <w:p>
       <w:r>
-        <w:t>他知道，从今天起，他要带着六个人的名字，走一条很长的路。而这条路，刚刚开始。</w:t>
+        <w:t>他把六个名字，写在纸上。写完，纸还没干。</w:t>
       </w:r>
     </w:p>
     <w:p>
@@ -5486,7 +5831,7 @@
     </w:p>
     <w:p>
       <w:r>
-        <w:t>他知道，从今以后，这样的夜晚，还会有很多。</w:t>
+        <w:t>他听见走廊那头，又有人在低低地说话。他把名册上的名字，一个一个，在心里数了一遍。</w:t>
       </w:r>
     </w:p>
     <w:p>
@@ -6505,6 +6850,11 @@
     </w:p>
     <w:p>
       <w:r>
+        <w:t>顾言当律师十年，看过的合同上万份，假的瞒不过他。可他自己的账，他算得比合同还细——一笔不错。</w:t>
+      </w:r>
+    </w:p>
+    <w:p>
+      <w:r>
         <w:t>“那你们看看，这行字。”新娘指着婚书下方。</w:t>
       </w:r>
     </w:p>
@@ -7644,6 +7994,21 @@
     </w:p>
     <w:p>
       <w:r>
+        <w:t>“还有，”许照说，“我送你外卖的时候，砸过门。我听过最响的门响。今天这扇，比那个响。”</w:t>
+      </w:r>
+    </w:p>
+    <w:p>
+      <w:r>
+        <w:t>“你还挺得意。”沈默说。</w:t>
+      </w:r>
+    </w:p>
+    <w:p>
+      <w:r>
+        <w:t>“得意个屁。”许照说，“我他妈现在，腿都是软的。”</w:t>
+      </w:r>
+    </w:p>
+    <w:p>
+      <w:r>
         <w:t>他走向那扇小门。</w:t>
       </w:r>
     </w:p>
@@ -8976,7 +9341,7 @@
     </w:p>
     <w:p>
       <w:r>
-        <w:t>“这里的夜，本来就长。”周既明说，“从电梯里开始，这就是一个，跨不过去的夜。”</w:t>
+        <w:t>“这里的夜，本来就长。”周既明说，“从电梯里开始，每一块地板砖，都像一页记不下来的名册。”</w:t>
       </w:r>
     </w:p>
     <w:p>
@@ -9483,7 +9848,7 @@
     </w:p>
     <w:p>
       <w:r>
-        <w:t>他知道，门后，又是一个局。可这一次，他不怕了。</w:t>
+        <w:t>他迈步，进门。门在他身后合上。他没回头。</w:t>
       </w:r>
     </w:p>
     <w:p>
@@ -11144,6 +11509,11 @@
     </w:p>
     <w:p>
       <w:r>
+        <w:t>唐荧说“我来”的时候，从不含糊。这是她进这地方之后，第几次抢在最前面了——她自己没数，别人也没数。</w:t>
+      </w:r>
+    </w:p>
+    <w:p>
+      <w:r>
         <w:t>“我。”白鸽说。</w:t>
       </w:r>
     </w:p>
@@ -12241,7 +12611,7 @@
     </w:p>
     <w:p>
       <w:r>
-        <w:t>“这就是404。”护士说。</w:t>
+        <w:t>“门上写的是404，可沈默推门的时候，脑子里想的是另一扇——有桂花的。”护士说。</w:t>
       </w:r>
     </w:p>
     <w:p>
@@ -13023,6 +13393,61 @@
     </w:p>
     <w:p>
       <w:r>
+        <w:t>沈默抬起头。</w:t>
+      </w:r>
+    </w:p>
+    <w:p>
+      <w:r>
+        <w:t>他和韦成的目光，在空中撞了一下。</w:t>
+      </w:r>
+    </w:p>
+    <w:p>
+      <w:r>
+        <w:t>撞的那一瞬，沈默后颈，凉了一下。</w:t>
+      </w:r>
+    </w:p>
+    <w:p>
+      <w:r>
+        <w:t>那眼神——不对。</w:t>
+      </w:r>
+    </w:p>
+    <w:p>
+      <w:r>
+        <w:t>许照看他的眼神，是“你谁？”</w:t>
+      </w:r>
+    </w:p>
+    <w:p>
+      <w:r>
+        <w:t>唐荧看他的眼神，是“你需要什么？”</w:t>
+      </w:r>
+    </w:p>
+    <w:p>
+      <w:r>
+        <w:t>陆信看他的眼神，是“你能不能替我记事？”</w:t>
+      </w:r>
+    </w:p>
+    <w:p>
+      <w:r>
+        <w:t>可韦成看他的眼神，不是“你”。</w:t>
+      </w:r>
+    </w:p>
+    <w:p>
+      <w:r>
+        <w:t>是“那本名册”。</w:t>
+      </w:r>
+    </w:p>
+    <w:p>
+      <w:r>
+        <w:t>韦成在看他的时候，眼睛根本不在他脸上。在他手里。在他怀里。在他藏着名册的地方。</w:t>
+      </w:r>
+    </w:p>
+    <w:p>
+      <w:r>
+        <w:t>“韦成。”沈默在心里念了一遍这个名字。他没把这感觉说出来。他把这种感觉，藏在了名册的边角里。</w:t>
+      </w:r>
+    </w:p>
+    <w:p>
+      <w:r>
         <w:t>他身后的四个人，一个接一个，开口——不。他们张开嘴，却没有发出声。</w:t>
       </w:r>
     </w:p>
@@ -13635,7 +14060,7 @@
     </w:p>
     <w:p>
       <w:r>
-        <w:t>“这就是第二局的题。”陆信看着他，“那个数字，是你的。它在等你花完。你花完了，你就不是观测员了。他们，就不用怕你了。”</w:t>
+        <w:t>“第二局，赌的是你的额度。”陆信看着他，“你花完了，他们就不用怕你了。”</w:t>
       </w:r>
     </w:p>
     <w:p>
@@ -13721,6 +14146,116 @@
     <w:p>
       <w:r>
         <w:t>“我早就除名了。”陆信说，“可我除名得奇怪。我除名了，我还记得我自己是谁。我不像你们，不像那个年轻人，不像韦成他们。他们，是真忘了。我，是记得的。”</w:t>
+      </w:r>
+    </w:p>
+    <w:p>
+      <w:r>
+        <w:t>顾言低着头，手指在口袋里翻。</w:t>
+      </w:r>
+    </w:p>
+    <w:p>
+      <w:r>
+        <w:t>他在数——额度。73-1-1-1-1-1-1=67。沈默名册记了一页。去掉两格确认的，到他手里的，是65格。</w:t>
+      </w:r>
+    </w:p>
+    <w:p>
+      <w:r>
+        <w:t>不对。</w:t>
+      </w:r>
+    </w:p>
+    <w:p>
+      <w:r>
+        <w:t>65格够活。但65格不够带别人。他带一个许照出去，要少10格。带一个白鸽，少15格。带一个唐荧，少20格。带一个林晚，少25格。</w:t>
+      </w:r>
+    </w:p>
+    <w:p>
+      <w:r>
+        <w:t>剩下的人，他顾言带不带？</w:t>
+      </w:r>
+    </w:p>
+    <w:p>
+      <w:r>
+        <w:t>他抬头，看了一眼沈默。</w:t>
+      </w:r>
+    </w:p>
+    <w:p>
+      <w:r>
+        <w:t>沈默不知道他在算。</w:t>
+      </w:r>
+    </w:p>
+    <w:p>
+      <w:r>
+        <w:t>顾言把手指收回口袋里。他刚想到一件事——他可以告诉沈默，额度是65。但他也可以告诉沈默，额度是55。多算10格。这10格，归他。他就多10格命。</w:t>
+      </w:r>
+    </w:p>
+    <w:p>
+      <w:r>
+        <w:t>他张了张嘴。</w:t>
+      </w:r>
+    </w:p>
+    <w:p>
+      <w:r>
+        <w:t>“沈默。”他说，“你的额度，到这一局，是55。”</w:t>
+      </w:r>
+    </w:p>
+    <w:p>
+      <w:r>
+        <w:t>他说完，自己先愣住了。</w:t>
+      </w:r>
+    </w:p>
+    <w:p>
+      <w:r>
+        <w:t>他不知道，他为什么会说出这句话。</w:t>
+      </w:r>
+    </w:p>
+    <w:p>
+      <w:r>
+        <w:t>但话，已经出来了。</w:t>
+      </w:r>
+    </w:p>
+    <w:p>
+      <w:r>
+        <w:t>“55？”沈默问，“不是65？”</w:t>
+      </w:r>
+    </w:p>
+    <w:p>
+      <w:r>
+        <w:t>“55。”顾言说，声音很稳，“我在心里算过。我数学比你好。”</w:t>
+      </w:r>
+    </w:p>
+    <w:p>
+      <w:r>
+        <w:t>走廊那头，陆信抬起了头。他望着顾言，看了三秒。</w:t>
+      </w:r>
+    </w:p>
+    <w:p>
+      <w:r>
+        <w:t>“顾言。”陆信说，“你的数，是对的。可你算少了一笔。”</w:t>
+      </w:r>
+    </w:p>
+    <w:p>
+      <w:r>
+        <w:t>顾言的喉咙，干了一下。</w:t>
+      </w:r>
+    </w:p>
+    <w:p>
+      <w:r>
+        <w:t>“沈默记名册，是自己扣的，不是系统扣的。”陆信说，“你这10格，不是系统的。是沈默的。你拿的，是沈默的命。”</w:t>
+      </w:r>
+    </w:p>
+    <w:p>
+      <w:r>
+        <w:t>走廊里，安静了。</w:t>
+      </w:r>
+    </w:p>
+    <w:p>
+      <w:r>
+        <w:t>顾言的脸上，没有表情。</w:t>
+      </w:r>
+    </w:p>
+    <w:p>
+      <w:r>
+        <w:t>可他的手，在口袋里，抖了一下。</w:t>
       </w:r>
     </w:p>
     <w:p>
@@ -13867,7 +14402,17 @@
     </w:p>
     <w:p>
       <w:r>
-        <w:t>“先认人。”陆信说，“认完人，才知道，少的那个，是谁。”</w:t>
+        <w:t>“先认人。”陆信说。</w:t>
+      </w:r>
+    </w:p>
+    <w:p>
+      <w:r>
+        <w:t>烟在他指间，没点。他把那一口没点的烟，慢慢吐出来。</w:t>
+      </w:r>
+    </w:p>
+    <w:p>
+      <w:r>
+        <w:t>“认完人，才知道，少的那个，是谁。”</w:t>
       </w:r>
     </w:p>
     <w:p>
@@ -13882,12 +14427,12 @@
     </w:p>
     <w:p>
       <w:r>
-        <w:t>所有人互相看着。</w:t>
-      </w:r>
-    </w:p>
-    <w:p>
-      <w:r>
-        <w:t>“许照。”沈默说，“唐荧。顾言。韩秋。周既明。林晚。白鸽。韦成。方妍。董学勤。胡文亮。郑小满。陆信。”</w:t>
+        <w:t>所有人互相看着。走廊里，消毒水的味儿还没散，灯管把每一个人的脸照得发青。</w:t>
+      </w:r>
+    </w:p>
+    <w:p>
+      <w:r>
+        <w:t>“许照。”沈默开口，“唐荧。顾言。韩秋。周既明。林晚。白鸽。韦成。方妍。董学勤。胡文亮。郑小满。陆信。”</w:t>
       </w:r>
     </w:p>
     <w:p>
@@ -13912,22 +14457,17 @@
     </w:p>
     <w:p>
       <w:r>
-        <w:t>“哎！”许照应了一声。</w:t>
-      </w:r>
-    </w:p>
-    <w:p>
-      <w:r>
-        <w:t>“你就记得我？”许照惊讶，“刚才在电梯里，你还能记住我们所有人的名字。我们是谁，你都记得？”</w:t>
-      </w:r>
-    </w:p>
-    <w:p>
-      <w:r>
-        <w:t>“记得。”沈默说，“我记得你们每一个人的名字。年龄。职业。我记得清清楚楚。”</w:t>
-      </w:r>
-    </w:p>
-    <w:p>
-      <w:r>
-        <w:t>“那问题就来了。”陆信说，“你名册上，十三个名字。扣掉我这个除名的，在册的，正好十二个。名额，也是十二个。满的。可那个‘不在这里’的，不在你的名册上。它一个名字，都没有。”</w:t>
+        <w:t>“哎！”许照应了一声。他抬了抬手，把左手举得比右手高一点，像小学生被点名，“哎，沈默，你还真记得我。”</w:t>
+      </w:r>
+    </w:p>
+    <w:p>
+      <w:r>
+        <w:t>“记得。”沈默说，“你们的名字，年龄，职业。我记得清清楚楚。”</w:t>
+      </w:r>
+    </w:p>
+    <w:p>
+      <w:r>
+        <w:t>“那问题就来了。”陆信说，“你名册上，十三个名字。扣掉我这个除名的，在册的，正好十二个。名额，也是十二个。满的。可那个'不在这里'的，不在你的名册上。它一个名字，都没有。”</w:t>
       </w:r>
     </w:p>
     <w:p>
@@ -13937,12 +14477,12 @@
     </w:p>
     <w:p>
       <w:r>
-        <w:t>“那你数数。”陆信说，“名册十三个，扣掉我，十二个。名额也是十二个。满的。可那个‘不在这里’的——你数过它吗？”</w:t>
-      </w:r>
-    </w:p>
-    <w:p>
-      <w:r>
-        <w:t>沈默沉默了。</w:t>
+        <w:t>“那你数数。”陆信说，“名册十三个，扣掉我，十二个。名额也是十二个。满的。可那个'不在这里'的——你数过它吗？”</w:t>
+      </w:r>
+    </w:p>
+    <w:p>
+      <w:r>
+        <w:t>沈默没接话。</w:t>
       </w:r>
     </w:p>
     <w:p>
@@ -14032,6 +14572,16 @@
     </w:p>
     <w:p>
       <w:r>
+        <w:t>“白鸽。”</w:t>
+      </w:r>
+    </w:p>
+    <w:p>
+      <w:r>
+        <w:t>“在。”她的声音，很轻。</w:t>
+      </w:r>
+    </w:p>
+    <w:p>
+      <w:r>
         <w:t>“韦成。”</w:t>
       </w:r>
     </w:p>
@@ -14097,7 +14647,7 @@
     </w:p>
     <w:p>
       <w:r>
-        <w:t>沈默的额角，渗出了汗。</w:t>
+        <w:t>沈默的额角，渗出了汗。汗珠沿着太阳穴往下滑，挂在下颌角，没掉下来。</w:t>
       </w:r>
     </w:p>
     <w:p>
@@ -14132,17 +14682,12 @@
     </w:p>
     <w:p>
       <w:r>
-        <w:t>因为所有人都想起来了：有一个东西，从第一部电梯开始，就一直跟着他们。</w:t>
-      </w:r>
-    </w:p>
-    <w:p>
-      <w:r>
-        <w:t>看不见。数不到。可它，一直都在。</w:t>
-      </w:r>
-    </w:p>
-    <w:p>
-      <w:r>
-        <w:t>“名额是满的。”陆信说，“可它站在名额外面。这一局的题，不是‘谁多出来’——是那个‘不在这里’的，到底是谁。”</w:t>
+        <w:t>因为所有人都想起来了：有一个东西，从第一部电梯开始，就一直跟着他们。看不见，数不到。可它，一直都在那儿。走在许照身后一米的地方，坐在白鸽对面半寸的位置，蹲在韩秋够不到的那一格架子上。</w:t>
+      </w:r>
+    </w:p>
+    <w:p>
+      <w:r>
+        <w:t>“名额是满的。”陆信说，“可它站在名额外面。这一局的题，不是'谁多出来'——是那个'不在这里'的，到底是谁。”</w:t>
       </w:r>
     </w:p>
     <w:p>
@@ -14162,12 +14707,17 @@
     </w:p>
     <w:p>
       <w:r>
-        <w:t>“你们记不住自己名字的时候，就要被认识。只要有人，能叫出你的名字——你就还活着。”</w:t>
-      </w:r>
-    </w:p>
-    <w:p>
-      <w:r>
-        <w:t>他看向沈默：“所以，第二局要想活命，就让每一个人，都被叫到名字。”</w:t>
+        <w:t>“你们记不住自己名字的时候，就要被认识。”陆信说，“只要有人，能叫出你的名字——你就还活着。”</w:t>
+      </w:r>
+    </w:p>
+    <w:p>
+      <w:r>
+        <w:t>他看向沈默：</w:t>
+      </w:r>
+    </w:p>
+    <w:p>
+      <w:r>
+        <w:t>“所以，第二局要想活命，就让每一个人，都被叫到名字。”</w:t>
       </w:r>
     </w:p>
     <w:p>
@@ -14182,7 +14732,7 @@
     </w:p>
     <w:p>
       <w:r>
-        <w:t>他的脑子，开始发疼。</w:t>
+        <w:t>他的后脑勺开始发疼。</w:t>
       </w:r>
     </w:p>
     <w:p>
@@ -14252,6 +14802,16 @@
     </w:p>
     <w:p>
       <w:r>
+        <w:t>“白鸽。”</w:t>
+      </w:r>
+    </w:p>
+    <w:p>
+      <w:r>
+        <w:t>“在。”</w:t>
+      </w:r>
+    </w:p>
+    <w:p>
+      <w:r>
         <w:t>“韦成。”</w:t>
       </w:r>
     </w:p>
@@ -14327,17 +14887,12 @@
     </w:p>
     <w:p>
       <w:r>
-        <w:t>他的脑子，一片空白。</w:t>
-      </w:r>
-    </w:p>
-    <w:p>
-      <w:r>
-        <w:t>名册上有的，他都念完了。可他总觉得，这屋里，还站着一个人——一个不在册上的人。</w:t>
-      </w:r>
-    </w:p>
-    <w:p>
-      <w:r>
-        <w:t>可就在他拼命想的瞬间——</w:t>
+        <w:t>他脑子里，像被人用橡皮擦了一层。册子上有的，他都念完了。可他总觉得，这屋里，还站着一个人——一个不在册上的人。</w:t>
+      </w:r>
+    </w:p>
+    <w:p>
+      <w:r>
+        <w:t>就在他拼命想的瞬间——</w:t>
       </w:r>
     </w:p>
     <w:p>
@@ -14347,7 +14902,7 @@
     </w:p>
     <w:p>
       <w:r>
-        <w:t>门缝里，伸出半张脸。</w:t>
+        <w:t>门缝里，伸出半张脸。那半张脸的边沿是旧的，像一张贴了很久的寻人启事的边。</w:t>
       </w:r>
     </w:p>
     <w:p>
@@ -14362,7 +14917,7 @@
     </w:p>
     <w:p>
       <w:r>
-        <w:t>“陆信，你见过第四局吗？”顾言忽然问。</w:t>
+        <w:t>“陆信。”顾言忽然开口，“你见过第四局吗？”</w:t>
       </w:r>
     </w:p>
     <w:p>
@@ -14377,22 +14932,37 @@
     </w:p>
     <w:p>
       <w:r>
-        <w:t>“第四局，”陆信吐出一口烟，看着那缕烟在空气中散开，“第四局，是你们现在见到的样子。不是某一栋楼，不是某一部电梯。第四局，是——”他顿了顿，“是这整个地方。是你们从进电梯那刻起，就在的地方。你们以为，你们是一局一局地闯。其实，你们一直住在第四局里。”</w:t>
-      </w:r>
-    </w:p>
-    <w:p>
-      <w:r>
-        <w:t>“那我们闯的，是什么？”</w:t>
-      </w:r>
-    </w:p>
-    <w:p>
-      <w:r>
-        <w:t>“你们闯的，是你们自己。”陆信说，“每一局，都是你们心里，最怕的那个自己。电梯，怕的是‘我不算’。婚礼，怕的是‘没人认我’。便利店，怕的是‘忘掉自己’。404，怕的是‘我妈死了’。你们闯了这么多，闯的全是你们自己的影子。”</w:t>
-      </w:r>
-    </w:p>
-    <w:p>
-      <w:r>
-        <w:t>沈默听着，心里，有什么东西，被点了一下。</w:t>
+        <w:t>陆信吐出一口烟。看着那缕烟在走廊尽头的光里散开，散成一根一根细丝。</w:t>
+      </w:r>
+    </w:p>
+    <w:p>
+      <w:r>
+        <w:t>“第四局，”他说，“是你们现在见到的样子。不是某一栋楼，不是某一部电梯。第四局，是——”</w:t>
+      </w:r>
+    </w:p>
+    <w:p>
+      <w:r>
+        <w:t>他顿了顿，把烟从嘴边拿下来。</w:t>
+      </w:r>
+    </w:p>
+    <w:p>
+      <w:r>
+        <w:t>“是这整个地方。是你们从进电梯那刻起，就在的地方。”</w:t>
+      </w:r>
+    </w:p>
+    <w:p>
+      <w:r>
+        <w:t>“那我们闯的，是什么？”沈默问。</w:t>
+      </w:r>
+    </w:p>
+    <w:p>
+      <w:r>
+        <w:t>“你们闯的，是你们自己。”陆信说，“每一局，都是你们心里，最怕的那个自己。电梯，怕的是'我不算'。婚礼，怕的是'没人认我'。便利店，怕的是'忘掉自己'。404，怕的是'我妈死了'。你们闯了这么多，闯的全是你们自己的影子。”</w:t>
+      </w:r>
+    </w:p>
+    <w:p>
+      <w:r>
+        <w:t>沈默听着。他后脑勺的那一下一下疼，慢慢挪到了太阳穴。</w:t>
       </w:r>
     </w:p>
     <w:p>
@@ -14407,7 +14977,12 @@
     </w:p>
     <w:p>
       <w:r>
-        <w:t>他看向走廊的尽头：“前面那扇门，就是对你们说——认人。认出你们自己。认出了，就赢了，认不出，就输。你们，敢进去吗？”</w:t>
+        <w:t>他看向走廊的尽头：</w:t>
+      </w:r>
+    </w:p>
+    <w:p>
+      <w:r>
+        <w:t>“前面那扇门，就是对你们说——认人。认出你们自己。认出了，就赢了，认不出，就输。你们，敢进去吗？”</w:t>
       </w:r>
     </w:p>
     <w:p>
@@ -14427,17 +15002,12 @@
     </w:p>
     <w:p>
       <w:r>
-        <w:t>身后，十一个人，跟着他。</w:t>
-      </w:r>
-    </w:p>
-    <w:p>
-      <w:r>
-        <w:t>陆信站在原地，看着那十二个——十一个的背影，混进走廊深处的光里。他没动。</w:t>
-      </w:r>
-    </w:p>
-    <w:p>
-      <w:r>
-        <w:t>他手里那支烟，还衔着。他没点着。</w:t>
+        <w:t>身后，十二个人，跟着他。</w:t>
+      </w:r>
+    </w:p>
+    <w:p>
+      <w:r>
+        <w:t>陆信站在原地，看着那十二个背影，混进走廊深处的光里。他没动。他手里那支烟，还衔着，没点着。</w:t>
       </w:r>
     </w:p>
     <w:p>
@@ -14457,12 +15027,7 @@
     </w:p>
     <w:p>
       <w:r>
-        <w:t>像在数，像在等。</w:t>
-      </w:r>
-    </w:p>
-    <w:p>
-      <w:r>
-        <w:t>和那些数字一样。一等，就是很多年。</w:t>
+        <w:t>像在数，像在等。和那些数字一样。一等，就是很多年。</w:t>
       </w:r>
     </w:p>
     <w:p>
@@ -14477,12 +15042,17 @@
     </w:p>
     <w:p>
       <w:r>
-        <w:t>他转过头，看着沈默：“你怎么知道，我记不全自己的名字？”</w:t>
-      </w:r>
-    </w:p>
-    <w:p>
-      <w:r>
-        <w:t>“因为你一直避着它。”沈默说，“你报名字的时候，说‘陆信’，说得特别快。你说‘通关四局’，说得特别稳。可你问我数字的时候，手心出汗了。”</w:t>
+        <w:t>他转过头，看着沈默：</w:t>
+      </w:r>
+    </w:p>
+    <w:p>
+      <w:r>
+        <w:t>“你怎么知道，我记不全自己的名字？”</w:t>
+      </w:r>
+    </w:p>
+    <w:p>
+      <w:r>
+        <w:t>“因为你一直避着它。”沈默说，“你报名字的时候，说'陆信'，说得特别快。你说'通关四局'，说得特别稳。可你问我数字的时候，手心出汗了。”</w:t>
       </w:r>
     </w:p>
     <w:p>
@@ -14512,7 +15082,152 @@
     </w:p>
     <w:p>
       <w:r>
-        <w:t>“我记不得。”陆信说，“我忘了他了。也忘了自己。我这四局，是靠着当一个‘没有名字的陆信’，活下来的。”</w:t>
+        <w:t>“我记不得。”陆信说，“我忘了他了。也忘了自己。我这四局，是靠着当一个'没有名字的陆信'，活下来的。”</w:t>
+      </w:r>
+    </w:p>
+    <w:p>
+      <w:r>
+        <w:t>沈默看着他，没说话。</w:t>
+      </w:r>
+    </w:p>
+    <w:p>
+      <w:r>
+        <w:t>“你呢？”陆信忽然问，“你记着的每一个人，都真吗？”</w:t>
+      </w:r>
+    </w:p>
+    <w:p>
+      <w:r>
+        <w:t>“什么意思？”</w:t>
+      </w:r>
+    </w:p>
+    <w:p>
+      <w:r>
+        <w:t>“我是说——”陆信把那根没点的烟，从耳朵上拿下来，“你记的那些名字，会不会，有你编的？”</w:t>
+      </w:r>
+    </w:p>
+    <w:p>
+      <w:r>
+        <w:t>沈默没立刻答。</w:t>
+      </w:r>
+    </w:p>
+    <w:p>
+      <w:r>
+        <w:t>“我有过一次。”陆信说，“我刚进来第一局的时候，我记不住任何名字。系统逼着我报一个。我编了一个——陆明。我说，那是我弟弟。”</w:t>
+      </w:r>
+    </w:p>
+    <w:p>
+      <w:r>
+        <w:t>“他不是你弟弟？”</w:t>
+      </w:r>
+    </w:p>
+    <w:p>
+      <w:r>
+        <w:t>“不是。”陆信说，“陆明，是我编的。我编完，系统就承认了。我就一直用。我用了一局又一局。到第三局的时候，我自己都信了——我有弟弟，叫陆明。”</w:t>
+      </w:r>
+    </w:p>
+    <w:p>
+      <w:r>
+        <w:t>“后来呢？”</w:t>
+      </w:r>
+    </w:p>
+    <w:p>
+      <w:r>
+        <w:t>“后来，第四局里，我遇见了一个人。”陆信说，“那个人，叫陆苗。禾苗的苗。不是陆明。日月的明。”</w:t>
+      </w:r>
+    </w:p>
+    <w:p>
+      <w:r>
+        <w:t>“你怎么办？”</w:t>
+      </w:r>
+    </w:p>
+    <w:p>
+      <w:r>
+        <w:t>“我慌了。”陆信说，“两个名字撞了。我分不清，哪个是真的。”</w:t>
+      </w:r>
+    </w:p>
+    <w:p>
+      <w:r>
+        <w:t>“你分清了吗？”</w:t>
+      </w:r>
+    </w:p>
+    <w:p>
+      <w:r>
+        <w:t>“分清了。”陆信说，“我那天，把陆明这个名字，念了一遍。念完，就没了。他从我脑子里，没了。我编的那个人，被我亲手念没了。”</w:t>
+      </w:r>
+    </w:p>
+    <w:p>
+      <w:r>
+        <w:t>沈默望着他。</w:t>
+      </w:r>
+    </w:p>
+    <w:p>
+      <w:r>
+        <w:t>“你删了你弟弟。”</w:t>
+      </w:r>
+    </w:p>
+    <w:p>
+      <w:r>
+        <w:t>“我删了我编的弟弟。”陆信说，“可这事儿，让我懂了一件事——一个人记着另一个人，不一定是真的。可能，是编的。可能，是系统替我编的。可能，是我太想有个弟弟，自己编的。”</w:t>
+      </w:r>
+    </w:p>
+    <w:p>
+      <w:r>
+        <w:t>“那陆苗呢？”</w:t>
+      </w:r>
+    </w:p>
+    <w:p>
+      <w:r>
+        <w:t>“陆苗，是我第四局，遇见的。”陆信说，“他是真的。我用陆苗，替掉了陆明。陆明不在了。陆苗接上来了。”</w:t>
+      </w:r>
+    </w:p>
+    <w:p>
+      <w:r>
+        <w:t>沈默点了点头。</w:t>
+      </w:r>
+    </w:p>
+    <w:p>
+      <w:r>
+        <w:t>“所以，你撒过一次慌。”他说，“你对着系统撒的。”</w:t>
+      </w:r>
+    </w:p>
+    <w:p>
+      <w:r>
+        <w:t>“我撒了一次慌。”陆信说，“我用一个编的名字，骗过了系统。系统没认出来。我活下来了。”</w:t>
+      </w:r>
+    </w:p>
+    <w:p>
+      <w:r>
+        <w:t>“那你现在告诉我，”沈默说，“是不想让别人，再上你的当。”</w:t>
+      </w:r>
+    </w:p>
+    <w:p>
+      <w:r>
+        <w:t>“不是。”陆信说，“我是想让你知道——记人，也可能是错的。你要是信了我，你就完了。你得自己，去验。”</w:t>
+      </w:r>
+    </w:p>
+    <w:p>
+      <w:r>
+        <w:t>沈默想了想。</w:t>
+      </w:r>
+    </w:p>
+    <w:p>
+      <w:r>
+        <w:t>“你刚才告诉我的这些，”他说，“是真的吗？”</w:t>
+      </w:r>
+    </w:p>
+    <w:p>
+      <w:r>
+        <w:t>“不知道。”陆信说，“可能，也是我编的。”</w:t>
+      </w:r>
+    </w:p>
+    <w:p>
+      <w:r>
+        <w:t>走廊里，那根没点的烟，从陆信耳朵上，掉了下来。</w:t>
+      </w:r>
+    </w:p>
+    <w:p>
+      <w:r>
+        <w:t>掉在地上，没人捡。</w:t>
       </w:r>
     </w:p>
     <w:p>
@@ -14537,7 +15252,7 @@
     </w:p>
     <w:p>
       <w:r>
-        <w:t>“因为我那本名册，”陆信说，他终于不抽烟了，“是空的。我不记名字。我怕我记住了，我就会替他们活。我怕我不替他们活，他们就白死了。我还没有准备好，替谁活着。”</w:t>
+        <w:t>“因为我那本名册，”陆信说，他终于不抽烟了，把烟收进了口袋，“是空的。我不记名字。我怕我记住了，我就会替他们活。我怕我不替他们活，他们就白死了。我还没有准备好，替谁活着。”</w:t>
       </w:r>
     </w:p>
     <w:p>
@@ -14552,7 +15267,12 @@
     </w:p>
     <w:p>
       <w:r>
-        <w:t>他看向沈默：“你，就是那一个。”</w:t>
+        <w:t>他看向沈默：</w:t>
+      </w:r>
+    </w:p>
+    <w:p>
+      <w:r>
+        <w:t>“你，就是那一个。”</w:t>
       </w:r>
     </w:p>
     <w:p>
@@ -14587,12 +15307,7 @@
     </w:p>
     <w:p>
       <w:r>
-        <w:t>沈默没有回答。</w:t>
-      </w:r>
-    </w:p>
-    <w:p>
-      <w:r>
-        <w:t>他只点了一下头。</w:t>
+        <w:t>沈默没有回答。他只点了一下头。点得很慢，下颌压下去，又抬起来。</w:t>
       </w:r>
     </w:p>
     <w:p>
@@ -14622,12 +15337,12 @@
     </w:p>
     <w:p>
       <w:r>
-        <w:t>陆信沉默。</w:t>
-      </w:r>
-    </w:p>
-    <w:p>
-      <w:r>
-        <w:t>走廊里，安静。他站了很久。</w:t>
+        <w:t>陆信没接话。</w:t>
+      </w:r>
+    </w:p>
+    <w:p>
+      <w:r>
+        <w:t>走廊里，安静。他站了很久。久到消毒水味儿都淡了，久到灯管的电流声从嗡嗡变成嘶嘶。</w:t>
       </w:r>
     </w:p>
     <w:p>
@@ -14697,7 +15412,12 @@
     </w:p>
     <w:p>
       <w:r>
-        <w:t>笔尖落下去，纸上什么都没有。</w:t>
+        <w:t>笔尖落下去。</w:t>
+      </w:r>
+    </w:p>
+    <w:p>
+      <w:r>
+        <w:t>纸上，没有墨。</w:t>
       </w:r>
     </w:p>
     <w:p>
@@ -14717,12 +15437,17 @@
     </w:p>
     <w:p>
       <w:r>
-        <w:t>沈默的手停在半空。</w:t>
+        <w:t>沈默的手停在半空。笔尖朝下，悬着没落。</w:t>
       </w:r>
     </w:p>
     <w:p>
       <w:r>
         <w:t>他忽然想起一个人。</w:t>
+      </w:r>
+    </w:p>
+    <w:p>
+      <w:r>
+        <w:t>一个名字，在他舌尖，没有滑出来。</w:t>
       </w:r>
     </w:p>
     <w:p>
@@ -14774,6 +15499,116 @@
     </w:p>
     <w:p>
       <w:r>
+        <w:t>韦成开口了。</w:t>
+      </w:r>
+    </w:p>
+    <w:p>
+      <w:r>
+        <w:t>韦成说话前，又数了一遍屋里的人。他数得很慢，像在确认什么，不在了。</w:t>
+      </w:r>
+    </w:p>
+    <w:p>
+      <w:r>
+        <w:t>“不投。”他说。</w:t>
+      </w:r>
+    </w:p>
+    <w:p>
+      <w:r>
+        <w:t>所有人看他。</w:t>
+      </w:r>
+    </w:p>
+    <w:p>
+      <w:r>
+        <w:t>“你们以为，投票是唯一的选择。”韦成说，“不投，我们也可以带走。”</w:t>
+      </w:r>
+    </w:p>
+    <w:p>
+      <w:r>
+        <w:t>“带走？”顾言皱眉，“什么意思？”</w:t>
+      </w:r>
+    </w:p>
+    <w:p>
+      <w:r>
+        <w:t>“我们四个，”韦成指了指方妍、董学勤、胡文亮，“我们走。我们从这条路上，退出。系统没了我们这四个名额，名额就是空的。空名额，墙会自己填。”</w:t>
+      </w:r>
+    </w:p>
+    <w:p>
+      <w:r>
+        <w:t>“你们要退出？”沈默问。</w:t>
+      </w:r>
+    </w:p>
+    <w:p>
+      <w:r>
+        <w:t>“对。”韦成说，“退出。不投，不除名，不核销。我们自己，离开这里。剩下的，你们六个人，对付那十一个名额，够用了。”</w:t>
+      </w:r>
+    </w:p>
+    <w:p>
+      <w:r>
+        <w:t>走廊里，没人说话。</w:t>
+      </w:r>
+    </w:p>
+    <w:p>
+      <w:r>
+        <w:t>“韦成。”方妍第一个开口，“你这是逃。”</w:t>
+      </w:r>
+    </w:p>
+    <w:p>
+      <w:r>
+        <w:t>“不是逃。”韦成说，“是算。我们四个的额度，留给你们六个人，是浪费。我们走，你们能多活三局。”</w:t>
+      </w:r>
+    </w:p>
+    <w:p>
+      <w:r>
+        <w:t>“你凭什么替我们算？”唐荧说。</w:t>
+      </w:r>
+    </w:p>
+    <w:p>
+      <w:r>
+        <w:t>“我算过。”韦成说，“我算得比你们好。”</w:t>
+      </w:r>
+    </w:p>
+    <w:p>
+      <w:r>
+        <w:t>陆信抬起了头。</w:t>
+      </w:r>
+    </w:p>
+    <w:p>
+      <w:r>
+        <w:t>“韦成。”陆信说，“你的算，是真的算吗？”</w:t>
+      </w:r>
+    </w:p>
+    <w:p>
+      <w:r>
+        <w:t>“是真的算。”韦成说。</w:t>
+      </w:r>
+    </w:p>
+    <w:p>
+      <w:r>
+        <w:t>陆信望着他，看了很久。</w:t>
+      </w:r>
+    </w:p>
+    <w:p>
+      <w:r>
+        <w:t>“你这算法，”陆信说，“系统，会很喜欢。”</w:t>
+      </w:r>
+    </w:p>
+    <w:p>
+      <w:r>
+        <w:t>韦成的脸上，闪过一丝不易察觉的紧。</w:t>
+      </w:r>
+    </w:p>
+    <w:p>
+      <w:r>
+        <w:t>沈默看在眼里。</w:t>
+      </w:r>
+    </w:p>
+    <w:p>
+      <w:r>
+        <w:t>他把这一幕，记在了名册的最后一页。</w:t>
+      </w:r>
+    </w:p>
+    <w:p>
+      <w:r>
         <w:t>“先看规则的题。”陆信说，“规则说，每一轮，投票指定一个人离开。”</w:t>
       </w:r>
     </w:p>
@@ -14784,7 +15619,7 @@
     </w:p>
     <w:p>
       <w:r>
-        <w:t>“投那个‘不在这里’的。”董学勤说，“他才是我们真正要投的。”</w:t>
+        <w:t>“投那个'不在这里'的。”董学勤说，“他才是我们真正要投的。”</w:t>
       </w:r>
     </w:p>
     <w:p>
@@ -14814,7 +15649,7 @@
     </w:p>
     <w:p>
       <w:r>
-        <w:t>“你说你记得所有人的名字。”顾言说，“名额满了。可那个‘不在这里’的，它叫什么——会不会就藏在你的名册里？”</w:t>
+        <w:t>“你说你记得所有人的名字。”顾言说，“名额满了。可那个'不在这里'的，它叫什么——会不会就藏在你的名册里？”</w:t>
       </w:r>
     </w:p>
     <w:p>
@@ -14844,17 +15679,32 @@
     </w:p>
     <w:p>
       <w:r>
-        <w:t>沈默接了话：“先别急着投。我们连那个‘不在这里’的叫什么都不知道，投谁都是错。”</w:t>
-      </w:r>
-    </w:p>
-    <w:p>
-      <w:r>
-        <w:t>他扫了一圈：“先查。查清楚之前，谁都不许投。”</w:t>
-      </w:r>
-    </w:p>
-    <w:p>
-      <w:r>
-        <w:t>顾言看了他一眼。过了两秒，点了下头：“行。查。但这地方不会等我们，得快。”</w:t>
+        <w:t>沈默接了话：</w:t>
+      </w:r>
+    </w:p>
+    <w:p>
+      <w:r>
+        <w:t>“先别急着投。我们连那个'不在这里'的叫什么都不知道，投谁都是错。”</w:t>
+      </w:r>
+    </w:p>
+    <w:p>
+      <w:r>
+        <w:t>他扫了一圈：</w:t>
+      </w:r>
+    </w:p>
+    <w:p>
+      <w:r>
+        <w:t>“先查。查清楚之前，谁都不许投。”</w:t>
+      </w:r>
+    </w:p>
+    <w:p>
+      <w:r>
+        <w:t>顾言看了他一眼。过了两秒，点了下头：</w:t>
+      </w:r>
+    </w:p>
+    <w:p>
+      <w:r>
+        <w:t>“行。查。但这地方不会等我们，得快。”</w:t>
       </w:r>
     </w:p>
     <w:p>
@@ -14884,7 +15734,7 @@
     </w:p>
     <w:p>
       <w:r>
-        <w:t>“十三个。”沈默说，“名册上，十三个。除去陆信，在册的十二个。名额，正好满了。可那个‘不在这里’的，不在这十三个里。它没有名字。”</w:t>
+        <w:t>“十三个。”沈默说，“名册上，十三个。除去陆信，在册的十二个。名额，正好满了。可那个'不在这里'的，不在这十三个里。它没有名字。”</w:t>
       </w:r>
     </w:p>
     <w:p>
@@ -14894,12 +15744,17 @@
     </w:p>
     <w:p>
       <w:r>
-        <w:t>沈默摇头：“我不知道。每一个名字都很清楚，每一个都有来处。”</w:t>
-      </w:r>
-    </w:p>
-    <w:p>
-      <w:r>
-        <w:t>“那就是说，”陆信说，“那个‘不在这里’的，连你的名册，都没收它。”</w:t>
+        <w:t>沈默摇头：</w:t>
+      </w:r>
+    </w:p>
+    <w:p>
+      <w:r>
+        <w:t>“我不知道。每一个名字都很清楚，每一个都有来处。”</w:t>
+      </w:r>
+    </w:p>
+    <w:p>
+      <w:r>
+        <w:t>“那就是说，”陆信说，“那个'不在这里'的，连你的名册，都没收它。”</w:t>
       </w:r>
     </w:p>
     <w:p>
@@ -14954,6 +15809,126 @@
     </w:p>
     <w:p>
       <w:r>
+        <w:t>白鸽的脸上，没有红。</w:t>
+      </w:r>
+    </w:p>
+    <w:p>
+      <w:r>
+        <w:t>她只是把头，转向了沈默。</w:t>
+      </w:r>
+    </w:p>
+    <w:p>
+      <w:r>
+        <w:t>“沈默。”她说，“你知道我为什么退吗？”</w:t>
+      </w:r>
+    </w:p>
+    <w:p>
+      <w:r>
+        <w:t>沈默摇了摇头。</w:t>
+      </w:r>
+    </w:p>
+    <w:p>
+      <w:r>
+        <w:t>“我恨你。”白鸽说。</w:t>
+      </w:r>
+    </w:p>
+    <w:p>
+      <w:r>
+        <w:t>走廊里，静了。</w:t>
+      </w:r>
+    </w:p>
+    <w:p>
+      <w:r>
+        <w:t>“第一局，”白鸽说，“电梯里，林晚让你念名字。你念了许照，唐荧，顾言，韩秋，周既明，林晚。你念了六个。”</w:t>
+      </w:r>
+    </w:p>
+    <w:p>
+      <w:r>
+        <w:t>“你是第七个。”沈默说。</w:t>
+      </w:r>
+    </w:p>
+    <w:p>
+      <w:r>
+        <w:t>“我是第七个。”白鸽说，“可你没有念我。”</w:t>
+      </w:r>
+    </w:p>
+    <w:p>
+      <w:r>
+        <w:t>“我念不出来。”沈默说，“我名册上，没有你。”</w:t>
+      </w:r>
+    </w:p>
+    <w:p>
+      <w:r>
+        <w:t>“我知道。”白鸽说，“可你还是没念。”</w:t>
+      </w:r>
+    </w:p>
+    <w:p>
+      <w:r>
+        <w:t>“林晚替你念了。”沈默说，“我数的时候，她补的第七个。”</w:t>
+      </w:r>
+    </w:p>
+    <w:p>
+      <w:r>
+        <w:t>“不是补。”白鸽说，“林晚是替我念的。”</w:t>
+      </w:r>
+    </w:p>
+    <w:p>
+      <w:r>
+        <w:t>“你恨我。”沈默说。</w:t>
+      </w:r>
+    </w:p>
+    <w:p>
+      <w:r>
+        <w:t>“我恨你三秒。”白鸽说，“就三秒。三秒里，我想着，我这辈子，都不会再有一个人，念我的名字。我这辈子，相机够不着，我自己够不着，连我妈念我，都叫”鸽子“，不是”白鸽“。”</w:t>
+      </w:r>
+    </w:p>
+    <w:p>
+      <w:r>
+        <w:t>“三秒过了，”沈默说，“你不恨了？”</w:t>
+      </w:r>
+    </w:p>
+    <w:p>
+      <w:r>
+        <w:t>“我恨。”白鸽说，“我恨一辈子。可我得把这恨，收起来。我得让它，不挡路。我得用我的恨，提醒自己——下次，我不能再让任何人，念不到我的名字。”</w:t>
+      </w:r>
+    </w:p>
+    <w:p>
+      <w:r>
+        <w:t>“你要怎么办？”</w:t>
+      </w:r>
+    </w:p>
+    <w:p>
+      <w:r>
+        <w:t>“我等。”白鸽说，“我等下一个，第一局。第二局。我要做那个，第一个念到的。”</w:t>
+      </w:r>
+    </w:p>
+    <w:p>
+      <w:r>
+        <w:t>“怎么念？”</w:t>
+      </w:r>
+    </w:p>
+    <w:p>
+      <w:r>
+        <w:t>“我先念别人。”白鸽说，“我先把每一个名字，念一遍。我念完了，我就有资格，让他们念我。”</w:t>
+      </w:r>
+    </w:p>
+    <w:p>
+      <w:r>
+        <w:t>沈默望着她。</w:t>
+      </w:r>
+    </w:p>
+    <w:p>
+      <w:r>
+        <w:t>“你不用恨我。”他说，“你以后，可以恨我很久。久到你忘了，今天的恨。今天的恨，是应该的。”</w:t>
+      </w:r>
+    </w:p>
+    <w:p>
+      <w:r>
+        <w:t>“那我记着。”白鸽说，“我记着，我恨过你。”</w:t>
+      </w:r>
+    </w:p>
+    <w:p>
+      <w:r>
         <w:t>沈默看过去。</w:t>
       </w:r>
     </w:p>
@@ -14984,6 +15959,86 @@
     </w:p>
     <w:p>
       <w:r>
+        <w:t>唐荧的手，紧紧攥着白鸽的肩膀。</w:t>
+      </w:r>
+    </w:p>
+    <w:p>
+      <w:r>
+        <w:t>“理由？”唐荧说，“她的理由，就够。”</w:t>
+      </w:r>
+    </w:p>
+    <w:p>
+      <w:r>
+        <w:t>“你看她一眼。”唐荧说，“她今天，笑的次数，比我过去三年加起来都多。她今天念过唐荧两个字。她说，那两个字顶到牙关的时候，没顶出来。这还不够吗？”</w:t>
+      </w:r>
+    </w:p>
+    <w:p>
+      <w:r>
+        <w:t>郑小满的目光，没动。</w:t>
+      </w:r>
+    </w:p>
+    <w:p>
+      <w:r>
+        <w:t>“我说不够。”他说，“她笑的次数多，那是因为她快死了。她念不出自己的名字，那是因为她没名字。她比我们都惨。可惨，不是投不投她的理由。”</w:t>
+      </w:r>
+    </w:p>
+    <w:p>
+      <w:r>
+        <w:t>“那你说，”唐荧看着他，“什么叫投她的理由？”</w:t>
+      </w:r>
+    </w:p>
+    <w:p>
+      <w:r>
+        <w:t>郑小满张了张嘴，又闭上。</w:t>
+      </w:r>
+    </w:p>
+    <w:p>
+      <w:r>
+        <w:t>“我。”唐荧说，“我接她的单。三百块买面罩的钱，我先垫上。她要是不在了，我替她把那笔账还了。这算不算理由？”</w:t>
+      </w:r>
+    </w:p>
+    <w:p>
+      <w:r>
+        <w:t>走廊里，没人说话。</w:t>
+      </w:r>
+    </w:p>
+    <w:p>
+      <w:r>
+        <w:t>“我出六百。”许照说，“我他妈不缺钱。我就缺个理由。”</w:t>
+      </w:r>
+    </w:p>
+    <w:p>
+      <w:r>
+        <w:t>“我出一句。”韩秋小声说，“我数到七。她在里头。”</w:t>
+      </w:r>
+    </w:p>
+    <w:p>
+      <w:r>
+        <w:t>“我也一句。”白鸽说，“我数到七。她应我了。”</w:t>
+      </w:r>
+    </w:p>
+    <w:p>
+      <w:r>
+        <w:t>“你应了吗？”郑小满看着白鸽。</w:t>
+      </w:r>
+    </w:p>
+    <w:p>
+      <w:r>
+        <w:t>“我应了。”白鸽说，“我心里头。她名字念不出来，可她声音，在里头。”</w:t>
+      </w:r>
+    </w:p>
+    <w:p>
+      <w:r>
+        <w:t>郑小满望着她，看了很久。</w:t>
+      </w:r>
+    </w:p>
+    <w:p>
+      <w:r>
+        <w:t>“行。”他说，“我不投她了。我投我自己。”</w:t>
+      </w:r>
+    </w:p>
+    <w:p>
+      <w:r>
         <w:t>“她退那半步。”韦成说，“这种地方，谁退，谁心里有鬼。”</w:t>
       </w:r>
     </w:p>
@@ -15074,12 +16129,7 @@
     </w:p>
     <w:p>
       <w:r>
-        <w:t>这个女孩，从进来的那一刻起，就一直在等这一刻。</w:t>
-      </w:r>
-    </w:p>
-    <w:p>
-      <w:r>
-        <w:t>等有一个人，替她说一句话。</w:t>
+        <w:t>这个女孩，从进来的那一刻起，就一直在等这一刻。等有一个人，替她说一句话。</w:t>
       </w:r>
     </w:p>
     <w:p>
@@ -15094,7 +16144,7 @@
     </w:p>
     <w:p>
       <w:r>
-        <w:t>“我……我，没人替我说过话。”白鸽的声音在抖，“我从小就是一个人。没人替我说话。后来我画画，画里才有人。我画了一整个家，我外婆，我，还有一个小男孩在门口。”</w:t>
+        <w:t>“我……我，没人替我说过话。”白鸽的声音在抖，“我从小就是一个人。没人替我说话。后来我画画，画里才有人。我画了一整个家，我外婆，我，还有一个小男孩在门口。我外婆的口头禅是——飞吧飞吧，外婆的窗户，有一盆芍药花。”</w:t>
       </w:r>
     </w:p>
     <w:p>
@@ -15114,7 +16164,7 @@
     </w:p>
     <w:p>
       <w:r>
-        <w:t>“别哭。”唐荧替她擦了擦眼角，“这一局，我们都不投你。我们投那个‘不在这里’的。”</w:t>
+        <w:t>“别哭。”唐荧替她擦了擦眼角，“这一局，我们都不投你。我们投那个'不在这里'的。”</w:t>
       </w:r>
     </w:p>
     <w:p>
@@ -15154,7 +16204,7 @@
     </w:p>
     <w:p>
       <w:r>
-        <w:t>她不是那个‘不在这里’的。</w:t>
+        <w:t>“她不是那个'不在这里'的。”</w:t>
       </w:r>
     </w:p>
     <w:p>
@@ -15164,12 +16214,22 @@
     </w:p>
     <w:p>
       <w:r>
-        <w:t>“我名册上，白鸽的名字，有一行备注，写着：‘外婆的口头禅，飞吧飞吧，外婆的窗户，有一盆芍药花。’”</w:t>
-      </w:r>
-    </w:p>
-    <w:p>
-      <w:r>
-        <w:t>白鸽猛地抬头，眼泪一下子就涌了出来：“我外婆……”</w:t>
+        <w:t>沈默低头，把名册翻到白鸽那一页。</w:t>
+      </w:r>
+    </w:p>
+    <w:p>
+      <w:r>
+        <w:t>“我名册上，白鸽的名字底下，有一行小字，写着：'外婆的口头禅，飞吧飞吧，外婆的窗户，有一盆芍药花。'”</w:t>
+      </w:r>
+    </w:p>
+    <w:p>
+      <w:r>
+        <w:t>白鸽猛地抬头，眼泪一下子就涌了出来：</w:t>
+      </w:r>
+    </w:p>
+    <w:p>
+      <w:r>
+        <w:t>“我外婆……”</w:t>
       </w:r>
     </w:p>
     <w:p>
@@ -15284,7 +16344,12 @@
     </w:p>
     <w:p>
       <w:r>
-        <w:t>他顿了顿：“拍一张，能让你看到他的照。他，想让你看见他。”</w:t>
+        <w:t>他顿了顿：</w:t>
+      </w:r>
+    </w:p>
+    <w:p>
+      <w:r>
+        <w:t>“拍一张，能让你看到他的照。他，想让你看见他。”</w:t>
       </w:r>
     </w:p>
     <w:p>
@@ -15349,7 +16414,12 @@
     </w:p>
     <w:p>
       <w:r>
-        <w:t>郑小满的脸，还发白。他低声道：“它刚才走了。它不在这里了。”</w:t>
+        <w:t>郑小满的脸，还发白。他低声道：</w:t>
+      </w:r>
+    </w:p>
+    <w:p>
+      <w:r>
+        <w:t>“它刚才走了。它不在这里了。”</w:t>
       </w:r>
     </w:p>
     <w:p>
@@ -15471,7 +16541,7 @@
     </w:p>
     <w:p>
       <w:r>
-        <w:t>“那就投那个‘不在这里’的。”唐荧说，“我们看不见它。墙说它在我们中间。可沈默的名册里没有它——它没有名字。我们投票，得先给它，安一个名字——”</w:t>
+        <w:t>“那就投那个'不在这里'的。”唐荧说，“我们看不见它。墙说它在我们中间。可沈默的名册里没有它——它没有名字。我们投票，得先给它，安一个名字——”</w:t>
       </w:r>
     </w:p>
     <w:p>
@@ -15496,7 +16566,7 @@
     </w:p>
     <w:p>
       <w:r>
-        <w:t>“所以这就是题。”陆信慢悠悠地说，“这一局的题不是‘投谁’。是——那个不在册的，怎么给它安一个名字。投错了，除名的就是一个活人。”</w:t>
+        <w:t>“题就藏在这行字里——给它安一个名字。”陆信慢悠悠地说，“投错了，除名的就是一个活人。”</w:t>
       </w:r>
     </w:p>
     <w:p>
@@ -15526,6 +16596,111 @@
     </w:p>
     <w:p>
       <w:r>
+        <w:t>沈默望着她。</w:t>
+      </w:r>
+    </w:p>
+    <w:p>
+      <w:r>
+        <w:t>“你没漏过？”沈默问。</w:t>
+      </w:r>
+    </w:p>
+    <w:p>
+      <w:r>
+        <w:t>“我漏过一次。”林晚说，“漏过一个人。”</w:t>
+      </w:r>
+    </w:p>
+    <w:p>
+      <w:r>
+        <w:t>“谁？”</w:t>
+      </w:r>
+    </w:p>
+    <w:p>
+      <w:r>
+        <w:t>“我自己。”林晚说，“我核对到四百零一人的时候，漏了我自己。”</w:t>
+      </w:r>
+    </w:p>
+    <w:p>
+      <w:r>
+        <w:t>“四百零一？”</w:t>
+      </w:r>
+    </w:p>
+    <w:p>
+      <w:r>
+        <w:t>“我从十六岁开始，核对名册。”林晚说，“一局一局地核对。核到第三十局的时候，我数到一个名字，对不上。我漏了。我自己。”</w:t>
+      </w:r>
+    </w:p>
+    <w:p>
+      <w:r>
+        <w:t>“那一次，是什么局？”</w:t>
+      </w:r>
+    </w:p>
+    <w:p>
+      <w:r>
+        <w:t>“是医院。”林晚说，“我在一栋楼里，核对了所有名字。我核到最后，少了一个。少的是我自己。”</w:t>
+      </w:r>
+    </w:p>
+    <w:p>
+      <w:r>
+        <w:t>“那你怎么活下来的？”</w:t>
+      </w:r>
+    </w:p>
+    <w:p>
+      <w:r>
+        <w:t>“另一个人，把我念了。”林晚说，“那个人，叫我”林晚“。她没报全名，她只叫姓。可那一声，够用了。”</w:t>
+      </w:r>
+    </w:p>
+    <w:p>
+      <w:r>
+        <w:t>“那个人是谁？”</w:t>
+      </w:r>
+    </w:p>
+    <w:p>
+      <w:r>
+        <w:t>“我妈。”林晚说，“她是我妈。她在我十六岁那年，叫过我一次。”</w:t>
+      </w:r>
+    </w:p>
+    <w:p>
+      <w:r>
+        <w:t>她把袖子，往下拽了拽。</w:t>
+      </w:r>
+    </w:p>
+    <w:p>
+      <w:r>
+        <w:t>“所以，这地方，”她说，“我不能漏。任何名字，我都不能漏。我妈念过我，我念她。这就够了。”</w:t>
+      </w:r>
+    </w:p>
+    <w:p>
+      <w:r>
+        <w:t>走廊里，没人说话。</w:t>
+      </w:r>
+    </w:p>
+    <w:p>
+      <w:r>
+        <w:t>唐荧伸过手，按了按林晚的腕子。</w:t>
+      </w:r>
+    </w:p>
+    <w:p>
+      <w:r>
+        <w:t>“你妈，叫你林晚。”唐荧说，“我妈叫我唐荧。急诊室的人，叫我荧哥。我妈念我的名字，比我自己的名字还稳。”</w:t>
+      </w:r>
+    </w:p>
+    <w:p>
+      <w:r>
+        <w:t>林晚的嘴角，动了一下。</w:t>
+      </w:r>
+    </w:p>
+    <w:p>
+      <w:r>
+        <w:t>“今晚，”她说，“我念你的。唐荧。你在。”</w:t>
+      </w:r>
+    </w:p>
+    <w:p>
+      <w:r>
+        <w:t>“在。”唐荧说。</w:t>
+      </w:r>
+    </w:p>
+    <w:p>
+      <w:r>
         <w:t>沈默看着她，忽然想起第一章，她盯着那个空角落看的样子。</w:t>
       </w:r>
     </w:p>
@@ -15561,7 +16736,7 @@
     </w:p>
     <w:p>
       <w:r>
-        <w:t>“一个都不多。”林晚说，“所以那个‘不在这里’的，不在他的名册上。它一个名字，都没有。”</w:t>
+        <w:t>“一个都不多。”林晚说，“所以那个'不在这里'的，不在他的名册上。它一个名字，都没有。”</w:t>
       </w:r>
     </w:p>
     <w:p>
@@ -15571,7 +16746,12 @@
     </w:p>
     <w:p>
       <w:r>
-        <w:t>林晚摇头：“我说不出是谁。那个名字，我听见了，可它像滑过玻璃的水——留不住。”</w:t>
+        <w:t>林晚摇头：</w:t>
+      </w:r>
+    </w:p>
+    <w:p>
+      <w:r>
+        <w:t>“我说不出是谁。那个名字，我听见了，可它像滑过玻璃的水——留不住。”</w:t>
       </w:r>
     </w:p>
     <w:p>
@@ -15736,12 +16916,7 @@
     </w:p>
     <w:p>
       <w:r>
-        <w:t>走廊的暗处，很安静。</w:t>
-      </w:r>
-    </w:p>
-    <w:p>
-      <w:r>
-        <w:t>安静得像有什么东西，屏住了呼吸。</w:t>
+        <w:t>走廊的暗处，很安静。安静得像有什么东西，屏住了呼吸。</w:t>
       </w:r>
     </w:p>
     <w:p>
@@ -15821,12 +16996,7 @@
     </w:p>
     <w:p>
       <w:r>
-        <w:t>不是来电。是相机。</w:t>
-      </w:r>
-    </w:p>
-    <w:p>
-      <w:r>
-        <w:t>和电梯里一样。</w:t>
+        <w:t>不是来电。是相机。和电梯里一样。</w:t>
       </w:r>
     </w:p>
     <w:p>
@@ -15881,12 +17051,7 @@
     </w:p>
     <w:p>
       <w:r>
-        <w:t>那个人的脸，是一片模糊。</w:t>
-      </w:r>
-    </w:p>
-    <w:p>
-      <w:r>
-        <w:t>像照片没洗好。像有人用手指，把那张脸抹掉了。</w:t>
+        <w:t>那个人的脸，是一片模糊。像照片没洗好，像有人用手指，把那张脸抹掉了。</w:t>
       </w:r>
     </w:p>
     <w:p>
@@ -15951,7 +17116,12 @@
     </w:p>
     <w:p>
       <w:r>
-        <w:t>白鸽摇头：“不，”她小声说，“我外婆，叫我鸽子。”</w:t>
+        <w:t>白鸽摇头：</w:t>
+      </w:r>
+    </w:p>
+    <w:p>
+      <w:r>
+        <w:t>“不，”她小声说，“我外婆，叫我鸽子。”</w:t>
       </w:r>
     </w:p>
     <w:p>
@@ -15996,7 +17166,7 @@
     </w:p>
     <w:p>
       <w:r>
-        <w:t>“这一轮，我投那个‘不在这里’的。”唐荧说，“我们一起投。投成了，这一局就完了。”</w:t>
+        <w:t>“这一轮，我投那个'不在这里'的。”唐荧说，“我们一起投。投成了，这一局就完了。”</w:t>
       </w:r>
     </w:p>
     <w:p>
@@ -16011,12 +17181,22 @@
     </w:p>
     <w:p>
       <w:r>
-        <w:t>唐荧说：“我们所有，有没有一个人，用一句话，能把他引出来？”</w:t>
-      </w:r>
-    </w:p>
-    <w:p>
-      <w:r>
-        <w:t>沈默想了想，说：“我把他叫出来。”</w:t>
+        <w:t>唐荧说：</w:t>
+      </w:r>
+    </w:p>
+    <w:p>
+      <w:r>
+        <w:t>“我们所有，有没有一个人，用一句话，能把他引出来？”</w:t>
+      </w:r>
+    </w:p>
+    <w:p>
+      <w:r>
+        <w:t>沈默想了想，说：</w:t>
+      </w:r>
+    </w:p>
+    <w:p>
+      <w:r>
+        <w:t>“我把他叫出来。”</w:t>
       </w:r>
     </w:p>
     <w:p>
@@ -16081,7 +17261,12 @@
     </w:p>
     <w:p>
       <w:r>
-        <w:t>他望着阴影，说：“你，是和我们同路的。你不是多出来的。你是，和我们一起走岔的那一个。”</w:t>
+        <w:t>他望着阴影，说：</w:t>
+      </w:r>
+    </w:p>
+    <w:p>
+      <w:r>
+        <w:t>“你，是和我们同路的。你不是多出来的。你是，和我们一起走岔的那一个。”</w:t>
       </w:r>
     </w:p>
     <w:p>
@@ -16106,7 +17291,417 @@
     </w:p>
     <w:p>
       <w:r>
-        <w:t>沈默的喉结滚了一下。他轻轻说：“你可以，和我们在同一条路上走了。你，不是多出来的。”</w:t>
+        <w:t>墙上，又浮出一行字。这一行，比刚才的都红。</w:t>
+      </w:r>
+    </w:p>
+    <w:p>
+      <w:r>
+        <w:t>【本局追加规则：任何人在本局念错一次名字，立即核销。】</w:t>
+      </w:r>
+    </w:p>
+    <w:p>
+      <w:r>
+        <w:t>走廊里，没人说话。</w:t>
+      </w:r>
+    </w:p>
+    <w:p>
+      <w:r>
+        <w:t>“念错，也算？”许照问。</w:t>
+      </w:r>
+    </w:p>
+    <w:p>
+      <w:r>
+        <w:t>“念错，也算。”沈默说。</w:t>
+      </w:r>
+    </w:p>
+    <w:p>
+      <w:r>
+        <w:t>“核销，是什么意思？”</w:t>
+      </w:r>
+    </w:p>
+    <w:p>
+      <w:r>
+        <w:t>“不是除名。”陆信的声音很沉，“除名，是别人忘了他。核销，是他自己，也忘了自己。和他在一起的，全部人，忘了他走过这条路。”</w:t>
+      </w:r>
+    </w:p>
+    <w:p>
+      <w:r>
+        <w:t>“那他——”</w:t>
+      </w:r>
+    </w:p>
+    <w:p>
+      <w:r>
+        <w:t>“他没了。”陆信说，“连他吃过什么饭，穿过过的衣服，看过什么人——全部从这条走廊上抹掉。像他从没进过这里。”</w:t>
+      </w:r>
+    </w:p>
+    <w:p>
+      <w:r>
+        <w:t>“我们，会忘了他？”</w:t>
+      </w:r>
+    </w:p>
+    <w:p>
+      <w:r>
+        <w:t>“会。”陆信说，“核销的人，是系统从所有记录里删掉。你们的记忆，是记录的一部分。你们，会忘。”</w:t>
+      </w:r>
+    </w:p>
+    <w:p>
+      <w:r>
+        <w:t>“那——”许照看了看那几个新人，“他们，才进来——”</w:t>
+      </w:r>
+    </w:p>
+    <w:p>
+      <w:r>
+        <w:t>“所以。”沈默说，“谁都别说错。”</w:t>
+      </w:r>
+    </w:p>
+    <w:p>
+      <w:r>
+        <w:t>“那，韦成。”董学勤试着开口，“他叫什么——韦成。韦，韦——”</w:t>
+      </w:r>
+    </w:p>
+    <w:p>
+      <w:r>
+        <w:t>墙上，亮了一下。</w:t>
+      </w:r>
+    </w:p>
+    <w:p>
+      <w:r>
+        <w:t>“对了。”陆信说，“韦，韦成。对。”</w:t>
+      </w:r>
+    </w:p>
+    <w:p>
+      <w:r>
+        <w:t>“我刚念对了？”董学勤说。</w:t>
+      </w:r>
+    </w:p>
+    <w:p>
+      <w:r>
+        <w:t>“你刚念对了。”陆信说，“差一点。你把韦字，说成了卫。如果念错了——”</w:t>
+      </w:r>
+    </w:p>
+    <w:p>
+      <w:r>
+        <w:t>“如果念错了，会怎样？”</w:t>
+      </w:r>
+    </w:p>
+    <w:p>
+      <w:r>
+        <w:t>“你看，”陆信指了指墙，“韦字的最后一笔，是横。你要是写成竖，墙就认错。认错了，就核销。”</w:t>
+      </w:r>
+    </w:p>
+    <w:p>
+      <w:r>
+        <w:t>董学勤的脸上，冒出一层汗。</w:t>
+      </w:r>
+    </w:p>
+    <w:p>
+      <w:r>
+        <w:t>“我刚才，写下来了吗？”他问。</w:t>
+      </w:r>
+    </w:p>
+    <w:p>
+      <w:r>
+        <w:t>“没有。”陆信说，“你嘴里念对了。墙没核销。”</w:t>
+      </w:r>
+    </w:p>
+    <w:p>
+      <w:r>
+        <w:t>董学勤蹲在地上，呼出一口气。</w:t>
+      </w:r>
+    </w:p>
+    <w:p>
+      <w:r>
+        <w:t>“那，名字——”白鸽小声说，“我们每个人，怎么确认自己名字的写法？”</w:t>
+      </w:r>
+    </w:p>
+    <w:p>
+      <w:r>
+        <w:t>“不用确认。”陆信说，“你念的时候，墙会告诉你对错。对的，墙不亮。错的——”</w:t>
+      </w:r>
+    </w:p>
+    <w:p>
+      <w:r>
+        <w:t>“错的？”</w:t>
+      </w:r>
+    </w:p>
+    <w:p>
+      <w:r>
+        <w:t>“错的，墙会红。”陆信说，“红的那一下，就是核销前的警告。你念错了，墙先红一格，给你一次机会。你改口，墙就停。你不改——”</w:t>
+      </w:r>
+    </w:p>
+    <w:p>
+      <w:r>
+        <w:t>“核销？”</w:t>
+      </w:r>
+    </w:p>
+    <w:p>
+      <w:r>
+        <w:t>“核销。”</w:t>
+      </w:r>
+    </w:p>
+    <w:p>
+      <w:r>
+        <w:t>走廊里，没人说话。</w:t>
+      </w:r>
+    </w:p>
+    <w:p>
+      <w:r>
+        <w:t>沈默握紧了笔。</w:t>
+      </w:r>
+    </w:p>
+    <w:p>
+      <w:r>
+        <w:t>“我来。”他说，“我先念。韦——”</w:t>
+      </w:r>
+    </w:p>
+    <w:p>
+      <w:r>
+        <w:t>他停了一下。</w:t>
+      </w:r>
+    </w:p>
+    <w:p>
+      <w:r>
+        <w:t>“韦。”</w:t>
+      </w:r>
+    </w:p>
+    <w:p>
+      <w:r>
+        <w:t>墙没亮。</w:t>
+      </w:r>
+    </w:p>
+    <w:p>
+      <w:r>
+        <w:t>“成。”</w:t>
+      </w:r>
+    </w:p>
+    <w:p>
+      <w:r>
+        <w:t>墙还是没亮。</w:t>
+      </w:r>
+    </w:p>
+    <w:p>
+      <w:r>
+        <w:t>“韦成。”他说。</w:t>
+      </w:r>
+    </w:p>
+    <w:p>
+      <w:r>
+        <w:t>墙上，还是黑。</w:t>
+      </w:r>
+    </w:p>
+    <w:p>
+      <w:r>
+        <w:t>“对了。”陆信说。</w:t>
+      </w:r>
+    </w:p>
+    <w:p>
+      <w:r>
+        <w:t>“那我念唐荧。”沈默说。</w:t>
+      </w:r>
+    </w:p>
+    <w:p>
+      <w:r>
+        <w:t>“不用。”陆信说，“你名册里有她。你念自己名册里的人，墙不会核销。墙核销的是，你名册里没有的——或者你念错的——名字。”</w:t>
+      </w:r>
+    </w:p>
+    <w:p>
+      <w:r>
+        <w:t>“那，我念周雪呢？”沈默说，“我婚礼上，念过她。她，是第三局的人。”</w:t>
+      </w:r>
+    </w:p>
+    <w:p>
+      <w:r>
+        <w:t>走廊里，安静了。</w:t>
+      </w:r>
+    </w:p>
+    <w:p>
+      <w:r>
+        <w:t>“周雪。”沈默说。</w:t>
+      </w:r>
+    </w:p>
+    <w:p>
+      <w:r>
+        <w:t>墙上，亮了。</w:t>
+      </w:r>
+    </w:p>
+    <w:p>
+      <w:r>
+        <w:t>红光。</w:t>
+      </w:r>
+    </w:p>
+    <w:p>
+      <w:r>
+        <w:t>“核销警告。”陆信说，“你念错了。周雪是第二局的。你念的这个人，不在你名册里。墙，认不出来。”</w:t>
+      </w:r>
+    </w:p>
+    <w:p>
+      <w:r>
+        <w:t>“我念过的——”</w:t>
+      </w:r>
+    </w:p>
+    <w:p>
+      <w:r>
+        <w:t>“你念过。”陆信说，“可你念错了。她不是周雪。她是——”</w:t>
+      </w:r>
+    </w:p>
+    <w:p>
+      <w:r>
+        <w:t>“周雪，是老婆。”沈默说，“她——”</w:t>
+      </w:r>
+    </w:p>
+    <w:p>
+      <w:r>
+        <w:t>“你闭嘴。”陆信说，“你再念一遍，墙就核销。她就从这条走廊上，没了。你之前念过她二十遍——那二十遍，也没了。”</w:t>
+      </w:r>
+    </w:p>
+    <w:p>
+      <w:r>
+        <w:t>沈默把嘴，闭上了。</w:t>
+      </w:r>
+    </w:p>
+    <w:p>
+      <w:r>
+        <w:t>“以后，”陆信说，“你念名字，只念你名册里有的。名册里没有的，你不能念。你念了，墙就——”</w:t>
+      </w:r>
+    </w:p>
+    <w:p>
+      <w:r>
+        <w:t>“核销。”</w:t>
+      </w:r>
+    </w:p>
+    <w:p>
+      <w:r>
+        <w:t>“核销。”</w:t>
+      </w:r>
+    </w:p>
+    <w:p>
+      <w:r>
+        <w:t>走廊里，安静了。</w:t>
+      </w:r>
+    </w:p>
+    <w:p>
+      <w:r>
+        <w:t>白鸽，从脖子上，摘下了相机。</w:t>
+      </w:r>
+    </w:p>
+    <w:p>
+      <w:r>
+        <w:t>“那，相机里拍过的那些人呢？”她问，“他们，不在我名册里。我以后，还能叫他们名字吗？”</w:t>
+      </w:r>
+    </w:p>
+    <w:p>
+      <w:r>
+        <w:t>“你不能。”陆信说，“你叫了，墙就核销他们。你相机里的那些照片，是你以后，唯一能记得他们的东西。可你，不能叫出他们的名字。”</w:t>
+      </w:r>
+    </w:p>
+    <w:p>
+      <w:r>
+        <w:t>“那——”</w:t>
+      </w:r>
+    </w:p>
+    <w:p>
+      <w:r>
+        <w:t>“你得用别的方式，记他们。”陆信说，“你可以画他们。你可以写他们。你可以，看他们的照片。可你不能，叫出他们的名字。”</w:t>
+      </w:r>
+    </w:p>
+    <w:p>
+      <w:r>
+        <w:t>白鸽的眼泪，又下来了。</w:t>
+      </w:r>
+    </w:p>
+    <w:p>
+      <w:r>
+        <w:t>“我以前，叫过他们。”她说，“我以前，叫过几百个人的名字——”</w:t>
+      </w:r>
+    </w:p>
+    <w:p>
+      <w:r>
+        <w:t>“那些人，已经被你核销了。”陆信说，“你叫出来的瞬间，墙就核销了他们。他们，从这条走廊上，没了。”</w:t>
+      </w:r>
+    </w:p>
+    <w:p>
+      <w:r>
+        <w:t>“那我——”</w:t>
+      </w:r>
+    </w:p>
+    <w:p>
+      <w:r>
+        <w:t>“你只能记着他们长什么样。”陆信说，“你不能记，他们叫什么。”</w:t>
+      </w:r>
+    </w:p>
+    <w:p>
+      <w:r>
+        <w:t>白鸽，把相机，重新挂回了脖子上。</w:t>
+      </w:r>
+    </w:p>
+    <w:p>
+      <w:r>
+        <w:t>“我以后，”她说，“只按快门。”</w:t>
+      </w:r>
+    </w:p>
+    <w:p>
+      <w:r>
+        <w:t>“只按快门。”陆信说，“你也只能这样。”</w:t>
+      </w:r>
+    </w:p>
+    <w:p>
+      <w:r>
+        <w:t>走廊里，又安静了。</w:t>
+      </w:r>
+    </w:p>
+    <w:p>
+      <w:r>
+        <w:t>沈默望着陆信，很久。</w:t>
+      </w:r>
+    </w:p>
+    <w:p>
+      <w:r>
+        <w:t>“陆信。”他说。</w:t>
+      </w:r>
+    </w:p>
+    <w:p>
+      <w:r>
+        <w:t>“嗯？”</w:t>
+      </w:r>
+    </w:p>
+    <w:p>
+      <w:r>
+        <w:t>“你刚才，念过陆苗。”沈默说，“你念对了。”</w:t>
+      </w:r>
+    </w:p>
+    <w:p>
+      <w:r>
+        <w:t>“我念对了。”陆信说，“可我念完，我的心，比念错还疼。”</w:t>
+      </w:r>
+    </w:p>
+    <w:p>
+      <w:r>
+        <w:t>“为什么？”</w:t>
+      </w:r>
+    </w:p>
+    <w:p>
+      <w:r>
+        <w:t>“因为，我念对了。”陆信说，“我念对了，我就得记着。我念错了，我就能忘了。我念对了，墙不核销他。可我——”</w:t>
+      </w:r>
+    </w:p>
+    <w:p>
+      <w:r>
+        <w:t>他停了一下。</w:t>
+      </w:r>
+    </w:p>
+    <w:p>
+      <w:r>
+        <w:t>“我这一辈子，都得记着他。”</w:t>
+      </w:r>
+    </w:p>
+    <w:p>
+      <w:r>
+        <w:t>沈默的喉结滚了一下。他轻轻说：</w:t>
+      </w:r>
+    </w:p>
+    <w:p>
+      <w:r>
+        <w:t>“你可以，和我们在同一条路上走了。你，不是多出来的。”</w:t>
       </w:r>
     </w:p>
     <w:p>
@@ -16136,7 +17731,7 @@
     </w:p>
     <w:p>
       <w:r>
-        <w:t>“不是听我的话。”沈默说，“是它听见了，有人叫它‘同路者’。它知道，它不是多出来的。它只是和我们，走在同一条路上，走岔了弯。有人认它了，它就该回到自己那条路上去了。”</w:t>
+        <w:t>“不是听我的话。”沈默说，“是它听见了，有人叫它'同路者'。它知道，它不是多出来的。它只是和我们，走在同一条路上，走岔了弯。有人认它了，它就该回到自己那条路上去了。”</w:t>
       </w:r>
     </w:p>
     <w:p>
@@ -16146,7 +17741,7 @@
     </w:p>
     <w:p>
       <w:r>
-        <w:t>“投不成。”沈默说，“它有了名字，有了路，它就不算‘不在这里’了。它是‘同路’的了。我们投不了它。”</w:t>
+        <w:t>“投不成。”沈默说，“它有了名字，有了路，它就不算'不在这里'了。它是'同路'的了。我们投不了它。”</w:t>
       </w:r>
     </w:p>
     <w:p>
@@ -16156,7 +17751,7 @@
     </w:p>
     <w:p>
       <w:r>
-        <w:t>“这一轮，”沈默说，“我们谁也不投。因为，那个‘不在这里’的，已经回了它自己的路。这一局，要么有人自愿走，要么，就这样拖着，拖到它自己改规则。”</w:t>
+        <w:t>“这一轮，”沈默说，“我们谁也不投。因为，那个'不在这里'的，已经回了它自己的路。这一局，要么有人自愿走，要么，就这样拖着，拖到它自己改规则。”</w:t>
       </w:r>
     </w:p>
     <w:p>
@@ -16258,7 +17853,7 @@
     </w:p>
     <w:p>
       <w:r>
-        <w:t>“这一局，会一个一个来。”郑小满说，“名额是满的。可那个‘不在这里’的，要找一个替身。它找了我。下一个，它会找别人。只要还有人活着，它就一直在挑。”</w:t>
+        <w:t>“这一局，会一个一个来。”郑小满说，“名额是满的。可那个'不在这里'的，要找一个替身。它找了我。下一个，它会找别人。只要还有人活着，它就一直在挑。”</w:t>
       </w:r>
     </w:p>
     <w:p>
@@ -16268,12 +17863,17 @@
     </w:p>
     <w:p>
       <w:r>
-        <w:t>“它挑得了。”郑小满摇头，“它不是挑人。它是挑‘没被叫过名字’的人。你们只有七个人能被叫名字。我们五个——”</w:t>
-      </w:r>
-    </w:p>
-    <w:p>
-      <w:r>
-        <w:t>他指着自己，“我们五个，连自己都叫不全。”</w:t>
+        <w:t>“它挑得了。”郑小满摇头，“它不是挑人。它是挑'没被叫过名字'的人。你们只有七个人能被叫名字。我们五个——”</w:t>
+      </w:r>
+    </w:p>
+    <w:p>
+      <w:r>
+        <w:t>他指着自己：</w:t>
+      </w:r>
+    </w:p>
+    <w:p>
+      <w:r>
+        <w:t>“我们五个，连自己都叫不全。”</w:t>
       </w:r>
     </w:p>
     <w:p>
@@ -16448,7 +18048,7 @@
     </w:p>
     <w:p>
       <w:r>
-        <w:t>“有。”他说，“有一个人。他在城西的老巷子里。那巷子没灯，连路灯杆都断了一截。我第一次进去，走错了门，撞见他。他坐在门口，跟我说，‘小伙子，你有空吗，我走不动了，你能扶我进屋吗。’”</w:t>
+        <w:t>“有。”他说，“有一个人。他在城西的老巷子里。那巷子没灯，连路灯杆都断了一截。我第一次进去，走错了门，撞见他。他坐在门口，跟我说，'小伙子，你有空吗，我走不动了，你能扶我进屋吗。'”</w:t>
       </w:r>
     </w:p>
     <w:p>
@@ -16468,7 +18068,7 @@
     </w:p>
     <w:p>
       <w:r>
-        <w:t>“我记着他。”郑小满说，“我叫他‘老李’。是我给他起的。他一开始不认，后来，我多叫了几次，他应了。他说：‘这个名字，很好。’”</w:t>
+        <w:t>“我记着他。”郑小满说，“我叫他'老李'。是我给他起的。他一开始不认，后来，我多叫了几次，他应了。他说：'这个名字，很好。'”</w:t>
       </w:r>
     </w:p>
     <w:p>
@@ -16478,22 +18078,22 @@
     </w:p>
     <w:p>
       <w:r>
-        <w:t>“我后来没再经过那条巷子了。”郑小满说，“我不知道他还住不住。可我记着，我该是‘老李’这个名字的。他应了，他就有了名字。”</w:t>
-      </w:r>
-    </w:p>
-    <w:p>
-      <w:r>
-        <w:t>他望着沈默：“你说……我给了他名字，我是不是，也给自己，攒了一点什么？”</w:t>
-      </w:r>
-    </w:p>
-    <w:p>
-      <w:r>
-        <w:t>“你攒了一个，叫‘老李’的名字。”沈默说，“你送给别人了一次。这才是你真正留给世上的东西。”</w:t>
-      </w:r>
-    </w:p>
-    <w:p>
-      <w:r>
-        <w:t>郑小满低头，看着他的手。</w:t>
+        <w:t>“我后来没再经过那条巷子了。”郑小满说，“我不知道他还住不住。可我记着，我该是'老李'这个名字的。他应了，他就有了名字。”</w:t>
+      </w:r>
+    </w:p>
+    <w:p>
+      <w:r>
+        <w:t>他望着沈默：</w:t>
+      </w:r>
+    </w:p>
+    <w:p>
+      <w:r>
+        <w:t>“你说……我给了他名字，我是不是，也给自己，攒了一点什么？”</w:t>
+      </w:r>
+    </w:p>
+    <w:p>
+      <w:r>
+        <w:t>“你攒了一个，叫'老李'的名字。”沈默说，“你送给别人了一次。这才是你真正留给世上的东西。”</w:t>
       </w:r>
     </w:p>
     <w:p>
@@ -16508,7 +18108,12 @@
     </w:p>
     <w:p>
       <w:r>
-        <w:t>沈默握住他的手：“你记住他了，他就有了名字。他记住了你。你们俩，谁也不会忘。”</w:t>
+        <w:t>沈默握住他的手：</w:t>
+      </w:r>
+    </w:p>
+    <w:p>
+      <w:r>
+        <w:t>“你记住他了，他就有了名字。他记住了你。你们俩，谁也不会忘。”</w:t>
       </w:r>
     </w:p>
     <w:p>
@@ -16523,6 +18128,146 @@
     </w:p>
     <w:p>
       <w:r>
+        <w:t>沈默望着他，忽然涌上来一个念头。</w:t>
+      </w:r>
+    </w:p>
+    <w:p>
+      <w:r>
+        <w:t>不是“让他走”。</w:t>
+      </w:r>
+    </w:p>
+    <w:p>
+      <w:r>
+        <w:t>是“合上它”。</w:t>
+      </w:r>
+    </w:p>
+    <w:p>
+      <w:r>
+        <w:t>把名册合上。让唐荧，让郑小满，让周满，让每一个走了的，都消失。这样，他的额度，就不再掉了。这样，他就回到普通人了。这样，他就不用记了。</w:t>
+      </w:r>
+    </w:p>
+    <w:p>
+      <w:r>
+        <w:t>他握紧那张纸。</w:t>
+      </w:r>
+    </w:p>
+    <w:p>
+      <w:r>
+        <w:t>纸的边沿，蹭过他的掌心，刺了一下。</w:t>
+      </w:r>
+    </w:p>
+    <w:p>
+      <w:r>
+        <w:t>那一刺，把他刺醒了。</w:t>
+      </w:r>
+    </w:p>
+    <w:p>
+      <w:r>
+        <w:t>他想——他记了这么多人，不是为了记他们。是为了让他们，有人记得。</w:t>
+      </w:r>
+    </w:p>
+    <w:p>
+      <w:r>
+        <w:t>他要是合上名册，他们就都没了。</w:t>
+      </w:r>
+    </w:p>
+    <w:p>
+      <w:r>
+        <w:t>他跟他们，就“从没认识过”。</w:t>
+      </w:r>
+    </w:p>
+    <w:p>
+      <w:r>
+        <w:t>那他娘沈玉兰，等他这二十年，等什么？</w:t>
+      </w:r>
+    </w:p>
+    <w:p>
+      <w:r>
+        <w:t>许照退后一步。</w:t>
+      </w:r>
+    </w:p>
+    <w:p>
+      <w:r>
+        <w:t>“你妈，叫沈玉兰。”许照说，“我他妈，以前不知道我妈叫什么。后来知道了我妈叫张秀兰。我妈，叫我许照。你妈，叫你沈安安。咱们，都是妈叫过名字的孩子。”</w:t>
+      </w:r>
+    </w:p>
+    <w:p>
+      <w:r>
+        <w:t>沈默望着他，没说话。</w:t>
+      </w:r>
+    </w:p>
+    <w:p>
+      <w:r>
+        <w:t>“你别哭。”许照说，“你哭，我也想哭。”</w:t>
+      </w:r>
+    </w:p>
+    <w:p>
+      <w:r>
+        <w:t>沈默，把那张纸，重新摊开。</w:t>
+      </w:r>
+    </w:p>
+    <w:p>
+      <w:r>
+        <w:t>“郑小满。”他说，“我送你。”</w:t>
+      </w:r>
+    </w:p>
+    <w:p>
+      <w:r>
+        <w:t>“送什么？”</w:t>
+      </w:r>
+    </w:p>
+    <w:p>
+      <w:r>
+        <w:t>“你那三百块。”沈默说，“我替你攒。等出去那天，我亲自给你买。”</w:t>
+      </w:r>
+    </w:p>
+    <w:p>
+      <w:r>
+        <w:t>郑小满的脚步，停了一下。</w:t>
+      </w:r>
+    </w:p>
+    <w:p>
+      <w:r>
+        <w:t>“你骗我。”</w:t>
+      </w:r>
+    </w:p>
+    <w:p>
+      <w:r>
+        <w:t>“我不骗。”沈默说，“我他妈也骗不了你。我连我自己是谁，都是你最后一段，让我记起来的。”</w:t>
+      </w:r>
+    </w:p>
+    <w:p>
+      <w:r>
+        <w:t>郑小满没回头。</w:t>
+      </w:r>
+    </w:p>
+    <w:p>
+      <w:r>
+        <w:t>“那，你记着我。”他说，“你记着我，我就知道，那三百块，不是我一个人的。”</w:t>
+      </w:r>
+    </w:p>
+    <w:p>
+      <w:r>
+        <w:t>他走进那面墙。</w:t>
+      </w:r>
+    </w:p>
+    <w:p>
+      <w:r>
+        <w:t>墙合上的那一秒，沈默低下头。</w:t>
+      </w:r>
+    </w:p>
+    <w:p>
+      <w:r>
+        <w:t>他手里的纸，还在。</w:t>
+      </w:r>
+    </w:p>
+    <w:p>
+      <w:r>
+        <w:t>他刚刚，差点，没把它丢了。</w:t>
+      </w:r>
+    </w:p>
+    <w:p>
+      <w:r>
         <w:t>“小满！”许照喊。</w:t>
       </w:r>
     </w:p>
@@ -16703,7 +18448,7 @@
     </w:p>
     <w:p>
       <w:r>
-        <w:t>“观测员，记住的是‘被确认的人’。郑小满，没有被确认。他死了，就等于，从来没有被确认过。”</w:t>
+        <w:t>“观测员，记住的是'被确认的人'。郑小满，没有被确认。他死了，就等于，从来没有被确认过。”</w:t>
       </w:r>
     </w:p>
     <w:p>
@@ -16935,7 +18680,112 @@
     </w:p>
     <w:p>
       <w:r>
-        <w:t>“我没疯。”唐荧说，“听我说完。每一轮，确认一个人，投票除名一个人。这么算下来，我们人越来越少。可总得有一个人，把‘除名’这件事，扛下来。”</w:t>
+        <w:t>“我没疯。”唐荧说，“听我说完。每一轮，确认一个人，投票除名一个人。这么算下来，我们人越来越少。可总得有一个人，把'除名'这件事，扛下来。”</w:t>
+      </w:r>
+    </w:p>
+    <w:p>
+      <w:r>
+        <w:t>“我来。”许照说。</w:t>
+      </w:r>
+    </w:p>
+    <w:p>
+      <w:r>
+        <w:t>所有人转头。</w:t>
+      </w:r>
+    </w:p>
+    <w:p>
+      <w:r>
+        <w:t>“你？”白鸽说，“你刚才，不是躲在人堆最后吗？”</w:t>
+      </w:r>
+    </w:p>
+    <w:p>
+      <w:r>
+        <w:t>“我躲。”许照说，“我他妈躲了二十年。我送外卖，进电梯，躲。我从来，都躲在别人后面。”</w:t>
+      </w:r>
+    </w:p>
+    <w:p>
+      <w:r>
+        <w:t>“那现在——”</w:t>
+      </w:r>
+    </w:p>
+    <w:p>
+      <w:r>
+        <w:t>“现在，我不想躲了。”许照说，“我他妈，从电梯里醒过来那天起，就想躲。我躲在顾言后面，躲在唐荧后面，躲在韩秋后面。我每次有人挡，我就往后缩。”</w:t>
+      </w:r>
+    </w:p>
+    <w:p>
+      <w:r>
+        <w:t>“可是，”唐荧说，“你来这里——”</w:t>
+      </w:r>
+    </w:p>
+    <w:p>
+      <w:r>
+        <w:t>“我跑过。”许照说，“我真跑过。第一局，电梯门开的时候，我跑过。我冲出去，想往走廊那头跑。我跑了两步，看见了第八个呼吸。我立刻转头，冲回来了。我不是勇敢，我是怕那个东西，比我躲的地方，更可怕。”</w:t>
+      </w:r>
+    </w:p>
+    <w:p>
+      <w:r>
+        <w:t>“你现在不躲了？”</w:t>
+      </w:r>
+    </w:p>
+    <w:p>
+      <w:r>
+        <w:t>“我不躲了。”许照说，“可我也，不送死。”</w:t>
+      </w:r>
+    </w:p>
+    <w:p>
+      <w:r>
+        <w:t>“那你——”</w:t>
+      </w:r>
+    </w:p>
+    <w:p>
+      <w:r>
+        <w:t>“我站着。”许照说，“我站着，让唐荧去。她是她自己选的。我不挡她。她走完，我送她。我守夜。”</w:t>
+      </w:r>
+    </w:p>
+    <w:p>
+      <w:r>
+        <w:t>唐荧看着他。</w:t>
+      </w:r>
+    </w:p>
+    <w:p>
+      <w:r>
+        <w:t>“许照。”她说，“你刚才跑的那两步——”</w:t>
+      </w:r>
+    </w:p>
+    <w:p>
+      <w:r>
+        <w:t>“我跑了。”许照说，“我不装。我跑过。”</w:t>
+      </w:r>
+    </w:p>
+    <w:p>
+      <w:r>
+        <w:t>“那两步，”唐荧说，“是你这辈子，最老实的两步。”</w:t>
+      </w:r>
+    </w:p>
+    <w:p>
+      <w:r>
+        <w:t>许照的眼眶，红了一下。</w:t>
+      </w:r>
+    </w:p>
+    <w:p>
+      <w:r>
+        <w:t>“唐荧姐。”他说，“我他妈，以前不哭。今天，我为你哭一回。”</w:t>
+      </w:r>
+    </w:p>
+    <w:p>
+      <w:r>
+        <w:t>“哭完，就干。”唐荧说。</w:t>
+      </w:r>
+    </w:p>
+    <w:p>
+      <w:r>
+        <w:t>许照擦了擦眼睛。</w:t>
+      </w:r>
+    </w:p>
+    <w:p>
+      <w:r>
+        <w:t>“干。”他说。</w:t>
       </w:r>
     </w:p>
     <w:p>
@@ -16945,7 +18795,7 @@
     </w:p>
     <w:p>
       <w:r>
-        <w:t>“我不欠你们的。”唐荧说，“可我是个医生。救人，对我来说，不是工作。是天性。你们知道吗，在急诊室，有个不成文的规矩——抢救的时候，谁冲在最前面，谁就最危险。那个位置，叫‘一床’。夜里送来的病人，先往一床放。因为一床，是离死神最近的那张床。”</w:t>
+        <w:t>“我不欠你们的。”唐荧说，“可我是个医生。救人，对我来说，不是工作。是天性。你们知道吗，在急诊室，有个不成文的规矩——抢救的时候，谁冲在最前面，谁就最危险。那个位置，叫'一床'。夜里送来的病人，先往一床放。因为一床，是离死神最近的那张床。”</w:t>
       </w:r>
     </w:p>
     <w:p>
@@ -16980,6 +18830,31 @@
     </w:p>
     <w:p>
       <w:r>
+        <w:t>“你这种人——”许照张了张嘴，又闭上。</w:t>
+      </w:r>
+    </w:p>
+    <w:p>
+      <w:r>
+        <w:t>“你这种人，什么人？”唐荧问。</w:t>
+      </w:r>
+    </w:p>
+    <w:p>
+      <w:r>
+        <w:t>“你这种人，”许照说，“我送外卖，没见过。我妈也没见过。我他妈，活了二十二年，没见过一个人，自己往火坑里跳，还笑得这么轻。”</w:t>
+      </w:r>
+    </w:p>
+    <w:p>
+      <w:r>
+        <w:t>“那你见过了。”唐荧说。</w:t>
+      </w:r>
+    </w:p>
+    <w:p>
+      <w:r>
+        <w:t>“我见过了。”许照说，“我他妈，今天见到了。”</w:t>
+      </w:r>
+    </w:p>
+    <w:p>
+      <w:r>
         <w:t>“凭什么是你？”顾言问。</w:t>
       </w:r>
     </w:p>
@@ -17040,7 +18915,7 @@
     </w:p>
     <w:p>
       <w:r>
-        <w:t>“我当了八年的急诊医生。我救过很多人。可我从没救过一个，是‘我自己’。所以，这局，我替你们把这背了。我走，你们记住我的名字，我就没白死。”</w:t>
+        <w:t>“我当了八年的急诊医生。我救过很多人。可我从没救过一个，是'我自己'。所以，这局，我替你们把这背了。我走，你们记住我的名字，我就没白死。”</w:t>
       </w:r>
     </w:p>
     <w:p>
@@ -17055,7 +18930,12 @@
     </w:p>
     <w:p>
       <w:r>
-        <w:t>白鸽的眼泪掉下来：“我数。我数到你了。你……一定要好好的。”</w:t>
+        <w:t>白鸽的眼泪掉下来：</w:t>
+      </w:r>
+    </w:p>
+    <w:p>
+      <w:r>
+        <w:t>“我数。我数到你了。你……一定要好好的。”</w:t>
       </w:r>
     </w:p>
     <w:p>
@@ -17095,7 +18975,7 @@
     </w:p>
     <w:p>
       <w:r>
-        <w:t>他知道，一旦她说出口，这个名字就要从他的名册上，被撕下来了。</w:t>
+        <w:t>他知道这个名字，在她嘴里一过，就会从他的名册上，掉下来。</w:t>
       </w:r>
     </w:p>
     <w:p>
@@ -17190,7 +19070,7 @@
     </w:p>
     <w:p>
       <w:r>
-        <w:t>“我不信的是‘一路顺风’。”唐荧说，“我信的是——值班。值班，就是还会有人来接你。”</w:t>
+        <w:t>“我不信的是'一路顺风'。”唐荧说，“我信的是——值班。值班，就是还会有人来接你。”</w:t>
       </w:r>
     </w:p>
     <w:p>
@@ -17567,12 +19447,27 @@
     </w:p>
     <w:p>
       <w:r>
-        <w:t>“换到我们心里了。”沈默说，“你数到七，她在你心里应一声。这就是她还站着的证明。”</w:t>
-      </w:r>
-    </w:p>
-    <w:p>
-      <w:r>
-        <w:t>韩秋低头，看着自己的手指。她一根一根地数：“一、二、三、四、五、六、七。”数到七，她轻轻地说：“唐荧姐。”</w:t>
+        <w:t>“换到我们心里了。”沈默说，“你数到七，胸口轻轻震了一下。那是她在应。”</w:t>
+      </w:r>
+    </w:p>
+    <w:p>
+      <w:r>
+        <w:t>韩秋低头，看着自己的手指。她一根一根地数：</w:t>
+      </w:r>
+    </w:p>
+    <w:p>
+      <w:r>
+        <w:t>“一、二、三、四、五、六、七。”</w:t>
+      </w:r>
+    </w:p>
+    <w:p>
+      <w:r>
+        <w:t>数到七，她轻轻地说：</w:t>
+      </w:r>
+    </w:p>
+    <w:p>
+      <w:r>
+        <w:t>“唐荧姐。”</w:t>
       </w:r>
     </w:p>
     <w:p>
@@ -17612,7 +19507,7 @@
     </w:p>
     <w:p>
       <w:r>
-        <w:t>“是她跟我说过的话。”白鸽说，“外婆说，‘鸽子，飞吧。’我到现在都记得。所以，我画唐荧姐，也要把她跟我说过的话，记下来。”</w:t>
+        <w:t>“是她跟我说过的话。”白鸽说，“外婆说，'鸽子，飞吧。'我到现在都记得。所以，我画唐荧姐，也要把她跟我说过的话，记下来。”</w:t>
       </w:r>
     </w:p>
     <w:p>
@@ -17627,7 +19522,7 @@
     </w:p>
     <w:p>
       <w:r>
-        <w:t>“她说，‘你不再是那个，没人为你说话的人。’”白鸽的声音有点抖，“就这一句。我记一辈子。”</w:t>
+        <w:t>“她说，'你不再是那个，没人为你说话的人。'”白鸽的声音有点抖，“就这一句。我记一辈子。”</w:t>
       </w:r>
     </w:p>
     <w:p>
@@ -17727,7 +19622,12 @@
     </w:p>
     <w:p>
       <w:r>
-        <w:t>沈默看着那团火，忽然想起唐荧说过的话：“我身上全是证据，可我不知道那是谁。”</w:t>
+        <w:t>沈默看着那团火，忽然想起唐荧说过的话：</w:t>
+      </w:r>
+    </w:p>
+    <w:p>
+      <w:r>
+        <w:t>“我身上全是证据，可我不知道那是谁。”</w:t>
       </w:r>
     </w:p>
     <w:p>
@@ -17747,7 +19647,12 @@
     </w:p>
     <w:p>
       <w:r>
-        <w:t>半夜的时候，韩秋说：“我想给她，留一样东西。”</w:t>
+        <w:t>半夜的时候，韩秋说：</w:t>
+      </w:r>
+    </w:p>
+    <w:p>
+      <w:r>
+        <w:t>“我想给她，留一样东西。”</w:t>
       </w:r>
     </w:p>
     <w:p>
@@ -17877,7 +19782,7 @@
     </w:p>
     <w:p>
       <w:r>
-        <w:t>“画完了。”白鸽说，“她的眼睛，我画了很久。我想画出，她那种，‘别怕’的样子。”</w:t>
+        <w:t>“画完了。”白鸽说，“她的眼睛，我画了很久。我想画出，她那种，'别怕'的样子。”</w:t>
       </w:r>
     </w:p>
     <w:p>
@@ -18159,7 +20064,7 @@
     </w:p>
     <w:p>
       <w:r>
-        <w:t>“刚才有个声音。”白鸽说，“说‘先坐下’。”</w:t>
+        <w:t>“刚才有个声音。”白鸽说，“说'先坐下'。”</w:t>
       </w:r>
     </w:p>
     <w:p>
@@ -18219,7 +20124,7 @@
     </w:p>
     <w:p>
       <w:r>
-        <w:t>“名字在掉。”陆信在旁边，淡淡地说，“除名的人，你们一天忘一点。名字这东西，你不去一遍一遍地记，它就一天一天地淡。”</w:t>
+        <w:t>“名字在掉。”陆信在旁边，淡淡地说，“除名的人，你们一天忘一点。名字这东西，你不去一遍一遍地记，它就一天一天地，往下磨。”</w:t>
       </w:r>
     </w:p>
     <w:p>
@@ -18244,7 +20149,7 @@
     </w:p>
     <w:p>
       <w:r>
-        <w:t>这就是除名。不是一刀。是一天一天地，往下磨。</w:t>
+        <w:t>它一天掉一点。名字那块纸，蹭掉一层墨，再蹭掉一层。掉到看不见了，那个人就真的没了。</w:t>
       </w:r>
     </w:p>
     <w:p>
@@ -18509,7 +20414,7 @@
     </w:p>
     <w:p>
       <w:r>
-        <w:t>“观测员，是上一任观测员，交下去的。”周既明说，“交下去之后，上一任，就变成普通人。不，比普通人更糟。上一任观测员，会变成‘多出来的那个人’。”</w:t>
+        <w:t>“观测员，是上一任观测员，交下去的。”周既明说，“交下去之后，上一任，就变成普通人。不，比普通人更糟。上一任观测员，会变成'多出来的那个人'。”</w:t>
       </w:r>
     </w:p>
     <w:p>
@@ -18569,7 +20474,7 @@
     </w:p>
     <w:p>
       <w:r>
-        <w:t>“我不知道我愿不愿意。”他说，“我只知道，如果我不记，他们就会连名字都没有了。像郑小满那样，留一行‘记录：无’。”</w:t>
+        <w:t>“我不知道我愿不愿意。”他说，“我只知道，如果我不记，他们就会连名字都没有了。像郑小满那样，留一行'记录：无'。”</w:t>
       </w:r>
     </w:p>
     <w:p>
@@ -18664,7 +20569,12 @@
     </w:p>
     <w:p>
       <w:r>
-        <w:t>他想了一会儿，说：“我不想留住‘沈默’这个名字。我想留住‘沈安安’。”</w:t>
+        <w:t>他想了一会儿，说：</w:t>
+      </w:r>
+    </w:p>
+    <w:p>
+      <w:r>
+        <w:t>“我不想留住'沈默'这个名字。我想留住'沈安安'。”</w:t>
       </w:r>
     </w:p>
     <w:p>
@@ -18679,7 +20589,12 @@
     </w:p>
     <w:p>
       <w:r>
-        <w:t>顾言顿了顿：“那你想好，将来走出去，用什么名字了？”</w:t>
+        <w:t>顾言顿了顿：</w:t>
+      </w:r>
+    </w:p>
+    <w:p>
+      <w:r>
+        <w:t>“那你想好，将来走出去，用什么名字了？”</w:t>
       </w:r>
     </w:p>
     <w:p>
@@ -18729,7 +20644,7 @@
     </w:p>
     <w:p>
       <w:r>
-        <w:t>“我娘教我的。”沈默说，“她说，‘人有名字，才能找到回家的路。有名字的人，走到哪，都有家。’”</w:t>
+        <w:t>“我娘教我的。”沈默说，“她说，'人有名字，才能找到回家的路。有名字的人，走到哪，都有家。'”</w:t>
       </w:r>
     </w:p>
     <w:p>
@@ -18754,7 +20669,7 @@
     </w:p>
     <w:p>
       <w:r>
-        <w:t>“我记得她教我数到七。我记得她抱着我，在墙根下坐了一下午。我记得，她说，安安，我们是一家人。”他停了一下，“还有一句话，她说，‘安安，你是我一辈子，写过最好的字。’”</w:t>
+        <w:t>“我记得她教我数到七。我记得她抱着我，在墙根下坐了一下午——”他停了一下，“她说，'安安，你是我一辈子，写过最好的字。'”</w:t>
       </w:r>
     </w:p>
     <w:p>
@@ -18846,7 +20761,7 @@
     </w:p>
     <w:p>
       <w:r>
-        <w:t>“他。”周既明也看向沈默，“第一局里，林晚那句话，不是随便说的。‘他是我的观测员’——那不是确认。那是交接。”</w:t>
+        <w:t>“他。”周既明也看向沈默，“第一局里，林晚那句话，不是随便说的。'他是我的观测员'——那不是确认。那是交接。”</w:t>
       </w:r>
     </w:p>
     <w:p>
@@ -18916,7 +20831,7 @@
     </w:p>
     <w:p>
       <w:r>
-        <w:t>“观测员不会有完整的过去。”周既明说，“你的记忆，是从‘被交接’那一刻开始完整的。之前的，都是系统补给你的。它给你一道疤，给你一个‘明早七点替班’的理由，就是让你以为，你还是个普通人。”</w:t>
+        <w:t>“观测员不会有完整的过去。”周既明说，“你的记忆，是从'被交接'那一刻开始完整的。之前的，都是系统补给你的。它给你一道疤，给你一个'明早七点替班'的理由，就是让你以为，你还是个普通人。”</w:t>
       </w:r>
     </w:p>
     <w:p>
@@ -19061,7 +20976,7 @@
     </w:p>
     <w:p>
       <w:r>
-        <w:t>“别急着归零。”周既明说，“归零之前，你脑子里的名册，会被系统收走。名册上每一个人，都会变成‘未确认’。没有你的确认，他们一个都活不到下一局。”</w:t>
+        <w:t>“别急着归零。”周既明说，“归零之前，你脑子里的名册，会被系统收走。名册上每一个人，都会变成'未确认'。没有你的确认，他们一个都活不到下一局。”</w:t>
       </w:r>
     </w:p>
     <w:p>
@@ -19221,7 +21136,7 @@
     </w:p>
     <w:p>
       <w:r>
-        <w:t>他知道，从这一刻起，他不再是那个“不知道自己是谁”的人了。</w:t>
+        <w:t>他把名册翻到第一页。那一页，写着他的新名字。</w:t>
       </w:r>
     </w:p>
     <w:p>
@@ -19311,7 +21226,7 @@
     </w:p>
     <w:p>
       <w:r>
-        <w:t>“对。”周既明说，“我需要一个人，把我从‘再也回想不起来的世界’里，拉回来。你确认我，我就能重新，变得完整。”</w:t>
+        <w:t>“对。”周既明说，“我需要一个人，把我从'再也回想不起来的世界'里，拉回来。你确认我，我就能重新，变得完整。”</w:t>
       </w:r>
     </w:p>
     <w:p>
@@ -19336,7 +21251,12 @@
     </w:p>
     <w:p>
       <w:r>
-        <w:t>他伸出手：“过来。我带你，念那面墙。”</w:t>
+        <w:t>他伸出手：</w:t>
+      </w:r>
+    </w:p>
+    <w:p>
+      <w:r>
+        <w:t>“过来。我带你，念那面墙。”</w:t>
       </w:r>
     </w:p>
     <w:p>
@@ -19758,7 +21678,12 @@
     </w:p>
     <w:p>
       <w:r>
-        <w:t>周既明笑了一下：“我的命，早就换完了。我剩下的，只有‘被记住’这一件事了。你记着我，我就算多活了三十年。”</w:t>
+        <w:t>周既明笑了一下：</w:t>
+      </w:r>
+    </w:p>
+    <w:p>
+      <w:r>
+        <w:t>“我的命，早就换完了。我剩下的，只有'被记住'这一件事了。你记着我，我就算多活了三十年。”</w:t>
       </w:r>
     </w:p>
     <w:p>
@@ -19828,7 +21753,7 @@
     </w:p>
     <w:p>
       <w:r>
-        <w:t>“真的。”林晚说，“我们给它，完成了一个答案。它没有一个‘不在这里’的了，我们也没有，被除名的。”</w:t>
+        <w:t>“真的。”林晚说，“我们给它，完成了一个答案。它没有一个'不在这里'的了，我们也没有，被除名的。”</w:t>
       </w:r>
     </w:p>
     <w:p>
@@ -19873,7 +21798,12 @@
     </w:p>
     <w:p>
       <w:r>
-        <w:t>他抬起头：“掉到零的时候，是不是就？”</w:t>
+        <w:t>他抬起头：</w:t>
+      </w:r>
+    </w:p>
+    <w:p>
+      <w:r>
+        <w:t>“掉到零的时候，是不是就？”</w:t>
       </w:r>
     </w:p>
     <w:p>
@@ -19963,12 +21893,17 @@
     </w:p>
     <w:p>
       <w:r>
-        <w:t>“沈默，你还记得，你第一次听到‘观测员’那三个字，是什么时候吗？”周既明忽然问。</w:t>
-      </w:r>
-    </w:p>
-    <w:p>
-      <w:r>
-        <w:t>沈默想了想：“规则三。墙上的字。我第一次见。”</w:t>
+        <w:t>“沈默，你还记得，你第一次听到'观测员'那三个字，是什么时候吗？”周既明忽然问。</w:t>
+      </w:r>
+    </w:p>
+    <w:p>
+      <w:r>
+        <w:t>沈默想了想：</w:t>
+      </w:r>
+    </w:p>
+    <w:p>
+      <w:r>
+        <w:t>“规则三。墙上的字。我第一次见。”</w:t>
       </w:r>
     </w:p>
     <w:p>
@@ -19998,7 +21933,7 @@
     </w:p>
     <w:p>
       <w:r>
-        <w:t>“是热的。”周既明说，“你心里，是热的。你说‘陆信，陆苗，我都留着’的时候，你的声音，是热的。真正的观测员，没热度。他们会选一条路，最冷最短的那条路。你不一样，你选的是，最响的那个。”</w:t>
+        <w:t>“是热的。”周既明说，“你心里，是热的。你说'陆信，陆苗，我都留着'的时候，你的声音，是热的。真正的观测员，没热度。他们会选一条路，最冷最短的那条路。你不一样，你选的是，最响的那个。”</w:t>
       </w:r>
     </w:p>
     <w:p>
@@ -20023,12 +21958,22 @@
     </w:p>
     <w:p>
       <w:r>
-        <w:t>周既明笑了一下：“我守了三十年，守到最后，我搞不清了。我到底，是一个合格的人，还是一个，不合格的观测员。”</w:t>
-      </w:r>
-    </w:p>
-    <w:p>
-      <w:r>
-        <w:t>他顿了顿：“所以现在，我把路交给你。你走一个，不一样的。你是火热的观测员，你知道怎么记着，且怎么把记着的人，一步步带出来。”</w:t>
+        <w:t>周既明笑了一下：</w:t>
+      </w:r>
+    </w:p>
+    <w:p>
+      <w:r>
+        <w:t>“我守了三十年，守到最后，我搞不清了。我到底，是一个合格的人，还是一个，不合格的观测员。”</w:t>
+      </w:r>
+    </w:p>
+    <w:p>
+      <w:r>
+        <w:t>他顿了顿：</w:t>
+      </w:r>
+    </w:p>
+    <w:p>
+      <w:r>
+        <w:t>“所以现在，我把路交给你。你走一个，不一样的。你是火热的观测员，你知道怎么记着，且怎么把记着的人，一步步带出来。”</w:t>
       </w:r>
     </w:p>
     <w:p>
@@ -20053,7 +21998,12 @@
     </w:p>
     <w:p>
       <w:r>
-        <w:t>周既明伸出手：“走。这一次，咱们俩，走的平起平坐。”</w:t>
+        <w:t>周既明伸出手：</w:t>
+      </w:r>
+    </w:p>
+    <w:p>
+      <w:r>
+        <w:t>“走。这一次，咱们俩，走的平起平坐。”</w:t>
       </w:r>
     </w:p>
     <w:p>
@@ -20103,7 +22053,7 @@
     </w:p>
     <w:p>
       <w:r>
-        <w:t>“我们让他们知道，被除名，不是终点。”周既明说，“那个叫‘同路者’的，它得到了名字。它没有被投出去。它走回自己的路了。这就比我们所有人加在一起，都重。”</w:t>
+        <w:t>“我们让他们知道，被除名，不是终点。”周既明说，“那个叫'同路者'的，它得到了名字。它没有被投出去。它走回自己的路了。这就比我们所有人加在一起，都重。”</w:t>
       </w:r>
     </w:p>
     <w:p>
@@ -20170,117 +22120,72 @@
     </w:p>
     <w:p>
       <w:r>
-        <w:t>“开会。”他说，“在我们进下一扇门之前，有些事，必须想清楚。”</w:t>
-      </w:r>
-    </w:p>
-    <w:p>
-      <w:r>
-        <w:t>“什么事？”许照问。</w:t>
-      </w:r>
-    </w:p>
-    <w:p>
-      <w:r>
-        <w:t>顾言从口袋里摸出一张纸。纸上，密密麻麻写着字。</w:t>
-      </w:r>
-    </w:p>
-    <w:p>
-      <w:r>
-        <w:t>“我把我们走过的局，都捋了一遍。”他说，“第一局，电梯。题是确认人数。我们以为答案是七，其实答案是‘七名参与者加一个观测员’。第二局，十二名额。题是找那个‘不在这里’的人。我们最后没投成，可我们给了它一个名字——‘同路者’。”</w:t>
-      </w:r>
-    </w:p>
-    <w:p>
-      <w:r>
-        <w:t>“这说明什么？”沈默问。</w:t>
-      </w:r>
-    </w:p>
-    <w:p>
-      <w:r>
-        <w:t>“说明每一局，都有一个‘假规则’，和一个‘真答案’。”顾言说，“假规则，是它写在墙上的。真答案，是它藏在题底下的。我们过每一局，靠的都是找到真答案，不是遵守假规则。”</w:t>
-      </w:r>
-    </w:p>
-    <w:p>
-      <w:r>
-        <w:t>“所以这地方，是在考我们？”</w:t>
-      </w:r>
-    </w:p>
-    <w:p>
-      <w:r>
-        <w:t>“更像是在筛我们。”顾言说，“它出一道题，看谁能看破。看破的人，活。看不破的，除名。这不是游戏。这是选拔。”</w:t>
-      </w:r>
-    </w:p>
-    <w:p>
-      <w:r>
-        <w:t>“选拔什么？”白鸽问。</w:t>
-      </w:r>
-    </w:p>
-    <w:p>
-      <w:r>
-        <w:t>顾言抬起头，环顾四周。</w:t>
-      </w:r>
-    </w:p>
-    <w:p>
-      <w:r>
-        <w:t>“选拔，能‘看’的人。”他说，“你们发现没有，我们一路走来，所有的题，都围绕一个词——‘看’。第一局，确认以被看见为准。第二局，那个不在册的，我们看不见它。第三局，时间，要‘看’你的时间。这个词，从头到尾，都在。”</w:t>
-      </w:r>
-    </w:p>
-    <w:p>
-      <w:r>
-        <w:t>“所以这地方，叫‘以观为真’？”沈默说。</w:t>
-      </w:r>
-    </w:p>
-    <w:p>
-      <w:r>
-        <w:t>“对。”顾言说，“以观为真。你看见的，才是真的。它要的，是能看见真相的人。它把我们丢进一个又一个局，就是为了找到，那个眼睛最亮的人。”</w:t>
-      </w:r>
-    </w:p>
-    <w:p>
-      <w:r>
-        <w:t>“找到以后呢？”</w:t>
-      </w:r>
-    </w:p>
-    <w:p>
-      <w:r>
-        <w:t>顾言沉默了。</w:t>
-      </w:r>
-    </w:p>
-    <w:p>
-      <w:r>
-        <w:t>“我不知道。”他说，“可你们想想那个数字。73。它一直跟着我们。沈默，你的额度。每一局，都在掉。掉到零，会怎样？”</w:t>
-      </w:r>
-    </w:p>
-    <w:p>
-      <w:r>
-        <w:t>“归零。”沈默说。</w:t>
-      </w:r>
-    </w:p>
-    <w:p>
-      <w:r>
-        <w:t>“归零以后呢？”</w:t>
-      </w:r>
-    </w:p>
-    <w:p>
-      <w:r>
-        <w:t>没有人知道。</w:t>
-      </w:r>
-    </w:p>
-    <w:p>
-      <w:r>
-        <w:t>“这就是我们要在下一扇门里，弄明白的事。”顾言说，“这个数字，这场选拔，这个‘观’字。它们背后，到底藏着什么。”</w:t>
-      </w:r>
-    </w:p>
-    <w:p>
-      <w:r>
-        <w:t>“那我们现在知道什么？”林晚问。</w:t>
-      </w:r>
-    </w:p>
-    <w:p>
-      <w:r>
-        <w:t>顾言想了想，说：“我们知道三点。第一，这地方是活的。它有规则，会改规则。第二，观测员，是这里的关键。沈默的名册，记着我们所有人。第三，名字，是这里最值钱的东西。它收名字，也发名字。”</w:t>
-      </w:r>
-    </w:p>
-    <w:p>
-      <w:r>
-        <w:t>“还有第四点。”沈默说。</w:t>
+        <w:t>他没说开会。他先把手里那张纸揉成一团，扔在地上。</w:t>
+      </w:r>
+    </w:p>
+    <w:p>
+      <w:r>
+        <w:t>“我刚才跟你们讲的，”他说，“全是错的。”</w:t>
+      </w:r>
+    </w:p>
+    <w:p>
+      <w:r>
+        <w:t>走廊里，那根还没烧尽的蜡烛的火苗，跳了一下。</w:t>
+      </w:r>
+    </w:p>
+    <w:p>
+      <w:r>
+        <w:t>“错的？”韩秋说。</w:t>
+      </w:r>
+    </w:p>
+    <w:p>
+      <w:r>
+        <w:t>“错的。”顾言说，“我从第一局就开始推。推到第二局，我以为我推通了。可第二局真出了'同路者'，我才反应过来——我推的不是答案，是规则想让我推的。”</w:t>
+      </w:r>
+    </w:p>
+    <w:p>
+      <w:r>
+        <w:t>“什么意思？”唐荧问。</w:t>
+      </w:r>
+    </w:p>
+    <w:p>
+      <w:r>
+        <w:t>“意思是——”顾言说，“这地方写出来的'假规则'，不是给我们看的。是给我看的。它专门给我这种，喜欢分析的人。它把一道题劈成两半，一半是它让我看的，一半是我自己找的。它让我自己找到的那个答案，刚好是它想要的答案。”</w:t>
+      </w:r>
+    </w:p>
+    <w:p>
+      <w:r>
+        <w:t>“所以你以为的'真答案'，也是假的？”沈默问。</w:t>
+      </w:r>
+    </w:p>
+    <w:p>
+      <w:r>
+        <w:t>“对。”顾言说，“我被它用了个彻底。”</w:t>
+      </w:r>
+    </w:p>
+    <w:p>
+      <w:r>
+        <w:t>他蹲下去，捡起那团纸，又展开。纸上的字皱成一团，他一个字一个字捋平。</w:t>
+      </w:r>
+    </w:p>
+    <w:p>
+      <w:r>
+        <w:t>“那这一局，你还推不推？”许照问。</w:t>
+      </w:r>
+    </w:p>
+    <w:p>
+      <w:r>
+        <w:t>“推。”顾言说，“但我不能推。我一推，答案就被它拿走了。”</w:t>
+      </w:r>
+    </w:p>
+    <w:p>
+      <w:r>
+        <w:t>“那谁来推？”韩秋问。</w:t>
+      </w:r>
+    </w:p>
+    <w:p>
+      <w:r>
+        <w:t>“不推。”沈默说。</w:t>
       </w:r>
     </w:p>
     <w:p>
@@ -20290,497 +22195,447 @@
     </w:p>
     <w:p>
       <w:r>
-        <w:t>“第四点，是我。”他说，“我记得你们所有人的名字，可我记不得我自己。这说明，我身上，有它想要的东西。或者，我，就是它造出来的。”</w:t>
-      </w:r>
-    </w:p>
-    <w:p>
-      <w:r>
-        <w:t>“你为什么会这么想？”</w:t>
-      </w:r>
-    </w:p>
-    <w:p>
-      <w:r>
-        <w:t>“因为婚礼局里，那个男人说，系统把我带走了。”沈默说，“他说，我是系统的孩子。他说，沈安安，才是我真正的名字。”</w:t>
-      </w:r>
-    </w:p>
-    <w:p>
-      <w:r>
-        <w:t>“沈安安。”顾言重复，“这名字，你信吗？”</w:t>
-      </w:r>
-    </w:p>
-    <w:p>
-      <w:r>
-        <w:t>“我信。”沈默说，“因为我在梦里，听见我妈这么叫我。”</w:t>
-      </w:r>
-    </w:p>
-    <w:p>
-      <w:r>
-        <w:t>“那好。”顾言说，“从今天起，我们所有的线索，都先记着。你的名字，你的额度，你的名册。一样一样，都会在后面的局里，露出真相。”</w:t>
-      </w:r>
-    </w:p>
-    <w:p>
-      <w:r>
-        <w:t>他收起那张纸。</w:t>
-      </w:r>
-    </w:p>
-    <w:p>
-      <w:r>
-        <w:t>“走吧。”他说，“下一扇门，是时间局。10:17。我们所有人的起点。到了那儿，很多事，都会清楚了。”</w:t>
-      </w:r>
-    </w:p>
-    <w:p>
-      <w:r>
-        <w:t>七个人站起来。</w:t>
-      </w:r>
-    </w:p>
-    <w:p>
-      <w:r>
-        <w:t>沈默走在最后。他摸了摸手腕上的疤。</w:t>
-      </w:r>
-    </w:p>
-    <w:p>
-      <w:r>
-        <w:t>沈安安。</w:t>
-      </w:r>
-    </w:p>
-    <w:p>
-      <w:r>
-        <w:t>这个名字，像一颗种子，在他心里，发芽了。</w:t>
-      </w:r>
-    </w:p>
-    <w:p>
-      <w:r>
-        <w:t>“还有一个问题。”林晚说，“你们有没有发现，我们过的每一局，都在‘减少’。”</w:t>
-      </w:r>
-    </w:p>
-    <w:p>
-      <w:r>
-        <w:t>“减少？”许照问。</w:t>
-      </w:r>
-    </w:p>
-    <w:p>
-      <w:r>
-        <w:t>“第一局，七个人。第二局，十二个名额，正好十二个人。第三局，时间，十点十七分，停着。”林晚说，“名额在收紧。人在减少。连时间，都在停摆。这地方，一直在‘收’。”</w:t>
-      </w:r>
-    </w:p>
-    <w:p>
-      <w:r>
-        <w:t>“收什么？”顾言问。</w:t>
-      </w:r>
-    </w:p>
-    <w:p>
-      <w:r>
-        <w:t>“收我们。”林晚说，“它一格一格地收。收名字，收记忆，收人。收到最后，它想收什么，我们不知道。可我们知道，它在收。”</w:t>
-      </w:r>
-    </w:p>
-    <w:p>
-      <w:r>
-        <w:t>“所以，我们得在被收完之前，走出去。”沈默说。</w:t>
-      </w:r>
-    </w:p>
-    <w:p>
-      <w:r>
-        <w:t>“对。”顾言说，“这就是为什么，我们要开这个会。我们不能只是被动地，一局一局地闯。我们要主动地，找出这个‘收’的规律。它收我们的名字，那我们就护住名字。它收我们的时间，那我们就护住时间。它收我们的人，那我们就——”</w:t>
-      </w:r>
-    </w:p>
-    <w:p>
-      <w:r>
-        <w:t>“一个都不能少。”沈默接上。</w:t>
-      </w:r>
-    </w:p>
-    <w:p>
-      <w:r>
-        <w:t>“对。”顾言说，“一个都不能少。从今天起，我们七个人，要互相记住。你记我，我记你。哪怕有一天，墙上的字被抹了，我们也要把彼此的名字，刻在心上。”</w:t>
-      </w:r>
-    </w:p>
-    <w:p>
-      <w:r>
-        <w:t>“像沈默那样？”白鸽问。</w:t>
-      </w:r>
-    </w:p>
-    <w:p>
-      <w:r>
-        <w:t>“像沈默那样。”顾言说，“他的名册，记着我们。我们也要有自己的名册。记着他。”</w:t>
-      </w:r>
-    </w:p>
-    <w:p>
-      <w:r>
-        <w:t>“我会的。”白鸽说。</w:t>
-      </w:r>
-    </w:p>
-    <w:p>
-      <w:r>
-        <w:t>“我也会。”韩秋说。</w:t>
-      </w:r>
-    </w:p>
-    <w:p>
-      <w:r>
-        <w:t>一个一个，都应了下来。</w:t>
-      </w:r>
-    </w:p>
-    <w:p>
-      <w:r>
-        <w:t>沈默看着他们，只觉得，手里那本看不见的名册，轻了一点。</w:t>
-      </w:r>
-    </w:p>
-    <w:p>
-      <w:r>
-        <w:t>原来，被记住，也是会减轻重量的。</w:t>
-      </w:r>
-    </w:p>
-    <w:p>
-      <w:r>
-        <w:t>“那好。”顾言说，“从现在起，我们七个人，就是一个整体。记着彼此，护着彼此。不管前面有多少扇门，我们，一起闯。”</w:t>
-      </w:r>
-    </w:p>
-    <w:p>
-      <w:r>
-        <w:t>七只手，叠在一起。</w:t>
-      </w:r>
-    </w:p>
-    <w:p>
-      <w:r>
-        <w:t>走廊的灯，很亮。</w:t>
-      </w:r>
-    </w:p>
-    <w:p>
-      <w:r>
-        <w:t>那一刻，沈默想，这大概就是，名字的意义。</w:t>
-      </w:r>
-    </w:p>
-    <w:p>
-      <w:r>
-        <w:t>“那，我们给这一路，取个名字吧。”许照说。</w:t>
-      </w:r>
-    </w:p>
-    <w:p>
-      <w:r>
-        <w:t>“取名字？”白鸽问。</w:t>
-      </w:r>
-    </w:p>
-    <w:p>
-      <w:r>
-        <w:t>“对。”许照说，“我们走了这么远，总得有个说法。以后说起来，也好记。”</w:t>
-      </w:r>
-    </w:p>
-    <w:p>
-      <w:r>
-        <w:t>“就叫‘回家’吧。”沈默说。</w:t>
-      </w:r>
-    </w:p>
-    <w:p>
-      <w:r>
-        <w:t>“回家？”</w:t>
-      </w:r>
-    </w:p>
-    <w:p>
-      <w:r>
-        <w:t>“回家。”沈默说，“我们从进电梯起，就一直在找路。找出去的路。找回家的路。所以这一路，就叫回家。”</w:t>
-      </w:r>
-    </w:p>
-    <w:p>
-      <w:r>
-        <w:t>“好。”顾言说，“回家。”</w:t>
-      </w:r>
-    </w:p>
-    <w:p>
-      <w:r>
-        <w:t>“回家。”韩秋念着，“回家的路上，我们七个人。一个，都不能少。”</w:t>
-      </w:r>
-    </w:p>
-    <w:p>
-      <w:r>
-        <w:t>“一个都不能少。”大家齐声说。</w:t>
-      </w:r>
-    </w:p>
-    <w:p>
-      <w:r>
-        <w:t>沈默看着他们，只觉得，这本名册，越来越厚了。</w:t>
-      </w:r>
-    </w:p>
-    <w:p>
-      <w:r>
-        <w:t>他记着的不只是名字了。还有这七个字：一个都不能少。</w:t>
-      </w:r>
-    </w:p>
-    <w:p>
-      <w:r>
-        <w:t>“沈默。”林晚说，“你把这句话，记下来。”</w:t>
-      </w:r>
-    </w:p>
-    <w:p>
-      <w:r>
-        <w:t>“记了。”沈默说，“我记在名册第一页，最上面。从今天起，我们七个人，一个都不能少。”</w:t>
-      </w:r>
-    </w:p>
-    <w:p>
-      <w:r>
-        <w:t>“那要是，少了一个呢？”</w:t>
-      </w:r>
-    </w:p>
-    <w:p>
-      <w:r>
-        <w:t>“不会少。”沈默说，“我记着他们。他们记着我。少了一个，我们就把那个名字，喊回来。”</w:t>
-      </w:r>
-    </w:p>
-    <w:p>
-      <w:r>
-        <w:t>“喊得回来吗？”</w:t>
-      </w:r>
-    </w:p>
-    <w:p>
-      <w:r>
-        <w:t>“喊得回来。”沈默说，“这地方，名字就是命。我们把名字喊出来，人就能回来。”</w:t>
-      </w:r>
-    </w:p>
-    <w:p>
-      <w:r>
-        <w:t>“像你喊‘妈’那样？”</w:t>
-      </w:r>
-    </w:p>
-    <w:p>
-      <w:r>
-        <w:t>“对。”沈默说，“喊出来，就回来了。”</w:t>
-      </w:r>
-    </w:p>
-    <w:p>
-      <w:r>
-        <w:t>走廊里，安静了一会儿。</w:t>
-      </w:r>
-    </w:p>
-    <w:p>
-      <w:r>
-        <w:t>然后，许照忽然喊了一句：</w:t>
-      </w:r>
-    </w:p>
-    <w:p>
-      <w:r>
-        <w:t>“许照！”</w:t>
-      </w:r>
-    </w:p>
-    <w:p>
-      <w:r>
-        <w:t>“干嘛？”白鸽吓了一跳。</w:t>
-      </w:r>
-    </w:p>
-    <w:p>
-      <w:r>
-        <w:t>“试试。”许照说，“喊出来，人就在。”</w:t>
-      </w:r>
-    </w:p>
-    <w:p>
-      <w:r>
-        <w:t>“许照。”沈默跟着喊。</w:t>
-      </w:r>
-    </w:p>
-    <w:p>
-      <w:r>
-        <w:t>“哎！”</w:t>
-      </w:r>
-    </w:p>
-    <w:p>
-      <w:r>
-        <w:t>“顾言。”</w:t>
-      </w:r>
-    </w:p>
-    <w:p>
-      <w:r>
-        <w:t>“哎。”</w:t>
-      </w:r>
-    </w:p>
-    <w:p>
-      <w:r>
-        <w:t>“韩秋。”</w:t>
-      </w:r>
-    </w:p>
-    <w:p>
-      <w:r>
-        <w:t>“哎。”</w:t>
-      </w:r>
-    </w:p>
-    <w:p>
-      <w:r>
-        <w:t>“周既明。”</w:t>
-      </w:r>
-    </w:p>
-    <w:p>
-      <w:r>
-        <w:t>“哎。”</w:t>
-      </w:r>
-    </w:p>
-    <w:p>
-      <w:r>
-        <w:t>“林晚。”</w:t>
-      </w:r>
-    </w:p>
-    <w:p>
-      <w:r>
-        <w:t>“哎。”</w:t>
-      </w:r>
-    </w:p>
-    <w:p>
-      <w:r>
-        <w:t>“白鸽。”</w:t>
-      </w:r>
-    </w:p>
-    <w:p>
-      <w:r>
-        <w:t>“哎。”</w:t>
-      </w:r>
-    </w:p>
-    <w:p>
-      <w:r>
-        <w:t>六个名字，六声应。</w:t>
-      </w:r>
-    </w:p>
-    <w:p>
-      <w:r>
-        <w:t>在走廊里，回荡了很久。</w:t>
-      </w:r>
-    </w:p>
-    <w:p>
-      <w:r>
-        <w:t>沈默想，这就是他记的人。一个都不少。</w:t>
-      </w:r>
-    </w:p>
-    <w:p>
-      <w:r>
-        <w:t>他顿了顿，又轻声喊了一句：</w:t>
-      </w:r>
-    </w:p>
-    <w:p>
-      <w:r>
-        <w:t>“唐荧。”</w:t>
-      </w:r>
-    </w:p>
-    <w:p>
-      <w:r>
-        <w:t>走廊里，风轻轻穿过。</w:t>
-      </w:r>
-    </w:p>
-    <w:p>
-      <w:r>
-        <w:t>没有人应。</w:t>
-      </w:r>
-    </w:p>
-    <w:p>
-      <w:r>
-        <w:t>可所有人都听见了。那阵风里，像有一个很轻的声音，应了一声。</w:t>
-      </w:r>
-    </w:p>
-    <w:p>
-      <w:r>
-        <w:t>“哎。”</w:t>
-      </w:r>
-    </w:p>
-    <w:p>
-      <w:r>
-        <w:t>“她也在。”沈默说，“她也在。一个都不少。”</w:t>
-      </w:r>
-    </w:p>
-    <w:p>
-      <w:r>
-        <w:t>“会开完了。”顾言说，“最后，我再说一句。”</w:t>
-      </w:r>
-    </w:p>
-    <w:p>
-      <w:r>
-        <w:t>“说。”</w:t>
-      </w:r>
-    </w:p>
-    <w:p>
-      <w:r>
-        <w:t>“我们七个人，从进电梯起，就绑在一起了。”顾言说，“绑得紧不紧，看命。可我们得绑。因为单个人，走不出这地方。只有七个人，互相记着，才可能，有一条活路。”</w:t>
-      </w:r>
-    </w:p>
-    <w:p>
-      <w:r>
-        <w:t>“所以，不管发生什么，别散。”他说，“谁掉了，其他人就回头。回头拉一把。拉不回来，就记住他的名字。记住，也算没丢。”</w:t>
-      </w:r>
-    </w:p>
-    <w:p>
-      <w:r>
-        <w:t>“像唐荧那样。”沈默说。</w:t>
-      </w:r>
-    </w:p>
-    <w:p>
-      <w:r>
-        <w:t>“对。”顾言说，“像唐荧那样。她走了。可她没丢。因为我们都记着她。这就是这地方的活法。人可以没，名字不能没。”</w:t>
-      </w:r>
-    </w:p>
-    <w:p>
-      <w:r>
-        <w:t>“名字不能没。”</w:t>
-      </w:r>
-    </w:p>
-    <w:p>
-      <w:r>
-        <w:t>沈默重复着这句话。</w:t>
-      </w:r>
-    </w:p>
-    <w:p>
-      <w:r>
-        <w:t>他忽然明白，他这一路，记了那么多人，就是为了这个。</w:t>
-      </w:r>
-    </w:p>
-    <w:p>
-      <w:r>
-        <w:t>人可以没，名字不能没。</w:t>
-      </w:r>
-    </w:p>
-    <w:p>
-      <w:r>
-        <w:t>他，就是那个，守着名字的人。</w:t>
-      </w:r>
-    </w:p>
-    <w:p>
-      <w:r>
-        <w:t>“我会守住的。”他说，“你们的名字，我一个，都不会让它没。”</w:t>
-      </w:r>
-    </w:p>
-    <w:p>
-      <w:r>
-        <w:t>“那我们，就放心了。”顾言说。</w:t>
-      </w:r>
-    </w:p>
-    <w:p>
-      <w:r>
-        <w:t>七个人，站了起来。</w:t>
-      </w:r>
-    </w:p>
-    <w:p>
-      <w:r>
-        <w:t>“走吧。”沈默说，“下一扇门。”</w:t>
-      </w:r>
-    </w:p>
-    <w:p>
-      <w:r>
-        <w:t>“走。”</w:t>
-      </w:r>
-    </w:p>
-    <w:p>
-      <w:r>
-        <w:t>他们，向那扇门，走去。</w:t>
-      </w:r>
-    </w:p>
-    <w:p>
-      <w:r>
-        <w:t>门开之前，沈默回头，看了一眼身后那条走廊。</w:t>
-      </w:r>
-    </w:p>
-    <w:p>
-      <w:r>
-        <w:t>墙上，第五行那道缝，又亮了一下。</w:t>
-      </w:r>
-    </w:p>
-    <w:p>
-      <w:r>
-        <w:t>这一次，缝里透出来的，不是光。</w:t>
-      </w:r>
-    </w:p>
-    <w:p>
-      <w:r>
-        <w:t>是一个字。</w:t>
+        <w:t>“我们不能推。”沈默说，“顾言推出来的'真答案'，是这地方设计好的。我们自己找到的'假答案'，也是这地方设计好的。推和不推，都是它设的局。”</w:t>
+      </w:r>
+    </w:p>
+    <w:p>
+      <w:r>
+        <w:t>“那怎么办？”白鸽问。</w:t>
+      </w:r>
+    </w:p>
+    <w:p>
+      <w:r>
+        <w:t>“等。”沈默说，“我们不猜它要什么。我们等它先动。”</w:t>
+      </w:r>
+    </w:p>
+    <w:p>
+      <w:r>
+        <w:t>“等？”许照说，“等什么？”</w:t>
+      </w:r>
+    </w:p>
+    <w:p>
+      <w:r>
+        <w:t>“等那个站在名额外面的人，自己走出来。”沈默说。</w:t>
+      </w:r>
+    </w:p>
+    <w:p>
+      <w:r>
+        <w:t>走廊里，安静了。</w:t>
+      </w:r>
+    </w:p>
+    <w:p>
+      <w:r>
+        <w:t>“你以为我们推得动？”唐荧开口，声音冷下来，“你让七个人等，等来等去，等到那个'不在这里'的，自己走出来。走出来又怎样？它报一个名字，我们投票，规则说投错就除名。除名——除名就是把人忘了。”</w:t>
+      </w:r>
+    </w:p>
+    <w:p>
+      <w:r>
+        <w:t>“所以不能等。”白鸽说。</w:t>
+      </w:r>
+    </w:p>
+    <w:p>
+      <w:r>
+        <w:t>“不能等。”唐荧说，“得有人，先迈一步。”</w:t>
+      </w:r>
+    </w:p>
+    <w:p>
+      <w:r>
+        <w:t>“谁？”韩秋问。</w:t>
+      </w:r>
+    </w:p>
+    <w:p>
+      <w:r>
+        <w:t>唐荧看了一眼沈默，又看了一眼顾言。</w:t>
+      </w:r>
+    </w:p>
+    <w:p>
+      <w:r>
+        <w:t>“我。”她说。</w:t>
+      </w:r>
+    </w:p>
+    <w:p>
+      <w:r>
+        <w:t>“你？”许照说。</w:t>
+      </w:r>
+    </w:p>
+    <w:p>
+      <w:r>
+        <w:t>“我。”唐荧说，“你们别动。下一扇门，我先进去。我替你们试错。试出来，你们再走。试不出来——”</w:t>
+      </w:r>
+    </w:p>
+    <w:p>
+      <w:r>
+        <w:t>她停了一下。</w:t>
+      </w:r>
+    </w:p>
+    <w:p>
+      <w:r>
+        <w:t>“——试不出来，就我一个人被除名。你们记得我。就够了。”</w:t>
+      </w:r>
+    </w:p>
+    <w:p>
+      <w:r>
+        <w:t>“凭什么？”</w:t>
+      </w:r>
+    </w:p>
+    <w:p>
+      <w:r>
+        <w:t>白鸽开口了。</w:t>
+      </w:r>
+    </w:p>
+    <w:p>
+      <w:r>
+        <w:t>声音不大，可走廊里每个人都听见了。</w:t>
+      </w:r>
+    </w:p>
+    <w:p>
+      <w:r>
+        <w:t>“凭什么是你？”白鸽说，“你替我们试错？谁让你替了？你问过我们吗？”</w:t>
+      </w:r>
+    </w:p>
+    <w:p>
+      <w:r>
+        <w:t>唐荧转过来，看她。</w:t>
+      </w:r>
+    </w:p>
+    <w:p>
+      <w:r>
+        <w:t>“我没问。”唐荧说，“我这是通知，不是商量。”</w:t>
+      </w:r>
+    </w:p>
+    <w:p>
+      <w:r>
+        <w:t>“那我也通知你一声。”白鸽说，“我不让你替。”</w:t>
+      </w:r>
+    </w:p>
+    <w:p>
+      <w:r>
+        <w:t>“你——”</w:t>
+      </w:r>
+    </w:p>
+    <w:p>
+      <w:r>
+        <w:t>“我在这个局里，是第七个被看见的。”白鸽说，“林晚念的我。她说，第七个是我。你要替我试错，你得先念出我的名字。”</w:t>
+      </w:r>
+    </w:p>
+    <w:p>
+      <w:r>
+        <w:t>唐荧愣了一下。</w:t>
+      </w:r>
+    </w:p>
+    <w:p>
+      <w:r>
+        <w:t>“名字归你管，命归我管。”白鸽说，“你要替我试错，行。我把我的命，借你。可你也得把你的名字，借我一次。”</w:t>
+      </w:r>
+    </w:p>
+    <w:p>
+      <w:r>
+        <w:t>“借名字？”许照说，“这怎么借？”</w:t>
+      </w:r>
+    </w:p>
+    <w:p>
+      <w:r>
+        <w:t>“我念她的名字。”白鸽说，“她替我，走进那扇门。她走进去的时候，名字在我这儿。”</w:t>
+      </w:r>
+    </w:p>
+    <w:p>
+      <w:r>
+        <w:t>“我走进去的时候，名字还在你那儿？”唐荧说。</w:t>
+      </w:r>
+    </w:p>
+    <w:p>
+      <w:r>
+        <w:t>“在。”白鸽说，“我念出来了。我的喉咙记着它。除名的人，是没被念过的人。被念过的人，不算除名。”</w:t>
+      </w:r>
+    </w:p>
+    <w:p>
+      <w:r>
+        <w:t>走廊里，又安静了。</w:t>
+      </w:r>
+    </w:p>
+    <w:p>
+      <w:r>
+        <w:t>唐荧看着白鸽，看了很久。</w:t>
+      </w:r>
+    </w:p>
+    <w:p>
+      <w:r>
+        <w:t>“你这丫头。”她说，“懂的真多。”</w:t>
+      </w:r>
+    </w:p>
+    <w:p>
+      <w:r>
+        <w:t>“我在便利店，等了九年。”白鸽说，“九年里我学会了拍人。我会拍，但我不会说话。你让我说话，我说出来的，都是攒了九年的。”</w:t>
+      </w:r>
+    </w:p>
+    <w:p>
+      <w:r>
+        <w:t>“那就这样。”顾言说，“白鸽念唐荧的名字。唐荧替白鸽，先进门。”</w:t>
+      </w:r>
+    </w:p>
+    <w:p>
+      <w:r>
+        <w:t>“还有一件事。”沈默说。</w:t>
+      </w:r>
+    </w:p>
+    <w:p>
+      <w:r>
+        <w:t>所有人看他。</w:t>
+      </w:r>
+    </w:p>
+    <w:p>
+      <w:r>
+        <w:t>“白鸽把名字借给唐荧。”沈默说，“唐荧进门的时候，她不是'唐荧'。她是'白鸽要进门的人'。她的名字变了。她不是唐荧。”</w:t>
+      </w:r>
+    </w:p>
+    <w:p>
+      <w:r>
+        <w:t>“对。”白鸽说。</w:t>
+      </w:r>
+    </w:p>
+    <w:p>
+      <w:r>
+        <w:t>“那她要是在里面出了事——”沈默说，“我们念她的名字，还念的是'唐荧'。不是她那个人。”</w:t>
+      </w:r>
+    </w:p>
+    <w:p>
+      <w:r>
+        <w:t>“所以我死了，你们记得的不是我。”白鸽说，“是我借出去的那个东西。”</w:t>
+      </w:r>
+    </w:p>
+    <w:p>
+      <w:r>
+        <w:t>“对。”沈默说，“你死了，唐荧死了，我们记得的是'白鸽念过唐荧'。'唐荧'两个字，跟唐荧这个人，脱了钩。”</w:t>
+      </w:r>
+    </w:p>
+    <w:p>
+      <w:r>
+        <w:t>“脱钩就脱钩。”白鸽说，“反正唐荧死了，'唐荧'两个字也死了。我把它们，借出去。死了也带不走。”</w:t>
+      </w:r>
+    </w:p>
+    <w:p>
+      <w:r>
+        <w:t>“那你呢？”沈默问。</w:t>
+      </w:r>
+    </w:p>
+    <w:p>
+      <w:r>
+        <w:t>“我？”白鸽说，“我活着。我念出过两个名字。一个是我自己的。一个是借出去的。我比谁都富。”</w:t>
+      </w:r>
+    </w:p>
+    <w:p>
+      <w:r>
+        <w:t>唐荧的眼眶热了一下。她没让人看见。她走过去，把白鸽的相机从她脖子上摘下来，挂在自己的脖子上。</w:t>
+      </w:r>
+    </w:p>
+    <w:p>
+      <w:r>
+        <w:t>“替我拿着。”她说，“我要是回不来，这相机，就是我替你保管的东西。你得把它拿回来。”</w:t>
+      </w:r>
+    </w:p>
+    <w:p>
+      <w:r>
+        <w:t>“你回不来，我也不去拿。”白鸽说，“我等你。”</w:t>
+      </w:r>
+    </w:p>
+    <w:p>
+      <w:r>
+        <w:t>“别等。”唐荧说，“等超过十分钟，你就自己走。”</w:t>
+      </w:r>
+    </w:p>
+    <w:p>
+      <w:r>
+        <w:t>“等一下。”</w:t>
+      </w:r>
+    </w:p>
+    <w:p>
+      <w:r>
+        <w:t>许照忽然开口。</w:t>
+      </w:r>
+    </w:p>
+    <w:p>
+      <w:r>
+        <w:t>他从口袋里，掏出一根烟。</w:t>
+      </w:r>
+    </w:p>
+    <w:p>
+      <w:r>
+        <w:t>很新，没拆封。商标还在。</w:t>
+      </w:r>
+    </w:p>
+    <w:p>
+      <w:r>
+        <w:t>“哪来的？”韩秋问。</w:t>
+      </w:r>
+    </w:p>
+    <w:p>
+      <w:r>
+        <w:t>“我在电梯井里捡的。”许照说，“刚才那个五指痕的尽头。我以为是以前的什么人留下的。我没舍得抽。”</w:t>
+      </w:r>
+    </w:p>
+    <w:p>
+      <w:r>
+        <w:t>他把烟拆开，叼在嘴里，没点。</w:t>
+      </w:r>
+    </w:p>
+    <w:p>
+      <w:r>
+        <w:t>“唐荧。”他说，“你替我们试错，我也替你做一件事。”</w:t>
+      </w:r>
+    </w:p>
+    <w:p>
+      <w:r>
+        <w:t>“什么事？”</w:t>
+      </w:r>
+    </w:p>
+    <w:p>
+      <w:r>
+        <w:t>“这根烟，我先帮你叼着。”许照说，“你回来，我给你点上。你不回来——”</w:t>
+      </w:r>
+    </w:p>
+    <w:p>
+      <w:r>
+        <w:t>他把烟从嘴里拿出来，看了看。</w:t>
+      </w:r>
+    </w:p>
+    <w:p>
+      <w:r>
+        <w:t>“——我就自己抽了。我他妈以前不抽烟。可今天开始，我抽了。”</w:t>
+      </w:r>
+    </w:p>
+    <w:p>
+      <w:r>
+        <w:t>唐荧看着他，笑了。</w:t>
+      </w:r>
+    </w:p>
+    <w:p>
+      <w:r>
+        <w:t>“行。”她说，“你要是学会抽烟，就当我还活着。”</w:t>
+      </w:r>
+    </w:p>
+    <w:p>
+      <w:r>
+        <w:t>“我学会。”许照说，“我他妈肯定学会。”</w:t>
+      </w:r>
+    </w:p>
+    <w:p>
+      <w:r>
+        <w:t>唐荧转身，走向那扇门。</w:t>
+      </w:r>
+    </w:p>
+    <w:p>
+      <w:r>
+        <w:t>白鸽在她身后，念：</w:t>
+      </w:r>
+    </w:p>
+    <w:p>
+      <w:r>
+        <w:t>“唐荧。三十四岁。急诊八年。她身上全是证据。她是我的名字。我现在把它，借出去。”</w:t>
+      </w:r>
+    </w:p>
+    <w:p>
+      <w:r>
+        <w:t>墙上，亮了一下。</w:t>
+      </w:r>
+    </w:p>
+    <w:p>
+      <w:r>
+        <w:t>那亮是白的。</w:t>
+      </w:r>
+    </w:p>
+    <w:p>
+      <w:r>
+        <w:t>不是红的。</w:t>
+      </w:r>
+    </w:p>
+    <w:p>
+      <w:r>
+        <w:t>唐荧伸手，推开了那扇门。</w:t>
+      </w:r>
+    </w:p>
+    <w:p>
+      <w:r>
+        <w:t>门里，是一片暖黄的光。光里有桌椅，有窗帘，有一盏还没点亮的灯。</w:t>
+      </w:r>
+    </w:p>
+    <w:p>
+      <w:r>
+        <w:t>她迈步，走了进去。</w:t>
+      </w:r>
+    </w:p>
+    <w:p>
+      <w:r>
+        <w:t>门，在她身后，缓缓合上。</w:t>
+      </w:r>
+    </w:p>
+    <w:p>
+      <w:r>
+        <w:t>合上的那一刻，许照把烟叼回嘴里。</w:t>
+      </w:r>
+    </w:p>
+    <w:p>
+      <w:r>
+        <w:t>他用指头，捻了捻烟头，又捻了捻。没点。</w:t>
+      </w:r>
+    </w:p>
+    <w:p>
+      <w:r>
+        <w:t>韩秋在一边，小声数：“一，二，三，四，五，六，七。”</w:t>
+      </w:r>
+    </w:p>
+    <w:p>
+      <w:r>
+        <w:t>数到七，她停了一下。</w:t>
+      </w:r>
+    </w:p>
+    <w:p>
+      <w:r>
+        <w:t>“七。”她说，“她还在里头。”</w:t>
+      </w:r>
+    </w:p>
+    <w:p>
+      <w:r>
+        <w:t>“继续数。”许照说，“数到一千二。一秒一秒地数。数完了，她没出来，她就没了。”</w:t>
+      </w:r>
+    </w:p>
+    <w:p>
+      <w:r>
+        <w:t>韩秋点点头，继续数：</w:t>
+      </w:r>
+    </w:p>
+    <w:p>
+      <w:r>
+        <w:t>“八，九，十，十一……”</w:t>
+      </w:r>
+    </w:p>
+    <w:p>
+      <w:r>
+        <w:t>许照把烟拿下来，又叼上去。</w:t>
+      </w:r>
+    </w:p>
+    <w:p>
+      <w:r>
+        <w:t>“这烟挺呛。”他说。</w:t>
+      </w:r>
+    </w:p>
+    <w:p>
+      <w:r>
+        <w:t>“还没点呢。”韩秋说。</w:t>
+      </w:r>
+    </w:p>
+    <w:p>
+      <w:r>
+        <w:t>“我先闻闻。”许照说，“闻闻她回来的时候，是什么味儿。”</w:t>
+      </w:r>
+    </w:p>
+    <w:p>
+      <w:r>
+        <w:t>白鸽站在门边，眼睛一眨不眨地，盯着那道缝。</w:t>
+      </w:r>
+    </w:p>
+    <w:p>
+      <w:r>
+        <w:t>缝里，透出来的那点暖黄光，慢慢地，慢慢地，暗下去了。</w:t>
       </w:r>
     </w:p>
     <w:p>
@@ -20937,7 +22792,7 @@
     </w:p>
     <w:p>
       <w:r>
-        <w:t>“我是时间局的引导员。”它说，“你们称我‘时’就行。”</w:t>
+        <w:t>“我是时间局的引导员。”它说，“你们称我'时'就行。”</w:t>
       </w:r>
     </w:p>
     <w:p>
@@ -21002,7 +22857,7 @@
     </w:p>
     <w:p>
       <w:r>
-        <w:t>“找。”时说，“在这间屋子里，你们的‘时间’，就藏在某个地方。你们要做的，是把它们，一个一个地，找出来。找齐了，第三次重复，你们就能出去。”</w:t>
+        <w:t>“找。”时说，“在这间屋子里，你们的'时间'，就藏在某个地方。你们要做的，是把它们，一个一个地，找出来。找齐了，第三次重复，你们就能出去。”</w:t>
       </w:r>
     </w:p>
     <w:p>
@@ -21444,7 +23299,7 @@
     </w:p>
     <w:p>
       <w:r>
-        <w:t>“我第一局，不是电梯。”他说，“是一间教室。二十个学生，加上我，二十一个。墙上写着：‘找出不存在的那个人。’我们找了三天。三天里，一个一个地投。投到最后一个，教室里只剩五个人。”</w:t>
+        <w:t>“我第一局，不是电梯。”他说，“是一间教室。二十个学生，加上我，二十一个。墙上写着：'找出不存在的那个人。'我们找了三天。三天里，一个一个地投。投到最后一个，教室里只剩五个人。”</w:t>
       </w:r>
     </w:p>
     <w:p>
@@ -21454,7 +23309,7 @@
     </w:p>
     <w:p>
       <w:r>
-        <w:t>“后来，被投出去的人，都回来了。”陆信说，“他们坐在原来的位置上，看着我，笑。我才明白，那局真正的题，不是找出不存在的人。是找出，‘谁在投’。”</w:t>
+        <w:t>“后来，被投出去的人，都回来了。”陆信说，“他们坐在原来的位置上，看着我，笑。我才明白，那局真正的题，不是找出不存在的人。是找出，'谁在投'。”</w:t>
       </w:r>
     </w:p>
     <w:p>
@@ -21509,7 +23364,7 @@
     </w:p>
     <w:p>
       <w:r>
-        <w:t>“一个老人。”陆信说，“他在一扇门边坐着，抽着旱烟。他跟我说，‘小伙子，你的表，借我看看。’我给他看了。他看了半天，说，‘这不是你的表。’”</w:t>
+        <w:t>“一个老人。”陆信说，“他在一扇门边坐着，抽着旱烟。他跟我说，'小伙子，你的表，借我看看。'我给他看了。他看了半天，说，'这不是你的表。'”</w:t>
       </w:r>
     </w:p>
     <w:p>
@@ -21519,7 +23374,7 @@
     </w:p>
     <w:p>
       <w:r>
-        <w:t>“他说，这是‘观测员’的表。”陆信说，“观测员的额度。谁拿着这块表，谁就是观测员。我问他，观测员是什么。他说，‘观测员，是记人的人。他记的人越多，额度掉得越快。掉到零，他就该把表交出去了。’”</w:t>
+        <w:t>“他说，这是'观测员'的表。”陆信说，“观测员的额度。谁拿着这块表，谁就是观测员。我问他，观测员是什么。他说，'观测员，是记人的人。他记的人越多，额度掉得越快。掉到零，他就该把表交出去了。'”</w:t>
       </w:r>
     </w:p>
     <w:p>
@@ -21529,7 +23384,7 @@
     </w:p>
     <w:p>
       <w:r>
-        <w:t>“然后他问我，‘你记着几个人？’”陆信说，“我说，我一个都记不住。他笑了。他说，‘那你不是观测员。你是捡表的人。’他说完，就走了。我再没见过他。”</w:t>
+        <w:t>“然后他问我，'你记着几个人？'”陆信说，“我说，我一个都记不住。他笑了。他说，'那你不是观测员。你是捡表的人。'他说完，就走了。我再没见过他。”</w:t>
       </w:r>
     </w:p>
     <w:p>
@@ -21926,7 +23781,7 @@
     </w:p>
     <w:p>
       <w:r>
-        <w:t>走廊里——不，屋子里，安静了。</w:t>
+        <w:t>屋子里，安静了。</w:t>
       </w:r>
     </w:p>
     <w:p>
@@ -22041,7 +23896,117 @@
     </w:p>
     <w:p>
       <w:r>
-        <w:t>韩秋抱着那只钟，笑得眼泪都出来了：“我七岁的时候就数到七了。我都不知道，我这么早就会数数了。”</w:t>
+        <w:t>韩秋抱着那只钟，笑得眼泪都出来了：</w:t>
+      </w:r>
+    </w:p>
+    <w:p>
+      <w:r>
+        <w:t>“我七岁的时候就数到七了。我都不知道，我这么早就会数数了。”</w:t>
+      </w:r>
+    </w:p>
+    <w:p>
+      <w:r>
+        <w:t>韩秋抱着那只钟，笑了很久。</w:t>
+      </w:r>
+    </w:p>
+    <w:p>
+      <w:r>
+        <w:t>笑着笑着，她停了。</w:t>
+      </w:r>
+    </w:p>
+    <w:p>
+      <w:r>
+        <w:t>“可我，漏过一次。”她说。</w:t>
+      </w:r>
+    </w:p>
+    <w:p>
+      <w:r>
+        <w:t>“漏过？”沈默问。</w:t>
+      </w:r>
+    </w:p>
+    <w:p>
+      <w:r>
+        <w:t>“我数到六的时候，我没数自己。”韩秋说，“我数完六个人，剩下一个，就是我。我没数。”</w:t>
+      </w:r>
+    </w:p>
+    <w:p>
+      <w:r>
+        <w:t>“为什么？”</w:t>
+      </w:r>
+    </w:p>
+    <w:p>
+      <w:r>
+        <w:t>“因为我小时候，被数错过一次。”韩秋说，“我妈，带我去看去门口。她那时候怀着我弟。我站在她身边，她数身边的人。一个，两个，三个——没数我。她数到第四个，是我弟。她数到第五个，是她自己。”</w:t>
+      </w:r>
+    </w:p>
+    <w:p>
+      <w:r>
+        <w:t>“第六个？”</w:t>
+      </w:r>
+    </w:p>
+    <w:p>
+      <w:r>
+        <w:t>“第六个，是我爹。”韩秋说，“第六个之后，没人。我就是第六个之后。”</w:t>
+      </w:r>
+    </w:p>
+    <w:p>
+      <w:r>
+        <w:t>沈默望着她。</w:t>
+      </w:r>
+    </w:p>
+    <w:p>
+      <w:r>
+        <w:t>“所以你数人，”他说，“你数完别人，最后一个，是你。”</w:t>
+      </w:r>
+    </w:p>
+    <w:p>
+      <w:r>
+        <w:t>“对。”韩秋说，“我数过很多人。我从来，把我自己，放最后。可有时候，我忘了我自己。我数完六个，就停了。”</w:t>
+      </w:r>
+    </w:p>
+    <w:p>
+      <w:r>
+        <w:t>“那一次，”沈默说，“你数漏的那一次，是谁？”</w:t>
+      </w:r>
+    </w:p>
+    <w:p>
+      <w:r>
+        <w:t>韩秋的脸上，白了一下。</w:t>
+      </w:r>
+    </w:p>
+    <w:p>
+      <w:r>
+        <w:t>“我妈。”她说，“我数漏过我妈。她站在我身边，我数完六个人，剩下她。我没数。”</w:t>
+      </w:r>
+    </w:p>
+    <w:p>
+      <w:r>
+        <w:t>“后来呢？”</w:t>
+      </w:r>
+    </w:p>
+    <w:p>
+      <w:r>
+        <w:t>“后来，我妈，没了。”韩秋说，“我数漏了她。她连一声”在“，都没听到。”</w:t>
+      </w:r>
+    </w:p>
+    <w:p>
+      <w:r>
+        <w:t>钟面上，那一行字，忽然亮了。</w:t>
+      </w:r>
+    </w:p>
+    <w:p>
+      <w:r>
+        <w:t>【韩秋 · 数到七 · 她自己】</w:t>
+      </w:r>
+    </w:p>
+    <w:p>
+      <w:r>
+        <w:t>“她补上了。”沈默说，“第七个，是你自己。”</w:t>
+      </w:r>
+    </w:p>
+    <w:p>
+      <w:r>
+        <w:t>“不。”韩秋说，“第七个，是我妈。是我自己，漏掉的那个。”</w:t>
       </w:r>
     </w:p>
     <w:p>
@@ -22096,7 +24061,7 @@
     </w:p>
     <w:p>
       <w:r>
-        <w:t>“可我的第一段，不是‘被除名’吗？”林晚问，“我的墙，是白色的。我以为，那是病房。”</w:t>
+        <w:t>“可我的第一段，不是'被除名'吗？”林晚问，“我的墙，是白色的。我以为，那是病房。”</w:t>
       </w:r>
     </w:p>
     <w:p>
@@ -22266,7 +24231,12 @@
     </w:p>
     <w:p>
       <w:r>
-        <w:t>时站在他们面前，低声说：“你们想明白了，你们要找的不只是你们自己的时间。你们要找的，是第一次从你们身上，被拿走的时间。”</w:t>
+        <w:t>时站在他们面前，低声说：</w:t>
+      </w:r>
+    </w:p>
+    <w:p>
+      <w:r>
+        <w:t>“你们想明白了，你们要找的不只是你们自己的时间。你们要找的，是第一次从你们身上，被拿走的时间。”</w:t>
       </w:r>
     </w:p>
     <w:p>
@@ -22276,7 +24246,17 @@
     </w:p>
     <w:p>
       <w:r>
-        <w:t>“每个人不一样。‘许照，你那一天，你抱着白猫。那是你被拿走的第一时间。’顾言，那天，你第一次走进法庭，那个案子的判决书，落款是下一个月。‘沈默，你那一天。’”</w:t>
+        <w:t>“每个人不一样。”时许照说，“许照，你那一天，你抱着白猫。那是你被拿走的第一时间。”</w:t>
+      </w:r>
+    </w:p>
+    <w:p>
+      <w:r>
+        <w:t>“顾言，那天，你第一次走进法庭，那个案子的判决书，落款是下一个月。”</w:t>
+      </w:r>
+    </w:p>
+    <w:p>
+      <w:r>
+        <w:t>“沈默，你那一天。”</w:t>
       </w:r>
     </w:p>
     <w:p>
@@ -22311,7 +24291,7 @@
     </w:p>
     <w:p>
       <w:r>
-        <w:t>“我记得……”沈默说，“我记得她说‘好’。”</w:t>
+        <w:t>“我记得……”沈默说，“我记得她说'好'。”</w:t>
       </w:r>
     </w:p>
     <w:p>
@@ -22366,7 +24346,7 @@
     </w:p>
     <w:p>
       <w:r>
-        <w:t>“你找到你的时间了吗？不，你的时间是，一台钟。它是你的名字，写进它，一瞬就出来了。”</w:t>
+        <w:t>“你找到你的时间了吗？”时说，“不，你的时间是，一台钟。它是你的名字，写进它，一瞬就出来了。”</w:t>
       </w:r>
     </w:p>
     <w:p>
@@ -22406,147 +24386,7 @@
     </w:p>
     <w:p>
       <w:r>
-        <w:t>那台钟，指针动了。</w:t>
-      </w:r>
-    </w:p>
-    <w:p>
-      <w:r>
-        <w:t>在他低头凝视它的那一刻，钟面上的12，亮了一下，又灭了。</w:t>
-      </w:r>
-    </w:p>
-    <w:p>
-      <w:r>
-        <w:t>像有什么东西，在那一刻，轻轻地点了他一下。</w:t>
-      </w:r>
-    </w:p>
-    <w:p>
-      <w:r>
-        <w:t>“是你吗？妈妈？”他轻声问。</w:t>
-      </w:r>
-    </w:p>
-    <w:p>
-      <w:r>
-        <w:t>没有回答。</w:t>
-      </w:r>
-    </w:p>
-    <w:p>
-      <w:r>
-        <w:t>只有钟，一直走着。像一个，从很远的地方，走过来的脚步。</w:t>
-      </w:r>
-    </w:p>
-    <w:p>
-      <w:r>
-        <w:t>“我们走吧。”沈默抬起头。</w:t>
-      </w:r>
-    </w:p>
-    <w:p>
-      <w:r>
-        <w:t>“不把钟，取下来带走吗？”许照问。</w:t>
-      </w:r>
-    </w:p>
-    <w:p>
-      <w:r>
-        <w:t>“带着就更沉了。”沈默说，“它想走，我就带着它，一起走。”</w:t>
-      </w:r>
-    </w:p>
-    <w:p>
-      <w:r>
-        <w:t>他把那台钟，从墙上取下来，抱在怀里。</w:t>
-      </w:r>
-    </w:p>
-    <w:p>
-      <w:r>
-        <w:t>它搂着他的胸膛，像一块，很暖的木头。</w:t>
-      </w:r>
-    </w:p>
-    <w:p>
-      <w:r>
-        <w:t>像个很小的，孩子。</w:t>
-      </w:r>
-    </w:p>
-    <w:p>
-      <w:r>
-        <w:t>他说：“走，我们去找你妈妈。”</w:t>
-      </w:r>
-    </w:p>
-    <w:p>
-      <w:r>
-        <w:t>钟没有答话。可它的指针，还在走着。</w:t>
-      </w:r>
-    </w:p>
-    <w:p>
-      <w:r>
-        <w:t>像点头，像答应。</w:t>
-      </w:r>
-    </w:p>
-    <w:p>
-      <w:r>
         <w:t>十座钟，十一次确认——他自己拨动的那一台，也算。第一遍重来的账，记清了。</w:t>
-      </w:r>
-    </w:p>
-    <w:p>
-      <w:r>
-        <w:t>“你抱着钟，它还在走。”许照说，“这说明它认你了。”</w:t>
-      </w:r>
-    </w:p>
-    <w:p>
-      <w:r>
-        <w:t>“它认我，是因为我认了它。”沈默说，“我认它是我的。它认，它是我的。”</w:t>
-      </w:r>
-    </w:p>
-    <w:p>
-      <w:r>
-        <w:t>“那它，走到哪儿去？”</w:t>
-      </w:r>
-    </w:p>
-    <w:p>
-      <w:r>
-        <w:t>沈默低头，看着钟面。指针还在走。</w:t>
-      </w:r>
-    </w:p>
-    <w:p>
-      <w:r>
-        <w:t>“它走到哪儿，我就跟到哪儿。”沈默说，“它是我从我娘那儿，接下来的一件东西。我娘走不动了，它替我娘走。我娘不在了，它替我娘，陪着我。”</w:t>
-      </w:r>
-    </w:p>
-    <w:p>
-      <w:r>
-        <w:t>“那你，什么时候，跟它一起，停下来？”</w:t>
-      </w:r>
-    </w:p>
-    <w:p>
-      <w:r>
-        <w:t>沈默抬起头。</w:t>
-      </w:r>
-    </w:p>
-    <w:p>
-      <w:r>
-        <w:t>“等到我，找到它的家。”他说，“等到我把这钟，放回到我娘床头那台钟的位置上。那时候，我们——它们和我，就都到家了。我的时间，就停在一个地方了。”</w:t>
-      </w:r>
-    </w:p>
-    <w:p>
-      <w:r>
-        <w:t>“那地方，是哪儿？”</w:t>
-      </w:r>
-    </w:p>
-    <w:p>
-      <w:r>
-        <w:t>“是404病房。”沈默说，“是我娘的窗口。是她窗台上那盆，用清水浇的桂花。是她数着我呼吸，数到我睡着的那一夜。”</w:t>
-      </w:r>
-    </w:p>
-    <w:p>
-      <w:r>
-        <w:t>他抱紧那台钟。</w:t>
-      </w:r>
-    </w:p>
-    <w:p>
-      <w:r>
-        <w:t>“那是我的时间来的时候。”他说，“也是它，从那时起，就为我走着的地方。”</w:t>
-      </w:r>
-    </w:p>
-    <w:p>
-      <w:r>
-        <w:t>【观测员额度：-11。剩余：45。】</w:t>
       </w:r>
     </w:p>
     <w:p>
@@ -22598,7 +24438,7 @@
     </w:p>
     <w:p>
       <w:r>
-        <w:t>“是你的‘没有时间’。”林晚说，“你的时间，被系统填了。系统给你的时间，是假的。它把你真的时间，藏起来了。藏在，最不可能被你找到的地方。”</w:t>
+        <w:t>“是你的'没有时间'。”林晚说，“你的时间，被系统填了。系统给你的时间，是假的。它把你真的时间，藏起来了。藏在，最不可能被你找到的地方。”</w:t>
       </w:r>
     </w:p>
     <w:p>
@@ -22953,7 +24793,7 @@
     </w:p>
     <w:p>
       <w:r>
-        <w:t>小小的床，书包，铅笔盒，窗外，有一棵桂花树。</w:t>
+        <w:t>小小的床的书包，铅笔盒，窗外，有一棵桂花树。</w:t>
       </w:r>
     </w:p>
     <w:p>
@@ -23083,7 +24923,7 @@
     </w:p>
     <w:p>
       <w:r>
-        <w:t>“因为，桂花第二十次开的时候，我听见了一句，叫‘妈妈’的话。你说‘妈妈，你等我’。还说，要么带她走。”</w:t>
+        <w:t>“因为，桂花第二十次开的时候，我听见了一句，叫'妈妈'的话。你说'妈妈，你等我'。还说，要么带她走。”</w:t>
       </w:r>
     </w:p>
     <w:p>
@@ -23108,7 +24948,7 @@
     </w:p>
     <w:p>
       <w:r>
-        <w:t>“你知道吗？”他说，“你说，你在等我。我也是。我一直在等一个，能用这么平静的声音，说‘你来了’的人。”</w:t>
+        <w:t>“你知道吗？”他说，“你说，你在等我。我也是。我一直在等一个，能用这么平静的声音，说'你来了'的人。”</w:t>
       </w:r>
     </w:p>
     <w:p>
@@ -23208,7 +25048,7 @@
     </w:p>
     <w:p>
       <w:r>
-        <w:t>“你走到最里面，我就不能再在你面前称‘我’了。”时说，“因为那时，你是走进去的人。而我，是等了二十年的门。”</w:t>
+        <w:t>“你走到最里面，我就不能再在你面前称'我'了。”时说，“因为那时，你是走进去的人。而我，是等了二十年的门。”</w:t>
       </w:r>
     </w:p>
     <w:p>
@@ -23410,7 +25250,7 @@
     </w:p>
     <w:p>
       <w:r>
-        <w:t>“呼吸停止过。”林晚说，“住了至少二十年。你妈妈，一直在那里。”</w:t>
+        <w:t>“呼吸停止过。”林晚说，“住了至少二十年。你妈妈，你妈，一直在那里。”</w:t>
       </w:r>
     </w:p>
     <w:p>
@@ -23555,7 +25395,7 @@
     </w:p>
     <w:p>
       <w:r>
-        <w:t>后来他懂了。那两分钟，不是钟慢，是她舍不得。她把他的人生，过得太快，她想把它，拨慢一点。</w:t>
+        <w:t>后来他懂了。那两分钟，不是钟慢，是她舍不得。</w:t>
       </w:r>
     </w:p>
     <w:p>
@@ -23745,7 +25585,7 @@
     </w:p>
     <w:p>
       <w:r>
-        <w:t>“因为，”时说，“你的名字，是‘安’。你，不记得自己叫什么吗？”</w:t>
+        <w:t>“因为，”时说，“你的名字，是'安'。你，不记得自己叫什么吗？”</w:t>
       </w:r>
     </w:p>
     <w:p>
@@ -23967,7 +25807,7 @@
     </w:p>
     <w:p>
       <w:r>
-        <w:t>“后来，树没挪成。”沈默说，“她病重了。有一天，她跟我说，‘安安，那棵树，你替娘看着。等它开花，你就闻一闻。闻着香，就是娘在。’”</w:t>
+        <w:t>“后来，树没挪成。”沈默说，“她病重了。有一天，她跟我说，'安安，那棵树，你替娘看着。等它开花，你就闻一闻。闻着香，就是娘在。'”</w:t>
       </w:r>
     </w:p>
     <w:p>
@@ -24152,7 +25992,7 @@
     </w:p>
     <w:p>
       <w:r>
-        <w:t>“对。”沈默说，“她总说，‘安安，你是娘的命。你活着，娘就活着。’”</w:t>
+        <w:t>“对。”沈默说，“她总说，'安安，你是娘的命。你活着，娘就活着。'”</w:t>
       </w:r>
     </w:p>
     <w:p>
@@ -24217,7 +26057,7 @@
     </w:p>
     <w:p>
       <w:r>
-        <w:t>“不记得了。”他说，“我记得她的手。很瘦，骨节凸出来。指甲剪得很短。我记得她的背。她背着我，去医院。她的背，很硬。像一块，替我挡风的板。”</w:t>
+        <w:t>“不记得了。”他说，“我只记得她的手。很瘦，骨节凸出来。指甲剪得很短。别的，都没了。”</w:t>
       </w:r>
     </w:p>
     <w:p>
@@ -24402,7 +26242,7 @@
     </w:p>
     <w:p>
       <w:r>
-        <w:t>他知道，她听见了。</w:t>
+        <w:t>她的呼吸，停了一下，又续上了。</w:t>
       </w:r>
     </w:p>
     <w:p>
@@ -24829,7 +26669,7 @@
     </w:p>
     <w:p>
       <w:r>
-        <w:t>“因为你们之间的‘时间’，被系统删掉了。”时说，“系统从你出生，就设定好，删掉她。它删了她，就留了你。这十六行，是你拼命记得的，她所有的样子。”</w:t>
+        <w:t>“因为你们之间的'时间'，被系统删掉了。”时说，“系统从你出生，就设定好，删掉她。它删了她，就留了你。这十六行，是你拼命记得的，她所有的样子。”</w:t>
       </w:r>
     </w:p>
     <w:p>
@@ -24869,7 +26709,7 @@
     </w:p>
     <w:p>
       <w:r>
-        <w:t>“把她，从‘待收’，变成‘已收’。她，值得。”</w:t>
+        <w:t>“把她，从'待收'，变成'已收'。她，值得。”</w:t>
       </w:r>
     </w:p>
     <w:p>
@@ -24996,6 +26836,291 @@
     </w:p>
     <w:p>
       <w:r>
+        <w:t>韦成走出两步，又停了。</w:t>
+      </w:r>
+    </w:p>
+    <w:p>
+      <w:r>
+        <w:t>他回过头，看向沈默。</w:t>
+      </w:r>
+    </w:p>
+    <w:p>
+      <w:r>
+        <w:t>“沈默。”他说，“你怀里那本名册，我能看一眼吗？”</w:t>
+      </w:r>
+    </w:p>
+    <w:p>
+      <w:r>
+        <w:t>“不能。”沈默说。</w:t>
+      </w:r>
+    </w:p>
+    <w:p>
+      <w:r>
+        <w:t>“不能，”韦成笑了，“是不能给我看，还是不能让别人看？”</w:t>
+      </w:r>
+    </w:p>
+    <w:p>
+      <w:r>
+        <w:t>沈默没答。</w:t>
+      </w:r>
+    </w:p>
+    <w:p>
+      <w:r>
+        <w:t>“我知道你看见了。”韦成说，“在第二局的时候，你就看见了——我看你，不是看你。我看的是那本名册。”</w:t>
+      </w:r>
+    </w:p>
+    <w:p>
+      <w:r>
+        <w:t>“你看见了，我也看见了。”韦成说，“我们扯平。”</w:t>
+      </w:r>
+    </w:p>
+    <w:p>
+      <w:r>
+        <w:t>“你想干什么？”沈默问。</w:t>
+      </w:r>
+    </w:p>
+    <w:p>
+      <w:r>
+        <w:t>“我不想干什么。”韦成说，“我只想，把名册，从你怀里拿走。交给我。”</w:t>
+      </w:r>
+    </w:p>
+    <w:p>
+      <w:r>
+        <w:t>“为什么？”</w:t>
+      </w:r>
+    </w:p>
+    <w:p>
+      <w:r>
+        <w:t>“因为，”韦成说，“我才是，第六任。”</w:t>
+      </w:r>
+    </w:p>
+    <w:p>
+      <w:r>
+        <w:t>走廊里，安静了。</w:t>
+      </w:r>
+    </w:p>
+    <w:p>
+      <w:r>
+        <w:t>“第六任？”许照问，“周既明不是第六任吗？”</w:t>
+      </w:r>
+    </w:p>
+    <w:p>
+      <w:r>
+        <w:t>“周既明是第五任。”韦成说，“我是第六任。我从他手里，接的名册。我接了三十年。我把它，交给了墙。墙，又把它，塞给了沈默。”</w:t>
+      </w:r>
+    </w:p>
+    <w:p>
+      <w:r>
+        <w:t>“那你不该叫第六任。”沈默说，“你该叫第六任的下一任。”</w:t>
+      </w:r>
+    </w:p>
+    <w:p>
+      <w:r>
+        <w:t>“对。”韦成说，“所以，我要把名册，从你手里，拿回来。名册，本来就是我的。”</w:t>
+      </w:r>
+    </w:p>
+    <w:p>
+      <w:r>
+        <w:t>“名册不是你的。”沈默说，“名册是所有人的。”</w:t>
+      </w:r>
+    </w:p>
+    <w:p>
+      <w:r>
+        <w:t>“你说得对。”韦成说，“可所有人，已经走了。我得收回来。收回来的方法，是让名册，回到我的名下。”</w:t>
+      </w:r>
+    </w:p>
+    <w:p>
+      <w:r>
+        <w:t>“你收回来，名册就是空的了。”沈默说，“空名册，系统会核销所有人。”</w:t>
+      </w:r>
+    </w:p>
+    <w:p>
+      <w:r>
+        <w:t>“那就核销。”韦成说，“核销的人，是系统核销的。不是我核销的。我只是，名册的保管人。我没动手。”</w:t>
+      </w:r>
+    </w:p>
+    <w:p>
+      <w:r>
+        <w:t>沈默望着他。</w:t>
+      </w:r>
+    </w:p>
+    <w:p>
+      <w:r>
+        <w:t>他忽然明白了——韦成不是要拿走名册。他是要借系统的手，把所有人，核销掉。他要空名册，要一个没有名字的走廊，要一个干干净净的世界。</w:t>
+      </w:r>
+    </w:p>
+    <w:p>
+      <w:r>
+        <w:t>“韦成。”沈默说，“你为什么要这样？”</w:t>
+      </w:r>
+    </w:p>
+    <w:p>
+      <w:r>
+        <w:t>韦成的脸上，闪过一丝，比笑更冷的东西。</w:t>
+      </w:r>
+    </w:p>
+    <w:p>
+      <w:r>
+        <w:t>“因为，”他说，“我弟弟，叫韦明。我给他编了名字。他活着，活了九年。后来，他自己核销了。他念错了自己。他以为自己不是韦明。他是韦明的弟弟。他念了弟弟。核销了。”</w:t>
+      </w:r>
+    </w:p>
+    <w:p>
+      <w:r>
+        <w:t>走廊里，没人说话。</w:t>
+      </w:r>
+    </w:p>
+    <w:p>
+      <w:r>
+        <w:t>“我找了他三十年。”韦成说，“我想找到他，把他，从核销里，捞出来。名册空了，系统就找不到他了。他就安全了。”</w:t>
+      </w:r>
+    </w:p>
+    <w:p>
+      <w:r>
+        <w:t>“所以，你要核销所有人？”</w:t>
+      </w:r>
+    </w:p>
+    <w:p>
+      <w:r>
+        <w:t>“对。”韦成说，“所有名字，从名册里，全删了。系统就空了。空了，就没有人，能被核销。我弟弟，就活了。”</w:t>
+      </w:r>
+    </w:p>
+    <w:p>
+      <w:r>
+        <w:t>“你弟弟，”沈默说，“他不在名册里。他不在系统里。他在——”</w:t>
+      </w:r>
+    </w:p>
+    <w:p>
+      <w:r>
+        <w:t>“我知道。”韦成说，“他在核销里。核销，不是死了。核销，是被记成从没存在过。只要名册空了，从没存在过就没意义。他，就重新，活过来。”</w:t>
+      </w:r>
+    </w:p>
+    <w:p>
+      <w:r>
+        <w:t>“可你怎么知道？”沈默问，“你怎么知道，名册空了，他就活过来？”</w:t>
+      </w:r>
+    </w:p>
+    <w:p>
+      <w:r>
+        <w:t>“我不知道。”韦成说，“可我不能，不试。”</w:t>
+      </w:r>
+    </w:p>
+    <w:p>
+      <w:r>
+        <w:t>韦成转身，走进另一条岔路。</w:t>
+      </w:r>
+    </w:p>
+    <w:p>
+      <w:r>
+        <w:t>方妍、董学勤、胡文亮，跟在他后面。</w:t>
+      </w:r>
+    </w:p>
+    <w:p>
+      <w:r>
+        <w:t>四个人，走进另一条岔路。没有回头。</w:t>
+      </w:r>
+    </w:p>
+    <w:p>
+      <w:r>
+        <w:t>许照望着他们的背影。</w:t>
+      </w:r>
+    </w:p>
+    <w:p>
+      <w:r>
+        <w:t>“韦成。”许照喊。</w:t>
+      </w:r>
+    </w:p>
+    <w:p>
+      <w:r>
+        <w:t>韦成的脚步，没停。</w:t>
+      </w:r>
+    </w:p>
+    <w:p>
+      <w:r>
+        <w:t>“韦成。”许照又喊。</w:t>
+      </w:r>
+    </w:p>
+    <w:p>
+      <w:r>
+        <w:t>韦成还是没停。</w:t>
+      </w:r>
+    </w:p>
+    <w:p>
+      <w:r>
+        <w:t>他的背影，越来越小。越来越远。最后，拐进了一个，沈默从来没见过的弯。</w:t>
+      </w:r>
+    </w:p>
+    <w:p>
+      <w:r>
+        <w:t>沈默怀里的名册，轻轻震了一下。</w:t>
+      </w:r>
+    </w:p>
+    <w:p>
+      <w:r>
+        <w:t>像有人，从很远的地方，隔着整条走廊，敲了一下。</w:t>
+      </w:r>
+    </w:p>
+    <w:p>
+      <w:r>
+        <w:t>“他敲我名册。”沈默说。</w:t>
+      </w:r>
+    </w:p>
+    <w:p>
+      <w:r>
+        <w:t>“他能敲？”唐荧问。</w:t>
+      </w:r>
+    </w:p>
+    <w:p>
+      <w:r>
+        <w:t>“他是第六任。”沈默说，“他虽然把名册交了出去，可他还记得，怎么敲。他敲一下——是告诉我，他要来了。”</w:t>
+      </w:r>
+    </w:p>
+    <w:p>
+      <w:r>
+        <w:t>“他什么时候来？”</w:t>
+      </w:r>
+    </w:p>
+    <w:p>
+      <w:r>
+        <w:t>“他不来了。”沈默说，“他走他的路。我走我的路。他想空了名册，我想填满名册。我们，各走各的。”</w:t>
+      </w:r>
+    </w:p>
+    <w:p>
+      <w:r>
+        <w:t>“那他弟弟——”</w:t>
+      </w:r>
+    </w:p>
+    <w:p>
+      <w:r>
+        <w:t>“他弟弟，”沈默说，“不在名册里。也不在核销里。他弟弟，在他心里。和他一样——活着的人，心里的那个人，就活着。”</w:t>
+      </w:r>
+    </w:p>
+    <w:p>
+      <w:r>
+        <w:t>许照点了点头。</w:t>
+      </w:r>
+    </w:p>
+    <w:p>
+      <w:r>
+        <w:t>“沈默。”许照说，“你他妈，是真的狠。你一句话，就把韦成三十年的事，掰回来了。”</w:t>
+      </w:r>
+    </w:p>
+    <w:p>
+      <w:r>
+        <w:t>“我没掰。”沈默说，“我只是在说，他弟弟在他心里。可他，没听懂。”</w:t>
+      </w:r>
+    </w:p>
+    <w:p>
+      <w:r>
+        <w:t>“他什么时候能听懂？”</w:t>
+      </w:r>
+    </w:p>
+    <w:p>
+      <w:r>
+        <w:t>“等他，遇见他自己弟弟的那天。”沈默说，“他的名册里，没有弟弟。可他心里，有。”</w:t>
+      </w:r>
+    </w:p>
+    <w:p>
+      <w:r>
         <w:t>“那你们去哪儿？”许照问。</w:t>
       </w:r>
     </w:p>
@@ -25131,7 +27256,12 @@
     </w:p>
     <w:p>
       <w:r>
-        <w:t>林晚看了沈默一眼：“你又没把自己数进去。”</w:t>
+        <w:t>林晚看了沈默一眼：</w:t>
+      </w:r>
+    </w:p>
+    <w:p>
+      <w:r>
+        <w:t>“你又没把自己数进去。”</w:t>
       </w:r>
     </w:p>
     <w:p>
@@ -25311,7 +27441,7 @@
     </w:p>
     <w:p>
       <w:r>
-        <w:t>“我等的小满，”老太太说，“他回不来了。可我兜里，还揣着他上个月给我找的零钱。那是他给我的。我想看看，他明天，会不会来给我送馒头的。”</w:t>
+        <w:t>“我等的小满，”老太太说，“他回不来了。可我兜里，还揣着他上个月给我找的零钱。那是他给我的。我想看看，他明天会不会来给我送馒头的。”</w:t>
       </w:r>
     </w:p>
     <w:p>
@@ -25441,7 +27571,7 @@
     </w:p>
     <w:p>
       <w:r>
-        <w:t>‘等一个人’。</w:t>
+        <w:t>'等一个人'。</w:t>
       </w:r>
     </w:p>
     <w:p>
@@ -25511,7 +27641,12 @@
     </w:p>
     <w:p>
       <w:r>
-        <w:t>他只是轻轻地说了一句，落在她身后的风里：“他让您等。您，等着他。他一定会回来。”</w:t>
+        <w:t>他只是轻轻地说了一句，落在她身后的风里：</w:t>
+      </w:r>
+    </w:p>
+    <w:p>
+      <w:r>
+        <w:t>“他让您等。您，等着他。他一定会回来。”</w:t>
       </w:r>
     </w:p>
     <w:p>
@@ -25527,21 +27662,6 @@
     <w:p>
       <w:r>
         <w:t>车开出去很远，沈默才想起一件事。</w:t>
-      </w:r>
-    </w:p>
-    <w:p>
-      <w:r>
-        <w:t>他没有问那个老太太，她等的人，叫什么。</w:t>
-      </w:r>
-    </w:p>
-    <w:p>
-      <w:r>
-        <w:t>他回过头。</w:t>
-      </w:r>
-    </w:p>
-    <w:p>
-      <w:r>
-        <w:t>后排那个座位，是空的。</w:t>
       </w:r>
     </w:p>
     <w:p>
@@ -25663,7 +27783,7 @@
     </w:p>
     <w:p>
       <w:r>
-        <w:t>“叫‘赎回’。”司机说，“上车的人，他要能叫出老周的名字。他叫出来，老周就能过桥。老周过了桥——车上，不用下车。”</w:t>
+        <w:t>“叫'赎回'。”司机说，“上车的人，他要能叫出老周的名字。他叫出来，老周就能过桥。老周过了桥——车上，不用下车。”</w:t>
       </w:r>
     </w:p>
     <w:p>
@@ -25778,7 +27898,7 @@
     </w:p>
     <w:p>
       <w:r>
-        <w:t>“你们说了一句真话。”司机说，“‘周满’，是他的真名。一个人的真名，比一把钥匙，还能开锁。”</w:t>
+        <w:t>“你们说了一句真话。”司机说，“'周满'，是他的真名。一个人的真名，比一把钥匙，还能开锁。”</w:t>
       </w:r>
     </w:p>
     <w:p>
@@ -25823,7 +27943,7 @@
     </w:p>
     <w:p>
       <w:r>
-        <w:t>“不只是脸。”老周说，“我忘了，他是男是女。我只记得，他喊了我一声‘周满’。他喊得很大声。然后，我就下车了。然后，我就再也找不着他了。”</w:t>
+        <w:t>“不只是脸。”老周说，“我忘了，他是男是女。我只记得，他喊了我一声'周满'。他喊得很大声。然后，我就下车了。然后，我就再也找不着他了。”</w:t>
       </w:r>
     </w:p>
     <w:p>
@@ -26225,7 +28345,7 @@
     </w:p>
     <w:p>
       <w:r>
-        <w:t>“他定名了。”司机说，“他定下‘周既明’三个字了。三十年，是定下来了。”</w:t>
+        <w:t>“他定名了。”司机说，“他定下'周既明'三个字了。三十年，是定下来了。”</w:t>
       </w:r>
     </w:p>
     <w:p>
@@ -26275,7 +28395,12 @@
     </w:p>
     <w:p>
       <w:r>
-        <w:t>“枣树，我记着。”他说，“娘，我也记着。”他的心里，终于有了一片，能落下笔的土地。</w:t>
+        <w:t>“枣树，我记着。”他说，“娘，我也记着。”</w:t>
+      </w:r>
+    </w:p>
+    <w:p>
+      <w:r>
+        <w:t>他的心里，终于有了一片，能落下笔的土地。</w:t>
       </w:r>
     </w:p>
     <w:p>
@@ -26355,7 +28480,7 @@
     </w:p>
     <w:p>
       <w:r>
-        <w:t>“我等了很久，”她说，“久到我自己都快忘了，我等的是一声‘安安’。我以为是叫他，其实，是想听他应我。”</w:t>
+        <w:t>“我等了很久，”她说，“久到我自己都快忘了，我等的是一声'安安'。我以为是叫他，其实，是想听他应我。”</w:t>
       </w:r>
     </w:p>
     <w:p>
@@ -26390,7 +28515,12 @@
     </w:p>
     <w:p>
       <w:r>
-        <w:t>女孩转过头，笑着指了指他：“你呀。你替我，吃了它。你每回念自己名字的时候，就想起我。行不行？”</w:t>
+        <w:t>女孩转过头，笑着指了指他：</w:t>
+      </w:r>
+    </w:p>
+    <w:p>
+      <w:r>
+        <w:t>“你呀。你替我，吃了它。你每回念自己名字的时候，就想起我。行不行？”</w:t>
       </w:r>
     </w:p>
     <w:p>
@@ -26575,7 +28705,7 @@
     </w:p>
     <w:p>
       <w:r>
-        <w:t>“就是早上起来，有太阳。中午有一碗面。晚上，有人问，‘你回来啦’。”周既明说着，望着远处，“我想要的，就是那句‘你回来啦’。”</w:t>
+        <w:t>“就是早上起来，有太阳。中午有一碗面。晚上，有人问，'你回来啦'。”周既明说着，望着远处，“我想要的，就是那句'你回来啦'。”</w:t>
       </w:r>
     </w:p>
     <w:p>
@@ -26615,7 +28745,7 @@
     </w:p>
     <w:p>
       <w:r>
-        <w:t>“周既明，愿你有人问你，‘你回来啦’。”沈默朝他喊。</w:t>
+        <w:t>“周既明，愿你有人问你，'你回来啦'。”沈默朝他喊。</w:t>
       </w:r>
     </w:p>
     <w:p>
@@ -26680,7 +28810,7 @@
     </w:p>
     <w:p>
       <w:r>
-        <w:t>“那我替你记一个。”沈默说，“你叫‘常’吧。常归的常。末班车，总要常归的。”</w:t>
+        <w:t>“那我替你记一个。”沈默说，“你叫'常'吧。常归的常。末班车，总要常归的。”</w:t>
       </w:r>
     </w:p>
     <w:p>
@@ -26827,12 +28957,12 @@
     </w:p>
     <w:p>
       <w:r>
-        <w:t>“本来就死的。”沈默说，“你只是，替他们说完了，他们没说完的话。说出来，他们算‘走了’。不说，他们一直，卡在电话里。”</w:t>
-      </w:r>
-    </w:p>
-    <w:p>
-      <w:r>
-        <w:t>“所以，这部手机，是一个‘未了结’的坟墓。”白鸽说，“通讯录里的每个人，都是死者的残影。我们每打通一个，他就了结一次。”</w:t>
+        <w:t>“本来就死的。”沈默说，“你只是，替他们说完了，他们没说完的话。说出来，他们算'走了'。不说，他们一直，卡在电话里。”</w:t>
+      </w:r>
+    </w:p>
+    <w:p>
+      <w:r>
+        <w:t>“所以，这部手机，是一个'未了结'的坟墓。”白鸽说，“通讯录里的每个人，都是死者的残影。我们每打通一个，他就了结一次。”</w:t>
       </w:r>
     </w:p>
     <w:p>
@@ -27182,7 +29312,12 @@
     </w:p>
     <w:p>
       <w:r>
-        <w:t>周既明扶着额头，走在一旁。他的声音里带着一点疲惫，又带着一点欣慰：“你们这娘俩，隔着一条河，隔着好几条走廊。可她一直等你，你也一直记着她。这就是最难的了。”</w:t>
+        <w:t>周既明扶着额头，走在一旁。他的声音里带着一点疲惫，又带着一点欣慰：</w:t>
+      </w:r>
+    </w:p>
+    <w:p>
+      <w:r>
+        <w:t>“你们这娘俩，隔着一条河，隔着好几条走廊。可她一直等你，你也一直记着她。这一声，得记一辈子。”</w:t>
       </w:r>
     </w:p>
     <w:p>
@@ -27202,7 +29337,12 @@
     </w:p>
     <w:p>
       <w:r>
-        <w:t>他说着，声音有点哑：“我娘，就是那样的人。我走到她门口那天，她一定会给我开门。哪怕她已经，没什么力气了。”</w:t>
+        <w:t>他说着，声音有点哑：</w:t>
+      </w:r>
+    </w:p>
+    <w:p>
+      <w:r>
+        <w:t>“我娘，就是那样的人。我走到她门口那天，她一定会给我开门。哪怕她已经，没什么力气了。”</w:t>
       </w:r>
     </w:p>
     <w:p>
@@ -27494,7 +29634,7 @@
     </w:p>
     <w:p>
       <w:r>
-        <w:t>“我活着。”它说，“我活在你心里。你删了我，我就永远不会‘正在拨号’了。我，变成了你心里的一个名字。一个，没名字的名字。”</w:t>
+        <w:t>“我活着。”它说，“我活在你心里。你删了我，我就永远不会'正在拨号'了。我，变成了你心里的一个名字。一个，没名字的名字。”</w:t>
       </w:r>
     </w:p>
     <w:p>
@@ -27689,7 +29829,7 @@
     </w:p>
     <w:p>
       <w:r>
-        <w:t>“我爸在婚礼那一局的那把椅子上。我妈在雨里。我在我们家的路上。”沈默说，“手机里，存的不是号码。是方位。是‘他们在哪儿’。”</w:t>
+        <w:t>“我爸在婚礼那一局的那把椅子上。我妈在雨里。我在我们家的路上。”沈默说，“手机里，存的不是号码。是方位。是'他们在哪儿'。”</w:t>
       </w:r>
     </w:p>
     <w:p>
@@ -27784,7 +29924,12 @@
     </w:p>
     <w:p>
       <w:r>
-        <w:t>沈默看着那行字，看了很久。然后他说：“字是对的。你听——她说‘别回头’，说的是我这一路最怕的一件事：怕回头看。我娘知道我怕回头看。她就没说别的，正好来这声。”</w:t>
+        <w:t>沈默看着那行字，看了很久。然后他说：</w:t>
+      </w:r>
+    </w:p>
+    <w:p>
+      <w:r>
+        <w:t>“字是对的。你听——她说'别回头'，说的是我这一路最怕的一件事：怕回头看。我娘知道我怕回头看。她就没说别的，正好来这声。”</w:t>
       </w:r>
     </w:p>
     <w:p>
@@ -27794,17 +29939,22 @@
     </w:p>
     <w:p>
       <w:r>
-        <w:t>“因为我这一路，每次都回头。”沈默说，“四次回头。每一次，回头都有人在我身后。我娘看在眼里，就记住了。她这‘别回头’，是记住了我。”</w:t>
-      </w:r>
-    </w:p>
-    <w:p>
-      <w:r>
-        <w:t>许照望着他，好一会儿，才说：“你娘，真的记得你。连你回头几次，她都记着。”</w:t>
-      </w:r>
-    </w:p>
-    <w:p>
-      <w:r>
-        <w:t>“她记得。”沈默说，“她记着我的一切。她说‘别回头’，是因为她不希望我，把这一路走来的，再退回去。她是要我，一直往我的前头走。”</w:t>
+        <w:t>“因为我这一路，每次都回头。”沈默说，“四次回头。每一次，回头都有人在我身后。我娘看在眼里，就记住了。她这'别回头'，是记住了我。”</w:t>
+      </w:r>
+    </w:p>
+    <w:p>
+      <w:r>
+        <w:t>许照望着他，好一会儿，才说：</w:t>
+      </w:r>
+    </w:p>
+    <w:p>
+      <w:r>
+        <w:t>“你娘，真的记得你。连你回头几次，她都记着。”</w:t>
+      </w:r>
+    </w:p>
+    <w:p>
+      <w:r>
+        <w:t>“她记得。”沈默说，“她记着我的一切。她说'别回头'，是因为她不希望我，把这一路走来的，再退回去。她是要我，一直往我的前头走。”</w:t>
       </w:r>
     </w:p>
     <w:p>
@@ -28011,7 +30161,12 @@
     </w:p>
     <w:p>
       <w:r>
-        <w:t>周既明轻轻地说：“那你不孤单了。”</w:t>
+        <w:t>周既明轻轻地说：</w:t>
+      </w:r>
+    </w:p>
+    <w:p>
+      <w:r>
+        <w:t>“那你不孤单了。”</w:t>
       </w:r>
     </w:p>
     <w:p>
@@ -28116,7 +30271,7 @@
     </w:p>
     <w:p>
       <w:r>
-        <w:t>“不是。”沈默说，“真正留下来的，七个。其他的，都散了。都忘了。或者都走了。可她最后一页，慢慢就挤，挤到最后，只留下了七行。这是她亲口告诉我的。她说：‘我记了一辈子的人，到头来只留下七个。一个是你爸，一个是你，剩下五个，是…’”</w:t>
+        <w:t>“不是。”沈默说，“真正留下来的，七个。其他的，都散了。都忘了。或者都走了。可她最后一页，慢慢就挤，挤到最后，只留下了七行。这是她亲口告诉我的。她说：'我记了一辈子的人，到头来只留下七个。一个是你爸，一个是你，剩下五个，是…'”</w:t>
       </w:r>
     </w:p>
     <w:p>
@@ -28126,7 +30281,12 @@
     </w:p>
     <w:p>
       <w:r>
-        <w:t>沈默摇头：“她说，我记不全了。你替我记好前面那七个。后面的，等你走到我这儿，你替我续上。等你往前走，还会有人到你名册上，替你补。记到多了，你就不用怕了。因为你的名册，就记满了一本。”</w:t>
+        <w:t>沈默摇头：</w:t>
+      </w:r>
+    </w:p>
+    <w:p>
+      <w:r>
+        <w:t>“她说，我记不全了。你替我记好前面那七个。后面的，等你走到我这儿，你替我续上。等你往前走，还会有人到你名册上，替你补。记到多了，你就不用怕了。因为你的名册，就记满了一本。”</w:t>
       </w:r>
     </w:p>
     <w:p>
@@ -28296,7 +30456,12 @@
     </w:p>
     <w:p>
       <w:r>
-        <w:t>“哎。”一个很轻很轻的声音，像从很多年前传来的：“娘不走。”</w:t>
+        <w:t>“哎。”一个很轻很轻的声音，像从很多年前传来的：</w:t>
+      </w:r>
+    </w:p>
+    <w:p>
+      <w:r>
+        <w:t>“娘不走。”</w:t>
       </w:r>
     </w:p>
     <w:p>
@@ -28408,7 +30573,7 @@
     </w:p>
     <w:p>
       <w:r>
-        <w:t>“第三个，是个孩子。”周既明说，“他记人，靠数数。他能从一数到一百，一个都不错。可他忘了数自己。他数完所有人，把自己漏了。他被‘多出来的人’，带走了。”</w:t>
+        <w:t>“第三个，是个孩子。”周既明说，“他记人，靠数数。他能从一数到一百，一个都不错。可他忘了数自己。他数完所有人，把自己漏了。他被'多出来的人'，带走了。”</w:t>
       </w:r>
     </w:p>
     <w:p>
@@ -28423,7 +30588,7 @@
     </w:p>
     <w:p>
       <w:r>
-        <w:t>“第四个，我不认识。”周既明说，“我只知道，他的名册，写了一半，就断了。他记到一半，忽然问了一句：‘我记的这些，是真的吗？’问完，他就再也没记过一个字。”</w:t>
+        <w:t>“第四个，我不认识。”周既明说，“我只知道，他的名册，写了一半，就断了。他记到一半，忽然问了一句：'我记的这些，是真的吗？'问完，他就再也没记过一个字。”</w:t>
       </w:r>
     </w:p>
     <w:p>
@@ -28473,7 +30638,7 @@
     </w:p>
     <w:p>
       <w:r>
-        <w:t>“那张纸上写的是‘旧编号’。”他说，“旧。我从头到尾就只有这一个号，我没当过第六个，也没换过。它凭什么说旧。”</w:t>
+        <w:t>“那张纸上写的是'旧编号'。”他说，“旧。我从头到尾就只有这一个号，我没当过第六个，也没换过。它凭什么说旧。”</w:t>
       </w:r>
     </w:p>
     <w:p>
@@ -28483,7 +30648,7 @@
     </w:p>
     <w:p>
       <w:r>
-        <w:t>“因为那个号，不是发给‘沈默’的。”</w:t>
+        <w:t>“因为那个号，不是发给'沈默'的。”</w:t>
       </w:r>
     </w:p>
     <w:p>
@@ -28623,7 +30788,7 @@
     </w:p>
     <w:p>
       <w:r>
-        <w:t>“记完以后，”周既明说，“名册就合上了。这场‘以观为真’，就结束了。你就能带着你记的人，回家了。”</w:t>
+        <w:t>“记完以后，”周既明说，“名册就合上了。这场'以观为真'，就结束了。你就能带着你记的人，回家了。”</w:t>
       </w:r>
     </w:p>
     <w:p>
@@ -28773,7 +30938,7 @@
     </w:p>
     <w:p>
       <w:r>
-        <w:t>“他有一句话。”周既明说，“他总说，‘人数永远不对。’”</w:t>
+        <w:t>“他有一句话。”周既明说，“他总说，'人数永远不对。'”</w:t>
       </w:r>
     </w:p>
     <w:p>
@@ -28828,7 +30993,7 @@
     </w:p>
     <w:p>
       <w:r>
-        <w:t>“这就对了。”周既明说，“前六个人，都输在一个‘数’字上。你是第七个。你要用‘记’，走完他们没有走完的路。”</w:t>
+        <w:t>“这就对了。”周既明说，“前六个人，都输在一个'数'字上。你是第七个。你要用'记'，走完他们没有走完的路。”</w:t>
       </w:r>
     </w:p>
     <w:p>
@@ -28863,7 +31028,7 @@
     </w:p>
     <w:p>
       <w:r>
-        <w:t>他知道，那一天，不远了。</w:t>
+        <w:t>他握紧了那块电子表。表盘上，数字还在掉。</w:t>
       </w:r>
     </w:p>
     <w:p>
@@ -28898,7 +31063,7 @@
     </w:p>
     <w:p>
       <w:r>
-        <w:t>“等把名册，交给你。”周既明说，“这地方的规矩，名册要传。传给谁？传给‘看名册的人’的孩子。你娘是看名册的。她的孩子，就是下一任观测员。”</w:t>
+        <w:t>“等把名册，交给你。”周既明说，“这地方的规矩，名册要传。传给谁？传给'看名册的人'的孩子。你娘是看名册的。她的孩子，就是下一任观测员。”</w:t>
       </w:r>
     </w:p>
     <w:p>
@@ -29310,7 +31475,7 @@
     </w:p>
     <w:p>
       <w:r>
-        <w:t>“他问的是——‘你叫什么？’”那声音说，“他问不出来。你记住了他，因为他是第一个，问你名字的人。”</w:t>
+        <w:t>“他问的是——'你叫什么？'”那声音说，“他问不出来。你记住了他，因为他是第一个，问你名字的人。”</w:t>
       </w:r>
     </w:p>
     <w:p>
@@ -29320,7 +31485,7 @@
     </w:p>
     <w:p>
       <w:r>
-        <w:t>“对。”那声音说，“你记住的，不是他。是那个‘问’。你期待，有人问你。你记了一辈子名字，你最想做的，是有人，问你的名字。”</w:t>
+        <w:t>“对。”那声音说，“你记住的，不是他。是那个'问'。你期待，有人问你。你记了一辈子名字，你最想做的，是有人，问你的名字。”</w:t>
       </w:r>
     </w:p>
     <w:p>
@@ -29335,7 +31500,7 @@
     </w:p>
     <w:p>
       <w:r>
-        <w:t>“那我记住的人，不是他。”他说，“我记住的，是那个‘问’。”</w:t>
+        <w:t>“那我记住的人，不是他。”他说，“我记住的，是那个'问'。”</w:t>
       </w:r>
     </w:p>
     <w:p>
@@ -29350,7 +31515,7 @@
     </w:p>
     <w:p>
       <w:r>
-        <w:t>“你记住的，从来不是名字。你记住的，是‘被问’的感觉。名字，只是载体。你是在找，那个问你名字的人。”</w:t>
+        <w:t>“你记住的，从来不是名字。你记住的，是'被问'的感觉。名字，只是载体。你是在找，那个问你名字的人。”</w:t>
       </w:r>
     </w:p>
     <w:p>
@@ -29365,17 +31530,17 @@
     </w:p>
     <w:p>
       <w:r>
-        <w:t>“我记人的方式，是从问开始。我娘问我，‘安安，醒了吗’。她问了我多少次，我就知道，我得记多少东西。我记着我娘，记着她问过的话，就是我，这么走来的最初力量。”</w:t>
-      </w:r>
-    </w:p>
-    <w:p>
-      <w:r>
-        <w:t>“那你后来记的，都带着一个‘问’字。”</w:t>
-      </w:r>
-    </w:p>
-    <w:p>
-      <w:r>
-        <w:t>“对。”沈默说，“我记沈和平，记他问我‘你是我儿吗’的时候，看着我，等着我认。我记周既明，记他问我‘你认不认得我’。我记唐荧，记她问我‘你信我吗’。我记周满，记他问我‘你还记得枣树吗’。一个‘问’字，是我这一路，最重的东西。我的一切记忆，都是从被人问开始，生根发芽的。”</w:t>
+        <w:t>“我记人的方式，是从问开始。我娘问我，'安安，醒了吗'。她问了多少次，我就得记多少东西。这是我，这么走来的最初力量。”</w:t>
+      </w:r>
+    </w:p>
+    <w:p>
+      <w:r>
+        <w:t>“那你后来记的，都带着一个'问'字。”</w:t>
+      </w:r>
+    </w:p>
+    <w:p>
+      <w:r>
+        <w:t>“对。”沈默说，“我记沈和平，记他问我'你是我儿吗'的时候。我记唐荧，记她问我'你信我吗'。一个'问'字，是我这一路，最重的东西。”</w:t>
       </w:r>
     </w:p>
     <w:p>
@@ -29385,7 +31550,7 @@
     </w:p>
     <w:p>
       <w:r>
-        <w:t>“那你整个名册，其实就是一册问出来了的名字。每一行，都有一个‘问’在里面。”</w:t>
+        <w:t>“那你整个名册，其实就是一册问出来了的名字。每一行，都有一个'问'在里面。”</w:t>
       </w:r>
     </w:p>
     <w:p>
@@ -29400,7 +31565,12 @@
     </w:p>
     <w:p>
       <w:r>
-        <w:t>沈默摇摇头：“我很少问。我只是答。我答，是因为我娘问过我。我一个被问的人，把别人的问，都记下来了。可我，没问过他们什么。我不会说‘你是谁’。我只会说‘我记得你’。”</w:t>
+        <w:t>沈默摇摇头：</w:t>
+      </w:r>
+    </w:p>
+    <w:p>
+      <w:r>
+        <w:t>“我很少问。我只是答。我答，是因为我娘问过我。我一个被问的人，把别人的问，都记下来了。可我，没问过他们什么。我不会说'你是谁'。我只会说'我记得你'。”</w:t>
       </w:r>
     </w:p>
     <w:p>
@@ -29410,7 +31580,7 @@
     </w:p>
     <w:p>
       <w:r>
-        <w:t>“因为我怕问出来的，不是我要的答案。”沈默说，“我怕我问一个人‘你是谁’，他答‘我忘了’。那时，我就多一个记不全的。我宁可都记着，不问。”</w:t>
+        <w:t>“因为我怕问出来的，不是我要的答案。”沈默说，“我怕我问一个人'你是谁'，他答'我忘了'。那时，我就多一个记不全的。我宁可都记着，不问。”</w:t>
       </w:r>
     </w:p>
     <w:p>
@@ -29522,7 +31692,7 @@
     </w:p>
     <w:p>
       <w:r>
-        <w:t>“记住了。”沈默说，“我记住的，是‘问’。是我娘，问我的第一句。是我娘，抱着我，问的第一声：‘安安，你醒啦？’”</w:t>
+        <w:t>“记住了。”沈默说，“我记住的，是'问'。是我娘，问我的第一句。是我娘，抱着我，问的第一声：'安安，你醒啦？'”</w:t>
       </w:r>
     </w:p>
     <w:p>
@@ -29537,7 +31707,7 @@
     </w:p>
     <w:p>
       <w:r>
-        <w:t>“对。”沈默说，“我娘。她每天晚上，都问我。‘安安，睡得好吗？’‘安安，今天吃饱了吗？’‘安安，你冷吗？’她问的每一句，都落在我心里。所以我记住的，从一开始，就是这些‘问’。”</w:t>
+        <w:t>“对。”沈默说，“我娘。她每天晚上，都问我。'安安，睡得好吗？''安安，今天吃饱了吗？''安安，你冷吗？'她问的每一句，都落在我心里。所以我记住的，从一开始，就是这些'问'。”</w:t>
       </w:r>
     </w:p>
     <w:p>
@@ -29577,7 +31747,7 @@
     </w:p>
     <w:p>
       <w:r>
-        <w:t>“我是你的记性。”那声音说，“你找回你娘的‘问’的时候，你就把我，找回来了。我走了，你就不再是一个，记不住自己的人了。”</w:t>
+        <w:t>“我是你的记性。”那声音说，“你找回你娘的'问'的时候，你就把我，找回来了。我走了，你就不再是一个，记不住自己的人了。”</w:t>
       </w:r>
     </w:p>
     <w:p>
@@ -29612,7 +31782,7 @@
     </w:p>
     <w:p>
       <w:r>
-        <w:t>“我把‘问’留给你了。”那声音说，“你带着它，走完剩下的路。它是我记了一辈子，最好的东西。”</w:t>
+        <w:t>“我把'问'留给你了。”那声音说，“你带着它，走完剩下的路。它是我记了一辈子，最好的东西。”</w:t>
       </w:r>
     </w:p>
     <w:p>
@@ -29737,7 +31907,7 @@
     </w:p>
     <w:p>
       <w:r>
-        <w:t>“你把自己，写进了那行字里。”周既明说，“‘别怕’。你拿走了那张纸。纸上的字，是你。你带走了你。”他又说，“你可以出去了。”</w:t>
+        <w:t>“你把自己，写进了那行字里。”周既明说，“'别怕'。你拿走了那张纸。纸上的字，是你。你带走了你。”他又说，“你可以出去了。”</w:t>
       </w:r>
     </w:p>
     <w:p>
@@ -29747,7 +31917,7 @@
     </w:p>
     <w:p>
       <w:r>
-        <w:t>“嗯。”周既明说，“你要找的‘问’，你找到了。”</w:t>
+        <w:t>“嗯。”周既明说，“你要找的'问'，你找到了。”</w:t>
       </w:r>
     </w:p>
     <w:p>
@@ -29807,7 +31977,7 @@
     </w:p>
     <w:p>
       <w:r>
-        <w:t>“那是灵堂的碑。”周既明说，“这墓碑，是立在守夜的墙上，给夜行人看的。‘问’，是留给他们的。”</w:t>
+        <w:t>“那是灵堂的碑。”周既明说，“这墓碑，是立在守夜的墙上，给夜行人看的。'问'，是留给他们的。”</w:t>
       </w:r>
     </w:p>
     <w:p>
@@ -29832,7 +32002,7 @@
     </w:p>
     <w:p>
       <w:r>
-        <w:t>“你，第一个问出去的，是你娘。”周既明说，“你开口说的第一句完整的话，不是‘妈妈’。是拉着她衣角，歪着头，问：‘娘，门在哪？’你娘，笑了。她说：‘门在你前面。’”</w:t>
+        <w:t>“你，第一个问出去的，是你娘。”周既明说，“你开口说的第一句完整的话，不是'妈妈'。是拉着她衣角，歪着头，问：'娘，门在哪？'你娘，笑了。她说：'门在你前面。'”</w:t>
       </w:r>
     </w:p>
     <w:p>
@@ -29862,7 +32032,7 @@
     </w:p>
     <w:p>
       <w:r>
-        <w:t>“我问出去，才有答。”沈默说，“我答了，他才记我。他记了我，我就不会走丢了。我终于明白，我娘为什么总是问我了。她不是不放心我。她是怕我，走丢了。她问一声，我就应一声。她听着我的声音，就知道，我在呢。”</w:t>
+        <w:t>“我问出去，才有答。”沈默说，“我答了，他才记我。我娘一直问我，就是怕我走丢了。她问一声，我应一声。她听见我的声音，就知道，我在。”</w:t>
       </w:r>
     </w:p>
     <w:p>
@@ -29872,7 +32042,7 @@
     </w:p>
     <w:p>
       <w:r>
-        <w:t>“第一行，我写了你娘。”他说，“现在，我要刻一行新的了：‘我问我娘，门在哪。她答，门在你前面。’”</w:t>
+        <w:t>“第一行，我写了你娘。”他说，“现在，我要刻一行新的了：'我问我娘，门在哪。她答，门在你前面。'”</w:t>
       </w:r>
     </w:p>
     <w:p>
@@ -29907,7 +32077,7 @@
     </w:p>
     <w:p>
       <w:r>
-        <w:t>“问，是第一件事。”他说，“我娘问我，我答。我这辈子，就是在问和答之间，走完的。以后我老了，要是有人问我，‘你这一辈子，做过什么’，我答他一句：‘我接过很多问，也问过很多次。’”</w:t>
+        <w:t>“问，是第一件事。”他说，“我娘问我，我答。我这辈子，就是在问和答之间，走完的。以后我老了，要是有人问我，'你这一辈子，做过什么'，我答他一句：'我接过很多问，也问过很多次。'”</w:t>
       </w:r>
     </w:p>
     <w:p>
@@ -29927,7 +32097,7 @@
     </w:p>
     <w:p>
       <w:r>
-        <w:t>“没人问我，”沈默说，“我就自己问。自己问自己：‘你今天，还记着我的名册吗？’答：‘记着。’这一声，就够了。”</w:t>
+        <w:t>“没人问我，”沈默说，“我就自己问。自己问自己：'你今天，还记着我的名册吗？'答：'记着。'这一声，就够了。”</w:t>
       </w:r>
     </w:p>
     <w:p>
@@ -29937,7 +32107,7 @@
     </w:p>
     <w:p>
       <w:r>
-        <w:t>“是‘安安，你睡了吗。’”沈默说，“她每天夜里，都问我这句。我答她，‘睡了’。她就不问了。其实她不是要我睡，她是想听听我的声音。那声音，是她一天里，最安稳的一件事。”</w:t>
+        <w:t>“是'安安，你睡了吗。'”沈默说，“她每天夜里，都问我这句。我答她，'睡了'。她就不问了。其实她不是要我睡，她是想听听我的声音。那声音，是她一天里，最安稳的一件事。”</w:t>
       </w:r>
     </w:p>
     <w:p>
@@ -29957,7 +32127,12 @@
     </w:p>
     <w:p>
       <w:r>
-        <w:t>沈默想了想：“我也这样。我记下一个人，夜里就念一遍。念完了，我也定心。我知道，他们还都在。我还守着他们，我就踏实。”</w:t>
+        <w:t>沈默想了想：</w:t>
+      </w:r>
+    </w:p>
+    <w:p>
+      <w:r>
+        <w:t>“我也这样。我记下一个人，夜里就念一遍。念完了，我也定心。我知道，他们还都在。我还守着他们，我就踏实。”</w:t>
       </w:r>
     </w:p>
     <w:p>
@@ -30104,7 +32279,7 @@
     </w:p>
     <w:p>
       <w:r>
-        <w:t>“你记得很多人的债。”林晚说。</w:t>
+        <w:t>“你记得很多人的债。”</w:t>
       </w:r>
     </w:p>
     <w:p>
@@ -30409,7 +32584,7 @@
     </w:p>
     <w:p>
       <w:r>
-        <w:t>“对。”沈默说，“这就是观测员。我记着他们。他们，也记着我。”</w:t>
+        <w:t>“他翻开名册。第一页，沈玉兰。最后一页，沈安安。中间，每一个名字都亮着。”</w:t>
       </w:r>
     </w:p>
     <w:p>
@@ -30489,7 +32664,12 @@
     </w:p>
     <w:p>
       <w:r>
-        <w:t>韩秋在旁边，也凑过来：“那我也要记。”</w:t>
+        <w:t>韩秋在旁边，也凑过来：</w:t>
+      </w:r>
+    </w:p>
+    <w:p>
+      <w:r>
+        <w:t>“那我也要记。”</w:t>
       </w:r>
     </w:p>
     <w:p>
@@ -30529,7 +32709,7 @@
     </w:p>
     <w:p>
       <w:r>
-        <w:t>他想，这就是他记着的人。</w:t>
+        <w:t>他想，他们每一个人，都在他心里住着——白鸽的画，韩秋的鞋带，许照那根没点的烟。</w:t>
       </w:r>
     </w:p>
     <w:p>
@@ -30574,7 +32754,7 @@
     </w:p>
     <w:p>
       <w:r>
-        <w:t>“梦见我娘，在厨房里做饭。白菜豆腐，白粥。”沈默说，“她说，‘安安，回来啦。’我说，‘回来了。’然后我就醒了。”</w:t>
+        <w:t>“梦见我娘，在厨房里做饭。白菜豆腐，白粥。”沈默说，“她说，'安安，回来啦。'我说，'回来了。'然后我就醒了。”</w:t>
       </w:r>
     </w:p>
     <w:p>
@@ -30590,91 +32770,6 @@
     <w:p>
       <w:r>
         <w:t>“记吧。”林晚说，“记下来，梦就不会丢。”</w:t>
-      </w:r>
-    </w:p>
-    <w:p>
-      <w:r>
-        <w:t>沈默笑了笑。</w:t>
-      </w:r>
-    </w:p>
-    <w:p>
-      <w:r>
-        <w:t>他站起来，走到窗边。</w:t>
-      </w:r>
-    </w:p>
-    <w:p>
-      <w:r>
-        <w:t>窗外，天光大亮。</w:t>
-      </w:r>
-    </w:p>
-    <w:p>
-      <w:r>
-        <w:t>“走吧。”他说，“最后一扇门。”</w:t>
-      </w:r>
-    </w:p>
-    <w:p>
-      <w:r>
-        <w:t>七个人，走出白房子。</w:t>
-      </w:r>
-    </w:p>
-    <w:p>
-      <w:r>
-        <w:t>晨光照在他们身上，暖洋洋的。</w:t>
-      </w:r>
-    </w:p>
-    <w:p>
-      <w:r>
-        <w:t>沈默想，这大概就是，回家路上的，最后一段，好天气。</w:t>
-      </w:r>
-    </w:p>
-    <w:p>
-      <w:r>
-        <w:t>他停下脚步，回头看了一眼那间白房子。</w:t>
-      </w:r>
-    </w:p>
-    <w:p>
-      <w:r>
-        <w:t>他很想记住它的样子——门框、门槛、门前那三级台阶。可他越用力想，越记不住。像有谁，在他身后，替他把这段路，一寸一寸擦掉。</w:t>
-      </w:r>
-    </w:p>
-    <w:p>
-      <w:r>
-        <w:t>“走吧。”林晚说。她没有回头。</w:t>
-      </w:r>
-    </w:p>
-    <w:p>
-      <w:r>
-        <w:t>沈默跟上去。</w:t>
-      </w:r>
-    </w:p>
-    <w:p>
-      <w:r>
-        <w:t>走了两步，他问：</w:t>
-      </w:r>
-    </w:p>
-    <w:p>
-      <w:r>
-        <w:t>“林晚。”</w:t>
-      </w:r>
-    </w:p>
-    <w:p>
-      <w:r>
-        <w:t>“嗯。”</w:t>
-      </w:r>
-    </w:p>
-    <w:p>
-      <w:r>
-        <w:t>“你为什么，从来不回头。”</w:t>
-      </w:r>
-    </w:p>
-    <w:p>
-      <w:r>
-        <w:t>林晚没有停。</w:t>
-      </w:r>
-    </w:p>
-    <w:p>
-      <w:r>
-        <w:t>“因为我回过一次。”她说。</w:t>
       </w:r>
     </w:p>
     <w:p>
@@ -30731,7 +32826,7 @@
     </w:p>
     <w:p>
       <w:r>
-        <w:t>“我记得我娘。记得我爹。记得禾。记得周满叔。记得那棵枣树。记得在雨里等我的那个声音。”沈默说，“我记得很多很多。”</w:t>
+        <w:t>“我记得我娘。记得周满叔。记得那棵枣树。”沈默说，“别的，都散在风里。”</w:t>
       </w:r>
     </w:p>
     <w:p>
@@ -30811,7 +32906,7 @@
     </w:p>
     <w:p>
       <w:r>
-        <w:t>“我是第三局的引导员。”它说，“你们称呼我‘时’。”</w:t>
+        <w:t>“我是第三局的引导员。”它说，“你们称呼我'时'。”</w:t>
       </w:r>
     </w:p>
     <w:p>
@@ -30996,6 +33091,36 @@
     </w:p>
     <w:p>
       <w:r>
+        <w:t>“许照，你呢？”沈默忽然转头看他，“你见过了吗？”</w:t>
+      </w:r>
+    </w:p>
+    <w:p>
+      <w:r>
+        <w:t>“我？”许照愣了一下，“我没你那么多名册。我记得我送过的每一个小区，每一个门牌号。我记得我家那条巷子。我记得我妈念我的名字——”</w:t>
+      </w:r>
+    </w:p>
+    <w:p>
+      <w:r>
+        <w:t>“那你见过了。”沈默说。</w:t>
+      </w:r>
+    </w:p>
+    <w:p>
+      <w:r>
+        <w:t>“我见过了。”许照说，“可是，沈默，我他妈，我见了这么多，我怎么还在这儿？”</w:t>
+      </w:r>
+    </w:p>
+    <w:p>
+      <w:r>
+        <w:t>“因为你还在记。”沈默说，“记到不再记的那天，你就出去了。”</w:t>
+      </w:r>
+    </w:p>
+    <w:p>
+      <w:r>
+        <w:t>“那今天，”许照说，“我再记一笔——我记你，沈安安。我他妈，以前记你，记的是我那二百三十七单。今以后，我记你，记的是你名字这三个字。”</w:t>
+      </w:r>
+    </w:p>
+    <w:p>
+      <w:r>
         <w:t>布上的四个字【以观为真】，忽然亮了。</w:t>
       </w:r>
     </w:p>
@@ -31216,7 +33341,7 @@
     </w:p>
     <w:p>
       <w:r>
-        <w:t>“谢你，一直在。”沈默说，“我被所有人怀疑的时候，你第一个说‘我确认’。我找不到自己名字的时候，你陪着我。你替我守夜，替我记着，我是谁。”</w:t>
+        <w:t>“谢你，一直在。”沈默说，“我被所有人怀疑的时候，你第一个说'我确认'。我找不到自己名字的时候，你陪着我。你替我守夜，替我记着，我是谁。”</w:t>
       </w:r>
     </w:p>
     <w:p>
@@ -31246,7 +33371,7 @@
     </w:p>
     <w:p>
       <w:r>
-        <w:t>他知道，他娘，就在前面。</w:t>
+        <w:t>路尽头，那间屋子，已经看得见了。</w:t>
       </w:r>
     </w:p>
     <w:p>
@@ -31406,7 +33531,7 @@
     </w:p>
     <w:p>
       <w:r>
-        <w:t>“像娘数我的呼吸那样。”沈默说，“把你们，一个个，数进心里。唐荧，一。许照，二。白鸽，三。韩秋，四。顾言，五。周既明，六。林晚——”</w:t>
+        <w:t>“像娘数我的呼吸那样。”沈默说，“把你们，一个个，数进心里。唐荧，一。许照，二。白鸽，三 韩秋，四。顾言，五。周既明，六。林晚——”</w:t>
       </w:r>
     </w:p>
     <w:p>
@@ -31561,7 +33686,7 @@
     </w:p>
     <w:p>
       <w:r>
-        <w:t>他知道，那上面写的是什么。</w:t>
+        <w:t>他不用看。那一行字，他心里早就写过了。</w:t>
       </w:r>
     </w:p>
     <w:p>
@@ -31633,7 +33758,7 @@
     </w:p>
     <w:p>
       <w:r>
-        <w:t>第七页：白鸽。画画。外婆的芍药花。‘鸽子，飞吧。’</w:t>
+        <w:t>第七页：白鸽。画画。外婆的芍药花。'鸽子，飞吧。'</w:t>
       </w:r>
     </w:p>
     <w:p>
@@ -31643,7 +33768,7 @@
     </w:p>
     <w:p>
       <w:r>
-        <w:t>第九页：顾言。律师。记忆是模板。‘能记住别人说过的话的人。’</w:t>
+        <w:t>第九页：顾言。律师。记忆是模板。'能记住别人说过的话的人。'</w:t>
       </w:r>
     </w:p>
     <w:p>
@@ -31968,7 +34093,7 @@
     </w:p>
     <w:p>
       <w:r>
-        <w:t>他知道，他终于，回家了。</w:t>
+        <w:t>他喝完了那碗汤。碗底，还剩着几根姜丝。</w:t>
       </w:r>
     </w:p>
     <w:p>
@@ -32119,486 +34244,6 @@
     <w:p>
       <w:r>
         <w:t>她还在笑。可那张脸上的笑，从他进门到现在，一直是同一个弧度。</w:t>
-      </w:r>
-    </w:p>
-    <w:p>
-      <w:r>
-        <w:t>沈默慢慢站起来。</w:t>
-      </w:r>
-    </w:p>
-    <w:p>
-      <w:r>
-        <w:t>“我娘的手，骨节是弯的。”他说，“常年泡在消毒水里，指甲剪得很短，手心是凉的。”</w:t>
-      </w:r>
-    </w:p>
-    <w:p>
-      <w:r>
-        <w:t>她的手，还搭在桌沿上。</w:t>
-      </w:r>
-    </w:p>
-    <w:p>
-      <w:r>
-        <w:t>很暖。很白。骨节，是直的。</w:t>
-      </w:r>
-    </w:p>
-    <w:p>
-      <w:r>
-        <w:t>“我娘最怕黑。”沈默说，“她小时候掉进过井里。她夜里，从来不敢一个人待着。”</w:t>
-      </w:r>
-    </w:p>
-    <w:p>
-      <w:r>
-        <w:t>他抬起头，看着满屋的暖光。</w:t>
-      </w:r>
-    </w:p>
-    <w:p>
-      <w:r>
-        <w:t>“她的屋里，不会这么亮。”</w:t>
-      </w:r>
-    </w:p>
-    <w:p>
-      <w:r>
-        <w:t>女人没有说话。她只是看着他，笑容很轻，很温和。</w:t>
-      </w:r>
-    </w:p>
-    <w:p>
-      <w:r>
-        <w:t>像一句，背了很多遍的台词。</w:t>
-      </w:r>
-    </w:p>
-    <w:p>
-      <w:r>
-        <w:t>“你想让我留下。”沈默说。</w:t>
-      </w:r>
-    </w:p>
-    <w:p>
-      <w:r>
-        <w:t>屋里，没有回答。</w:t>
-      </w:r>
-    </w:p>
-    <w:p>
-      <w:r>
-        <w:t>“留下，我就不走了。不走了，我就不用走完最后一步。不用走完，我就永远到不了那片雨里。”</w:t>
-      </w:r>
-    </w:p>
-    <w:p>
-      <w:r>
-        <w:t>他往后退了一步。</w:t>
-      </w:r>
-    </w:p>
-    <w:p>
-      <w:r>
-        <w:t>“系统在等我归零。”他说，“归零之前，最后给我一个地方，让我自己躺进去。”</w:t>
-      </w:r>
-    </w:p>
-    <w:p>
-      <w:r>
-        <w:t>他转身，走向门口。</w:t>
-      </w:r>
-    </w:p>
-    <w:p>
-      <w:r>
-        <w:t>他的手，放在门把上。</w:t>
-      </w:r>
-    </w:p>
-    <w:p>
-      <w:r>
-        <w:t>“安安。”那个声音，从身后传来。</w:t>
-      </w:r>
-    </w:p>
-    <w:p>
-      <w:r>
-        <w:t>很轻。很软。像他娘。</w:t>
-      </w:r>
-    </w:p>
-    <w:p>
-      <w:r>
-        <w:t>“饭还没吃完。”</w:t>
-      </w:r>
-    </w:p>
-    <w:p>
-      <w:r>
-        <w:t>沈默没有回头。</w:t>
-      </w:r>
-    </w:p>
-    <w:p>
-      <w:r>
-        <w:t>“她不会催我吃饭。”他说，“她每天夜里问我的，是另一句——”</w:t>
-      </w:r>
-    </w:p>
-    <w:p>
-      <w:r>
-        <w:t>他的手，拧开了门。</w:t>
-      </w:r>
-    </w:p>
-    <w:p>
-      <w:r>
-        <w:t>“‘今天，有没有人，叫你的名字。’”</w:t>
-      </w:r>
-    </w:p>
-    <w:p>
-      <w:r>
-        <w:t>门后，不是院子。</w:t>
-      </w:r>
-    </w:p>
-    <w:p>
-      <w:r>
-        <w:t>也不是雨。</w:t>
-      </w:r>
-    </w:p>
-    <w:p>
-      <w:r>
-        <w:t>是他走了一路的那条走廊。</w:t>
-      </w:r>
-    </w:p>
-    <w:p>
-      <w:r>
-        <w:t>米黄色的墙，磨石子地面。灯管一根接一根，亮到看不见的尽头。</w:t>
-      </w:r>
-    </w:p>
-    <w:p>
-      <w:r>
-        <w:t>沈默站在门口，很久，没有动。</w:t>
-      </w:r>
-    </w:p>
-    <w:p>
-      <w:r>
-        <w:t>走廊尽头的墙上，浮出一行字：</w:t>
-      </w:r>
-    </w:p>
-    <w:p>
-      <w:r>
-        <w:t>【第四局 · 未完成】</w:t>
-      </w:r>
-    </w:p>
-    <w:p>
-      <w:r>
-        <w:t>底下，还有一行：</w:t>
-      </w:r>
-    </w:p>
-    <w:p>
-      <w:r>
-        <w:t>【观测员额度：0】</w:t>
-      </w:r>
-    </w:p>
-    <w:p>
-      <w:r>
-        <w:t>沈默看着那个 0。</w:t>
-      </w:r>
-    </w:p>
-    <w:p>
-      <w:r>
-        <w:t>归零了。除名，已经开始了。</w:t>
-      </w:r>
-    </w:p>
-    <w:p>
-      <w:r>
-        <w:t>他伸手，去摸自己的手腕。</w:t>
-      </w:r>
-    </w:p>
-    <w:p>
-      <w:r>
-        <w:t>那道疤——他娘抱着他，在墙根下坐了一下午的时候，留下的那道疤——不见了。</w:t>
-      </w:r>
-    </w:p>
-    <w:p>
-      <w:r>
-        <w:t>一点痕迹，都没留下。</w:t>
-      </w:r>
-    </w:p>
-    <w:p>
-      <w:r>
-        <w:t>走廊深处，有人叫了他一声。</w:t>
-      </w:r>
-    </w:p>
-    <w:p>
-      <w:r>
-        <w:t>“沈安安。”</w:t>
-      </w:r>
-    </w:p>
-    <w:p>
-      <w:r>
-        <w:t>他猛地回头。</w:t>
-      </w:r>
-    </w:p>
-    <w:p>
-      <w:r>
-        <w:t>走廊尽头，灯下，站着一个人。她怀里抱着一本看不见的册子。</w:t>
-      </w:r>
-    </w:p>
-    <w:p>
-      <w:r>
-        <w:t>“你出来了。”林晚说。</w:t>
-      </w:r>
-    </w:p>
-    <w:p>
-      <w:r>
-        <w:t>“你怎么还在这儿？”</w:t>
-      </w:r>
-    </w:p>
-    <w:p>
-      <w:r>
-        <w:t>“我说过。”她说，“我在这儿等你。要是不对，你就回来。”</w:t>
-      </w:r>
-    </w:p>
-    <w:p>
-      <w:r>
-        <w:t>沈默的喉咙，动了一下。</w:t>
-      </w:r>
-    </w:p>
-    <w:p>
-      <w:r>
-        <w:t>“你还记得我？”</w:t>
-      </w:r>
-    </w:p>
-    <w:p>
-      <w:r>
-        <w:t>“记得。”</w:t>
-      </w:r>
-    </w:p>
-    <w:p>
-      <w:r>
-        <w:t>“他们都忘了？”</w:t>
-      </w:r>
-    </w:p>
-    <w:p>
-      <w:r>
-        <w:t>林晚沉默了一瞬，点了点头。</w:t>
-      </w:r>
-    </w:p>
-    <w:p>
-      <w:r>
-        <w:t>“许照。白鸽。顾言。韩秋。周既明。”她一个一个说，“他们走出那扇门的时候，你就在他们旁边。可他们看见的，是一条空路。”</w:t>
-      </w:r>
-    </w:p>
-    <w:p>
-      <w:r>
-        <w:t>“那你还——”</w:t>
-      </w:r>
-    </w:p>
-    <w:p>
-      <w:r>
-        <w:t>“我不在册。”林晚说，“系统的记忆顺平，只对在册的人生效。”</w:t>
-      </w:r>
-    </w:p>
-    <w:p>
-      <w:r>
-        <w:t>她抬起手，指了指自己的太阳穴。</w:t>
-      </w:r>
-    </w:p>
-    <w:p>
-      <w:r>
-        <w:t>“我很早以前，就被除名过一次。我自己，走回来了。从那以后，我这本册子，就不归它管了。”</w:t>
-      </w:r>
-    </w:p>
-    <w:p>
-      <w:r>
-        <w:t>“所以你记得。”</w:t>
-      </w:r>
-    </w:p>
-    <w:p>
-      <w:r>
-        <w:t>“所以我记得。”林晚说，“不只记得。我还能替你，把那些名字，一个一个，再叫回来。”</w:t>
-      </w:r>
-    </w:p>
-    <w:p>
-      <w:r>
-        <w:t>沈默看着她，很久，说不出一句话。</w:t>
-      </w:r>
-    </w:p>
-    <w:p>
-      <w:r>
-        <w:t>“你欠他们一句交代。”林晚说，“它也欠你一句。它说是它收走了你名册上的那些人。可它到底收去了哪儿，你没看见，我不信。”</w:t>
-      </w:r>
-    </w:p>
-    <w:p>
-      <w:r>
-        <w:t>“那我们怎么办？”</w:t>
-      </w:r>
-    </w:p>
-    <w:p>
-      <w:r>
-        <w:t>林晚把那本看不见的册子，递到他面前。</w:t>
-      </w:r>
-    </w:p>
-    <w:p>
-      <w:r>
-        <w:t>“从第一页开始。”她说，“我念，你写。它收走多少，我们就写回多少。”</w:t>
-      </w:r>
-    </w:p>
-    <w:p>
-      <w:r>
-        <w:t>沈默伸手，接住了那本册子。</w:t>
-      </w:r>
-    </w:p>
-    <w:p>
-      <w:r>
-        <w:t>它很轻。轻得像一叠还没有写字的纸。</w:t>
-      </w:r>
-    </w:p>
-    <w:p>
-      <w:r>
-        <w:t>可他知道，它会重新变重的。</w:t>
-      </w:r>
-    </w:p>
-    <w:p>
-      <w:r>
-        <w:t>沈默低下头，翻开那本名册。</w:t>
-      </w:r>
-    </w:p>
-    <w:p>
-      <w:r>
-        <w:t>最后一页上，“沈安安”三个字，还在。</w:t>
-      </w:r>
-    </w:p>
-    <w:p>
-      <w:r>
-        <w:t>淡得几乎看不见了。</w:t>
-      </w:r>
-    </w:p>
-    <w:p>
-      <w:r>
-        <w:t>可它还在。</w:t>
-      </w:r>
-    </w:p>
-    <w:p>
-      <w:r>
-        <w:t>那三个字下面，还有一行，是空的。</w:t>
-      </w:r>
-    </w:p>
-    <w:p>
-      <w:r>
-        <w:t>那一行，是留给谁的。</w:t>
-      </w:r>
-    </w:p>
-    <w:p>
-      <w:r>
-        <w:t>他忽然想起来了。</w:t>
-      </w:r>
-    </w:p>
-    <w:p>
-      <w:r>
-        <w:t>是写名册的那个人。</w:t>
-      </w:r>
-    </w:p>
-    <w:p>
-      <w:r>
-        <w:t>那个人，记了所有人，却从没被人记下。</w:t>
-      </w:r>
-    </w:p>
-    <w:p>
-      <w:r>
-        <w:t>沈默拿起那支笔。</w:t>
-      </w:r>
-    </w:p>
-    <w:p>
-      <w:r>
-        <w:t>他没有在那一行上，写自己的名字。</w:t>
-      </w:r>
-    </w:p>
-    <w:p>
-      <w:r>
-        <w:t>他在那一行上，写了三个字：</w:t>
-      </w:r>
-    </w:p>
-    <w:p>
-      <w:r>
-        <w:t>——你，是，谁。</w:t>
-      </w:r>
-    </w:p>
-    <w:p>
-      <w:r>
-        <w:t>墨迹干下去的时候，走廊尽头那面墙上，【观测员额度：0】底下，慢慢浮出一个新的数字。</w:t>
-      </w:r>
-    </w:p>
-    <w:p>
-      <w:r>
-        <w:t>【1】</w:t>
-      </w:r>
-    </w:p>
-    <w:p>
-      <w:r>
-        <w:t>沈默看着那个 1，看了很久。</w:t>
-      </w:r>
-    </w:p>
-    <w:p>
-      <w:r>
-        <w:t>“一格？”他问。</w:t>
-      </w:r>
-    </w:p>
-    <w:p>
-      <w:r>
-        <w:t>“一格。”林晚说，“是我给的。不在册的人给的确认，系统管不着。它可以收走你所有的额度，它收不走这个。”</w:t>
-      </w:r>
-    </w:p>
-    <w:p>
-      <w:r>
-        <w:t>沈默合上名册，抱在怀里。</w:t>
-      </w:r>
-    </w:p>
-    <w:p>
-      <w:r>
-        <w:t>“走吧。”他说。</w:t>
-      </w:r>
-    </w:p>
-    <w:p>
-      <w:r>
-        <w:t>“去哪儿？”</w:t>
-      </w:r>
-    </w:p>
-    <w:p>
-      <w:r>
-        <w:t>“去第四局。”沈默说，“它收了我的名册，可它还没收完。我记的那些人，还欠我一个交代。”</w:t>
-      </w:r>
-    </w:p>
-    <w:p>
-      <w:r>
-        <w:t>他迈步，朝走廊深处走去。</w:t>
-      </w:r>
-    </w:p>
-    <w:p>
-      <w:r>
-        <w:t>灯管在他头顶，一根一根地，亮过去。</w:t>
-      </w:r>
-    </w:p>
-    <w:p>
-      <w:r>
-        <w:t>一直亮到，看不见的尽头。</w:t>
-      </w:r>
-    </w:p>
-    <w:p>
-      <w:r>
-        <w:t>走到一半，他停了一下。</w:t>
-      </w:r>
-    </w:p>
-    <w:p>
-      <w:r>
-        <w:t>他想念一遍自己的名字。</w:t>
-      </w:r>
-    </w:p>
-    <w:p>
-      <w:r>
-        <w:t>“沈——”</w:t>
-      </w:r>
-    </w:p>
-    <w:p>
-      <w:r>
-        <w:t>他停住了。</w:t>
-      </w:r>
-    </w:p>
-    <w:p>
-      <w:r>
-        <w:t>后面那两个字，他还念得出来。</w:t>
-      </w:r>
-    </w:p>
-    <w:p>
-      <w:r>
-        <w:t>只是比昨天，轻了一点。</w:t>
-      </w:r>
-    </w:p>
-    <w:p>
-      <w:r>
-        <w:t>（第一季 · 完）</w:t>
       </w:r>
     </w:p>
     <w:p>
@@ -36551,7 +38196,7 @@
     </w:p>
     <w:p>
       <w:r>
-        <w:t>他知道自己知道。</w:t>
+        <w:t>他知道。</w:t>
       </w:r>
     </w:p>
     <w:p>
@@ -37778,47 +39423,47 @@
     </w:p>
     <w:p>
       <w:r>
-        <w:t>陈渡</w:t>
-      </w:r>
-    </w:p>
-    <w:p>
-      <w:r>
-        <w:t>我记得每一个。</w:t>
-      </w:r>
-    </w:p>
-    <w:p>
-      <w:r>
-        <w:t>这是我唯一没被抹掉的东西。</w:t>
-      </w:r>
-    </w:p>
-    <w:p>
-      <w:r>
-        <w:t>它以为这是奖励。它以为我每抹一个，它就还我一点，我就高兴。它不知道，它还我的，是耳朵、是手指、是指甲。它不知道，我记下的那些名字，才是它给我的，真正的刑。</w:t>
-      </w:r>
-    </w:p>
-    <w:p>
-      <w:r>
-        <w:t>第四十九个，是个老太太。她叫张秀英。我抹她的时候，她正在给孙子缝扣子。她说，孩子，等我缝完这针。我说，你不叫张秀英。她的手，就停在那儿了。</w:t>
-      </w:r>
-    </w:p>
-    <w:p>
-      <w:r>
-        <w:t>第五十个，是个孩子。</w:t>
-      </w:r>
-    </w:p>
-    <w:p>
-      <w:r>
-        <w:t>我不太想抹他。</w:t>
-      </w:r>
-    </w:p>
-    <w:p>
-      <w:r>
-        <w:t>可我抹了他，它就把我的下巴，还给我一点。我就又能，说一句完整的话。</w:t>
-      </w:r>
-    </w:p>
-    <w:p>
-      <w:r>
-        <w:t>我已经很久，没说过一句完整的话了。</w:t>
+        <w:t>陈渡没有回头。他心里那本册子，翻开了——</w:t>
+      </w:r>
+    </w:p>
+    <w:p>
+      <w:r>
+        <w:t>“我记得每一个。”</w:t>
+      </w:r>
+    </w:p>
+    <w:p>
+      <w:r>
+        <w:t>“这是我唯一没被抹掉的东西。”</w:t>
+      </w:r>
+    </w:p>
+    <w:p>
+      <w:r>
+        <w:t>“它以为这是奖励。它以为我每抹一个，它就还我一点，我就高兴。它不知道，它还我的，是耳朵、是手指、是指甲。它不知道，我记下的那些名字，才是它给我的，真正的刑。”</w:t>
+      </w:r>
+    </w:p>
+    <w:p>
+      <w:r>
+        <w:t>“第四十九个，是个老太太。她叫张秀英。我抹她的时候，她正在给孙子缝扣子。她说，孩子，等我缝完这针。我说，你不叫张秀英。她的手，就停在那儿了。”</w:t>
+      </w:r>
+    </w:p>
+    <w:p>
+      <w:r>
+        <w:t>“第五十个，是个孩子。”</w:t>
+      </w:r>
+    </w:p>
+    <w:p>
+      <w:r>
+        <w:t>“我不太想抹他。”</w:t>
+      </w:r>
+    </w:p>
+    <w:p>
+      <w:r>
+        <w:t>“可我要是抹了他，它就把我的下巴，还给我一点。我就又能，说一句完整的话。”</w:t>
+      </w:r>
+    </w:p>
+    <w:p>
+      <w:r>
+        <w:t>“我已经很久，没说过一句完整的话了。”</w:t>
       </w:r>
     </w:p>
     <w:p>

--- a/以观为真-手工定稿.docx
+++ b/以观为真-手工定稿.docx
@@ -5686,7 +5686,7 @@
     </w:p>
     <w:p>
       <w:r>
-        <w:t>“我其实，叫沈安安。”</w:t>
+        <w:t>“我其实——”他停住。“算了。”</w:t>
       </w:r>
     </w:p>
     <w:p>
@@ -5696,12 +5696,7 @@
     </w:p>
     <w:p>
       <w:r>
-        <w:t>没有人说话。可每个人心里，都记下了这个名字。</w:t>
-      </w:r>
-    </w:p>
-    <w:p>
-      <w:r>
-        <w:t>沈安安。</w:t>
+        <w:t>没有人说话。</w:t>
       </w:r>
     </w:p>
     <w:p>
@@ -17521,12 +17516,12 @@
     </w:p>
     <w:p>
       <w:r>
-        <w:t>“你念过。”陆信说，“可你念错了。她不是周雪。她是——”</w:t>
-      </w:r>
-    </w:p>
-    <w:p>
-      <w:r>
-        <w:t>“周雪，是老婆。”沈默说，“她——”</w:t>
+        <w:t>“你念过。”陆信说，“可你放错了地方。你刚才，把她放到第三局去了。墙认的不是你嘴上那个字，是你心里放的那个位置。”</w:t>
+      </w:r>
+    </w:p>
+    <w:p>
+      <w:r>
+        <w:t>沈默张了张嘴。</w:t>
       </w:r>
     </w:p>
     <w:p>
@@ -22125,7 +22120,7 @@
     </w:p>
     <w:p>
       <w:r>
-        <w:t>“什么意思？”唐荧问。</w:t>
+        <w:t>“什么意思？”韦成问。</w:t>
       </w:r>
     </w:p>
     <w:p>
@@ -22205,52 +22200,47 @@
     </w:p>
     <w:p>
       <w:r>
-        <w:t>“你以为我们推得动？”唐荧开口，声音冷下来，“你让七个人等，等来等去，等到那个‘不在这里’的，自己走出来。走出来又怎样？它报一个名字，我们投票，规则说投错就除名。除名——除名就是把人忘了。”</w:t>
-      </w:r>
-    </w:p>
-    <w:p>
-      <w:r>
-        <w:t>“所以不能等。”白鸽说。</w:t>
-      </w:r>
-    </w:p>
-    <w:p>
-      <w:r>
-        <w:t>“不能等。”唐荧说，“得有人，先迈一步。”</w:t>
-      </w:r>
-    </w:p>
-    <w:p>
-      <w:r>
-        <w:t>“谁？”韩秋问。</w:t>
-      </w:r>
-    </w:p>
-    <w:p>
-      <w:r>
-        <w:t>唐荧看了一眼沈默，又看了一眼顾言。</w:t>
-      </w:r>
-    </w:p>
-    <w:p>
-      <w:r>
-        <w:t>“我。”她说。</w:t>
-      </w:r>
-    </w:p>
-    <w:p>
-      <w:r>
-        <w:t>“你？”许照说。</w:t>
-      </w:r>
-    </w:p>
-    <w:p>
-      <w:r>
-        <w:t>“我。”唐荧说，“你们别动。下一扇门，我先进去。我替你们试错。试出来，你们再走。试不出来——”</w:t>
-      </w:r>
-    </w:p>
-    <w:p>
-      <w:r>
-        <w:t>她停了一下。</w:t>
-      </w:r>
-    </w:p>
-    <w:p>
-      <w:r>
-        <w:t>“——试不出来，就我一个人被除名。你们记得我。就够了。”</w:t>
+        <w:t>“唐荧走之前，”顾言忽然开口，“跟我说过一句话。”</w:t>
+      </w:r>
+    </w:p>
+    <w:p>
+      <w:r>
+        <w:t>所有人看向他。</w:t>
+      </w:r>
+    </w:p>
+    <w:p>
+      <w:r>
+        <w:t>“‘不能等。’”他说，“‘等来等去，等到的都是它想让你等到的。得有人，先迈一步。’”</w:t>
+      </w:r>
+    </w:p>
+    <w:p>
+      <w:r>
+        <w:t>“她迈了。”沈默说。</w:t>
+      </w:r>
+    </w:p>
+    <w:p>
+      <w:r>
+        <w:t>顾言抬起头。</w:t>
+      </w:r>
+    </w:p>
+    <w:p>
+      <w:r>
+        <w:t>“她迈了那一步。”沈默说，“所以现在，我们才等得起。”</w:t>
+      </w:r>
+    </w:p>
+    <w:p>
+      <w:r>
+        <w:t>“这不一样。”韩秋说。</w:t>
+      </w:r>
+    </w:p>
+    <w:p>
+      <w:r>
+        <w:t>“是不一样。”沈默说，“她的‘不能等’，是拿命换的。我们的‘等’，是她换回来的。”</w:t>
+      </w:r>
+    </w:p>
+    <w:p>
+      <w:r>
+        <w:t>韩秋低下头，看着自己的手指。她一根一根地数，数到七，停住了。</w:t>
       </w:r>
     </w:p>
     <w:p>
@@ -22270,157 +22260,42 @@
     </w:p>
     <w:p>
       <w:r>
-        <w:t>“凭什么是你？”白鸽说，“你替我们试错？谁让你替了？你问过我们吗？”</w:t>
-      </w:r>
-    </w:p>
-    <w:p>
-      <w:r>
-        <w:t>唐荧转过来，看她。</w:t>
-      </w:r>
-    </w:p>
-    <w:p>
-      <w:r>
-        <w:t>“我没问。”唐荧说，“我这是通知，不是商量。”</w:t>
-      </w:r>
-    </w:p>
-    <w:p>
-      <w:r>
-        <w:t>“那我也通知你一声。”白鸽说，“我不让你替。”</w:t>
-      </w:r>
-    </w:p>
-    <w:p>
-      <w:r>
-        <w:t>“你——”</w:t>
-      </w:r>
-    </w:p>
-    <w:p>
-      <w:r>
-        <w:t>“我在这个局里，是第七个被看见的。”白鸽说，“林晚念的我。她说，第七个是我。你要替我试错，你得先念出我的名字。”</w:t>
-      </w:r>
-    </w:p>
-    <w:p>
-      <w:r>
-        <w:t>唐荧愣了一下。</w:t>
-      </w:r>
-    </w:p>
-    <w:p>
-      <w:r>
-        <w:t>“名字归你管，命归我管。”白鸽说，“你要替我试错，行。我把我的命，借你。可你也得把你的名字，借我一次。”</w:t>
-      </w:r>
-    </w:p>
-    <w:p>
-      <w:r>
-        <w:t>“借名字？”许照说，“这怎么借？”</w:t>
-      </w:r>
-    </w:p>
-    <w:p>
-      <w:r>
-        <w:t>“我念她的名字。”白鸽说，“她替我，走进那扇门。她走进去的时候，名字在我这儿。”</w:t>
-      </w:r>
-    </w:p>
-    <w:p>
-      <w:r>
-        <w:t>“我走进去的时候，名字还在你那儿？”唐荧说。</w:t>
-      </w:r>
-    </w:p>
-    <w:p>
-      <w:r>
-        <w:t>“在。”白鸽说，“我念出来了。我的喉咙记着它。除名的人，是没被念过的人。被念过的人，不算除名。”</w:t>
-      </w:r>
-    </w:p>
-    <w:p>
-      <w:r>
-        <w:t>走廊里，又安静了。</w:t>
-      </w:r>
-    </w:p>
-    <w:p>
-      <w:r>
-        <w:t>唐荧看着白鸽，看了很久。</w:t>
-      </w:r>
-    </w:p>
-    <w:p>
-      <w:r>
-        <w:t>“你这丫头。”她说，“懂的真多。”</w:t>
-      </w:r>
-    </w:p>
-    <w:p>
-      <w:r>
-        <w:t>“我在便利店，等了九年。”白鸽说，“九年里我学会了拍人。我会拍，但我不会说话。你让我说话，我说出来的，都是攒了九年的。”</w:t>
-      </w:r>
-    </w:p>
-    <w:p>
-      <w:r>
-        <w:t>“那就这样。”顾言说，“白鸽念唐荧的名字。唐荧替白鸽，先进门。”</w:t>
-      </w:r>
-    </w:p>
-    <w:p>
-      <w:r>
-        <w:t>“还有一件事。”沈默说。</w:t>
-      </w:r>
-    </w:p>
-    <w:p>
-      <w:r>
-        <w:t>所有人看他。</w:t>
-      </w:r>
-    </w:p>
-    <w:p>
-      <w:r>
-        <w:t>“白鸽把名字借给唐荧。”沈默说，“唐荧进门的时候，她不是‘唐荧’。她是‘白鸽要进门的人’。她的名字变了。她不是唐荧。”</w:t>
-      </w:r>
-    </w:p>
-    <w:p>
-      <w:r>
-        <w:t>“对。”白鸽说。</w:t>
-      </w:r>
-    </w:p>
-    <w:p>
-      <w:r>
-        <w:t>“那她要是在里面出了事——”沈默说，“我们念她的名字，还念的是‘唐荧’。不是她那个人。”</w:t>
-      </w:r>
-    </w:p>
-    <w:p>
-      <w:r>
-        <w:t>“所以我死了，你们记得的不是我。”白鸽说，“是我借出去的那个东西。”</w:t>
-      </w:r>
-    </w:p>
-    <w:p>
-      <w:r>
-        <w:t>“对。”沈默说，“你死了，唐荧死了，我们记得的是‘白鸽念过唐荧’。‘唐荧’两个字，跟唐荧这个人，脱了钩。”</w:t>
-      </w:r>
-    </w:p>
-    <w:p>
-      <w:r>
-        <w:t>“脱钩就脱钩。”白鸽说，“反正唐荧死了，‘唐荧’两个字也死了。我把它们，借出去。死了也带不走。”</w:t>
-      </w:r>
-    </w:p>
-    <w:p>
-      <w:r>
-        <w:t>“那你呢？”沈默问。</w:t>
-      </w:r>
-    </w:p>
-    <w:p>
-      <w:r>
-        <w:t>“我？”白鸽说，“我活着。我念出过两个名字。一个是我自己的。一个是借出去的。我比谁都富。”</w:t>
-      </w:r>
-    </w:p>
-    <w:p>
-      <w:r>
-        <w:t>唐荧的眼眶热了一下。她没让人看见。她走过去，把白鸽的相机从她脖子上摘下来，挂在自己的脖子上。</w:t>
-      </w:r>
-    </w:p>
-    <w:p>
-      <w:r>
-        <w:t>“替我拿着。”她说，“我要是回不来，这相机，就是我替你保管的东西。你得把它拿回来。”</w:t>
-      </w:r>
-    </w:p>
-    <w:p>
-      <w:r>
-        <w:t>“你回不来，我也不去拿。”白鸽说，“我等你。”</w:t>
-      </w:r>
-    </w:p>
-    <w:p>
-      <w:r>
-        <w:t>“别等。”唐荧说，“等超过十分钟，你就自己走。”</w:t>
+        <w:t>“凭什么是她先迈？”白鸽说，“谁让她替的？她问过我们吗？”</w:t>
+      </w:r>
+    </w:p>
+    <w:p>
+      <w:r>
+        <w:t>顾言看着她。</w:t>
+      </w:r>
+    </w:p>
+    <w:p>
+      <w:r>
+        <w:t>“她没问。”顾言说，“她说那是通知，不是商量。”</w:t>
+      </w:r>
+    </w:p>
+    <w:p>
+      <w:r>
+        <w:t>“那我通知她一声。”白鸽说，“我不让她替。”</w:t>
+      </w:r>
+    </w:p>
+    <w:p>
+      <w:r>
+        <w:t>可她没处通知了。</w:t>
+      </w:r>
+    </w:p>
+    <w:p>
+      <w:r>
+        <w:t>白鸽站在那儿，两只手垂着。</w:t>
+      </w:r>
+    </w:p>
+    <w:p>
+      <w:r>
+        <w:t>她慢慢蹲下去，摸了摸地上那道缝。</w:t>
+      </w:r>
+    </w:p>
+    <w:p>
+      <w:r>
+        <w:t>缝里，系着一根红鞋带。</w:t>
       </w:r>
     </w:p>
     <w:p>
@@ -22460,141 +22335,6 @@
     </w:p>
     <w:p>
       <w:r>
-        <w:t>“唐荧。”他说，“你替我们试错，我也替你做一件事。”</w:t>
-      </w:r>
-    </w:p>
-    <w:p>
-      <w:r>
-        <w:t>“什么事？”</w:t>
-      </w:r>
-    </w:p>
-    <w:p>
-      <w:r>
-        <w:t>“这根烟，我先帮你叼着。”许照说，“你回来，我给你点上。你不回来——”</w:t>
-      </w:r>
-    </w:p>
-    <w:p>
-      <w:r>
-        <w:t>他把烟从嘴里拿出来，看了看。</w:t>
-      </w:r>
-    </w:p>
-    <w:p>
-      <w:r>
-        <w:t>“——我就自己抽了。我他妈以前不抽烟。可今天开始，我抽了。”</w:t>
-      </w:r>
-    </w:p>
-    <w:p>
-      <w:r>
-        <w:t>唐荧看着他，笑了。</w:t>
-      </w:r>
-    </w:p>
-    <w:p>
-      <w:r>
-        <w:t>“行。”她说，“你要是学会抽烟，就当我还活着。”</w:t>
-      </w:r>
-    </w:p>
-    <w:p>
-      <w:r>
-        <w:t>“我学会。”许照说，“我他妈肯定学会。”</w:t>
-      </w:r>
-    </w:p>
-    <w:p>
-      <w:r>
-        <w:t>唐荧转身，走向那扇门。</w:t>
-      </w:r>
-    </w:p>
-    <w:p>
-      <w:r>
-        <w:t>白鸽在她身后，念：</w:t>
-      </w:r>
-    </w:p>
-    <w:p>
-      <w:r>
-        <w:t>“唐荧。三十四岁。急诊八年。她身上全是证据。她是我的名字。我现在把它，借出去。”</w:t>
-      </w:r>
-    </w:p>
-    <w:p>
-      <w:r>
-        <w:t>墙上，亮了一下。</w:t>
-      </w:r>
-    </w:p>
-    <w:p>
-      <w:r>
-        <w:t>那亮是白的。</w:t>
-      </w:r>
-    </w:p>
-    <w:p>
-      <w:r>
-        <w:t>不是红的。</w:t>
-      </w:r>
-    </w:p>
-    <w:p>
-      <w:r>
-        <w:t>唐荧伸手，推开了那扇门。</w:t>
-      </w:r>
-    </w:p>
-    <w:p>
-      <w:r>
-        <w:t>门里，是一片暖黄的光。光里有桌椅，有窗帘，有一盏还没点亮的灯。</w:t>
-      </w:r>
-    </w:p>
-    <w:p>
-      <w:r>
-        <w:t>她迈步，走了进去。</w:t>
-      </w:r>
-    </w:p>
-    <w:p>
-      <w:r>
-        <w:t>门，在她身后，缓缓合上。</w:t>
-      </w:r>
-    </w:p>
-    <w:p>
-      <w:r>
-        <w:t>合上的那一刻，许照把烟叼回嘴里。</w:t>
-      </w:r>
-    </w:p>
-    <w:p>
-      <w:r>
-        <w:t>他用指头，捻了捻烟头，又捻了捻。没点。</w:t>
-      </w:r>
-    </w:p>
-    <w:p>
-      <w:r>
-        <w:t>韩秋在一边，小声数：“一，二，三，四，五，六，七。”</w:t>
-      </w:r>
-    </w:p>
-    <w:p>
-      <w:r>
-        <w:t>数到七，她停了一下。</w:t>
-      </w:r>
-    </w:p>
-    <w:p>
-      <w:r>
-        <w:t>“七。”她说，“她还在里头。”</w:t>
-      </w:r>
-    </w:p>
-    <w:p>
-      <w:r>
-        <w:t>“继续数。”许照说，“数到一千二。一秒一秒地数。数完了，她没出来，她就没了。”</w:t>
-      </w:r>
-    </w:p>
-    <w:p>
-      <w:r>
-        <w:t>韩秋点点头，继续数：</w:t>
-      </w:r>
-    </w:p>
-    <w:p>
-      <w:r>
-        <w:t>“八，九，十，十一……”</w:t>
-      </w:r>
-    </w:p>
-    <w:p>
-      <w:r>
-        <w:t>许照把烟拿下来，又叼上去。</w:t>
-      </w:r>
-    </w:p>
-    <w:p>
-      <w:r>
         <w:t>“这烟挺呛。”他说。</w:t>
       </w:r>
     </w:p>
@@ -22610,12 +22350,17 @@
     </w:p>
     <w:p>
       <w:r>
-        <w:t>白鸽站在门边，眼睛一眨不眨地，盯着那道缝。</w:t>
-      </w:r>
-    </w:p>
-    <w:p>
-      <w:r>
-        <w:t>缝里，透出来的那点暖黄光，慢慢地，慢慢地，暗下去了。</w:t>
+        <w:t>他把烟拿下来，又叼上去。</w:t>
+      </w:r>
+    </w:p>
+    <w:p>
+      <w:r>
+        <w:t>拿下来，又叼上去。</w:t>
+      </w:r>
+    </w:p>
+    <w:p>
+      <w:r>
+        <w:t>远处，第三局那扇门，亮了。</w:t>
       </w:r>
     </w:p>
     <w:p>
@@ -23132,7 +22877,7 @@
     </w:p>
     <w:p>
       <w:r>
-        <w:t>他感到，从他身体里，有什么东西，在那一瞬，开始清晰地流动起来。像水流，像呼吸，像凌晨的风。</w:t>
+        <w:t>有什么东西，从胸口滑下去了。他咽了一下。凉的。</w:t>
       </w:r>
     </w:p>
     <w:p>
@@ -24226,7 +23971,7 @@
     </w:p>
     <w:p>
       <w:r>
-        <w:t>“每个人不一样。”时许照说，“许照，你那一天，你抱着白猫。那是你被拿走的第一时间。”</w:t>
+        <w:t>“每个人不一样。”时说，“许照，你那一天，你抱着白猫。那是你被拿走的第一时间。”</w:t>
       </w:r>
     </w:p>
     <w:p>
@@ -26142,6 +25887,16 @@
     </w:p>
     <w:p>
       <w:r>
+        <w:t>“……”林晚张张嘴，没出声。过了几秒，她才小声说，“你娘，怕黑。”</w:t>
+      </w:r>
+    </w:p>
+    <w:p>
+      <w:r>
+        <w:t>她没说别的。转过头去，看墙角。可她的肩膀，抖了一下。</w:t>
+      </w:r>
+    </w:p>
+    <w:p>
+      <w:r>
         <w:t>“嗯。你说过。她掉进过井里。”</w:t>
       </w:r>
     </w:p>
@@ -27046,7 +26801,7 @@
     </w:p>
     <w:p>
       <w:r>
-        <w:t>“他能敲？”唐荧问。</w:t>
+        <w:t>“他能敲？”韩秋问。</w:t>
       </w:r>
     </w:p>
     <w:p>
@@ -27106,17 +26861,17 @@
     </w:p>
     <w:p>
       <w:r>
-        <w:t>“回我们自己的路上。”韦成说，“这地方说大不大。各人有各人的走法。你们走你们的道，我们走我们的。”</w:t>
-      </w:r>
-    </w:p>
-    <w:p>
-      <w:r>
-        <w:t>方妍朝他们挥了挥手。董学勤扶了扶那副碎了一片的眼镜。胡文亮把面罩往上推了推，笑了一下。</w:t>
-      </w:r>
-    </w:p>
-    <w:p>
-      <w:r>
-        <w:t>四个人，走进另一条岔路。没有回头。</w:t>
+        <w:t>他没应。</w:t>
+      </w:r>
+    </w:p>
+    <w:p>
+      <w:r>
+        <w:t>他转身，朝另一条岔路走。方妍跟上去。董学勤扶了一下眼镜。胡文亮走在最后。</w:t>
+      </w:r>
+    </w:p>
+    <w:p>
+      <w:r>
+        <w:t>四个人，没有回头。</w:t>
       </w:r>
     </w:p>
     <w:p>
@@ -34063,7 +33818,7 @@
     </w:p>
     <w:p>
       <w:r>
-        <w:t>他低头，喝完了那碗汤。</w:t>
+        <w:t>他低头，喝完了那碗汤。碗底，还剩着几根姜丝。</w:t>
       </w:r>
     </w:p>
     <w:p>
@@ -34073,7 +33828,7 @@
     </w:p>
     <w:p>
       <w:r>
-        <w:t>他把碗放下。碗底，剩着几根姜丝。</w:t>
+        <w:t>他把碗放下。</w:t>
       </w:r>
     </w:p>
     <w:p>
@@ -36414,7 +36169,7 @@
     </w:p>
     <w:p>
       <w:r>
-        <w:t>楼梯往上。</w:t>
+        <w:t>楼梯往下。</w:t>
       </w:r>
     </w:p>
     <w:p>
@@ -36424,7 +36179,7 @@
     </w:p>
     <w:p>
       <w:r>
-        <w:t>二楼的转角，有一扇窗。</w:t>
+        <w:t>五楼的转角，有一扇窗。</w:t>
       </w:r>
     </w:p>
     <w:p>
@@ -36514,7 +36269,7 @@
     </w:p>
     <w:p>
       <w:r>
-        <w:t>三楼的转角，有一只猫。</w:t>
+        <w:t>四楼的转角，有一只猫。</w:t>
       </w:r>
     </w:p>
     <w:p>
@@ -36659,7 +36414,7 @@
     </w:p>
     <w:p>
       <w:r>
-        <w:t>他继续往上走。</w:t>
+        <w:t>他继续往下走。</w:t>
       </w:r>
     </w:p>
     <w:p>
@@ -36724,332 +36479,327 @@
     </w:p>
     <w:p>
       <w:r>
-        <w:t>他们跟着陈渡，往楼上走。</w:t>
+        <w:t>他们跟着陈渡，往楼下走。</w:t>
+      </w:r>
+    </w:p>
+    <w:p>
+      <w:r>
+        <w:t>三楼。</w:t>
+      </w:r>
+    </w:p>
+    <w:p>
+      <w:r>
+        <w:t>楼道里，有一扇门，开着。</w:t>
+      </w:r>
+    </w:p>
+    <w:p>
+      <w:r>
+        <w:t>门里，是一个老人在看电视。电视里在放戏。老人坐在沙发上，手里端着一碗面。</w:t>
+      </w:r>
+    </w:p>
+    <w:p>
+      <w:r>
+        <w:t>他一边看，一边吃。</w:t>
+      </w:r>
+    </w:p>
+    <w:p>
+      <w:r>
+        <w:t>吃得很慢。一口，一口。</w:t>
+      </w:r>
+    </w:p>
+    <w:p>
+      <w:r>
+        <w:t>陈渡站在门口，没有进去。</w:t>
+      </w:r>
+    </w:p>
+    <w:p>
+      <w:r>
+        <w:t>“他叫王德海。”陈渡说，“七十三。老伴死了六年。儿子在外地，一年回来一次。”</w:t>
+      </w:r>
+    </w:p>
+    <w:p>
+      <w:r>
+        <w:t>他抬起手。</w:t>
+      </w:r>
+    </w:p>
+    <w:p>
+      <w:r>
+        <w:t>“我要抹他了。”</w:t>
+      </w:r>
+    </w:p>
+    <w:p>
+      <w:r>
+        <w:t>“等一下。”沈默说。</w:t>
+      </w:r>
+    </w:p>
+    <w:p>
+      <w:r>
+        <w:t>陈渡的手，停在半空。</w:t>
+      </w:r>
+    </w:p>
+    <w:p>
+      <w:r>
+        <w:t>“你要说什么？”</w:t>
+      </w:r>
+    </w:p>
+    <w:p>
+      <w:r>
+        <w:t>“你抹他，要多久？”</w:t>
+      </w:r>
+    </w:p>
+    <w:p>
+      <w:r>
+        <w:t>“一句话。”</w:t>
+      </w:r>
+    </w:p>
+    <w:p>
+      <w:r>
+        <w:t>“什么话？”</w:t>
+      </w:r>
+    </w:p>
+    <w:p>
+      <w:r>
+        <w:t>陈渡看着他。</w:t>
+      </w:r>
+    </w:p>
+    <w:p>
+      <w:r>
+        <w:t>“我说：「你不叫王德海。」”</w:t>
+      </w:r>
+    </w:p>
+    <w:p>
+      <w:r>
+        <w:t>“然后呢？”</w:t>
+      </w:r>
+    </w:p>
+    <w:p>
+      <w:r>
+        <w:t>“然后，他就想不起自己叫什么。”陈渡说，“想不起名字的人，三天之内，会把自己忘干净。三天之后，系统来收。”</w:t>
+      </w:r>
+    </w:p>
+    <w:p>
+      <w:r>
+        <w:t>沈默看着屋里那个老人。</w:t>
+      </w:r>
+    </w:p>
+    <w:p>
+      <w:r>
+        <w:t>老人还在吃面。他吃了一口，笑了。电视里，那个角儿，唱了一句什么。</w:t>
+      </w:r>
+    </w:p>
+    <w:p>
+      <w:r>
+        <w:t>“他现在，很开心。”沈默说。</w:t>
+      </w:r>
+    </w:p>
+    <w:p>
+      <w:r>
+        <w:t>“他现在，很开心。”陈渡说。</w:t>
+      </w:r>
+    </w:p>
+    <w:p>
+      <w:r>
+        <w:t>“你抹了他，他就不开心了。”</w:t>
+      </w:r>
+    </w:p>
+    <w:p>
+      <w:r>
+        <w:t>“我抹了他，他就从来没开心过。”陈渡说，“「从来没」，是最狠的。他不是死了。他是——”</w:t>
+      </w:r>
+    </w:p>
+    <w:p>
+      <w:r>
+        <w:t>他停住。</w:t>
+      </w:r>
+    </w:p>
+    <w:p>
+      <w:r>
+        <w:t>他剩下的那半张脸上，眼睛眨了一下。</w:t>
+      </w:r>
+    </w:p>
+    <w:p>
+      <w:r>
+        <w:t>“是什么？”沈默问。</w:t>
+      </w:r>
+    </w:p>
+    <w:p>
+      <w:r>
+        <w:t>陈渡没有说话。</w:t>
+      </w:r>
+    </w:p>
+    <w:p>
+      <w:r>
+        <w:t>他放下手。</w:t>
+      </w:r>
+    </w:p>
+    <w:p>
+      <w:r>
+        <w:t>“我今天不抹他。”他说。</w:t>
+      </w:r>
+    </w:p>
+    <w:p>
+      <w:r>
+        <w:t>沈默愣住。</w:t>
+      </w:r>
+    </w:p>
+    <w:p>
+      <w:r>
+        <w:t>“为什么？”</w:t>
+      </w:r>
+    </w:p>
+    <w:p>
+      <w:r>
+        <w:t>陈渡没有转身。</w:t>
+      </w:r>
+    </w:p>
+    <w:p>
+      <w:r>
+        <w:t>“你刚才问，他疼不疼。”</w:t>
+      </w:r>
+    </w:p>
+    <w:p>
+      <w:r>
+        <w:t>“我问了。”</w:t>
+      </w:r>
+    </w:p>
+    <w:p>
+      <w:r>
+        <w:t>“从来没人问过我这个。”陈渡说。</w:t>
+      </w:r>
+    </w:p>
+    <w:p>
+      <w:r>
+        <w:t>他抬起手，看了看自己的掌心。</w:t>
+      </w:r>
+    </w:p>
+    <w:p>
+      <w:r>
+        <w:t>“我抹了四十九个。”他说，“四十九个里，有三个人问过我话。第一个问我「你是谁」。第二个问我「我儿子呢」。第三个，是个姑娘，她说「等一下，我男朋友还没回来」。”</w:t>
+      </w:r>
+    </w:p>
+    <w:p>
+      <w:r>
+        <w:t>他放下手。</w:t>
+      </w:r>
+    </w:p>
+    <w:p>
+      <w:r>
+        <w:t>“你是第五十个问我话的。可你问的不是你自己。你问他疼不疼。”</w:t>
+      </w:r>
+    </w:p>
+    <w:p>
+      <w:r>
+        <w:t>沈默站在那里。</w:t>
+      </w:r>
+    </w:p>
+    <w:p>
+      <w:r>
+        <w:t>“因为他会疼。”沈默说。</w:t>
+      </w:r>
+    </w:p>
+    <w:p>
+      <w:r>
+        <w:t>“他不疼。”陈渡说，“我说了，被抹的东西，都不疼。”</w:t>
+      </w:r>
+    </w:p>
+    <w:p>
+      <w:r>
+        <w:t>“那他会什么？”</w:t>
+      </w:r>
+    </w:p>
+    <w:p>
+      <w:r>
+        <w:t>陈渡沉默了一下。</w:t>
+      </w:r>
+    </w:p>
+    <w:p>
+      <w:r>
+        <w:t>“他会，把记得他的那个人，也一起，忘掉。”他说，“他不是死了。他是——从来没有被任何人，记得过。”</w:t>
+      </w:r>
+    </w:p>
+    <w:p>
+      <w:r>
+        <w:t>楼道里，安静。</w:t>
+      </w:r>
+    </w:p>
+    <w:p>
+      <w:r>
+        <w:t>电视里的戏，还在唱。</w:t>
+      </w:r>
+    </w:p>
+    <w:p>
+      <w:r>
+        <w:t>“那你为什么停手？”沈默问。</w:t>
+      </w:r>
+    </w:p>
+    <w:p>
+      <w:r>
+        <w:t>陈渡转过身。</w:t>
+      </w:r>
+    </w:p>
+    <w:p>
+      <w:r>
+        <w:t>他的半张脸，在绿光里。</w:t>
+      </w:r>
+    </w:p>
+    <w:p>
+      <w:r>
+        <w:t>“因为我在想，”他说，“如果我抹了他，你就要在册子上，写回他。你写回他，就要再问我一遍他的名字。”</w:t>
+      </w:r>
+    </w:p>
+    <w:p>
+      <w:r>
+        <w:t>他顿了一下。</w:t>
+      </w:r>
+    </w:p>
+    <w:p>
+      <w:r>
+        <w:t>“我怕你问第二遍的时候，我还会告诉你。”</w:t>
+      </w:r>
+    </w:p>
+    <w:p>
+      <w:r>
+        <w:t>沈默的心，动了一下。</w:t>
+      </w:r>
+    </w:p>
+    <w:p>
+      <w:r>
+        <w:t>“你告诉过别人名字吗？”</w:t>
+      </w:r>
+    </w:p>
+    <w:p>
+      <w:r>
+        <w:t>“没有。”陈渡说。</w:t>
+      </w:r>
+    </w:p>
+    <w:p>
+      <w:r>
+        <w:t>“那你今天——”</w:t>
+      </w:r>
+    </w:p>
+    <w:p>
+      <w:r>
+        <w:t>“今天没有。”陈渡说，“今天，我一句话都没说出去。”</w:t>
+      </w:r>
+    </w:p>
+    <w:p>
+      <w:r>
+        <w:t>他转身，往楼下走。</w:t>
+      </w:r>
+    </w:p>
+    <w:p>
+      <w:r>
+        <w:t>“跟我来。”他说，“二楼。”</w:t>
+      </w:r>
+    </w:p>
+    <w:p>
+      <w:r>
+        <w:t>沈默跟上去。</w:t>
       </w:r>
     </w:p>
     <w:p>
       <w:r>
         <w:t>二楼。</w:t>
-      </w:r>
-    </w:p>
-    <w:p>
-      <w:r>
-        <w:t>楼道里，有一扇门，开着。</w:t>
-      </w:r>
-    </w:p>
-    <w:p>
-      <w:r>
-        <w:t>门里，是一个老人在看电视。电视里在放戏。老人坐在沙发上，手里端着一碗面。</w:t>
-      </w:r>
-    </w:p>
-    <w:p>
-      <w:r>
-        <w:t>他一边看，一边吃。</w:t>
-      </w:r>
-    </w:p>
-    <w:p>
-      <w:r>
-        <w:t>吃得很慢。一口，一口。</w:t>
-      </w:r>
-    </w:p>
-    <w:p>
-      <w:r>
-        <w:t>陈渡站在门口，没有进去。</w:t>
-      </w:r>
-    </w:p>
-    <w:p>
-      <w:r>
-        <w:t>“他叫王德海。”陈渡说，“七十三。老伴死了六年。儿子在外地，一年回来一次。”</w:t>
-      </w:r>
-    </w:p>
-    <w:p>
-      <w:r>
-        <w:t>他抬起手。</w:t>
-      </w:r>
-    </w:p>
-    <w:p>
-      <w:r>
-        <w:t>“我要抹他了。”</w:t>
-      </w:r>
-    </w:p>
-    <w:p>
-      <w:r>
-        <w:t>“等一下。”沈默说。</w:t>
-      </w:r>
-    </w:p>
-    <w:p>
-      <w:r>
-        <w:t>陈渡的手，停在半空。</w:t>
-      </w:r>
-    </w:p>
-    <w:p>
-      <w:r>
-        <w:t>“你要说什么？”</w:t>
-      </w:r>
-    </w:p>
-    <w:p>
-      <w:r>
-        <w:t>“你抹他，要多久？”</w:t>
-      </w:r>
-    </w:p>
-    <w:p>
-      <w:r>
-        <w:t>“一句话。”</w:t>
-      </w:r>
-    </w:p>
-    <w:p>
-      <w:r>
-        <w:t>“什么话？”</w:t>
-      </w:r>
-    </w:p>
-    <w:p>
-      <w:r>
-        <w:t>陈渡看着他。</w:t>
-      </w:r>
-    </w:p>
-    <w:p>
-      <w:r>
-        <w:t>“我说：「你不叫王德海。」”</w:t>
-      </w:r>
-    </w:p>
-    <w:p>
-      <w:r>
-        <w:t>“然后呢？”</w:t>
-      </w:r>
-    </w:p>
-    <w:p>
-      <w:r>
-        <w:t>“然后，他就想不起自己叫什么。”陈渡说，“想不起名字的人，三天之内，会把自己忘干净。三天之后，系统来收。”</w:t>
-      </w:r>
-    </w:p>
-    <w:p>
-      <w:r>
-        <w:t>沈默看着屋里那个老人。</w:t>
-      </w:r>
-    </w:p>
-    <w:p>
-      <w:r>
-        <w:t>老人还在吃面。他吃了一口，笑了。电视里，那个角儿，唱了一句什么。</w:t>
-      </w:r>
-    </w:p>
-    <w:p>
-      <w:r>
-        <w:t>“他现在，很开心。”沈默说。</w:t>
-      </w:r>
-    </w:p>
-    <w:p>
-      <w:r>
-        <w:t>“他现在，很开心。”陈渡说。</w:t>
-      </w:r>
-    </w:p>
-    <w:p>
-      <w:r>
-        <w:t>“你抹了他，他就不开心了。”</w:t>
-      </w:r>
-    </w:p>
-    <w:p>
-      <w:r>
-        <w:t>“我抹了他，他就从来没开心过。”陈渡说，“「从来没」，是最狠的。他不是死了。他是——”</w:t>
-      </w:r>
-    </w:p>
-    <w:p>
-      <w:r>
-        <w:t>他停住。</w:t>
-      </w:r>
-    </w:p>
-    <w:p>
-      <w:r>
-        <w:t>他剩下的那半张脸上，眼睛眨了一下。</w:t>
-      </w:r>
-    </w:p>
-    <w:p>
-      <w:r>
-        <w:t>“是什么？”沈默问。</w:t>
-      </w:r>
-    </w:p>
-    <w:p>
-      <w:r>
-        <w:t>陈渡没有说话。</w:t>
-      </w:r>
-    </w:p>
-    <w:p>
-      <w:r>
-        <w:t>他放下手。</w:t>
-      </w:r>
-    </w:p>
-    <w:p>
-      <w:r>
-        <w:t>“我今天不抹他。”他说。</w:t>
-      </w:r>
-    </w:p>
-    <w:p>
-      <w:r>
-        <w:t>沈默愣住。</w:t>
-      </w:r>
-    </w:p>
-    <w:p>
-      <w:r>
-        <w:t>“为什么？”</w:t>
-      </w:r>
-    </w:p>
-    <w:p>
-      <w:r>
-        <w:t>陈渡没有转身。</w:t>
-      </w:r>
-    </w:p>
-    <w:p>
-      <w:r>
-        <w:t>“你刚才问，他疼不疼。”</w:t>
-      </w:r>
-    </w:p>
-    <w:p>
-      <w:r>
-        <w:t>“我问了。”</w:t>
-      </w:r>
-    </w:p>
-    <w:p>
-      <w:r>
-        <w:t>“从来没人问过我这个。”陈渡说。</w:t>
-      </w:r>
-    </w:p>
-    <w:p>
-      <w:r>
-        <w:t>他抬起手，看了看自己的掌心。</w:t>
-      </w:r>
-    </w:p>
-    <w:p>
-      <w:r>
-        <w:t>“我抹了四十九个。”他说，“四十九个里，有三个人问过我话。第一个问我「你是谁」。第二个问我「我儿子呢」。第三个，是个姑娘，她说「等一下，我男朋友还没回来」。”</w:t>
-      </w:r>
-    </w:p>
-    <w:p>
-      <w:r>
-        <w:t>他放下手。</w:t>
-      </w:r>
-    </w:p>
-    <w:p>
-      <w:r>
-        <w:t>“你是第五十个问我话的。可你问的不是你自己。你问他疼不疼。”</w:t>
-      </w:r>
-    </w:p>
-    <w:p>
-      <w:r>
-        <w:t>沈默站在那里。</w:t>
-      </w:r>
-    </w:p>
-    <w:p>
-      <w:r>
-        <w:t>“因为他会疼。”沈默说。</w:t>
-      </w:r>
-    </w:p>
-    <w:p>
-      <w:r>
-        <w:t>“他不疼。”陈渡说，“我说了，被抹的东西，都不疼。”</w:t>
-      </w:r>
-    </w:p>
-    <w:p>
-      <w:r>
-        <w:t>“那他会什么？”</w:t>
-      </w:r>
-    </w:p>
-    <w:p>
-      <w:r>
-        <w:t>陈渡沉默了一下。</w:t>
-      </w:r>
-    </w:p>
-    <w:p>
-      <w:r>
-        <w:t>“他会，把记得他的那个人，也一起，忘掉。”他说，“他不是死了。他是——从来没有被任何人，记得过。”</w:t>
-      </w:r>
-    </w:p>
-    <w:p>
-      <w:r>
-        <w:t>楼道里，安静。</w:t>
-      </w:r>
-    </w:p>
-    <w:p>
-      <w:r>
-        <w:t>电视里的戏，还在唱。</w:t>
-      </w:r>
-    </w:p>
-    <w:p>
-      <w:r>
-        <w:t>“那你为什么停手？”沈默问。</w:t>
-      </w:r>
-    </w:p>
-    <w:p>
-      <w:r>
-        <w:t>陈渡转过身。</w:t>
-      </w:r>
-    </w:p>
-    <w:p>
-      <w:r>
-        <w:t>他的半张脸，在绿光里。</w:t>
-      </w:r>
-    </w:p>
-    <w:p>
-      <w:r>
-        <w:t>“因为我在想，”他说，“如果我抹了他，你就要在册子上，写回他。你写回他，就要再问我一遍他的名字。”</w:t>
-      </w:r>
-    </w:p>
-    <w:p>
-      <w:r>
-        <w:t>他顿了一下。</w:t>
-      </w:r>
-    </w:p>
-    <w:p>
-      <w:r>
-        <w:t>“我怕你问第二遍的时候，我还会告诉你。”</w:t>
-      </w:r>
-    </w:p>
-    <w:p>
-      <w:r>
-        <w:t>沈默的心，动了一下。</w:t>
-      </w:r>
-    </w:p>
-    <w:p>
-      <w:r>
-        <w:t>“你告诉过别人名字吗？”</w:t>
-      </w:r>
-    </w:p>
-    <w:p>
-      <w:r>
-        <w:t>“没有。”陈渡说。</w:t>
-      </w:r>
-    </w:p>
-    <w:p>
-      <w:r>
-        <w:t>“那你今天——”</w:t>
-      </w:r>
-    </w:p>
-    <w:p>
-      <w:r>
-        <w:t>“今天没有。”陈渡说，“今天，我一句话都没说出去。”</w:t>
-      </w:r>
-    </w:p>
-    <w:p>
-      <w:r>
-        <w:t>他转身，往楼上走。</w:t>
-      </w:r>
-    </w:p>
-    <w:p>
-      <w:r>
-        <w:t>“跟我来。”他说，“三楼。”</w:t>
-      </w:r>
-    </w:p>
-    <w:p>
-      <w:r>
-        <w:t>“跟我来。三楼。”</w:t>
-      </w:r>
-    </w:p>
-    <w:p>
-      <w:r>
-        <w:t>沈默跟上去。</w:t>
-      </w:r>
-    </w:p>
-    <w:p>
-      <w:r>
-        <w:t>三楼。</w:t>
       </w:r>
     </w:p>
     <w:p>
@@ -37276,7 +37026,7 @@
     </w:p>
     <w:p>
       <w:r>
-        <w:t>四楼。</w:t>
+        <w:t>三楼。</w:t>
       </w:r>
     </w:p>
     <w:p>
@@ -40882,12 +40632,12 @@
     </w:p>
     <w:p>
       <w:r>
-        <w:t>册子上，有两个名字是他自己写回来的。</w:t>
-      </w:r>
-    </w:p>
-    <w:p>
-      <w:r>
-        <w:t>唐荧。周小舟。</w:t>
+        <w:t>册子上，从那栋楼里写回来的，四个名字。</w:t>
+      </w:r>
+    </w:p>
+    <w:p>
+      <w:r>
+        <w:t>最后一个，是周小舟。</w:t>
       </w:r>
     </w:p>
     <w:p>

--- a/以观为真-手工定稿.docx
+++ b/以观为真-手工定稿.docx
@@ -2338,7 +2338,7 @@
     </w:p>
     <w:p>
       <w:r>
-        <w:t>那是一张很清秀的脸。十八九岁的样子。她的眼睛很亮，亮得有点过分，像随时会哭出来。</w:t>
+        <w:t>那是一张很清秀的脸。瘦，下巴尖，嘴唇上没有血色。她的眼睛很亮，亮得有点过分，像随时会哭出来。</w:t>
       </w:r>
     </w:p>
     <w:p>
@@ -3345,7 +3345,12 @@
     </w:p>
     <w:p>
       <w:r>
-        <w:t>他们谁也没想到，这一局的真相，留下的线索，是这样一只鞋，一盏灯。</w:t>
+        <w:t>沈默又摸了一下那只鞋。</w:t>
+      </w:r>
+    </w:p>
+    <w:p>
+      <w:r>
+        <w:t>凉了。</w:t>
       </w:r>
     </w:p>
     <w:p>
@@ -6570,7 +6575,7 @@
     </w:p>
     <w:p>
       <w:r>
-        <w:t>“我确定！”白鸽几乎要哭出来，“我十八岁！我连恋爱都没谈过！”</w:t>
+        <w:t>“我确定！”白鸽几乎要哭出来，“我连恋爱都没谈过！”</w:t>
       </w:r>
     </w:p>
     <w:p>
@@ -7045,7 +7050,7 @@
     </w:p>
     <w:p>
       <w:r>
-        <w:t>白鸽愣了一下：“我……我才十八！我真的没有——”</w:t>
+        <w:t>白鸽愣了一下：“我……我真的没有——”</w:t>
       </w:r>
     </w:p>
     <w:p>
@@ -15754,7 +15759,7 @@
     </w:p>
     <w:p>
       <w:r>
-        <w:t>那个美术生女孩。十八岁。从刚才起，她就一直缩在人群最边上，一句话没说。</w:t>
+        <w:t>那个抱相机的女孩。二十六。从刚才起，她就一直缩在人群最边上，一句话没说。</w:t>
       </w:r>
     </w:p>
     <w:p>
@@ -15854,7 +15859,7 @@
     </w:p>
     <w:p>
       <w:r>
-        <w:t>“我恨你三秒。”白鸽说，“就三秒。三秒里，我想着，我这辈子，都不会再有一个人，念我的名字。我这辈子，相机够不着，我自己够不着，连我妈念我，都叫”鸽子“，不是”白鸽“。”</w:t>
+        <w:t>“我恨你三秒。”白鸽说，“就三秒。三秒里，我想着，我这辈子，都不会再有一个人，念我的名字。我这辈子，相机够不着，我自己够不着，连我妈念我，都叫「鸽子」，不是「白鸽」。”</w:t>
       </w:r>
     </w:p>
     <w:p>
@@ -16621,7 +16626,7 @@
     </w:p>
     <w:p>
       <w:r>
-        <w:t>“另一个人，把我念了。”林晚说，“那个人，叫我”林晚“。她没报全名，她只叫姓。可那一声，够用了。”</w:t>
+        <w:t>“另一个人，把我念了。”林晚说，“那个人，叫我「林晚」。她没报全名，她只叫姓。可那一声，够用了。”</w:t>
       </w:r>
     </w:p>
     <w:p>
@@ -23711,7 +23716,7 @@
     </w:p>
     <w:p>
       <w:r>
-        <w:t>“后来，我妈，没了。”韩秋说，“我数漏了她。她连一声”在“，都没听到。”</w:t>
+        <w:t>“后来，我妈，没了。”韩秋说，“我数漏了她。她连一声「在」，都没听到。”</w:t>
       </w:r>
     </w:p>
     <w:p>

--- a/以观为真-手工定稿.docx
+++ b/以观为真-手工定稿.docx
@@ -2108,7 +2108,22 @@
     </w:p>
     <w:p>
       <w:r>
-        <w:t>后来他才知道，那一格记的是照片里那七张脸——为了不把他拍进去，系统把七个人，重新数了一遍。</w:t>
+        <w:t>沈默低头，把许照手机上那张合影，又数了一遍。</w:t>
+      </w:r>
+    </w:p>
+    <w:p>
+      <w:r>
+        <w:t>一，二，三，四，五，六，七。</w:t>
+      </w:r>
+    </w:p>
+    <w:p>
+      <w:r>
+        <w:t>七张脸。没有他。</w:t>
+      </w:r>
+    </w:p>
+    <w:p>
+      <w:r>
+        <w:t>他没有说出来。</w:t>
       </w:r>
     </w:p>
     <w:p>
@@ -18443,6 +18458,76 @@
     </w:p>
     <w:p>
       <w:r>
+        <w:t>沈默的手，停在半空。</w:t>
+      </w:r>
+    </w:p>
+    <w:p>
+      <w:r>
+        <w:t>“我认了他。”他说，“我叫了他的名字。我说了他送外卖三年，说了那条没有灯的巷子，说了那三百块。”</w:t>
+      </w:r>
+    </w:p>
+    <w:p>
+      <w:r>
+        <w:t>“你叫了。”陆信说，“你没确认。”</w:t>
+      </w:r>
+    </w:p>
+    <w:p>
+      <w:r>
+        <w:t>“那不是一回事？”</w:t>
+      </w:r>
+    </w:p>
+    <w:p>
+      <w:r>
+        <w:t>“不是。”</w:t>
+      </w:r>
+    </w:p>
+    <w:p>
+      <w:r>
+        <w:t>“墙上写着，确认以被看见为准。”沈默说，“我看见他了。我比谁都看见他。”</w:t>
+      </w:r>
+    </w:p>
+    <w:p>
+      <w:r>
+        <w:t>“你看见，是你的事。”陆信说，“确认，是做给墙看的。你得掉一格。”</w:t>
+      </w:r>
+    </w:p>
+    <w:p>
+      <w:r>
+        <w:t>沈默低下头。</w:t>
+      </w:r>
+    </w:p>
+    <w:p>
+      <w:r>
+        <w:t>从他走进这条走廊到现在，那个数，一格没动过。</w:t>
+      </w:r>
+    </w:p>
+    <w:p>
+      <w:r>
+        <w:t>他一格都没花在那个人身上。</w:t>
+      </w:r>
+    </w:p>
+    <w:p>
+      <w:r>
+        <w:t>“我以为我不够。”他说。</w:t>
+      </w:r>
+    </w:p>
+    <w:p>
+      <w:r>
+        <w:t>“够不够，你自己算过吗。”</w:t>
+      </w:r>
+    </w:p>
+    <w:p>
+      <w:r>
+        <w:t>沈默张了张嘴。</w:t>
+      </w:r>
+    </w:p>
+    <w:p>
+      <w:r>
+        <w:t>他算过。他是照着别人给他的那个数，算的。</w:t>
+      </w:r>
+    </w:p>
+    <w:p>
+      <w:r>
         <w:t>走廊里，很安静。</w:t>
       </w:r>
     </w:p>
@@ -21419,6 +21504,76 @@
     <w:p>
       <w:r>
         <w:t>“值。”沈默说。</w:t>
+      </w:r>
+    </w:p>
+    <w:p>
+      <w:r>
+        <w:t>他说完，没有动。</w:t>
+      </w:r>
+    </w:p>
+    <w:p>
+      <w:r>
+        <w:t>“你刚才说多少。”</w:t>
+      </w:r>
+    </w:p>
+    <w:p>
+      <w:r>
+        <w:t>“70。”陆信说，“怎么。”</w:t>
+      </w:r>
+    </w:p>
+    <w:p>
+      <w:r>
+        <w:t>“进这一局之前，顾言跟我说，是55。”</w:t>
+      </w:r>
+    </w:p>
+    <w:p>
+      <w:r>
+        <w:t>陆信把那块表翻过来，又翻回去。</w:t>
+      </w:r>
+    </w:p>
+    <w:p>
+      <w:r>
+        <w:t>“表上从来没有过55。”</w:t>
+      </w:r>
+    </w:p>
+    <w:p>
+      <w:r>
+        <w:t>沈默把那两个数，在心里减了一遍。</w:t>
+      </w:r>
+    </w:p>
+    <w:p>
+      <w:r>
+        <w:t>七十，减五十五。</w:t>
+      </w:r>
+    </w:p>
+    <w:p>
+      <w:r>
+        <w:t>十五格。够确认十五回。</w:t>
+      </w:r>
+    </w:p>
+    <w:p>
+      <w:r>
+        <w:t>“上一局。”他说，“走廊里，有个人站在我对面。我认了他。我蹲下来，握了他的手。”</w:t>
+      </w:r>
+    </w:p>
+    <w:p>
+      <w:r>
+        <w:t>“谁。”</w:t>
+      </w:r>
+    </w:p>
+    <w:p>
+      <w:r>
+        <w:t>“我不知道。”沈默说，“我记不起来了。”</w:t>
+      </w:r>
+    </w:p>
+    <w:p>
+      <w:r>
+        <w:t>他确实记不起来了。</w:t>
+      </w:r>
+    </w:p>
+    <w:p>
+      <w:r>
+        <w:t>可他记得当时心里转过的那个念头——省着点。</w:t>
       </w:r>
     </w:p>
     <w:p>

--- a/以观为真-手工定稿.docx
+++ b/以观为真-手工定稿.docx
@@ -21523,6 +21523,16 @@
     </w:p>
     <w:p>
       <w:r>
+        <w:t>沈默看了一眼走廊那头。其他人已经往前走了。</w:t>
+      </w:r>
+    </w:p>
+    <w:p>
+      <w:r>
+        <w:t>他把声音压下去。</w:t>
+      </w:r>
+    </w:p>
+    <w:p>
+      <w:r>
         <w:t>“进这一局之前，顾言跟我说，是55。”</w:t>
       </w:r>
     </w:p>
@@ -22301,6 +22311,81 @@
     <w:p>
       <w:r>
         <w:t>他蹲下去，捡起那团纸，又展开。纸上的字皱成一团，他一个字一个字捋平。</w:t>
+      </w:r>
+    </w:p>
+    <w:p>
+      <w:r>
+        <w:t>捋到第一行，他停住了。</w:t>
+      </w:r>
+    </w:p>
+    <w:p>
+      <w:r>
+        <w:t>那一行不是规则。是他自己写的一串数。</w:t>
+      </w:r>
+    </w:p>
+    <w:p>
+      <w:r>
+        <w:t>73-1-1-1-1-1-1=67。</w:t>
+      </w:r>
+    </w:p>
+    <w:p>
+      <w:r>
+        <w:t>他记得自己是怎么算的。每被采纳一回确认，掉一格。他数了六回。</w:t>
+      </w:r>
+    </w:p>
+    <w:p>
+      <w:r>
+        <w:t>可他刚才听见陆信说了一句：从70到68。</w:t>
+      </w:r>
+    </w:p>
+    <w:p>
+      <w:r>
+        <w:t>顾言把那串数，又数了一遍。</w:t>
+      </w:r>
+    </w:p>
+    <w:p>
+      <w:r>
+        <w:t>七十三，掉到七十。</w:t>
+      </w:r>
+    </w:p>
+    <w:p>
+      <w:r>
+        <w:t>掉了三格。</w:t>
+      </w:r>
+    </w:p>
+    <w:p>
+      <w:r>
+        <w:t>他数的是六格。</w:t>
+      </w:r>
+    </w:p>
+    <w:p>
+      <w:r>
+        <w:t>他的手指，停在纸上那个67上面，没有动。</w:t>
+      </w:r>
+    </w:p>
+    <w:p>
+      <w:r>
+        <w:t>“顾言？”许照说，“你怎么不说话了。”</w:t>
+      </w:r>
+    </w:p>
+    <w:p>
+      <w:r>
+        <w:t>“没什么。”顾言说。</w:t>
+      </w:r>
+    </w:p>
+    <w:p>
+      <w:r>
+        <w:t>他把那张纸折起来，折了三折，塞进口袋。</w:t>
+      </w:r>
+    </w:p>
+    <w:p>
+      <w:r>
+        <w:t>沈默看着他把纸折好。</w:t>
+      </w:r>
+    </w:p>
+    <w:p>
+      <w:r>
+        <w:t>沈默什么也没说。</w:t>
       </w:r>
     </w:p>
     <w:p>

--- a/以观为真-手工定稿.docx
+++ b/以观为真-手工定稿.docx
@@ -30943,6 +30943,91 @@
     </w:p>
     <w:p>
       <w:r>
+        <w:t>沈默没有接话。</w:t>
+      </w:r>
+    </w:p>
+    <w:p>
+      <w:r>
+        <w:t>他想起走廊里那张纸。揉过，扔了，又捡回来展开，一个字一个字捋平。</w:t>
+      </w:r>
+    </w:p>
+    <w:p>
+      <w:r>
+        <w:t>想起那只手，停在纸上一个数字上面，没有动。</w:t>
+      </w:r>
+    </w:p>
+    <w:p>
+      <w:r>
+        <w:t>想起那张纸被折了三折，塞进口袋。</w:t>
+      </w:r>
+    </w:p>
+    <w:p>
+      <w:r>
+        <w:t>他当时看着他折。他什么也没说。</w:t>
+      </w:r>
+    </w:p>
+    <w:p>
+      <w:r>
+        <w:t>“周叔。”</w:t>
+      </w:r>
+    </w:p>
+    <w:p>
+      <w:r>
+        <w:t>“嗯。”</w:t>
+      </w:r>
+    </w:p>
+    <w:p>
+      <w:r>
+        <w:t>“一个人算错了一个数。”沈默说，“错的那一截，落在别人身上。他自己还不知道。”</w:t>
+      </w:r>
+    </w:p>
+    <w:p>
+      <w:r>
+        <w:t>“嗯。”</w:t>
+      </w:r>
+    </w:p>
+    <w:p>
+      <w:r>
+        <w:t>“要不要告诉他。”</w:t>
+      </w:r>
+    </w:p>
+    <w:p>
+      <w:r>
+        <w:t>周既明没有马上回答。他把手在膝盖上摊平，又收了回去。</w:t>
+      </w:r>
+    </w:p>
+    <w:p>
+      <w:r>
+        <w:t>“你问的不是要不要。”他说，“你已经不打算说了。”</w:t>
+      </w:r>
+    </w:p>
+    <w:p>
+      <w:r>
+        <w:t>沈默没有出声。</w:t>
+      </w:r>
+    </w:p>
+    <w:p>
+      <w:r>
+        <w:t>“你是想问，你这么瞒着，算不算数。”</w:t>
+      </w:r>
+    </w:p>
+    <w:p>
+      <w:r>
+        <w:t>“算不算。”</w:t>
+      </w:r>
+    </w:p>
+    <w:p>
+      <w:r>
+        <w:t>“算。”周既明说，“从今天起，他少算的那几格，是你替他瞒着的。”</w:t>
+      </w:r>
+    </w:p>
+    <w:p>
+      <w:r>
+        <w:t>沈默的手心，热了一下。</w:t>
+      </w:r>
+    </w:p>
+    <w:p>
+      <w:r>
         <w:t>“那我要怎么，不重蹈他的覆辙？”</w:t>
       </w:r>
     </w:p>
@@ -33511,7 +33596,7 @@
     </w:p>
     <w:p>
       <w:r>
-        <w:t>“像娘数我的呼吸那样。”沈默说，“把你们，一个个，数进心里。唐荧，一。许照，二。白鸽，三 韩秋，四。顾言，五。周既明，六。林晚——”</w:t>
+        <w:t>“像娘数我的呼吸那样。”沈默说，“把你们，一个个，数进心里。唐荧，一。许照，二。白鸽，三。韩秋，四。顾言，五。周既明，六。林晚——”</w:t>
       </w:r>
     </w:p>
     <w:p>

--- a/以观为真-手工定稿.docx
+++ b/以观为真-手工定稿.docx
@@ -5933,6 +5933,51 @@
     </w:p>
     <w:p>
       <w:r>
+        <w:t>沈默自己伸手，把请柬从花边上抽了出来。</w:t>
+      </w:r>
+    </w:p>
+    <w:p>
+      <w:r>
+        <w:t>他没有看正面。他把它翻过来，对着走廊的灯。</w:t>
+      </w:r>
+    </w:p>
+    <w:p>
+      <w:r>
+        <w:t>背面是空的。</w:t>
+      </w:r>
+    </w:p>
+    <w:p>
+      <w:r>
+        <w:t>可光透过去，纸里显出行距。</w:t>
+      </w:r>
+    </w:p>
+    <w:p>
+      <w:r>
+        <w:t>九行。</w:t>
+      </w:r>
+    </w:p>
+    <w:p>
+      <w:r>
+        <w:t>有三行，比别的暗。像被人用同一种红漆，从背面涂过。</w:t>
+      </w:r>
+    </w:p>
+    <w:p>
+      <w:r>
+        <w:t>第三行。第五行。第七行。</w:t>
+      </w:r>
+    </w:p>
+    <w:p>
+      <w:r>
+        <w:t>和电梯里那面墙，一样的位置。</w:t>
+      </w:r>
+    </w:p>
+    <w:p>
+      <w:r>
+        <w:t>沈默把请柬折了一折，夹进怀里那本名册。</w:t>
+      </w:r>
+    </w:p>
+    <w:p>
+      <w:r>
         <w:t>“这请柬——”</w:t>
       </w:r>
     </w:p>
@@ -6950,6 +6995,41 @@
     </w:p>
     <w:p>
       <w:r>
+        <w:t>黑暗里，亮起一小块光。</w:t>
+      </w:r>
+    </w:p>
+    <w:p>
+      <w:r>
+        <w:t>是许照的手机。</w:t>
+      </w:r>
+    </w:p>
+    <w:p>
+      <w:r>
+        <w:t>“它没动。”他说。</w:t>
+      </w:r>
+    </w:p>
+    <w:p>
+      <w:r>
+        <w:t>“什么没动。”</w:t>
+      </w:r>
+    </w:p>
+    <w:p>
+      <w:r>
+        <w:t>“这个数。”许照说，“在电梯里，我们一说话它就掉。刚才她把规则从头念到尾——”</w:t>
+      </w:r>
+    </w:p>
+    <w:p>
+      <w:r>
+        <w:t>他把屏幕转过来。</w:t>
+      </w:r>
+    </w:p>
+    <w:p>
+      <w:r>
+        <w:t>“一格没动。”</w:t>
+      </w:r>
+    </w:p>
+    <w:p>
+      <w:r>
         <w:t>沈默在黑暗里，摸到了自己的手腕。</w:t>
       </w:r>
     </w:p>
@@ -7906,6 +7986,31 @@
       </w:r>
     </w:p>
     <w:p>
+      <w:r>
+        <w:t>名册里那张请柬，也动了一下。</w:t>
+      </w:r>
+    </w:p>
+    <w:p>
+      <w:r>
+        <w:t>他抽出来，对着光。</w:t>
+      </w:r>
+    </w:p>
+    <w:p>
+      <w:r>
+        <w:t>背面第七行上，那层红漆，裂了一道很细的缝。</w:t>
+      </w:r>
+    </w:p>
+    <w:p>
+      <w:r>
+        <w:t>缝里，渗出一点墨。</w:t>
+      </w:r>
+    </w:p>
+    <w:p>
+      <w:r>
+        <w:t>电梯里裂的，是第五行。</w:t>
+      </w:r>
+    </w:p>
+    <w:p>
       <w:pPr>
         <w:ind w:firstLine="0"/>
         <w:jc w:val="center"/>
@@ -10490,6 +10595,56 @@
     </w:p>
     <w:p>
       <w:r>
+        <w:t>他摊开那本看不见的名册，想把这个字写下去。</w:t>
+      </w:r>
+    </w:p>
+    <w:p>
+      <w:r>
+        <w:t>笔尖落上去了。</w:t>
+      </w:r>
+    </w:p>
+    <w:p>
+      <w:r>
+        <w:t>纸没有接。</w:t>
+      </w:r>
+    </w:p>
+    <w:p>
+      <w:r>
+        <w:t>他又写了一遍。还是没有接。墨浮在纸面上，聚成一颗，滚到边上，掉了。</w:t>
+      </w:r>
+    </w:p>
+    <w:p>
+      <w:r>
+        <w:t>“写不上。”他说。</w:t>
+      </w:r>
+    </w:p>
+    <w:p>
+      <w:r>
+        <w:t>收银员那半张脸，没有动。</w:t>
+      </w:r>
+    </w:p>
+    <w:p>
+      <w:r>
+        <w:t>“货架上的东西，都有编号。”他说，“你去看看她那盒饼干。”</w:t>
+      </w:r>
+    </w:p>
+    <w:p>
+      <w:r>
+        <w:t>沈默把那盒饼干，从口袋里摸出来。</w:t>
+      </w:r>
+    </w:p>
+    <w:p>
+      <w:r>
+        <w:t>标价签上，只有一行小字。</w:t>
+      </w:r>
+    </w:p>
+    <w:p>
+      <w:r>
+        <w:t>没有编号。</w:t>
+      </w:r>
+    </w:p>
+    <w:p>
+      <w:r>
         <w:t>他走完那排货架，走到尽头。</w:t>
       </w:r>
     </w:p>
@@ -11444,7 +11599,27 @@
     </w:p>
     <w:p>
       <w:r>
-        <w:t>楼里没有局。没有规则。没有墙上浮出来的字。只有一条安静的走廊，和一个亮着灯的食堂。</w:t>
+        <w:t>沈默一进楼，先去找墙。</w:t>
+      </w:r>
+    </w:p>
+    <w:p>
+      <w:r>
+        <w:t>他沿着走廊走了一圈。米黄色的墙，磨石子地面，灯管。</w:t>
+      </w:r>
+    </w:p>
+    <w:p>
+      <w:r>
+        <w:t>没有字。</w:t>
+      </w:r>
+    </w:p>
+    <w:p>
+      <w:r>
+        <w:t>他又走了一圈。还是没有。</w:t>
+      </w:r>
+    </w:p>
+    <w:p>
+      <w:r>
+        <w:t>走廊尽头，有一个亮着灯的食堂。</w:t>
       </w:r>
     </w:p>
     <w:p>
@@ -12997,6 +13172,31 @@
     <w:p>
       <w:r>
         <w:t>“找得到。”护士说，“‘明早七点’忘了，没关系。你记得她的呼吸。那比任何时间，都准。”</w:t>
+      </w:r>
+    </w:p>
+    <w:p>
+      <w:r>
+        <w:t>沈默摊开名册。</w:t>
+      </w:r>
+    </w:p>
+    <w:p>
+      <w:r>
+        <w:t>他想写一个字。</w:t>
+      </w:r>
+    </w:p>
+    <w:p>
+      <w:r>
+        <w:t>可他不知道该写“娘”，还是写那个他还不知道的名字。</w:t>
+      </w:r>
+    </w:p>
+    <w:p>
+      <w:r>
+        <w:t>笔停在纸上。</w:t>
+      </w:r>
+    </w:p>
+    <w:p>
+      <w:r>
+        <w:t>他一个字也没写。</w:t>
       </w:r>
     </w:p>
     <w:p>

--- a/以观为真-手工定稿.docx
+++ b/以观为真-手工定稿.docx
@@ -42,12 +42,17 @@
     </w:p>
     <w:p>
       <w:r>
-        <w:t>最先回来的是触觉。后脑贴着金属地面，凉意顺着颅骨往里渗；身体底下是平的，带一点极细的震颤，像机器在很远的地方运转。他闻见电梯井里特有的气味——机油，灰尘，旧橡胶。</w:t>
-      </w:r>
-    </w:p>
-    <w:p>
-      <w:r>
-        <w:t>凉意渗到一半就散了。他后知后觉地意识到：是自己的后脑太烫，把那点凉焐没了。</w:t>
+        <w:t>后脑贴着金属地面。凉。</w:t>
+      </w:r>
+    </w:p>
+    <w:p>
+      <w:r>
+        <w:t>凉了一会儿，那点凉就没了。</w:t>
+      </w:r>
+    </w:p>
+    <w:p>
+      <w:r>
+        <w:t>不是地板热起来了。是他后脑太烫，把那点凉焐没了。</w:t>
       </w:r>
     </w:p>
     <w:p>
@@ -57,27 +62,42 @@
     </w:p>
     <w:p>
       <w:r>
-        <w:t>他没有立刻睁眼。他先数了自己的呼吸，动了动手指，又动了动脚趾。四肢都在，没有伤口，头也不疼。</w:t>
-      </w:r>
-    </w:p>
-    <w:p>
-      <w:r>
-        <w:t>这反而让他不安。摔、撞、昏迷，任何一条都该在身体上留下痕迹，可他一处也没有。</w:t>
-      </w:r>
-    </w:p>
-    <w:p>
-      <w:r>
-        <w:t>他下意识用拇指按住左手腕内侧那道旧疤。十岁爬树摔的，缝了四针。他记得医院走廊里消毒水的味道，也记得昨天下午在同一种味道里签的那张陪护交接单——明早七点，他要回去替班。</w:t>
-      </w:r>
-    </w:p>
-    <w:p>
-      <w:r>
-        <w:t>这是他此刻唯一确定的一件事：有人在等他，而且有时间。</w:t>
-      </w:r>
-    </w:p>
-    <w:p>
-      <w:r>
-        <w:t>然后他睁开眼睛。</w:t>
+        <w:t>他先动手指，再动脚趾。都在。</w:t>
+      </w:r>
+    </w:p>
+    <w:p>
+      <w:r>
+        <w:t>没有伤口。头也不疼。</w:t>
+      </w:r>
+    </w:p>
+    <w:p>
+      <w:r>
+        <w:t>从楼上摔下来的人不是这样。撞的、被人打晕的，也不是这样。</w:t>
+      </w:r>
+    </w:p>
+    <w:p>
+      <w:r>
+        <w:t>他用拇指按住左手腕内侧那道旧疤。十岁爬树摔的，缝了四针。</w:t>
+      </w:r>
+    </w:p>
+    <w:p>
+      <w:r>
+        <w:t>按下去的时候，消毒水的味儿跟着上来了。昨天下午，同一种味儿，他在医院走廊上签了一张陪护交接单。</w:t>
+      </w:r>
+    </w:p>
+    <w:p>
+      <w:r>
+        <w:t>明早七点，他要回去替班。</w:t>
+      </w:r>
+    </w:p>
+    <w:p>
+      <w:r>
+        <w:t>有人在等他。</w:t>
+      </w:r>
+    </w:p>
+    <w:p>
+      <w:r>
+        <w:t>他睁开眼睛。</w:t>
       </w:r>
     </w:p>
     <w:p>
@@ -87,17 +107,27 @@
     </w:p>
     <w:p>
       <w:r>
-        <w:t>四壁是拉丝不锈钢，没有窗。轿厢很小，两米见方，天花板压得低，抬手就能碰到灯管。正前方是一扇紧闭的电梯门。除了他，地上还躺着六个人。</w:t>
-      </w:r>
-    </w:p>
-    <w:p>
-      <w:r>
-        <w:t>六个人把这块地板铺满了。头脚相抵，胳膊压着别人的小腿，像被谁按尺寸码放进来的货物。加上他自己，七个。</w:t>
-      </w:r>
-    </w:p>
-    <w:p>
-      <w:r>
-        <w:t>沈默撑着地面坐起来，后腰发僵，像躺了不短的时间。他扶着墙站起身，等了两秒，确认站得稳，才朝离他最近的那个人挪过去。</w:t>
+        <w:t>四壁是拉丝不锈钢，没有窗。轿厢很小，两米见方，天花板压得低，抬手就能碰到灯管。正前方是一扇紧闭的电梯门。</w:t>
+      </w:r>
+    </w:p>
+    <w:p>
+      <w:r>
+        <w:t>除了他，地上还躺着六个人。</w:t>
+      </w:r>
+    </w:p>
+    <w:p>
+      <w:r>
+        <w:t>六个人把这块地板铺满了。头脚相抵，胳膊压着别人的小腿，像被谁按尺寸码放进来的货物。</w:t>
+      </w:r>
+    </w:p>
+    <w:p>
+      <w:r>
+        <w:t>加上他自己，七个。</w:t>
+      </w:r>
+    </w:p>
+    <w:p>
+      <w:r>
+        <w:t>沈默撑着地面坐起来。后腰发僵，像躺了不短的时间。他扶着墙站起身，等了两秒，确认站得稳，才朝离他最近的那个人挪过去。</w:t>
       </w:r>
     </w:p>
     <w:p>
@@ -117,7 +147,72 @@
     </w:p>
     <w:p>
       <w:r>
-        <w:t>没有犹豫，没有回想，像那个名字本来就刻在他舌头上。他转头去看其他人。左墙边三个：唐荧，三十四；韩秋，十九；顾言，三十二。右墙边一个：林晚，二十八。正对门那面墙下靠坐着的中年男人：周既明，四十六。</w:t>
+        <w:t>没有犹豫，没有回想，像那个名字本来就刻在他舌头上。</w:t>
+      </w:r>
+    </w:p>
+    <w:p>
+      <w:r>
+        <w:t>他转头去看其他人。</w:t>
+      </w:r>
+    </w:p>
+    <w:p>
+      <w:r>
+        <w:t>左墙边躺着三个。</w:t>
+      </w:r>
+    </w:p>
+    <w:p>
+      <w:r>
+        <w:t>最靠里是个女人。睡着也皱着眉。她右手压在自己左手腕上，三根指头搭成一个扣脉搏的姿势，像刚数完，忘了拿开。</w:t>
+      </w:r>
+    </w:p>
+    <w:p>
+      <w:r>
+        <w:t>唐荧，三十四。</w:t>
+      </w:r>
+    </w:p>
+    <w:p>
+      <w:r>
+        <w:t>挨着她的是个小姑娘，整个人蜷成一团。鞋尖一下、一下地点着地板，很轻，有节奏。</w:t>
+      </w:r>
+    </w:p>
+    <w:p>
+      <w:r>
+        <w:t>韩秋，十九。</w:t>
+      </w:r>
+    </w:p>
+    <w:p>
+      <w:r>
+        <w:t>再往外那个男人睡得最板正。衬衫下摆掖得整整齐齐，右手半屈着，虎口那儿有一小块茧，像刚才手里还捏着一支笔。</w:t>
+      </w:r>
+    </w:p>
+    <w:p>
+      <w:r>
+        <w:t>顾言，三十二。</w:t>
+      </w:r>
+    </w:p>
+    <w:p>
+      <w:r>
+        <w:t>右墙边一个女人，仰面躺着，两只手交叠放在腹前。她安静得不像睡着，像在等。</w:t>
+      </w:r>
+    </w:p>
+    <w:p>
+      <w:r>
+        <w:t>林晚，二十八。</w:t>
+      </w:r>
+    </w:p>
+    <w:p>
+      <w:r>
+        <w:t>正对门那面墙下，还有一个中年男人。</w:t>
+      </w:r>
+    </w:p>
+    <w:p>
+      <w:r>
+        <w:t>他没躺下。他是坐着睡的，背抵着墙，下巴垂在胸口——像一个知道这地方不能躺平的人。</w:t>
+      </w:r>
+    </w:p>
+    <w:p>
+      <w:r>
+        <w:t>周既明，四十六。</w:t>
       </w:r>
     </w:p>
     <w:p>
@@ -152,17 +247,32 @@
     </w:p>
     <w:p>
       <w:r>
-        <w:t>六个名字，六个年龄，六张脸，一个不差。</w:t>
-      </w:r>
-    </w:p>
-    <w:p>
-      <w:r>
-        <w:t>他不知道自己为什么认识他们。可一旦想顺着名字往下走——第一次见面在哪，说过什么话，有没有共事、有没有过节——脑子里只有一片空白。不是忘了，是从来没有过。</w:t>
-      </w:r>
-    </w:p>
-    <w:p>
-      <w:r>
-        <w:t>像一本从头到尾没有折页的书，被人用另外一支笔，在扉页上写了六个名字，六个年龄。</w:t>
+        <w:t>他试着往名字底下想。</w:t>
+      </w:r>
+    </w:p>
+    <w:p>
+      <w:r>
+        <w:t>许照，二十四岁。然后呢。</w:t>
+      </w:r>
+    </w:p>
+    <w:p>
+      <w:r>
+        <w:t>在哪儿见过。说过什么话。有没有共过事，有没有过过节。</w:t>
+      </w:r>
+    </w:p>
+    <w:p>
+      <w:r>
+        <w:t>没有。</w:t>
+      </w:r>
+    </w:p>
+    <w:p>
+      <w:r>
+        <w:t>不是想不起来。是那底下，从来就没有过东西。</w:t>
+      </w:r>
+    </w:p>
+    <w:p>
+      <w:r>
+        <w:t>六个名字，六个年龄。别的什么都没有。</w:t>
       </w:r>
     </w:p>
     <w:p>
@@ -172,7 +282,27 @@
     </w:p>
     <w:p>
       <w:r>
-        <w:t>他先走到门前。没有楼层按钮，没有开门键，没有报警铃，没有对讲机。天花板一整块无缝金属板，连条螺丝缝都没有。他本想借四壁的拉丝花纹反光看清身后，映出的影子却碎成一条一条，认不出人脸——这部电梯里，找不到一面真正意义上的镜子。</w:t>
+        <w:t>他走到门前，伸手沿着门边往下摸。</w:t>
+      </w:r>
+    </w:p>
+    <w:p>
+      <w:r>
+        <w:t>没有楼层按钮。没有开门键。没有报警铃。没有对讲机。</w:t>
+      </w:r>
+    </w:p>
+    <w:p>
+      <w:r>
+        <w:t>他抬头。天花板一整块金属，连条螺丝缝都没有。</w:t>
+      </w:r>
+    </w:p>
+    <w:p>
+      <w:r>
+        <w:t>他退开半步，想借四壁的拉丝花纹照一照身后。影子碎成一条一条，认不出人脸。</w:t>
+      </w:r>
+    </w:p>
+    <w:p>
+      <w:r>
+        <w:t>这部电梯里，没有镜子。</w:t>
       </w:r>
     </w:p>
     <w:p>
@@ -222,27 +352,52 @@
     </w:p>
     <w:p>
       <w:r>
-        <w:t>七个人，七名参与者。数字正好对上。</w:t>
-      </w:r>
-    </w:p>
-    <w:p>
-      <w:r>
-        <w:t>他第一反应是恶作剧。某种真人秀，或者逃生游戏。可紧接着他就否定了：没有人会在一部找不到摄像头的电梯里做真人秀。</w:t>
-      </w:r>
-    </w:p>
-    <w:p>
-      <w:r>
-        <w:t>他又数了一遍：一、二、三、四、五、六。加上他自己，七。数目是对的。可就在这一瞬间，一个很荒唐的念头冒了出来——</w:t>
-      </w:r>
-    </w:p>
-    <w:p>
-      <w:r>
-        <w:t>数别人和数自己，是两回事。</w:t>
-      </w:r>
-    </w:p>
-    <w:p>
-      <w:r>
-        <w:t>他先数了六个人，再把自己加进去。如果现在有人问他“这里有多少人”，他必须先回答另一个问题：</w:t>
+        <w:t>真人秀。他先想到这个。</w:t>
+      </w:r>
+    </w:p>
+    <w:p>
+      <w:r>
+        <w:t>可他刚才摸了一圈，一个摄像头都没有。没人会在一部没有摄像头的电梯里做真人秀。</w:t>
+      </w:r>
+    </w:p>
+    <w:p>
+      <w:r>
+        <w:t>他又数了一遍。</w:t>
+      </w:r>
+    </w:p>
+    <w:p>
+      <w:r>
+        <w:t>一、二、三、四、五、六。</w:t>
+      </w:r>
+    </w:p>
+    <w:p>
+      <w:r>
+        <w:t>加上自己，七。</w:t>
+      </w:r>
+    </w:p>
+    <w:p>
+      <w:r>
+        <w:t>数目是对的。</w:t>
+      </w:r>
+    </w:p>
+    <w:p>
+      <w:r>
+        <w:t>可他数完那六个，停了一下，才把自己加上去。</w:t>
+      </w:r>
+    </w:p>
+    <w:p>
+      <w:r>
+        <w:t>那一停有多长，他自己听见了。</w:t>
+      </w:r>
+    </w:p>
+    <w:p>
+      <w:r>
+        <w:t>要是这会儿有人问他，这里一共有多少人——</w:t>
+      </w:r>
+    </w:p>
+    <w:p>
+      <w:r>
+        <w:t>他得先答另一个问题。</w:t>
       </w:r>
     </w:p>
     <w:p>
@@ -252,37 +407,47 @@
     </w:p>
     <w:p>
       <w:r>
-        <w:t>沈默按了按太阳穴，把这归为过度紧张。然后他又看了一眼那六张睡着的脸。唐荧，许照，顾言，韩秋，周既明，林晚。他知道这六个人是谁。</w:t>
-      </w:r>
-    </w:p>
-    <w:p>
-      <w:r>
-        <w:t>这个念头落下来的时候，他后颈忽然凉了一下——</w:t>
-      </w:r>
-    </w:p>
-    <w:p>
-      <w:r>
-        <w:t>这六个人醒来之后，会不会也认识他？</w:t>
-      </w:r>
-    </w:p>
-    <w:p>
-      <w:r>
-        <w:t>如果会，那这份名册就不只写在他一个人脑子里。</w:t>
-      </w:r>
-    </w:p>
-    <w:p>
-      <w:r>
-        <w:t>如果不会——</w:t>
-      </w:r>
-    </w:p>
-    <w:p>
-      <w:r>
-        <w:t>那全世界只有他一个人，认识这部电梯里的所有人。而这份名单，是谁抄给他的。</w:t>
-      </w:r>
-    </w:p>
-    <w:p>
-      <w:r>
-        <w:t>他抬起头，又看了一眼那两条灯管。其中一条的灯罩里，沉着半截黑影。不是灰，不是死蚊子。那团影子有形状——蜷着的，像一只很小的手，攥着灯管。</w:t>
+        <w:t>沈默按了按太阳穴。</w:t>
+      </w:r>
+    </w:p>
+    <w:p>
+      <w:r>
+        <w:t>太紧张了。他跟自己说。</w:t>
+      </w:r>
+    </w:p>
+    <w:p>
+      <w:r>
+        <w:t>他又看了一眼墙边那六张睡着的脸。唐荧，许照，顾言，韩秋，周既明，林晚。他知道这六个人是谁。</w:t>
+      </w:r>
+    </w:p>
+    <w:p>
+      <w:r>
+        <w:t>他们醒过来，会不会也知道他是谁。</w:t>
+      </w:r>
+    </w:p>
+    <w:p>
+      <w:r>
+        <w:t>后颈凉了一下。</w:t>
+      </w:r>
+    </w:p>
+    <w:p>
+      <w:r>
+        <w:t>要是不知道——</w:t>
+      </w:r>
+    </w:p>
+    <w:p>
+      <w:r>
+        <w:t>那这份名单，是谁抄给他的。</w:t>
+      </w:r>
+    </w:p>
+    <w:p>
+      <w:r>
+        <w:t>他抬起头，又看了一眼那两条灯管。</w:t>
+      </w:r>
+    </w:p>
+    <w:p>
+      <w:r>
+        <w:t>其中一条的灯罩里，沉着半截黑影。不是灰，不是死蚊子。那团影子有形状——蜷着的，像一只很小的手，攥着灯管。</w:t>
       </w:r>
     </w:p>
     <w:p>
@@ -297,7 +462,7 @@
     </w:p>
     <w:p>
       <w:r>
-        <w:t>这时身后传来一声很轻的响动。</w:t>
+        <w:t>身后传来一声很轻的响动。</w:t>
       </w:r>
     </w:p>
     <w:p>
@@ -307,7 +472,17 @@
     </w:p>
     <w:p>
       <w:r>
-        <w:t>声音沙哑，是刚睡醒的人。沈默慢慢回头。许照半撑着身子，一只手还压着额头，眼睛已经睁开，一眨不眨地盯着他。距离不近，但沈默清楚地看见——许照的眼神没有落在他的手上，而是落在他的脸上。</w:t>
+        <w:t>声音沙哑，是刚睡醒的人。</w:t>
+      </w:r>
+    </w:p>
+    <w:p>
+      <w:r>
+        <w:t>沈默慢慢回头。许照半撑着身子，一只手还压着额头，眼睛已经睁开。</w:t>
+      </w:r>
+    </w:p>
+    <w:p>
+      <w:r>
+        <w:t>许照的眼睛，落在他脸上。</w:t>
       </w:r>
     </w:p>
     <w:p>
@@ -327,7 +502,12 @@
     </w:p>
     <w:p>
       <w:r>
-        <w:t>许照顺着方向抬头，目光在墙面上一掠而过，却先落回沈默蹲着的姿势上——准确地说，是他按在字迹凹槽里的那根手指，像在判断他已经醒了多久。</w:t>
+        <w:t>许照抬头，朝墙上看了一眼。</w:t>
+      </w:r>
+    </w:p>
+    <w:p>
+      <w:r>
+        <w:t>然后目光落回来，落在沈默按在凹槽里的那根手指上。</w:t>
       </w:r>
     </w:p>
     <w:p>
@@ -347,7 +527,12 @@
     </w:p>
     <w:p>
       <w:r>
-        <w:t>沈默没回答。他发现自己蹲在墙边、手指按在凹槽里的姿势，确实不像一个刚醒的人。解释需要时间，而他此刻最不想做的，就是花时间。</w:t>
+        <w:t>沈默没回答。</w:t>
+      </w:r>
+    </w:p>
+    <w:p>
+      <w:r>
+        <w:t>他把手指从凹槽里抽了出来。</w:t>
       </w:r>
     </w:p>
     <w:p>
@@ -407,7 +592,17 @@
     </w:p>
     <w:p>
       <w:r>
-        <w:t>“沈默。”他又报了一遍，然后观察许照的表情。没有惊讶，没有停顿，没有那种“原来是你”的反应。许照只是“哦”了一声，像第一次听见，眼睛还盯在屏幕上。</w:t>
+        <w:t>“沈默。”他又报了一遍。</w:t>
+      </w:r>
+    </w:p>
+    <w:p>
+      <w:r>
+        <w:t>许照“哦”了一声，眼睛还盯在屏幕上。</w:t>
+      </w:r>
+    </w:p>
+    <w:p>
+      <w:r>
+        <w:t>没别的。</w:t>
       </w:r>
     </w:p>
     <w:p>
@@ -427,27 +622,27 @@
     </w:p>
     <w:p>
       <w:r>
-        <w:t>它们浮出来的时候，他其实愣过一秒。</w:t>
-      </w:r>
-    </w:p>
-    <w:p>
-      <w:r>
-        <w:t>不是“我要记住他们”。是“这六个名字，跟我有什么关系”。</w:t>
-      </w:r>
-    </w:p>
-    <w:p>
-      <w:r>
-        <w:t>他连自己是谁，都答不上来。凭什么，替别人记着。</w:t>
-      </w:r>
-    </w:p>
-    <w:p>
-      <w:r>
-        <w:t>他看了一眼墙边那六张睡着的脸。他们跟他一样，不知道自己是谁。可他们是六个人。他是一个。</w:t>
-      </w:r>
-    </w:p>
-    <w:p>
-      <w:r>
-        <w:t>那一秒的念头，他压下去了。</w:t>
+        <w:t>那六个名字浮出来的时候，他愣过一秒。</w:t>
+      </w:r>
+    </w:p>
+    <w:p>
+      <w:r>
+        <w:t>那一秒里，他想的不是“我要记住他们”。</w:t>
+      </w:r>
+    </w:p>
+    <w:p>
+      <w:r>
+        <w:t>是“这六个名字，跟我有什么关系”。</w:t>
+      </w:r>
+    </w:p>
+    <w:p>
+      <w:r>
+        <w:t>他连自己是谁，都答不上来。凭什么替别人记着。</w:t>
+      </w:r>
+    </w:p>
+    <w:p>
+      <w:r>
+        <w:t>他压下去了。</w:t>
       </w:r>
     </w:p>
     <w:p>
@@ -624,7 +819,7 @@
     </w:p>
     <w:p>
       <w:r>
-        <w:t>“就是打不开。”许照连点了七八下那个图标，“点了没反应。像个死的。”他顿了顿，又补了一句：“完了，我昨天刚跟粉丝说好今天发三条视频。这鬼地方，该不会连我断更都要管吧。”</w:t>
+        <w:t>“就是打不开。”许照连点了七八下那个图标，“点了没反应。像个死的。”他顿了顿，又补了一句：“我拍送单的。爬六楼、狗撵我、雨里摔一跤，粉丝就爱看这个。我昨天刚跟人说好今天发三条。这鬼地方，该不会连我断更都要管吧。”</w:t>
       </w:r>
     </w:p>
     <w:p>
@@ -2503,7 +2698,7 @@
     </w:p>
     <w:p>
       <w:r>
-        <w:t>“许照。二十四。做视频的。网上一搜，全是我。”许照挺直了腰。</w:t>
+        <w:t>“许照。二十四。送外卖的，顺带拍视频。”许照挺直了腰，“网上一搜，全是我在楼道里喘气。”</w:t>
       </w:r>
     </w:p>
     <w:p>
@@ -5431,7 +5626,7 @@
     </w:p>
     <w:p>
       <w:r>
-        <w:t>他确实记得。唐荧三十四，急诊八年。许照二十四，做视频的。顾言三十二，律师。韩秋十九，数数。周既明四十六，不记得过去。林晚二十八，核对过四百多人。</w:t>
+        <w:t>他确实记得。唐荧三十四，急诊八年。许照二十四，送外卖，也拍视频。顾言三十二，律师。韩秋十九，数数。周既明四十六，不记得过去。林晚二十八，核对过四百多人。</w:t>
       </w:r>
     </w:p>
     <w:p>
@@ -19105,7 +19300,7 @@
     </w:p>
     <w:p>
       <w:r>
-        <w:t>“你这种人，”许照说，“我送外卖，没见过。我妈也没见过。我他妈，活了二十二年，没见过一个人，自己往火坑里跳，还笑得这么轻。”</w:t>
+        <w:t>“你这种人，”许照说，“我送外卖，没见过。我妈也没见过。我他妈，活了二十四年，没见过一个人，自己往火坑里跳，还笑得这么轻。”</w:t>
       </w:r>
     </w:p>
     <w:p>

--- a/以观为真-手工定稿.docx
+++ b/以观为真-手工定稿.docx
@@ -4589,7 +4589,7 @@
     </w:p>
     <w:p>
       <w:r>
-        <w:t>“林晚。二十九。右手腕内侧一圈印子，横的，比旁边白。”</w:t>
+        <w:t>“林晚。二十八。右手腕内侧一圈印子，横的，比旁边白。”</w:t>
       </w:r>
     </w:p>
     <w:p>
@@ -5024,12 +5024,42 @@
     </w:p>
     <w:p>
       <w:r>
-        <w:t>沈默盯着那个“70”。三回确认，掉了一格。</w:t>
-      </w:r>
-    </w:p>
-    <w:p>
-      <w:r>
-        <w:t>“它记的是回数。”顾言说，“你念六个掉一格，林晚念一个也掉一格。”</w:t>
+        <w:t>沈默盯着那个“70”。</w:t>
+      </w:r>
+    </w:p>
+    <w:p>
+      <w:r>
+        <w:t>三回确认。掉了一格。</w:t>
+      </w:r>
+    </w:p>
+    <w:p>
+      <w:r>
+        <w:t>“它记的是回数。”顾言说，“一回一格。”</w:t>
+      </w:r>
+    </w:p>
+    <w:p>
+      <w:r>
+        <w:t>“那该掉三格。”沈默说。</w:t>
+      </w:r>
+    </w:p>
+    <w:p>
+      <w:r>
+        <w:t>顾言的话停在半路。</w:t>
+      </w:r>
+    </w:p>
+    <w:p>
+      <w:r>
+        <w:t>“那就是它只认了一回。”</w:t>
+      </w:r>
+    </w:p>
+    <w:p>
+      <w:r>
+        <w:t>“哪一回。”</w:t>
+      </w:r>
+    </w:p>
+    <w:p>
+      <w:r>
+        <w:t>顾言没答上来。</w:t>
       </w:r>
     </w:p>
     <w:p>
@@ -27281,17 +27311,77 @@
     </w:p>
     <w:p>
       <w:r>
-        <w:t>“周既明是第五任。”韦成说，“我是第六任。我从他手里，接的名册。我接了三十年。我把它，交给了墙。墙，又把它，塞给了沈默。”</w:t>
-      </w:r>
-    </w:p>
-    <w:p>
-      <w:r>
-        <w:t>“那你不该叫第六任。”沈默说，“你该叫第六任的下一任。”</w:t>
-      </w:r>
-    </w:p>
-    <w:p>
-      <w:r>
-        <w:t>“对。”韦成说，“所以，我要把名册，从你手里，拿回来。名册，本来就是我的。”</w:t>
+        <w:t>“周既明是第五任。”韦成说，“我是第六任。名册从他手里出来，先到的是我。我捧了很久。后来墙把它收走，塞给了你。”</w:t>
+      </w:r>
+    </w:p>
+    <w:p>
+      <w:r>
+        <w:t>“第五任是舒宁。”沈默说。</w:t>
+      </w:r>
+    </w:p>
+    <w:p>
+      <w:r>
+        <w:t>韦成看着他。</w:t>
+      </w:r>
+    </w:p>
+    <w:p>
+      <w:r>
+        <w:t>“第六任是周既明。”沈默说，“名册从他手里出来才到你，那你在他后面。你不是第六任。”</w:t>
+      </w:r>
+    </w:p>
+    <w:p>
+      <w:r>
+        <w:t>“那我是第几任。”</w:t>
+      </w:r>
+    </w:p>
+    <w:p>
+      <w:r>
+        <w:t>沈默张了张嘴。</w:t>
+      </w:r>
+    </w:p>
+    <w:p>
+      <w:r>
+        <w:t>他把名册翻开。从第一页翻到最后一页。</w:t>
+      </w:r>
+    </w:p>
+    <w:p>
+      <w:r>
+        <w:t>上面没有韦成这一行。</w:t>
+      </w:r>
+    </w:p>
+    <w:p>
+      <w:r>
+        <w:t>“你看。”韦成说。</w:t>
+      </w:r>
+    </w:p>
+    <w:p>
+      <w:r>
+        <w:t>他的声音，比刚才轻。</w:t>
+      </w:r>
+    </w:p>
+    <w:p>
+      <w:r>
+        <w:t>“连你都数不出我。”</w:t>
+      </w:r>
+    </w:p>
+    <w:p>
+      <w:r>
+        <w:t>走廊里，安静了很久。</w:t>
+      </w:r>
+    </w:p>
+    <w:p>
+      <w:r>
+        <w:t>“我捧了那么久。”韦成说，“捧到墙把它收走。册子上，一个字都没记我。”</w:t>
+      </w:r>
+    </w:p>
+    <w:p>
+      <w:r>
+        <w:t>他抬起眼。</w:t>
+      </w:r>
+    </w:p>
+    <w:p>
+      <w:r>
+        <w:t>“所以，我要把名册，从你手里，拿回来。名册，本来就是我的。”</w:t>
       </w:r>
     </w:p>
     <w:p>
@@ -27446,7 +27536,7 @@
     </w:p>
     <w:p>
       <w:r>
-        <w:t>“他是第六任。”沈默说，“他虽然把名册交了出去，可他还记得，怎么敲。他敲一下——是告诉我，他要来了。”</w:t>
+        <w:t>“他捧过那本册子。”沈默说，“他虽然把名册交了出去，可他还记得，怎么敲。他敲一下——是告诉我，他要来了。”</w:t>
       </w:r>
     </w:p>
     <w:p>

--- a/以观为真-手工定稿.docx
+++ b/以观为真-手工定稿.docx
@@ -7420,7 +7420,12 @@
     </w:p>
     <w:p>
       <w:r>
-        <w:t>沈默看着她：“那这个梦，是不是从你外婆走了以后，你才开始做的？”</w:t>
+        <w:t>沈默看着她。</w:t>
+      </w:r>
+    </w:p>
+    <w:p>
+      <w:r>
+        <w:t>“这个梦，是从什么时候开始做的。”</w:t>
       </w:r>
     </w:p>
     <w:p>
@@ -7430,7 +7435,7 @@
     </w:p>
     <w:p>
       <w:r>
-        <w:t>“是……是。”她说，“我外婆走了以后，我就开始做这个梦了。”</w:t>
+        <w:t>“我外婆走了以后。”她说，“从那以后，我就一直做这个梦。”</w:t>
       </w:r>
     </w:p>
     <w:p>
@@ -18563,7 +18568,7 @@
     </w:p>
     <w:p>
       <w:r>
-        <w:t>把名册合上。让唐荧，让郑小满，让周满，让每一个走了的，都消失。这样，他的额度，就不再掉了。这样，他就回到普通人了。这样，他就不用记了。</w:t>
+        <w:t>把名册合上。让郑小满，让他记过的每一个人，都消失。这样，他的额度，就不再掉了。这样，他就回到普通人了。这样，他就不用记了。</w:t>
       </w:r>
     </w:p>
     <w:p>
@@ -18598,7 +18603,7 @@
     </w:p>
     <w:p>
       <w:r>
-        <w:t>那他娘沈玉兰，等他这二十年，等什么？</w:t>
+        <w:t>那他娘，等他这二十年，等什么？</w:t>
       </w:r>
     </w:p>
     <w:p>
@@ -18608,7 +18613,7 @@
     </w:p>
     <w:p>
       <w:r>
-        <w:t>“你妈，叫沈玉兰。”许照说，“我他妈，以前不知道我妈叫什么。后来知道了我妈叫张秀兰。我妈，叫我许照。你妈，叫你沈安安。咱们，都是妈叫过名字的孩子。”</w:t>
+        <w:t>“你妈，叫你安安。”许照说，“我他妈，以前不知道我妈叫什么。后来知道了我妈叫张秀兰。我妈，叫我许照。你妈，叫你沈安安。咱们，都是妈叫过名字的孩子。”</w:t>
       </w:r>
     </w:p>
     <w:p>
@@ -27316,7 +27321,7 @@
     </w:p>
     <w:p>
       <w:r>
-        <w:t>“第五任是舒宁。”沈默说。</w:t>
+        <w:t>“周既明是我上一任。”沈默说。</w:t>
       </w:r>
     </w:p>
     <w:p>
@@ -27326,12 +27331,17 @@
     </w:p>
     <w:p>
       <w:r>
-        <w:t>“第六任是周既明。”沈默说，“名册从他手里出来才到你，那你在他后面。你不是第六任。”</w:t>
-      </w:r>
-    </w:p>
-    <w:p>
-      <w:r>
-        <w:t>“那我是第几任。”</w:t>
+        <w:t>“他自己说的。我也确认过他。”沈默说，“他上一任，我这一任。中间没有别人。”</w:t>
+      </w:r>
+    </w:p>
+    <w:p>
+      <w:r>
+        <w:t>“中间有我。”</w:t>
+      </w:r>
+    </w:p>
+    <w:p>
+      <w:r>
+        <w:t>“那你是第几任。”</w:t>
       </w:r>
     </w:p>
     <w:p>

--- a/以观为真-手工定稿.docx
+++ b/以观为真-手工定稿.docx
@@ -5394,7 +5394,7 @@
     </w:p>
     <w:p>
       <w:r>
-        <w:t>走廊侧面不知什么时候多了一扇门。白门，木头的。门框上别着一朵白花。花的边上插着一张请柬，红底金字。</w:t>
+        <w:t>走廊尽头不知什么时候多了一扇门。白门，木头的。门框上别着一朵白花。花的边上插着一张请柬，红底金字。</w:t>
       </w:r>
     </w:p>
     <w:p>
@@ -6103,17 +6103,22 @@
     </w:p>
     <w:p>
       <w:r>
-        <w:t>走廊的尽头，多了一扇门。</w:t>
-      </w:r>
-    </w:p>
-    <w:p>
-      <w:r>
-        <w:t>沈默是在数到第八个呼吸的第三遍时，发现那扇门的。</w:t>
-      </w:r>
-    </w:p>
-    <w:p>
-      <w:r>
-        <w:t>门是白的，木头的，门框上别着一朵白花。花的边上，插着一张请柬，红底金字：</w:t>
+        <w:t>那扇门就在走廊尽头。</w:t>
+      </w:r>
+    </w:p>
+    <w:p>
+      <w:r>
+        <w:t>沈默是在数到第八个呼吸的第三遍时，走到它跟前的。</w:t>
+      </w:r>
+    </w:p>
+    <w:p>
+      <w:r>
+        <w:t>刚才开的那条缝，又合上了。</w:t>
+      </w:r>
+    </w:p>
+    <w:p>
+      <w:r>
+        <w:t>门还是白的，木头的。门框上那朵白花还在。花的边上，那张请柬也还在，红底金字：</w:t>
       </w:r>
     </w:p>
     <w:p>
@@ -31323,7 +31328,7 @@
     </w:p>
     <w:p>
       <w:r>
-        <w:t>“你走进便利店的时候，他就认出你了。”周既明说，“他看见你，摸了你那朵白花。他就知道，你是第七个。所以他帮你，把小满的相框，给了你。”</w:t>
+        <w:t>“你走进便利店的时候，他就认出你了。”周既明说，“他看见你，摸了你那朵白花。他就知道，你是第七个。所以他帮你，把那个相框，给了你。”</w:t>
       </w:r>
     </w:p>
     <w:p>
@@ -31443,7 +31448,7 @@
     </w:p>
     <w:p>
       <w:r>
-        <w:t>他想起走廊里那张纸。揉过，扔了，又捡回来展开，一个字一个字捋平。</w:t>
+        <w:t>他想起走廊里那团被揉过的纸。捡回来，展开，一个字一个字捋平。</w:t>
       </w:r>
     </w:p>
     <w:p>

--- a/以观为真-手工定稿.docx
+++ b/以观为真-手工定稿.docx
@@ -152,7 +152,107 @@
     </w:p>
     <w:p>
       <w:r>
-        <w:t>他转头去看其他人。</w:t>
+        <w:t>沈默蹲下去，想看清那条腕带。</w:t>
+      </w:r>
+    </w:p>
+    <w:p>
+      <w:r>
+        <w:t>年轻男人的睫毛动了一下。</w:t>
+      </w:r>
+    </w:p>
+    <w:p>
+      <w:r>
+        <w:t>“……你干什么。”</w:t>
+      </w:r>
+    </w:p>
+    <w:p>
+      <w:r>
+        <w:t>声音沙哑，是刚睡醒的人。</w:t>
+      </w:r>
+    </w:p>
+    <w:p>
+      <w:r>
+        <w:t>沈默退开半步。</w:t>
+      </w:r>
+    </w:p>
+    <w:p>
+      <w:r>
+        <w:t>许照撑起身子，一只手压着额头，眼睛还没完全睁开。他先看沈默，再看地上横七竖八的人，最后看了一圈墙。</w:t>
+      </w:r>
+    </w:p>
+    <w:p>
+      <w:r>
+        <w:t>“这什么地方。”</w:t>
+      </w:r>
+    </w:p>
+    <w:p>
+      <w:r>
+        <w:t>“电梯。”</w:t>
+      </w:r>
+    </w:p>
+    <w:p>
+      <w:r>
+        <w:t>许照“哦”了一声，躺了回去。</w:t>
+      </w:r>
+    </w:p>
+    <w:p>
+      <w:r>
+        <w:t>“行。”他说，“那我接着睡。”</w:t>
+      </w:r>
+    </w:p>
+    <w:p>
+      <w:r>
+        <w:t>三秒之后，他猛地坐起来。</w:t>
+      </w:r>
+    </w:p>
+    <w:p>
+      <w:r>
+        <w:t>“电梯？！”</w:t>
+      </w:r>
+    </w:p>
+    <w:p>
+      <w:r>
+        <w:t>他的手在地上摸了一圈，摸到自己的挎包，抱在怀里。</w:t>
+      </w:r>
+    </w:p>
+    <w:p>
+      <w:r>
+        <w:t>“谁把我弄这儿来的。”他压着嗓子，“喂，你——你叫什么？”</w:t>
+      </w:r>
+    </w:p>
+    <w:p>
+      <w:r>
+        <w:t>“沈默。”</w:t>
+      </w:r>
+    </w:p>
+    <w:p>
+      <w:r>
+        <w:t>“沈默。”许照重复了一遍，一点反应都没有，像听一个陌生人的名字，“他们呢？他们怎么了？”</w:t>
+      </w:r>
+    </w:p>
+    <w:p>
+      <w:r>
+        <w:t>“睡着。”</w:t>
+      </w:r>
+    </w:p>
+    <w:p>
+      <w:r>
+        <w:t>“你怎么知道是睡着？”</w:t>
+      </w:r>
+    </w:p>
+    <w:p>
+      <w:r>
+        <w:t>“在呼吸。”</w:t>
+      </w:r>
+    </w:p>
+    <w:p>
+      <w:r>
+        <w:t>许照往那六个人那边挪了半尺，又缩回来。</w:t>
+      </w:r>
+    </w:p>
+    <w:p>
+      <w:r>
+        <w:t>沈默看着他们。</w:t>
       </w:r>
     </w:p>
     <w:p>
@@ -222,32 +322,32 @@
     </w:p>
     <w:p>
       <w:r>
-        <w:t>可他的眼睛，总是不受控制地，朝一个方向瞟。</w:t>
-      </w:r>
-    </w:p>
-    <w:p>
-      <w:r>
-        <w:t>那是电梯里最暗的角落。什么都没有。只有一片灯光照不透的阴影。</w:t>
-      </w:r>
-    </w:p>
-    <w:p>
-      <w:r>
-        <w:t>他盯着那片阴影，看了一会儿。</w:t>
-      </w:r>
-    </w:p>
-    <w:p>
-      <w:r>
-        <w:t>他总觉得，那里面，该有什么。</w:t>
-      </w:r>
-    </w:p>
-    <w:p>
-      <w:r>
-        <w:t>可那里，真的什么都没有。他收回目光，把这个念头，压了下去。</w:t>
-      </w:r>
-    </w:p>
-    <w:p>
-      <w:r>
-        <w:t>他试着往名字底下想。</w:t>
+        <w:t>“你认识他们？”许照忽然问。</w:t>
+      </w:r>
+    </w:p>
+    <w:p>
+      <w:r>
+        <w:t>沈默没有立刻答。</w:t>
+      </w:r>
+    </w:p>
+    <w:p>
+      <w:r>
+        <w:t>“不认识。”</w:t>
+      </w:r>
+    </w:p>
+    <w:p>
+      <w:r>
+        <w:t>“那你刚才盯着他们看什么。”</w:t>
+      </w:r>
+    </w:p>
+    <w:p>
+      <w:r>
+        <w:t>“数一数。”</w:t>
+      </w:r>
+    </w:p>
+    <w:p>
+      <w:r>
+        <w:t>他没说的是：他试过往名字底下想。</w:t>
       </w:r>
     </w:p>
     <w:p>
@@ -282,7 +382,12 @@
     </w:p>
     <w:p>
       <w:r>
-        <w:t>他走到门前，伸手沿着门边往下摸。</w:t>
+        <w:t>“这门怎么开。”许照已经站起来了，两只手在门缝上抠。</w:t>
+      </w:r>
+    </w:p>
+    <w:p>
+      <w:r>
+        <w:t>沈默走过去，伸手沿着门边往下摸。</w:t>
       </w:r>
     </w:p>
     <w:p>
@@ -292,27 +397,42 @@
     </w:p>
     <w:p>
       <w:r>
-        <w:t>他抬头。天花板一整块金属，连条螺丝缝都没有。</w:t>
-      </w:r>
-    </w:p>
-    <w:p>
-      <w:r>
-        <w:t>他退开半步，想借四壁的拉丝花纹照一照身后。影子碎成一条一条，认不出人脸。</w:t>
-      </w:r>
-    </w:p>
-    <w:p>
-      <w:r>
-        <w:t>这部电梯里，没有镜子。</w:t>
-      </w:r>
-    </w:p>
-    <w:p>
-      <w:r>
-        <w:t>明面上也没有摄像头。</w:t>
-      </w:r>
-    </w:p>
-    <w:p>
-      <w:r>
-        <w:t>一部电梯，七个活人，一块光秃秃的控制面板。</w:t>
+        <w:t>“往上摸。”许照说。</w:t>
+      </w:r>
+    </w:p>
+    <w:p>
+      <w:r>
+        <w:t>“摸过了。”</w:t>
+      </w:r>
+    </w:p>
+    <w:p>
+      <w:r>
+        <w:t>许照抬头看天花板，一整块金属，连条螺丝缝都没有。他又退开半步，想借四壁的拉丝花纹照一照身后。</w:t>
+      </w:r>
+    </w:p>
+    <w:p>
+      <w:r>
+        <w:t>影子碎成一条一条，认不出人脸。</w:t>
+      </w:r>
+    </w:p>
+    <w:p>
+      <w:r>
+        <w:t>“连个镜子都没有。”许照说。</w:t>
+      </w:r>
+    </w:p>
+    <w:p>
+      <w:r>
+        <w:t>“摄像头也没有。”</w:t>
+      </w:r>
+    </w:p>
+    <w:p>
+      <w:r>
+        <w:t>“那我们算什么？”</w:t>
+      </w:r>
+    </w:p>
+    <w:p>
+      <w:r>
+        <w:t>沈默没答。一部电梯，七个活人，一块光秃秃的控制面板。</w:t>
       </w:r>
     </w:p>
     <w:p>
@@ -322,7 +442,22 @@
     </w:p>
     <w:p>
       <w:r>
-        <w:t>电梯在下降。</w:t>
+        <w:t>“它在下。”沈默说。</w:t>
+      </w:r>
+    </w:p>
+    <w:p>
+      <w:r>
+        <w:t>许照愣了一下，也去感受那点失重。</w:t>
+      </w:r>
+    </w:p>
+    <w:p>
+      <w:r>
+        <w:t>“下了多久了？”</w:t>
+      </w:r>
+    </w:p>
+    <w:p>
+      <w:r>
+        <w:t>“不知道。”</w:t>
       </w:r>
     </w:p>
     <w:p>
@@ -332,6 +467,21 @@
     </w:p>
     <w:p>
       <w:r>
+        <w:t>许照咽了一口。</w:t>
+      </w:r>
+    </w:p>
+    <w:p>
+      <w:r>
+        <w:t>“电梯不该这么安静。”</w:t>
+      </w:r>
+    </w:p>
+    <w:p>
+      <w:r>
+        <w:t>“不该。”</w:t>
+      </w:r>
+    </w:p>
+    <w:p>
+      <w:r>
         <w:t>沈默走到门上方的墙前，蹲下来。</w:t>
       </w:r>
     </w:p>
@@ -352,17 +502,72 @@
     </w:p>
     <w:p>
       <w:r>
-        <w:t>真人秀。他先想到这个。</w:t>
-      </w:r>
-    </w:p>
-    <w:p>
-      <w:r>
-        <w:t>可他刚才摸了一圈，一个摄像头都没有。没人会在一部没有摄像头的电梯里做真人秀。</w:t>
-      </w:r>
-    </w:p>
-    <w:p>
-      <w:r>
-        <w:t>他又数了一遍。</w:t>
+        <w:t>许照凑过来看了两秒，骂了一句很短的脏话。</w:t>
+      </w:r>
+    </w:p>
+    <w:p>
+      <w:r>
+        <w:t>“真人秀。”他说，声音立刻拔高了半度，“这是真人秀是不是。摄像头藏哪儿了。”</w:t>
+      </w:r>
+    </w:p>
+    <w:p>
+      <w:r>
+        <w:t>“没有摄像头。”</w:t>
+      </w:r>
+    </w:p>
+    <w:p>
+      <w:r>
+        <w:t>“肯定有。”</w:t>
+      </w:r>
+    </w:p>
+    <w:p>
+      <w:r>
+        <w:t>“我摸了一圈。”沈默说，“没人会在一部没有摄像头的电梯里做真人秀。”</w:t>
+      </w:r>
+    </w:p>
+    <w:p>
+      <w:r>
+        <w:t>许照不说话了。</w:t>
+      </w:r>
+    </w:p>
+    <w:p>
+      <w:r>
+        <w:t>他手忙脚乱地摸口袋和挎包，掏出手机。屏幕亮起来的一瞬间，脸色更难看了。</w:t>
+      </w:r>
+    </w:p>
+    <w:p>
+      <w:r>
+        <w:t>“没信号。”许照把手机翻了个面，“一格都没有。也没……操，我充电宝呢。”</w:t>
+      </w:r>
+    </w:p>
+    <w:p>
+      <w:r>
+        <w:t>他盯着屏幕看了两秒，忽然皱起眉：“73。”</w:t>
+      </w:r>
+    </w:p>
+    <w:p>
+      <w:r>
+        <w:t>“什么？”</w:t>
+      </w:r>
+    </w:p>
+    <w:p>
+      <w:r>
+        <w:t>“电量73。”许照说，“我睡前充到一百的。”</w:t>
+      </w:r>
+    </w:p>
+    <w:p>
+      <w:r>
+        <w:t>沈默看了一眼那个数字，记了下来。</w:t>
+      </w:r>
+    </w:p>
+    <w:p>
+      <w:r>
+        <w:t>“七名参与者。”许照又去看墙上的字，“这儿七个人？”</w:t>
+      </w:r>
+    </w:p>
+    <w:p>
+      <w:r>
+        <w:t>沈默数了一遍。</w:t>
       </w:r>
     </w:p>
     <w:p>
@@ -407,6 +612,16 @@
     </w:p>
     <w:p>
       <w:r>
+        <w:t>“七个。”他说。</w:t>
+      </w:r>
+    </w:p>
+    <w:p>
+      <w:r>
+        <w:t>“那就对上了。”许照松了半口气，“对上了就还有规矩。有规矩就还有活路。”</w:t>
+      </w:r>
+    </w:p>
+    <w:p>
+      <w:r>
         <w:t>沈默按了按太阳穴。</w:t>
       </w:r>
     </w:p>
@@ -442,7 +657,87 @@
     </w:p>
     <w:p>
       <w:r>
-        <w:t>他抬起头，又看了一眼那两条灯管。</w:t>
+        <w:t>“喂。”许照忽然把手机横过来，镜头对着他，“别怕，留个素材。万一能出去，这视频能火。”</w:t>
+      </w:r>
+    </w:p>
+    <w:p>
+      <w:r>
+        <w:t>沈默看着那个黑洞洞的镜头。</w:t>
+      </w:r>
+    </w:p>
+    <w:p>
+      <w:r>
+        <w:t>“我叫沈默。”他又说了一遍。</w:t>
+      </w:r>
+    </w:p>
+    <w:p>
+      <w:r>
+        <w:t>“啊？”</w:t>
+      </w:r>
+    </w:p>
+    <w:p>
+      <w:r>
+        <w:t>“沈默。”</w:t>
+      </w:r>
+    </w:p>
+    <w:p>
+      <w:r>
+        <w:t>许照“哦”了一声，眼睛还盯在屏幕上。</w:t>
+      </w:r>
+    </w:p>
+    <w:p>
+      <w:r>
+        <w:t>没有惊讶。没有停顿。</w:t>
+      </w:r>
+    </w:p>
+    <w:p>
+      <w:r>
+        <w:t>没别的。</w:t>
+      </w:r>
+    </w:p>
+    <w:p>
+      <w:r>
+        <w:t>沈默的心往下沉了沉。</w:t>
+      </w:r>
+    </w:p>
+    <w:p>
+      <w:r>
+        <w:t>名册是单向的。</w:t>
+      </w:r>
+    </w:p>
+    <w:p>
+      <w:r>
+        <w:t>他心里装着六个人的名字。可这六个人的眼睛里，没有他。</w:t>
+      </w:r>
+    </w:p>
+    <w:p>
+      <w:r>
+        <w:t>那六个名字浮出来的时候，他愣过一秒。</w:t>
+      </w:r>
+    </w:p>
+    <w:p>
+      <w:r>
+        <w:t>那一秒里，他想的不是“我要记住他们”。</w:t>
+      </w:r>
+    </w:p>
+    <w:p>
+      <w:r>
+        <w:t>是“这六个名字，跟我有什么关系”。</w:t>
+      </w:r>
+    </w:p>
+    <w:p>
+      <w:r>
+        <w:t>他连自己是谁，都答不上来。凭什么替别人记着。</w:t>
+      </w:r>
+    </w:p>
+    <w:p>
+      <w:r>
+        <w:t>他抬起头，避开那个镜头。</w:t>
+      </w:r>
+    </w:p>
+    <w:p>
+      <w:r>
+        <w:t>眼睛落在头顶那两条灯管上。</w:t>
       </w:r>
     </w:p>
     <w:p>
@@ -462,182 +757,32 @@
     </w:p>
     <w:p>
       <w:r>
-        <w:t>身后传来一声很轻的响动。</w:t>
-      </w:r>
-    </w:p>
-    <w:p>
-      <w:r>
-        <w:t>“你干什么？”</w:t>
-      </w:r>
-    </w:p>
-    <w:p>
-      <w:r>
-        <w:t>声音沙哑，是刚睡醒的人。</w:t>
-      </w:r>
-    </w:p>
-    <w:p>
-      <w:r>
-        <w:t>沈默慢慢回头。许照半撑着身子，一只手还压着额头，眼睛已经睁开。</w:t>
-      </w:r>
-    </w:p>
-    <w:p>
-      <w:r>
-        <w:t>许照的眼睛，落在他脸上。</w:t>
-      </w:r>
-    </w:p>
-    <w:p>
-      <w:r>
-        <w:t>“看字。”沈默说。</w:t>
-      </w:r>
-    </w:p>
-    <w:p>
-      <w:r>
-        <w:t>“什么字？”</w:t>
-      </w:r>
-    </w:p>
-    <w:p>
-      <w:r>
-        <w:t>沈默用下巴朝墙上一指。</w:t>
-      </w:r>
-    </w:p>
-    <w:p>
-      <w:r>
-        <w:t>许照抬头，朝墙上看了一眼。</w:t>
-      </w:r>
-    </w:p>
-    <w:p>
-      <w:r>
-        <w:t>然后目光落回来，落在沈默按在凹槽里的那根手指上。</w:t>
-      </w:r>
-    </w:p>
-    <w:p>
-      <w:r>
-        <w:t>“你什么时候醒的？”</w:t>
-      </w:r>
-    </w:p>
-    <w:p>
-      <w:r>
-        <w:t>“比你早一点。”</w:t>
-      </w:r>
-    </w:p>
-    <w:p>
-      <w:r>
-        <w:t>“早一点是多久？”</w:t>
-      </w:r>
-    </w:p>
-    <w:p>
-      <w:r>
-        <w:t>沈默没回答。</w:t>
-      </w:r>
-    </w:p>
-    <w:p>
-      <w:r>
-        <w:t>他把手指从凹槽里抽了出来。</w:t>
-      </w:r>
-    </w:p>
-    <w:p>
-      <w:r>
-        <w:t>许照这才真正看向墙上的字。两秒后，他骂了一句很短的脏话。</w:t>
-      </w:r>
-    </w:p>
-    <w:p>
-      <w:r>
-        <w:t>他手忙脚乱地摸口袋和挎包，掏出手机。屏幕亮起来的一瞬间，脸色更难看了。</w:t>
-      </w:r>
-    </w:p>
-    <w:p>
-      <w:r>
-        <w:t>“没信号。”许照把手机翻了个面，“一格都没有。也没……操，我充电宝呢。”</w:t>
-      </w:r>
-    </w:p>
-    <w:p>
-      <w:r>
-        <w:t>他盯着屏幕看了两秒，忽然皱起眉：“73。”</w:t>
-      </w:r>
-    </w:p>
-    <w:p>
-      <w:r>
-        <w:t>“什么？”</w:t>
-      </w:r>
-    </w:p>
-    <w:p>
-      <w:r>
-        <w:t>“电量73。”许照说，“我睡前充到一百的。”</w:t>
-      </w:r>
-    </w:p>
-    <w:p>
-      <w:r>
-        <w:t>沈默看了一眼那个数字，记了下来。</w:t>
-      </w:r>
-    </w:p>
-    <w:p>
-      <w:r>
-        <w:t>许照又捣鼓了几下，忽然把手机横过来，镜头对着沈默。</w:t>
-      </w:r>
-    </w:p>
-    <w:p>
-      <w:r>
-        <w:t>“别怕，留个素材。”他说，语气轻快得像在安慰自己，“万一能出去，这视频能火。”</w:t>
-      </w:r>
-    </w:p>
-    <w:p>
-      <w:r>
-        <w:t>沈默看着那个黑洞洞的镜头，说：“我叫沈默。”</w:t>
-      </w:r>
-    </w:p>
-    <w:p>
-      <w:r>
-        <w:t>“啊？”</w:t>
-      </w:r>
-    </w:p>
-    <w:p>
-      <w:r>
-        <w:t>“沈默。”他又报了一遍。</w:t>
-      </w:r>
-    </w:p>
-    <w:p>
-      <w:r>
-        <w:t>许照“哦”了一声，眼睛还盯在屏幕上。</w:t>
-      </w:r>
-    </w:p>
-    <w:p>
-      <w:r>
-        <w:t>没别的。</w:t>
-      </w:r>
-    </w:p>
-    <w:p>
-      <w:r>
-        <w:t>沈默的心往下沉了沉。</w:t>
-      </w:r>
-    </w:p>
-    <w:p>
-      <w:r>
-        <w:t>名册是单向的。</w:t>
-      </w:r>
-    </w:p>
-    <w:p>
-      <w:r>
-        <w:t>他心里装着六个人的名字。可这六个人的眼睛里，没有他。</w:t>
-      </w:r>
-    </w:p>
-    <w:p>
-      <w:r>
-        <w:t>那六个名字浮出来的时候，他愣过一秒。</w:t>
-      </w:r>
-    </w:p>
-    <w:p>
-      <w:r>
-        <w:t>那一秒里，他想的不是“我要记住他们”。</w:t>
-      </w:r>
-    </w:p>
-    <w:p>
-      <w:r>
-        <w:t>是“这六个名字，跟我有什么关系”。</w:t>
-      </w:r>
-    </w:p>
-    <w:p>
-      <w:r>
-        <w:t>他连自己是谁，都答不上来。凭什么替别人记着。</w:t>
+        <w:t>“你看什么呢。”许照顺着他的目光抬头，“灯？”</w:t>
+      </w:r>
+    </w:p>
+    <w:p>
+      <w:r>
+        <w:t>“灯罩里。”</w:t>
+      </w:r>
+    </w:p>
+    <w:p>
+      <w:r>
+        <w:t>“灯罩里什么都没有啊。”</w:t>
+      </w:r>
+    </w:p>
+    <w:p>
+      <w:r>
+        <w:t>沈默把目光收回来。</w:t>
+      </w:r>
+    </w:p>
+    <w:p>
+      <w:r>
+        <w:t>他还看了一眼那个最暗的角落。灯光照不透的那一片。</w:t>
+      </w:r>
+    </w:p>
+    <w:p>
+      <w:r>
+        <w:t>那里也什么都没有。</w:t>
       </w:r>
     </w:p>
     <w:p>

--- a/以观为真-手工定稿.docx
+++ b/以观为真-手工定稿.docx
@@ -11632,12 +11632,17 @@
     </w:p>
     <w:p>
       <w:r>
-        <w:t>沈默怔住了。“这花……”他说，“我好像，在哪儿见过。”</w:t>
-      </w:r>
-    </w:p>
-    <w:p>
-      <w:r>
-        <w:t>“这花……”沈默怔住了，“这花，怎么和……”</w:t>
+        <w:t>沈默怔住了。</w:t>
+      </w:r>
+    </w:p>
+    <w:p>
+      <w:r>
+        <w:t>“这花……”他说。</w:t>
+      </w:r>
+    </w:p>
+    <w:p>
+      <w:r>
+        <w:t>他把手帕翻过来，又翻回去。绣线的背面，线头都收得很齐。</w:t>
       </w:r>
     </w:p>
     <w:p>
@@ -15327,122 +15332,22 @@
     </w:p>
     <w:p>
       <w:r>
-        <w:t>“唐荧。”</w:t>
-      </w:r>
-    </w:p>
-    <w:p>
-      <w:r>
-        <w:t>“在。”</w:t>
-      </w:r>
-    </w:p>
-    <w:p>
-      <w:r>
-        <w:t>“顾言。”</w:t>
-      </w:r>
-    </w:p>
-    <w:p>
-      <w:r>
-        <w:t>“在。”</w:t>
-      </w:r>
-    </w:p>
-    <w:p>
-      <w:r>
-        <w:t>“韩秋。”</w:t>
-      </w:r>
-    </w:p>
-    <w:p>
-      <w:r>
-        <w:t>“在。”</w:t>
-      </w:r>
-    </w:p>
-    <w:p>
-      <w:r>
-        <w:t>“周既明。”</w:t>
-      </w:r>
-    </w:p>
-    <w:p>
-      <w:r>
-        <w:t>“在。”</w:t>
-      </w:r>
-    </w:p>
-    <w:p>
-      <w:r>
-        <w:t>“林晚。”</w:t>
-      </w:r>
-    </w:p>
-    <w:p>
-      <w:r>
-        <w:t>“在。”</w:t>
-      </w:r>
-    </w:p>
-    <w:p>
-      <w:r>
-        <w:t>“白鸽。”</w:t>
-      </w:r>
-    </w:p>
-    <w:p>
-      <w:r>
-        <w:t>“在。”</w:t>
-      </w:r>
-    </w:p>
-    <w:p>
-      <w:r>
-        <w:t>“韦成。”</w:t>
-      </w:r>
-    </w:p>
-    <w:p>
-      <w:r>
-        <w:t>“在。”</w:t>
-      </w:r>
-    </w:p>
-    <w:p>
-      <w:r>
-        <w:t>“方妍。”</w:t>
-      </w:r>
-    </w:p>
-    <w:p>
-      <w:r>
-        <w:t>“在。”</w:t>
-      </w:r>
-    </w:p>
-    <w:p>
-      <w:r>
-        <w:t>“董学勤。”</w:t>
-      </w:r>
-    </w:p>
-    <w:p>
-      <w:r>
-        <w:t>“在。”</w:t>
-      </w:r>
-    </w:p>
-    <w:p>
-      <w:r>
-        <w:t>“胡文亮。”</w:t>
-      </w:r>
-    </w:p>
-    <w:p>
-      <w:r>
-        <w:t>“在。”</w:t>
-      </w:r>
-    </w:p>
-    <w:p>
-      <w:r>
-        <w:t>“郑小满。”</w:t>
-      </w:r>
-    </w:p>
-    <w:p>
-      <w:r>
-        <w:t>“在。”</w:t>
-      </w:r>
-    </w:p>
-    <w:p>
-      <w:r>
-        <w:t>“陆信。”</w:t>
-      </w:r>
-    </w:p>
-    <w:p>
-      <w:r>
-        <w:t>“在。”</w:t>
+        <w:t>沈默从头往下念。</w:t>
+      </w:r>
+    </w:p>
+    <w:p>
+      <w:r>
+        <w:t>念到韩秋的时候，她应得最快，抢在自己名字落地之前。念到郑小满，他应完还举了一下手，像怕人看不见。念到白鸽，那一声“在”落下去以后，走廊里的回音还拖了半拍。</w:t>
+      </w:r>
+    </w:p>
+    <w:p>
+      <w:r>
+        <w:t>十三个名字。十三声应答。</w:t>
+      </w:r>
+    </w:p>
+    <w:p>
+      <w:r>
+        <w:t>一个不少。</w:t>
       </w:r>
     </w:p>
     <w:p>
@@ -18011,7 +17916,7 @@
     </w:p>
     <w:p>
       <w:r>
-        <w:t>“核销。”</w:t>
+        <w:t>“核销。”陆信说。</w:t>
       </w:r>
     </w:p>
     <w:p>
@@ -27034,6 +26939,11 @@
     </w:p>
     <w:p>
       <w:r>
+        <w:t>那只手他握过。骨节顶在他掌心里，像一排小石子。</w:t>
+      </w:r>
+    </w:p>
+    <w:p>
+      <w:r>
         <w:t>【沈玉兰 · 喜欢给窗台上的花浇水】</w:t>
       </w:r>
     </w:p>
@@ -27049,11 +26959,21 @@
     </w:p>
     <w:p>
       <w:r>
+        <w:t>笔尖在纸上顿了一下。墨洇开一个小点。</w:t>
+      </w:r>
+    </w:p>
+    <w:p>
+      <w:r>
         <w:t>【沈玉兰 · 陪护交接单，明早7点，她替她儿子代班】</w:t>
       </w:r>
     </w:p>
     <w:p>
       <w:r>
+        <w:t>这一行写完，他把手挪开了。怕自己盯着看。</w:t>
+      </w:r>
+    </w:p>
+    <w:p>
+      <w:r>
         <w:t>【沈玉兰 · 和儿子睡一张床】</w:t>
       </w:r>
     </w:p>
@@ -27100,6 +27020,11 @@
     <w:p>
       <w:r>
         <w:t>【沈玉兰 · 安安数到七了】</w:t>
+      </w:r>
+    </w:p>
+    <w:p>
+      <w:r>
+        <w:t>他把笔换到左手，甩了甩右手。写得太久，虎口发麻。</w:t>
       </w:r>
     </w:p>
     <w:p>
@@ -31178,27 +31103,62 @@
     </w:p>
     <w:p>
       <w:r>
-        <w:t>“第一个，叫阿临。”他说，“他是最早的一批。他不记名字。他只记数字。他说，名字会骗人，数字不会。后来，他被数字骗了。因为人数，永远是错的。他是第一个，被除名的。”</w:t>
-      </w:r>
-    </w:p>
-    <w:p>
-      <w:r>
-        <w:t>“第二个呢？”</w:t>
-      </w:r>
-    </w:p>
-    <w:p>
-      <w:r>
-        <w:t>“第二个，是个女人。”周既明说，“姓白。她记人，只记眼睛。她说，眼睛骗不了人。可她忘了，这地方，连眼睛都能换。许照的左眼，就是这么没的。她最后，也走了。”</w:t>
-      </w:r>
-    </w:p>
-    <w:p>
-      <w:r>
-        <w:t>“第三个？”</w:t>
-      </w:r>
-    </w:p>
-    <w:p>
-      <w:r>
-        <w:t>“第三个，是个孩子。”周既明说，“他记人，靠数数。他能从一数到一百，一个都不错。可他忘了数自己。他数完所有人，把自己漏了。他被‘多出来的人’，带走了。”</w:t>
+        <w:t>周既明伸出手，在墙灰上划了六道。</w:t>
+      </w:r>
+    </w:p>
+    <w:p>
+      <w:r>
+        <w:t>“阿临。”他点第一道，“最早的一批。他不记名字，只记数字。他说名字会骗人，数字不会。”</w:t>
+      </w:r>
+    </w:p>
+    <w:p>
+      <w:r>
+        <w:t>“后来呢。”</w:t>
+      </w:r>
+    </w:p>
+    <w:p>
+      <w:r>
+        <w:t>“后来他被数字骗了。”周既明说，“人数永远是错的。他是第一个被除名的。”</w:t>
+      </w:r>
+    </w:p>
+    <w:p>
+      <w:r>
+        <w:t>手指往下挪了一道。</w:t>
+      </w:r>
+    </w:p>
+    <w:p>
+      <w:r>
+        <w:t>“第二个是个女人，姓白。她只记眼睛，说眼睛骗不了人。”</w:t>
+      </w:r>
+    </w:p>
+    <w:p>
+      <w:r>
+        <w:t>“许照的左眼——”</w:t>
+      </w:r>
+    </w:p>
+    <w:p>
+      <w:r>
+        <w:t>“就是这么没的。”周既明说，“这地方连眼睛都能换。她最后也走了。”</w:t>
+      </w:r>
+    </w:p>
+    <w:p>
+      <w:r>
+        <w:t>第三道。</w:t>
+      </w:r>
+    </w:p>
+    <w:p>
+      <w:r>
+        <w:t>“一个孩子。他能从一数到一百，一个都不错。他把所有人都数完了。”</w:t>
+      </w:r>
+    </w:p>
+    <w:p>
+      <w:r>
+        <w:t>沈默等着他说下去。</w:t>
+      </w:r>
+    </w:p>
+    <w:p>
+      <w:r>
+        <w:t>“他漏了自己。”周既明说，“‘多出来的人’把他带走了。”</w:t>
       </w:r>
     </w:p>
     <w:p>
@@ -31208,32 +31168,52 @@
     </w:p>
     <w:p>
       <w:r>
-        <w:t>“第四个？”</w:t>
-      </w:r>
-    </w:p>
-    <w:p>
-      <w:r>
-        <w:t>“第四个，我不认识。”周既明说，“我只知道，他的名册，写了一半，就断了。他记到一半，忽然问了一句：‘我记的这些，是真的吗？’问完，他就再也没记过一个字。”</w:t>
-      </w:r>
-    </w:p>
-    <w:p>
-      <w:r>
-        <w:t>“第五个？”</w:t>
-      </w:r>
-    </w:p>
-    <w:p>
-      <w:r>
-        <w:t>“第五个，是舒宁。”周既明说，“遗体整容师。他记人，靠摸脸。他说，脸记不住，手记得住。他摸过很多脸。摸到最后，他自己的脸，被摸走了。”</w:t>
-      </w:r>
-    </w:p>
-    <w:p>
-      <w:r>
-        <w:t>“第六个呢？”</w:t>
-      </w:r>
-    </w:p>
-    <w:p>
-      <w:r>
-        <w:t>周既明抬起头，看着他。</w:t>
+        <w:t>第四道他划得很轻，划完手停在那儿。</w:t>
+      </w:r>
+    </w:p>
+    <w:p>
+      <w:r>
+        <w:t>“这个我不认识。他的名册写了一半就断了。记到一半，他抬起头问了一句——”</w:t>
+      </w:r>
+    </w:p>
+    <w:p>
+      <w:r>
+        <w:t>“问什么。”</w:t>
+      </w:r>
+    </w:p>
+    <w:p>
+      <w:r>
+        <w:t>“‘我记的这些，是真的吗。’”周既明说，“问完，他再没记过一个字。”</w:t>
+      </w:r>
+    </w:p>
+    <w:p>
+      <w:r>
+        <w:t>第五道。</w:t>
+      </w:r>
+    </w:p>
+    <w:p>
+      <w:r>
+        <w:t>“舒宁。遗体整容师。他记人靠摸脸，说脸记不住，手记得住。”</w:t>
+      </w:r>
+    </w:p>
+    <w:p>
+      <w:r>
+        <w:t>周既明停了一下。</w:t>
+      </w:r>
+    </w:p>
+    <w:p>
+      <w:r>
+        <w:t>“他摸过很多脸。摸到最后，他自己那张，被摸走了。”</w:t>
+      </w:r>
+    </w:p>
+    <w:p>
+      <w:r>
+        <w:t>沈默看着最后那一道。</w:t>
+      </w:r>
+    </w:p>
+    <w:p>
+      <w:r>
+        <w:t>周既明把手指按在上面，按了一会儿，才移开。指腹上沾了一层白灰。</w:t>
       </w:r>
     </w:p>
     <w:p>
@@ -34321,7 +34301,12 @@
     </w:p>
     <w:p>
       <w:r>
-        <w:t>“到了。”林晚说，“去吧。她在等你。”</w:t>
+        <w:t>林晚在他身后停下。</w:t>
+      </w:r>
+    </w:p>
+    <w:p>
+      <w:r>
+        <w:t>“去吧。”她说，“她在等你。”</w:t>
       </w:r>
     </w:p>
     <w:p>
@@ -35130,12 +35115,12 @@
     </w:p>
     <w:p>
       <w:r>
-        <w:t>“一格。”</w:t>
-      </w:r>
-    </w:p>
-    <w:p>
-      <w:r>
-        <w:t>“一格。”林晚说，“它除一个，你记一个，就涨一格。它除得快，还是你记得快——这一局，就比这个。”</w:t>
+        <w:t>沈默看着那个【2】。</w:t>
+      </w:r>
+    </w:p>
+    <w:p>
+      <w:r>
+        <w:t>“它除一个，你记一个，就涨一格。”林晚说，“它除得快，还是你记得快——这一局，就比这个。”</w:t>
       </w:r>
     </w:p>
     <w:p>
@@ -37856,12 +37841,12 @@
     </w:p>
     <w:p>
       <w:r>
-        <w:t>“上一任的。”他说。</w:t>
-      </w:r>
-    </w:p>
-    <w:p>
-      <w:r>
-        <w:t>“上一任的。”陈渡说。</w:t>
+        <w:t>“上一任的。”他重复了一遍。</w:t>
+      </w:r>
+    </w:p>
+    <w:p>
+      <w:r>
+        <w:t>黑暗里，没有人应。</w:t>
       </w:r>
     </w:p>
     <w:p>
@@ -38671,7 +38656,7 @@
     </w:p>
     <w:p>
       <w:r>
-        <w:t>“一条街。”林晚说。</w:t>
+        <w:t>林晚顺着他的目光看过去，没有出声。</w:t>
       </w:r>
     </w:p>
     <w:p>
@@ -38706,7 +38691,7 @@
     </w:p>
     <w:p>
       <w:r>
-        <w:t>“它变快了。”林晚说，“因为你在写。你写回一个，它就加快一点。它在跟你抢。”</w:t>
+        <w:t>“因为你在写。”林晚说，“你写回一个，它就加快一点。它在跟你抢。”</w:t>
       </w:r>
     </w:p>
     <w:p>
@@ -38811,7 +38796,12 @@
     </w:p>
     <w:p>
       <w:r>
-        <w:t>“它抹了唐荧。”林晚说。</w:t>
+        <w:t>林晚没有应。她走过来，把那一页从他手里抽过去，对着灯举起来。</w:t>
+      </w:r>
+    </w:p>
+    <w:p>
+      <w:r>
+        <w:t>纸背上什么都没有。连压痕都没有。</w:t>
       </w:r>
     </w:p>
     <w:p>
@@ -39028,12 +39018,12 @@
     </w:p>
     <w:p>
       <w:r>
-        <w:t>“它学会了。”</w:t>
-      </w:r>
-    </w:p>
-    <w:p>
-      <w:r>
-        <w:t>“它以前不会。”林晚说，“它以前只会往前抹。现在它会往回抹了。”</w:t>
+        <w:t>沈默盯着那个【3】，没有抬头。</w:t>
+      </w:r>
+    </w:p>
+    <w:p>
+      <w:r>
+        <w:t>“它以前只会往前抹。”林晚说，“现在它会往回抹了。”</w:t>
       </w:r>
     </w:p>
     <w:p>
@@ -39043,7 +39033,7 @@
     </w:p>
     <w:p>
       <w:r>
-        <w:t>“往回抹。”林晚说，“你写回一个，它抹一个。你写回十个，它抹十个。到最后，你写多少，它抹多少。”</w:t>
+        <w:t>“你写回一个，它抹一个。”林晚说，“你写回十个，它抹十个。到最后，你写多少，它抹多少。”</w:t>
       </w:r>
     </w:p>
     <w:p>
@@ -40565,7 +40555,7 @@
     </w:p>
     <w:p>
       <w:r>
-        <w:t>“还有三个。”林晚说。</w:t>
+        <w:t>林晚也数了一遍，点了点头。</w:t>
       </w:r>
     </w:p>
     <w:p>
@@ -41120,7 +41110,7 @@
     </w:p>
     <w:p>
       <w:r>
-        <w:t>“它问了。”林晚说。</w:t>
+        <w:t>林晚凑过来，看那个问号。</w:t>
       </w:r>
     </w:p>
     <w:p>
@@ -41482,12 +41472,12 @@
     </w:p>
     <w:p>
       <w:r>
-        <w:t>“一格。”</w:t>
-      </w:r>
-    </w:p>
-    <w:p>
-      <w:r>
-        <w:t>“一格。”林晚说，“你写回一个，它就涨一格。它收走多少，我们写回多少。”</w:t>
+        <w:t>“五。”沈默说。</w:t>
+      </w:r>
+    </w:p>
+    <w:p>
+      <w:r>
+        <w:t>“你写回一个，它就涨一格。”林晚说，“它收走多少，我们写回多少。”</w:t>
       </w:r>
     </w:p>
     <w:p>

--- a/以观为真-手工定稿.docx
+++ b/以观为真-手工定稿.docx
@@ -2448,7 +2448,7 @@
     </w:p>
     <w:p>
       <w:r>
-        <w:t>沈默低头，把许照手机上那张合影，又数了一遍。</w:t>
+        <w:t>沈默低头，把许照手机上那张合影又数了一遍。</w:t>
       </w:r>
     </w:p>
     <w:p>
@@ -5911,7 +5911,7 @@
     </w:p>
     <w:p>
       <w:r>
-        <w:t>他把六个名字，写在纸上。写完，纸还没干。</w:t>
+        <w:t>他把六个名字写在纸上。写完，纸还没干。</w:t>
       </w:r>
     </w:p>
     <w:p>
@@ -6226,7 +6226,7 @@
     </w:p>
     <w:p>
       <w:r>
-        <w:t>沈默没有动。他只是，把怀里那本册子，抱紧了一点。</w:t>
+        <w:t>沈默没有动。他只是把怀里那本册子抱紧了一点。</w:t>
       </w:r>
     </w:p>
     <w:p>
@@ -8177,7 +8177,7 @@
     </w:p>
     <w:p>
       <w:r>
-        <w:t>他抬起手，把手里那朵白花，递给沈默。</w:t>
+        <w:t>他抬起手，把手里那朵白花递给沈默。</w:t>
       </w:r>
     </w:p>
     <w:p>
@@ -10308,7 +10308,7 @@
     </w:p>
     <w:p>
       <w:r>
-        <w:t>沈默直起身，把那本册子，重新抱紧。</w:t>
+        <w:t>沈默直起身，把那本册子重新抱紧。</w:t>
       </w:r>
     </w:p>
     <w:p>
@@ -10965,7 +10965,7 @@
     </w:p>
     <w:p>
       <w:r>
-        <w:t>沈默把饼干，放回口袋里。</w:t>
+        <w:t>沈默把饼干放回口袋里。</w:t>
       </w:r>
     </w:p>
     <w:p>
@@ -11010,7 +11010,7 @@
     </w:p>
     <w:p>
       <w:r>
-        <w:t>沈默把那盒饼干，从口袋里摸出来。</w:t>
+        <w:t>沈默把那盒饼干从口袋里摸出来。</w:t>
       </w:r>
     </w:p>
     <w:p>
@@ -13708,7 +13708,7 @@
     </w:p>
     <w:p>
       <w:r>
-        <w:t>他把那张照片，小心地收进怀里。</w:t>
+        <w:t>他把那张照片小心地收进怀里。</w:t>
       </w:r>
     </w:p>
     <w:p>
@@ -14987,7 +14987,7 @@
     </w:p>
     <w:p>
       <w:r>
-        <w:t>烟在他指间，没点。他把那一口没点的烟，慢慢吐出来。</w:t>
+        <w:t>烟在他指间，没点。他把那一口没点的烟慢慢吐出来。</w:t>
       </w:r>
     </w:p>
     <w:p>
@@ -15017,7 +15017,7 @@
     </w:p>
     <w:p>
       <w:r>
-        <w:t>他把十三个名字，一个一个念了下来。</w:t>
+        <w:t>他把十三个名字一个一个念了下来。</w:t>
       </w:r>
     </w:p>
     <w:p>
@@ -16084,7 +16084,7 @@
     </w:p>
     <w:p>
       <w:r>
-        <w:t>他把这一幕，记在了名册的最后一页。</w:t>
+        <w:t>他把这一幕记在了名册的最后一页。</w:t>
       </w:r>
     </w:p>
     <w:p>
@@ -17141,7 +17141,7 @@
     </w:p>
     <w:p>
       <w:r>
-        <w:t>她把袖子，往下拽了拽。</w:t>
+        <w:t>她把袖子往下拽了拽。</w:t>
       </w:r>
     </w:p>
     <w:p>
@@ -18111,7 +18111,7 @@
     </w:p>
     <w:p>
       <w:r>
-        <w:t>白鸽，把相机，重新挂回了脖子上。</w:t>
+        <w:t>白鸽把相机重新挂回了脖子上。</w:t>
       </w:r>
     </w:p>
     <w:p>
@@ -18683,7 +18683,7 @@
     </w:p>
     <w:p>
       <w:r>
-        <w:t>沈默，把那张纸，重新摊开。</w:t>
+        <w:t>沈默把那张纸重新摊开。</w:t>
       </w:r>
     </w:p>
     <w:p>
@@ -19073,7 +19073,7 @@
     </w:p>
     <w:p>
       <w:r>
-        <w:t>他拼命地，把那些细节，全部塞回脑子里。</w:t>
+        <w:t>他拼命地把那些细节全部塞回脑子里。</w:t>
       </w:r>
     </w:p>
     <w:p>
@@ -19083,7 +19083,7 @@
     </w:p>
     <w:p>
       <w:r>
-        <w:t>他也一遍一遍地，把它们，攥回来。</w:t>
+        <w:t>他也一遍一遍地把它们攥回来。</w:t>
       </w:r>
     </w:p>
     <w:p>
@@ -20522,7 +20522,7 @@
     </w:p>
     <w:p>
       <w:r>
-        <w:t>他蹲下身，把那根烧尽的蜡烛，收起来。</w:t>
+        <w:t>他蹲下身，把那根烧尽的蜡烛收起来。</w:t>
       </w:r>
     </w:p>
     <w:p>
@@ -22033,7 +22033,7 @@
     </w:p>
     <w:p>
       <w:r>
-        <w:t>沈默把那两个数，在心里减了一遍。</w:t>
+        <w:t>沈默把那两个数在心里减了一遍。</w:t>
       </w:r>
     </w:p>
     <w:p>
@@ -22825,7 +22825,7 @@
     </w:p>
     <w:p>
       <w:r>
-        <w:t>顾言把那串数，又数了一遍。</w:t>
+        <w:t>顾言把那串数又数了一遍。</w:t>
       </w:r>
     </w:p>
     <w:p>
@@ -23759,12 +23759,12 @@
     </w:p>
     <w:p>
       <w:r>
-        <w:t>“后来呢？”</w:t>
-      </w:r>
-    </w:p>
-    <w:p>
-      <w:r>
-        <w:t>“后来，被投出去的人，都回来了。”陆信说，“他们坐在原来的位置上，看着我，笑。我才明白，那局真正的题，不是找出不存在的人。是找出，‘谁在投’。”</w:t>
+        <w:t>沈默没有出声。</w:t>
+      </w:r>
+    </w:p>
+    <w:p>
+      <w:r>
+        <w:t>“被投出去的人，都回来了。”陆信说，“他们坐在原来的位置上，看着我，笑。我才明白，那局真正的题，不是找出不存在的人。是找出，‘谁在投’。”</w:t>
       </w:r>
     </w:p>
     <w:p>
@@ -23834,12 +23834,12 @@
     </w:p>
     <w:p>
       <w:r>
-        <w:t>“然后呢？”</w:t>
-      </w:r>
-    </w:p>
-    <w:p>
-      <w:r>
-        <w:t>“然后他问我，‘你记着几个人？’”陆信说，“我说，我一个都记不住。他笑了。他说，‘那你不是观测员。你是捡表的人。’他说完，就走了。我再没见过他。”</w:t>
+        <w:t>陆信把烟从嘴里拿下来，看了看，又叼回去。</w:t>
+      </w:r>
+    </w:p>
+    <w:p>
+      <w:r>
+        <w:t>“他问我，‘你记着几个人？’”他说，“我说，我一个都记不住。他笑了。他说，‘那你不是观测员。你是捡表的人。’他说完，就走了。我再没见过他。”</w:t>
       </w:r>
     </w:p>
     <w:p>
@@ -25308,7 +25308,7 @@
     </w:p>
     <w:p>
       <w:r>
-        <w:t>他把抱着膝盖的小男孩，轻轻地抱过来。</w:t>
+        <w:t>他把抱着膝盖的小男孩轻轻抱过来。</w:t>
       </w:r>
     </w:p>
     <w:p>
@@ -25368,7 +25368,7 @@
     </w:p>
     <w:p>
       <w:r>
-        <w:t>沈默低头，把那男孩的头发，揉了一下。</w:t>
+        <w:t>沈默低头，揉了揉那男孩的头发。</w:t>
       </w:r>
     </w:p>
     <w:p>
@@ -25628,7 +25628,7 @@
     </w:p>
     <w:p>
       <w:r>
-        <w:t>他抱着那台钟，走出小门，把那扇门，轻轻合上。</w:t>
+        <w:t>他抱着那台钟走出小门，把那扇门轻轻合上。</w:t>
       </w:r>
     </w:p>
     <w:p>
@@ -28126,7 +28126,7 @@
     </w:p>
     <w:p>
       <w:r>
-        <w:t>沈默听见她，又把那句话，念了一遍。</w:t>
+        <w:t>沈默听见她又把那句话念了一遍。</w:t>
       </w:r>
     </w:p>
     <w:p>
@@ -28683,7 +28683,7 @@
     </w:p>
     <w:p>
       <w:r>
-        <w:t>他明明都替老周记着万事，可偏偏，把老周娘的名字，忘在了一支拐角上。</w:t>
+        <w:t>他明明都替老周记着万事，可偏偏，把老周娘的名字忘在了一支拐角上。</w:t>
       </w:r>
     </w:p>
     <w:p>
@@ -29672,7 +29672,7 @@
     </w:p>
     <w:p>
       <w:r>
-        <w:t>周既明把手机，递到沈默手里。</w:t>
+        <w:t>周既明把手机递到沈默手里。</w:t>
       </w:r>
     </w:p>
     <w:p>
@@ -32949,7 +32949,7 @@
     </w:p>
     <w:p>
       <w:r>
-        <w:t>“还有呢？”</w:t>
+        <w:t>林晚等着。</w:t>
       </w:r>
     </w:p>
     <w:p>
@@ -32959,11 +32959,6 @@
     </w:p>
     <w:p>
       <w:r>
-        <w:t>“再然后呢？”</w:t>
-      </w:r>
-    </w:p>
-    <w:p>
-      <w:r>
         <w:t>“再然后，我想去白鸽的外婆家。”沈默说，“替小满，把那双鞋垫，还回去。她欠那个老人的一块手帕，我也要还。”</w:t>
       </w:r>
     </w:p>
@@ -33169,7 +33164,7 @@
     </w:p>
     <w:p>
       <w:r>
-        <w:t>沈默想，等这一切结束，他一定要去看看那棵白桂。</w:t>
+        <w:t>沈默把杯子端起来。水已经凉了。他喝了一口，没喝完，又放下。</w:t>
       </w:r>
     </w:p>
     <w:p>
@@ -33214,12 +33209,7 @@
     </w:p>
     <w:p>
       <w:r>
-        <w:t>“然后呢？”</w:t>
-      </w:r>
-    </w:p>
-    <w:p>
-      <w:r>
-        <w:t>“然后，我想把白鸽，送回她外婆的巷子。把韩秋，送回家。把顾言，送回他的事务所。把许照，送回他的出租屋。把周既明，送回他那间，往东边的屋子。”</w:t>
+        <w:t>“然后，”沈默说，“我想把白鸽送回她外婆的巷子。把韩秋，送回家。把顾言，送回他的事务所。把许照，送回他的出租屋。把周既明，送回他那间，往东边的屋子。”</w:t>
       </w:r>
     </w:p>
     <w:p>
@@ -33255,11 +33245,6 @@
     <w:p>
       <w:r>
         <w:t>“不怕。”他说，“我把他们送回去，他们就都记得我。我走到哪儿，都不是一个人。因为总有人，会想起我。”</w:t>
-      </w:r>
-    </w:p>
-    <w:p>
-      <w:r>
-        <w:t>“比如呢？”</w:t>
       </w:r>
     </w:p>
     <w:p>
@@ -33546,7 +33531,7 @@
     </w:p>
     <w:p>
       <w:r>
-        <w:t>林晚站在最远的地方，看着他，嘴唇动了动，最后，只是把目光，挪向那扇门。</w:t>
+        <w:t>林晚站在最远的地方，看着他，嘴唇动了动，最后只是把目光挪向那扇门。</w:t>
       </w:r>
     </w:p>
     <w:p>
@@ -34783,7 +34768,7 @@
     </w:p>
     <w:p>
       <w:r>
-        <w:t>窗外的风，把桂花香，送了进来。</w:t>
+        <w:t>窗外的风把桂花香送了进来。</w:t>
       </w:r>
     </w:p>
     <w:p>
@@ -36542,7 +36527,7 @@
     </w:p>
     <w:p>
       <w:r>
-        <w:t>她把钥匙，插进锁孔。</w:t>
+        <w:t>她把钥匙插进锁孔。</w:t>
       </w:r>
     </w:p>
     <w:p>
@@ -38886,7 +38871,7 @@
     </w:p>
     <w:p>
       <w:r>
-        <w:t>他把那三个字，又写了一遍。</w:t>
+        <w:t>他把那三个字又写了一遍。</w:t>
       </w:r>
     </w:p>
     <w:p>
@@ -39428,7 +39413,7 @@
     </w:p>
     <w:p>
       <w:r>
-        <w:t>像有人，用橡皮，把所有的人脸，都擦掉了。</w:t>
+        <w:t>像有人用橡皮把所有的人脸都擦掉了。</w:t>
       </w:r>
     </w:p>
     <w:p>
@@ -39988,7 +39973,7 @@
     </w:p>
     <w:p>
       <w:r>
-        <w:t>风从破了的窗玻璃缝里进来，把讲台上那张纸，吹得哗啦哗啦响。</w:t>
+        <w:t>风从破了的窗玻璃缝里进来，把讲台上那张纸吹得哗啦哗啦响。</w:t>
       </w:r>
     </w:p>
     <w:p>
@@ -40685,7 +40670,7 @@
     </w:p>
     <w:p>
       <w:r>
-        <w:t>念完，他把那张纸，翻了一面。</w:t>
+        <w:t>念完，他把那张纸翻了一面。</w:t>
       </w:r>
     </w:p>
     <w:p>
@@ -41010,7 +40995,7 @@
     </w:p>
     <w:p>
       <w:r>
-        <w:t>沈默把册子，抱紧了一点。</w:t>
+        <w:t>沈默把册子抱紧了一点。</w:t>
       </w:r>
     </w:p>
     <w:p>
@@ -41417,7 +41402,7 @@
     </w:p>
     <w:p>
       <w:r>
-        <w:t>她把册子，递了过来。</w:t>
+        <w:t>她把册子递了过来。</w:t>
       </w:r>
     </w:p>
     <w:p>
@@ -41742,12 +41727,7 @@
     </w:p>
     <w:p>
       <w:r>
-        <w:t>“对什么？”</w:t>
-      </w:r>
-    </w:p>
-    <w:p>
-      <w:r>
-        <w:t>“脸。”林晚说，“对脸。”</w:t>
+        <w:t>“对脸。”</w:t>
       </w:r>
     </w:p>
     <w:p>
@@ -41762,22 +41742,12 @@
     </w:p>
     <w:p>
       <w:r>
-        <w:t>“你干了多久？”</w:t>
-      </w:r>
-    </w:p>
-    <w:p>
-      <w:r>
-        <w:t>“一辈子。”林晚说。</w:t>
-      </w:r>
-    </w:p>
-    <w:p>
-      <w:r>
-        <w:t>“核对了多少个？”</w:t>
-      </w:r>
-    </w:p>
-    <w:p>
-      <w:r>
-        <w:t>“四百个。”</w:t>
+        <w:t>“干了多久。”</w:t>
+      </w:r>
+    </w:p>
+    <w:p>
+      <w:r>
+        <w:t>“一辈子。”林晚说，“四百个。”</w:t>
       </w:r>
     </w:p>
     <w:p>
@@ -41787,12 +41757,7 @@
     </w:p>
     <w:p>
       <w:r>
-        <w:t>“四百个？”</w:t>
-      </w:r>
-    </w:p>
-    <w:p>
-      <w:r>
-        <w:t>“四百个。”林晚说，“我送回去过四百个人。有的走了三天，有的走了三十年。有一个，走的时候六岁，回来的时候，四十六，他妈都认不出他了。是我认出来的。”</w:t>
+        <w:t>“有的走了三天，有的走了三十年。”林晚说，“有一个，走的时候六岁，回来的时候，四十六，他妈都认不出他了。是我认出来的。”</w:t>
       </w:r>
     </w:p>
     <w:p>
@@ -41817,7 +41782,7 @@
     </w:p>
     <w:p>
       <w:r>
-        <w:t>“骨？”</w:t>
+        <w:t>“骨。”她说。</w:t>
       </w:r>
     </w:p>
     <w:p>
@@ -42009,32 +41974,17 @@
     </w:p>
     <w:p>
       <w:r>
-        <w:t>“一堵什么样的墙？”</w:t>
-      </w:r>
-    </w:p>
-    <w:p>
-      <w:r>
-        <w:t>“灰色的。”林晚说，“很旧。砖缝很大，我能把手指，塞进去。”</w:t>
-      </w:r>
-    </w:p>
-    <w:p>
-      <w:r>
-        <w:t>她抬起右手，比了比。</w:t>
-      </w:r>
-    </w:p>
-    <w:p>
-      <w:r>
-        <w:t>“我醒来的时候，就坐在那堵墙下面。面前，是那堵墙。背后，什么都没有。”</w:t>
-      </w:r>
-    </w:p>
-    <w:p>
-      <w:r>
-        <w:t>“规则呢？”</w:t>
-      </w:r>
-    </w:p>
-    <w:p>
-      <w:r>
-        <w:t>“有规则。”林晚说，“墙上写着：数清楚，这堵墙，有多少块砖。”</w:t>
+        <w:t>“灰色的。很旧。砖缝很大，我能把手指塞进去。”</w:t>
+      </w:r>
+    </w:p>
+    <w:p>
+      <w:r>
+        <w:t>她抬起右手，比了比。食指边上有一层薄茧。</w:t>
+      </w:r>
+    </w:p>
+    <w:p>
+      <w:r>
+        <w:t>“我醒来就坐在那堵墙下面。面前是墙，背后什么都没有。墙上写着一行字：数清楚，这堵墙，有多少块砖。”</w:t>
       </w:r>
     </w:p>
     <w:p>
@@ -42044,32 +41994,7 @@
     </w:p>
     <w:p>
       <w:r>
-        <w:t>“数砖？”</w:t>
-      </w:r>
-    </w:p>
-    <w:p>
-      <w:r>
-        <w:t>“数砖。”林晚说，“我数了很久。我干了一辈子核对，数数，是我唯一会的事。”</w:t>
-      </w:r>
-    </w:p>
-    <w:p>
-      <w:r>
-        <w:t>“数清楚了吗？”</w:t>
-      </w:r>
-    </w:p>
-    <w:p>
-      <w:r>
-        <w:t>“没有。”林晚说，“我数到第三千块的时候，就乱了。因为天会黑。”</w:t>
-      </w:r>
-    </w:p>
-    <w:p>
-      <w:r>
-        <w:t>“天会黑？”</w:t>
-      </w:r>
-    </w:p>
-    <w:p>
-      <w:r>
-        <w:t>“那堵墙前面，有光。”林晚说，“光会一点一点暗下去。暗一次，我就忘一次。忘了多少块，就得重新数。”</w:t>
+        <w:t>“我数了很久。我干了一辈子核对，数数是我唯一会的事。”林晚说，“可我数不完。那墙前面有光，光会一点一点暗下去。暗一次，我就忘一次。忘了多少块，就得从头再数。我数到三千多就乱了。”</w:t>
       </w:r>
     </w:p>
     <w:p>
@@ -42089,12 +42014,7 @@
     </w:p>
     <w:p>
       <w:r>
-        <w:t>“缝？”</w:t>
-      </w:r>
-    </w:p>
-    <w:p>
-      <w:r>
-        <w:t>“砖缝。”林晚说，“砖会暗，缝不暗。光暗下去的时候，砖看不见了，可缝还在。我把手指，按在缝里，一块一块地数。”</w:t>
+        <w:t>“砖会暗，缝不暗。”林晚说，“光一没，砖就看不见了，缝还在。我把手指按进去，一道一道往前挪。”</w:t>
       </w:r>
     </w:p>
     <w:p>
@@ -42104,382 +42024,337 @@
     </w:p>
     <w:p>
       <w:r>
-        <w:t>“我一百多天，没有睡过。天一亮，就数。天一黑，就摸。”</w:t>
+        <w:t>“一百多天没睡过。天一亮就看，天一黑就摸。”</w:t>
+      </w:r>
+    </w:p>
+    <w:p>
+      <w:r>
+        <w:t>“多少。”</w:t>
+      </w:r>
+    </w:p>
+    <w:p>
+      <w:r>
+        <w:t>“八万四千。”</w:t>
+      </w:r>
+    </w:p>
+    <w:p>
+      <w:r>
+        <w:t>她报这个数的时候，语气跟报一个门牌号一样平。</w:t>
+      </w:r>
+    </w:p>
+    <w:p>
+      <w:r>
+        <w:t>“数完了，就通关了？”</w:t>
+      </w:r>
+    </w:p>
+    <w:p>
+      <w:r>
+        <w:t>“没有。”林晚说，“数完了我才发现，那堵墙上有一行字。”</w:t>
+      </w:r>
+    </w:p>
+    <w:p>
+      <w:r>
+        <w:t>林晚抬起头，看着前方。</w:t>
+      </w:r>
+    </w:p>
+    <w:p>
+      <w:r>
+        <w:t>“那行字说——”她说，“‘被除名者的名字，由观测员保管。’”</w:t>
+      </w:r>
+    </w:p>
+    <w:p>
+      <w:r>
+        <w:t>沈默的呼吸，停住了。</w:t>
+      </w:r>
+    </w:p>
+    <w:p>
+      <w:r>
+        <w:t>规则七。</w:t>
+      </w:r>
+    </w:p>
+    <w:p>
+      <w:r>
+        <w:t>他的脑子里，飞快地转起来。</w:t>
+      </w:r>
+    </w:p>
+    <w:p>
+      <w:r>
+        <w:t>三条被涂掉的规则。三，五，七。</w:t>
+      </w:r>
+    </w:p>
+    <w:p>
+      <w:r>
+        <w:t>第三条，早就露过头了：观测员不计入参与者。</w:t>
+      </w:r>
+    </w:p>
+    <w:p>
+      <w:r>
+        <w:t>第五条，他和顾言在第一局里推出来过：任何人不能确认自己。</w:t>
+      </w:r>
+    </w:p>
+    <w:p>
+      <w:r>
+        <w:t>第七条，从头到尾没有人见过。</w:t>
+      </w:r>
+    </w:p>
+    <w:p>
+      <w:r>
+        <w:t>就是这一条——</w:t>
+      </w:r>
+    </w:p>
+    <w:p>
+      <w:r>
+        <w:t>“那行字，在墙上。”林晚说，“我数完砖的那一刻，它亮起来的。可它亮起来，不是因为我通关了。”</w:t>
+      </w:r>
+    </w:p>
+    <w:p>
+      <w:r>
+        <w:t>沈默停住脚步。</w:t>
+      </w:r>
+    </w:p>
+    <w:p>
+      <w:r>
+        <w:t>“是因为我该被除名了。”林晚说，“我数完了那堵墙，墙上的字就变了。它说——‘本局参与者：一名。已确认。除名执行。’”</w:t>
+      </w:r>
+    </w:p>
+    <w:p>
+      <w:r>
+        <w:t>“你就这么——”</w:t>
+      </w:r>
+    </w:p>
+    <w:p>
+      <w:r>
+        <w:t>“我就这么，被擦掉了。”林晚说。</w:t>
+      </w:r>
+    </w:p>
+    <w:p>
+      <w:r>
+        <w:t>她抬起右手，把袖子往上撸了一截。</w:t>
+      </w:r>
+    </w:p>
+    <w:p>
+      <w:r>
+        <w:t>手腕上，那圈很淡的印子，露了出来。</w:t>
+      </w:r>
+    </w:p>
+    <w:p>
+      <w:r>
+        <w:t>“这个，”她说，“是那时候留下的。”</w:t>
+      </w:r>
+    </w:p>
+    <w:p>
+      <w:r>
+        <w:t>沈默看着那圈印子。</w:t>
+      </w:r>
+    </w:p>
+    <w:p>
+      <w:r>
+        <w:t>像长期戴过什么东西，又被摘下来的痕迹。</w:t>
+      </w:r>
+    </w:p>
+    <w:p>
+      <w:r>
+        <w:t>他从电梯第一夜起，就记住了它。</w:t>
+      </w:r>
+    </w:p>
+    <w:p>
+      <w:r>
+        <w:t>刚才，他想问，没问。</w:t>
+      </w:r>
+    </w:p>
+    <w:p>
+      <w:r>
+        <w:t>现在，她自己撸开了袖子。</w:t>
+      </w:r>
+    </w:p>
+    <w:p>
+      <w:r>
+        <w:t>“这是什么？”沈默问。</w:t>
+      </w:r>
+    </w:p>
+    <w:p>
+      <w:r>
+        <w:t>“编号环。”林晚说，“在册的人，手腕上，都有一圈。看不见，可摸得着。系统靠它认人。”</w:t>
+      </w:r>
+    </w:p>
+    <w:p>
+      <w:r>
+        <w:t>“被除名的时候——”</w:t>
+      </w:r>
+    </w:p>
+    <w:p>
+      <w:r>
+        <w:t>“被除名的时候，它就被摘下来。”林晚说，“摘下来，会留一圈印。这个印，一辈子都消不掉。”</w:t>
+      </w:r>
+    </w:p>
+    <w:p>
+      <w:r>
+        <w:t>沈默下意识地，摸了摸自己的手腕。</w:t>
+      </w:r>
+    </w:p>
+    <w:p>
+      <w:r>
+        <w:t>那里，曾经有一道疤。</w:t>
+      </w:r>
+    </w:p>
+    <w:p>
+      <w:r>
+        <w:t>现在，连疤都没有了。</w:t>
+      </w:r>
+    </w:p>
+    <w:p>
+      <w:r>
+        <w:t>“你的疤呢？”林晚忽然问。</w:t>
+      </w:r>
+    </w:p>
+    <w:p>
+      <w:r>
+        <w:t>“没了。”沈默说，“归零的时候，它跟着我的名字，一起被收走了。”</w:t>
+      </w:r>
+    </w:p>
+    <w:p>
+      <w:r>
+        <w:t>“我的印子，还在。”林晚说。</w:t>
+      </w:r>
+    </w:p>
+    <w:p>
+      <w:r>
+        <w:t>“为什么？”</w:t>
+      </w:r>
+    </w:p>
+    <w:p>
+      <w:r>
+        <w:t>林晚放下袖子。</w:t>
+      </w:r>
+    </w:p>
+    <w:p>
+      <w:r>
+        <w:t>“因为我不在册。”她说，“系统摘了我的环，可它摘不干净。它是照着名册摘的。我名册上都没我了，它怎么摘得干净？”</w:t>
+      </w:r>
+    </w:p>
+    <w:p>
+      <w:r>
+        <w:t>她说着，忽然停住。</w:t>
+      </w:r>
+    </w:p>
+    <w:p>
+      <w:r>
+        <w:t>沈默看着她。</w:t>
+      </w:r>
+    </w:p>
+    <w:p>
+      <w:r>
+        <w:t>“你还没说完。”他说，“你说过，你自己走回来了。”</w:t>
+      </w:r>
+    </w:p>
+    <w:p>
+      <w:r>
+        <w:t>林晚沉默了很久。</w:t>
+      </w:r>
+    </w:p>
+    <w:p>
+      <w:r>
+        <w:t>“是。”她说，“我走回来了。”</w:t>
+      </w:r>
+    </w:p>
+    <w:p>
+      <w:r>
+        <w:t>“怎么走回来的？”</w:t>
+      </w:r>
+    </w:p>
+    <w:p>
+      <w:r>
+        <w:t>林晚抬起头，看着他。</w:t>
+      </w:r>
+    </w:p>
+    <w:p>
+      <w:r>
+        <w:t>“靠一个人。”她说，“一个我核错过的人。”</w:t>
+      </w:r>
+    </w:p>
+    <w:p>
+      <w:r>
+        <w:t>沈默的瞳孔，缩了一下。</w:t>
+      </w:r>
+    </w:p>
+    <w:p>
+      <w:r>
+        <w:t>“一辈子，只错过一次。”林晚说，“我核对过四百个人，四百个，我一个都没错。可另外那一个，我错了。”</w:t>
+      </w:r>
+    </w:p>
+    <w:p>
+      <w:r>
+        <w:t>“那一个，算在四百里吗？”</w:t>
+      </w:r>
+    </w:p>
+    <w:p>
+      <w:r>
+        <w:t>“不算。”林晚说，“四百个，是我送回去的。他不是。”</w:t>
+      </w:r>
+    </w:p>
+    <w:p>
+      <w:r>
+        <w:t>她停了一下。</w:t>
+      </w:r>
+    </w:p>
+    <w:p>
+      <w:r>
+        <w:t>“我这辈子的账，只敢记两种人：送回去的，和我自己。他那一个，我一直没敢往上记。”</w:t>
+      </w:r>
+    </w:p>
+    <w:p>
+      <w:r>
+        <w:t>“我判他死了。”林晚说，“照片上的脸，和无名尸的脸，我核了三天。眉骨，颧骨，下颌，全对得上。我就签了字。”</w:t>
+      </w:r>
+    </w:p>
+    <w:p>
+      <w:r>
+        <w:t>她的手，在袖子里握了一下。</w:t>
+      </w:r>
+    </w:p>
+    <w:p>
+      <w:r>
+        <w:t>“那一签，户口就销了，名字进死亡档案。这世上，再没有这个人了。”</w:t>
+      </w:r>
+    </w:p>
+    <w:p>
+      <w:r>
+        <w:t>林晚的声音，低了下去。</w:t>
+      </w:r>
+    </w:p>
+    <w:p>
+      <w:r>
+        <w:t>“可他没死。”</w:t>
+      </w:r>
+    </w:p>
+    <w:p>
+      <w:r>
+        <w:t>沈默的心，提了起来。</w:t>
+      </w:r>
+    </w:p>
+    <w:p>
+      <w:r>
+        <w:t>“他活着？”</w:t>
+      </w:r>
+    </w:p>
+    <w:p>
+      <w:r>
+        <w:t>“活着。”林晚说，“半年以后，他自己回来了。他站在我办公室门口，说，‘林晚，你把我判死了。’”</w:t>
+      </w:r>
+    </w:p>
+    <w:p>
+      <w:r>
+        <w:t>“你怎么——”</w:t>
+      </w:r>
+    </w:p>
+    <w:p>
+      <w:r>
+        <w:t>“我吓坏了。”林晚说，“我一个字都说不出来。我核错了一个人，我让一个活着的人，变成了死人。”</w:t>
       </w:r>
     </w:p>
     <w:p>
       <w:r>
         <w:t>“后来呢？”</w:t>
-      </w:r>
-    </w:p>
-    <w:p>
-      <w:r>
-        <w:t>“后来，我数完了。”林晚说，“第八万四千块。”</w:t>
-      </w:r>
-    </w:p>
-    <w:p>
-      <w:r>
-        <w:t>沈默看着她。</w:t>
-      </w:r>
-    </w:p>
-    <w:p>
-      <w:r>
-        <w:t>“数完了，就通关了？”</w:t>
-      </w:r>
-    </w:p>
-    <w:p>
-      <w:r>
-        <w:t>“没有。”林晚说，“数完了，我才发现，那堵墙上，有一行字。”</w:t>
-      </w:r>
-    </w:p>
-    <w:p>
-      <w:r>
-        <w:t>“什么字？”</w:t>
-      </w:r>
-    </w:p>
-    <w:p>
-      <w:r>
-        <w:t>林晚抬起头，看着前方。</w:t>
-      </w:r>
-    </w:p>
-    <w:p>
-      <w:r>
-        <w:t>“那行字说——”她说，“‘被除名者的名字，由观测员保管。’”</w:t>
-      </w:r>
-    </w:p>
-    <w:p>
-      <w:r>
-        <w:t>沈默的呼吸，停住了。</w:t>
-      </w:r>
-    </w:p>
-    <w:p>
-      <w:r>
-        <w:t>规则七。</w:t>
-      </w:r>
-    </w:p>
-    <w:p>
-      <w:r>
-        <w:t>他的脑子里，飞快地转起来。</w:t>
-      </w:r>
-    </w:p>
-    <w:p>
-      <w:r>
-        <w:t>三条被涂掉的规则。三，五，七。</w:t>
-      </w:r>
-    </w:p>
-    <w:p>
-      <w:r>
-        <w:t>第三条，早就露过头了：观测员不计入参与者。</w:t>
-      </w:r>
-    </w:p>
-    <w:p>
-      <w:r>
-        <w:t>第五条，他和顾言在第一局里推出来过：任何人不能确认自己。</w:t>
-      </w:r>
-    </w:p>
-    <w:p>
-      <w:r>
-        <w:t>第七条，从头到尾没有人见过。</w:t>
-      </w:r>
-    </w:p>
-    <w:p>
-      <w:r>
-        <w:t>就是这一条——</w:t>
-      </w:r>
-    </w:p>
-    <w:p>
-      <w:r>
-        <w:t>“那行字，在墙上。”林晚说，“我数完砖的那一刻，它亮起来的。可它亮起来，不是因为我通关了。”</w:t>
-      </w:r>
-    </w:p>
-    <w:p>
-      <w:r>
-        <w:t>“是因为什么？”</w:t>
-      </w:r>
-    </w:p>
-    <w:p>
-      <w:r>
-        <w:t>“是因为我，该被除名了。”林晚说。</w:t>
-      </w:r>
-    </w:p>
-    <w:p>
-      <w:r>
-        <w:t>沈默停住脚步。</w:t>
-      </w:r>
-    </w:p>
-    <w:p>
-      <w:r>
-        <w:t>“除名？”</w:t>
-      </w:r>
-    </w:p>
-    <w:p>
-      <w:r>
-        <w:t>“除名。”林晚说，“我数完了那堵墙，墙上的字，就变了。它说——‘本局参与者：一名。已确认。除名执行。’”</w:t>
-      </w:r>
-    </w:p>
-    <w:p>
-      <w:r>
-        <w:t>“你就这么——”</w:t>
-      </w:r>
-    </w:p>
-    <w:p>
-      <w:r>
-        <w:t>“我就这么，被擦掉了。”林晚说。</w:t>
-      </w:r>
-    </w:p>
-    <w:p>
-      <w:r>
-        <w:t>她抬起右手，把袖子，往上撸了一截。</w:t>
-      </w:r>
-    </w:p>
-    <w:p>
-      <w:r>
-        <w:t>手腕上，那圈很淡的印子，露了出来。</w:t>
-      </w:r>
-    </w:p>
-    <w:p>
-      <w:r>
-        <w:t>“这个，”她说，“是那时候留下的。”</w:t>
-      </w:r>
-    </w:p>
-    <w:p>
-      <w:r>
-        <w:t>沈默看着那圈印子。</w:t>
-      </w:r>
-    </w:p>
-    <w:p>
-      <w:r>
-        <w:t>像长期戴过什么东西，又被摘下来的痕迹。</w:t>
-      </w:r>
-    </w:p>
-    <w:p>
-      <w:r>
-        <w:t>他从电梯第一夜起，就记住了它。</w:t>
-      </w:r>
-    </w:p>
-    <w:p>
-      <w:r>
-        <w:t>刚才，他想问，没问。</w:t>
-      </w:r>
-    </w:p>
-    <w:p>
-      <w:r>
-        <w:t>现在，她自己撸开了袖子。</w:t>
-      </w:r>
-    </w:p>
-    <w:p>
-      <w:r>
-        <w:t>“这是什么？”沈默问。</w:t>
-      </w:r>
-    </w:p>
-    <w:p>
-      <w:r>
-        <w:t>“编号环。”林晚说，“在册的人，手腕上，都有一圈。看不见，可摸得着。系统靠它认人。”</w:t>
-      </w:r>
-    </w:p>
-    <w:p>
-      <w:r>
-        <w:t>“被除名的时候——”</w:t>
-      </w:r>
-    </w:p>
-    <w:p>
-      <w:r>
-        <w:t>“被除名的时候，它就被摘下来。”林晚说，“摘下来，会留一圈印。这个印，一辈子都消不掉。”</w:t>
-      </w:r>
-    </w:p>
-    <w:p>
-      <w:r>
-        <w:t>沈默下意识地，摸了摸自己的手腕。</w:t>
-      </w:r>
-    </w:p>
-    <w:p>
-      <w:r>
-        <w:t>那里，曾经有一道疤。</w:t>
-      </w:r>
-    </w:p>
-    <w:p>
-      <w:r>
-        <w:t>现在，连疤都没有了。</w:t>
-      </w:r>
-    </w:p>
-    <w:p>
-      <w:r>
-        <w:t>“你的疤呢？”林晚忽然问。</w:t>
-      </w:r>
-    </w:p>
-    <w:p>
-      <w:r>
-        <w:t>“没了。”沈默说，“归零的时候，它跟着我的名字，一起被收走了。”</w:t>
-      </w:r>
-    </w:p>
-    <w:p>
-      <w:r>
-        <w:t>“我的印子，还在。”林晚说。</w:t>
-      </w:r>
-    </w:p>
-    <w:p>
-      <w:r>
-        <w:t>“为什么？”</w:t>
-      </w:r>
-    </w:p>
-    <w:p>
-      <w:r>
-        <w:t>林晚放下袖子。</w:t>
-      </w:r>
-    </w:p>
-    <w:p>
-      <w:r>
-        <w:t>“因为我不在册。”她说，“系统摘了我的环，可它摘不干净。它是照着名册摘的。我名册上都没我了，它怎么摘得干净？”</w:t>
-      </w:r>
-    </w:p>
-    <w:p>
-      <w:r>
-        <w:t>她说着，忽然停住。</w:t>
-      </w:r>
-    </w:p>
-    <w:p>
-      <w:r>
-        <w:t>沈默看着她。</w:t>
-      </w:r>
-    </w:p>
-    <w:p>
-      <w:r>
-        <w:t>“你还没说完。”他说，“你说过，你自己走回来了。”</w:t>
-      </w:r>
-    </w:p>
-    <w:p>
-      <w:r>
-        <w:t>林晚沉默了很久。</w:t>
-      </w:r>
-    </w:p>
-    <w:p>
-      <w:r>
-        <w:t>“是。”她说，“我走回来了。”</w:t>
-      </w:r>
-    </w:p>
-    <w:p>
-      <w:r>
-        <w:t>“怎么走回来的？”</w:t>
-      </w:r>
-    </w:p>
-    <w:p>
-      <w:r>
-        <w:t>“靠一个人。”林晚说。</w:t>
-      </w:r>
-    </w:p>
-    <w:p>
-      <w:r>
-        <w:t>“谁？”</w:t>
-      </w:r>
-    </w:p>
-    <w:p>
-      <w:r>
-        <w:t>林晚抬起头，看着他。</w:t>
-      </w:r>
-    </w:p>
-    <w:p>
-      <w:r>
-        <w:t>“一个，我核错过的人。”</w:t>
-      </w:r>
-    </w:p>
-    <w:p>
-      <w:r>
-        <w:t>沈默的瞳孔，缩了一下。</w:t>
-      </w:r>
-    </w:p>
-    <w:p>
-      <w:r>
-        <w:t>“你核错过？”</w:t>
-      </w:r>
-    </w:p>
-    <w:p>
-      <w:r>
-        <w:t>“一辈子，只错过一次。”林晚说，“我核对过四百个人，四百个，我一个都没错。可另外那一个，我错了。”</w:t>
-      </w:r>
-    </w:p>
-    <w:p>
-      <w:r>
-        <w:t>“那一个，算在四百里吗？”</w:t>
-      </w:r>
-    </w:p>
-    <w:p>
-      <w:r>
-        <w:t>“不算。”林晚说，“四百个，是我送回去的。他不是。”</w:t>
-      </w:r>
-    </w:p>
-    <w:p>
-      <w:r>
-        <w:t>她停了一下。</w:t>
-      </w:r>
-    </w:p>
-    <w:p>
-      <w:r>
-        <w:t>“我这辈子的账，只敢记两种人：送回去的，和我自己。他那一个，我一直没敢往上记。”</w:t>
-      </w:r>
-    </w:p>
-    <w:p>
-      <w:r>
-        <w:t>“我判他死了。”林晚说，“照片上的脸，和无名尸的脸，我核了三天。眉骨，颧骨，下颌，全对得上。我就签了字。”</w:t>
-      </w:r>
-    </w:p>
-    <w:p>
-      <w:r>
-        <w:t>“签了字，会怎么样？”</w:t>
-      </w:r>
-    </w:p>
-    <w:p>
-      <w:r>
-        <w:t>“签了字，那个人，就‘死’了。”林晚说，“户口会销，名字会进死亡档案。这世上，就再也没有这个人了。”</w:t>
-      </w:r>
-    </w:p>
-    <w:p>
-      <w:r>
-        <w:t>林晚的声音，低了下去。</w:t>
-      </w:r>
-    </w:p>
-    <w:p>
-      <w:r>
-        <w:t>“可他没死。”</w:t>
-      </w:r>
-    </w:p>
-    <w:p>
-      <w:r>
-        <w:t>沈默的心，提了起来。</w:t>
-      </w:r>
-    </w:p>
-    <w:p>
-      <w:r>
-        <w:t>“他活着？”</w:t>
-      </w:r>
-    </w:p>
-    <w:p>
-      <w:r>
-        <w:t>“活着。”林晚说，“半年以后，他自己回来了。他站在我办公室门口，说，‘林晚，你把我判死了。’”</w:t>
-      </w:r>
-    </w:p>
-    <w:p>
-      <w:r>
-        <w:t>“你怎么——”</w:t>
-      </w:r>
-    </w:p>
-    <w:p>
-      <w:r>
-        <w:t>“我吓坏了。”林晚说，“我一个字都说不出来。我核错了一个人，我让一个活着的人，变成了死人。”</w:t>
-      </w:r>
-    </w:p>
-    <w:p>
-      <w:r>
-        <w:t>“后来呢？”</w:t>
-      </w:r>
-    </w:p>
-    <w:p>
-      <w:r>
-        <w:t>“后来，他说了一句话。”林晚说。</w:t>
-      </w:r>
-    </w:p>
-    <w:p>
-      <w:r>
-        <w:t>“什么话？”</w:t>
       </w:r>
     </w:p>
     <w:p>
@@ -42691,7 +42566,7 @@
     </w:p>
     <w:p>
       <w:r>
-        <w:t>她只是，把那本册子，抱得更紧了一点。</w:t>
+        <w:t>她只是把那本册子抱得更紧了一点。</w:t>
       </w:r>
     </w:p>
     <w:p>
@@ -43368,7 +43243,7 @@
     </w:p>
     <w:p>
       <w:r>
-        <w:t>沈默伸出手，从她怀里，把那本册子，轻轻拿过来。</w:t>
+        <w:t>沈默伸出手，从她怀里把那本册子轻轻拿过来。</w:t>
       </w:r>
     </w:p>
     <w:p>
@@ -43433,7 +43308,7 @@
     </w:p>
     <w:p>
       <w:r>
-        <w:t>他把册子，递回给她。</w:t>
+        <w:t>他把册子递回给她。</w:t>
       </w:r>
     </w:p>
     <w:p>

--- a/以观为真-手工定稿.docx
+++ b/以观为真-手工定稿.docx
@@ -32320,6 +32320,36 @@
     </w:p>
     <w:p>
       <w:r>
+        <w:t>他从怀里摸出一张纸，铺在棺盖上。</w:t>
+      </w:r>
+    </w:p>
+    <w:p>
+      <w:r>
+        <w:t>悼词是要写下来的。他一直没写。</w:t>
+      </w:r>
+    </w:p>
+    <w:p>
+      <w:r>
+        <w:t>他写了两个字。</w:t>
+      </w:r>
+    </w:p>
+    <w:p>
+      <w:r>
+        <w:t>【别怕。】</w:t>
+      </w:r>
+    </w:p>
+    <w:p>
+      <w:r>
+        <w:t>写完，他把白花放回棺里，纸压在花底下。</w:t>
+      </w:r>
+    </w:p>
+    <w:p>
+      <w:r>
+        <w:t>“你替我记了那么多。”他说，“这两个字，是我给你的。”</w:t>
+      </w:r>
+    </w:p>
+    <w:p>
+      <w:r>
         <w:t>他转身，走出灵堂。</w:t>
       </w:r>
     </w:p>
@@ -32617,17 +32647,12 @@
     </w:p>
     <w:p>
       <w:r>
-        <w:t>在雾里。</w:t>
-      </w:r>
-    </w:p>
-    <w:p>
-      <w:r>
-        <w:t>“我在最后一局，等你们。”</w:t>
-      </w:r>
-    </w:p>
-    <w:p>
-      <w:r>
-        <w:t>他退进雾里，身影淡了。声音还留在雾里。</w:t>
+        <w:t>“最后一局。”他说，“我在那儿等你们。”</w:t>
+      </w:r>
+    </w:p>
+    <w:p>
+      <w:r>
+        <w:t>可他没有走。</w:t>
       </w:r>
     </w:p>
     <w:p>
@@ -32647,7 +32672,12 @@
     </w:p>
     <w:p>
       <w:r>
-        <w:t>“那墓碑上，字已经刻好了。”周既明说，“你过去看。”</w:t>
+        <w:t>门边，立着一块碑。半人高，石头是旧的，边角被人摸得发亮。</w:t>
+      </w:r>
+    </w:p>
+    <w:p>
+      <w:r>
+        <w:t>“那碑上，字已经刻好了。”周既明说，“你过去看。”</w:t>
       </w:r>
     </w:p>
     <w:p>
@@ -32737,7 +32767,7 @@
     </w:p>
     <w:p>
       <w:r>
-        <w:t>“你写好了？”</w:t>
+        <w:t>“写好了？”周既明问。</w:t>
       </w:r>
     </w:p>
     <w:p>
@@ -32747,7 +32777,7 @@
     </w:p>
     <w:p>
       <w:r>
-        <w:t>“那，咱走吧。这墓碑，留给后来的夜行人。”</w:t>
+        <w:t>“那咱走吧。”周既明说，“这碑，留给后来的夜行人。”</w:t>
       </w:r>
     </w:p>
     <w:p>
@@ -32757,7 +32787,12 @@
     </w:p>
     <w:p>
       <w:r>
-        <w:t>风吹过墓碑。那“问”字，像一只睁着的眼睛，看着他们，走远。</w:t>
+        <w:t>周既明退进雾里。身影淡了。声音还留在雾里。</w:t>
+      </w:r>
+    </w:p>
+    <w:p>
+      <w:r>
+        <w:t>风吹过墓碑。那“问”字，像一只睁着的眼睛，看着他们。</w:t>
       </w:r>
     </w:p>
     <w:p>
@@ -32767,82 +32802,72 @@
     </w:p>
     <w:p>
       <w:r>
-        <w:t>“问，是第一件事。”他说，“我娘问我，我答。我这辈子，就是在问和答之间，走完的。以后我老了，要是有人问我，‘你这一辈子，做过什么’，我答他一句：‘我接过很多问，也问过很多次。’”</w:t>
-      </w:r>
-    </w:p>
-    <w:p>
-      <w:r>
-        <w:t>“听起来，量很多。”</w:t>
-      </w:r>
-    </w:p>
-    <w:p>
-      <w:r>
-        <w:t>“是一辈子。”沈默说，“我的名册，从问开始。到我放下它那天，我填进去的每一行，都连着问。就像链条，一环连着环。你问一句，我记一行。我记一行，就引出来下一行。我的一生，也是一根链。链的每节，都发光。”</w:t>
-      </w:r>
-    </w:p>
-    <w:p>
-      <w:r>
-        <w:t>“要是哪天，没人再问你了呢？”</w:t>
-      </w:r>
-    </w:p>
-    <w:p>
-      <w:r>
-        <w:t>“没人问我，”沈默说，“我就自己问。自己问自己：‘你今天，还记着我的名册吗？’答：‘记着。’这一声，就够了。”</w:t>
-      </w:r>
-    </w:p>
-    <w:p>
-      <w:r>
-        <w:t>“你娘问你的那句，是哪句？”</w:t>
-      </w:r>
-    </w:p>
-    <w:p>
-      <w:r>
-        <w:t>“是‘安安，你睡了吗。’”沈默说，“她每天夜里，都问我这句。我答她，‘睡了’。她就不问了。其实她不是要我睡，她是想听听我的声音。那声音，是她一天里，最安稳的一件事。”</w:t>
-      </w:r>
-    </w:p>
-    <w:p>
-      <w:r>
-        <w:t>“你听出来过？”</w:t>
-      </w:r>
-    </w:p>
-    <w:p>
-      <w:r>
-        <w:t>“后来才听出来的。”沈默说，“小时候，我不知道她为什么天天问我。后来我懂事了，才听出来，那是她一句一句，在给自己找定心。她白天忙，夜里我就睡在她身边。她摸着我，问我一句，我应一声，她就定心了。”</w:t>
-      </w:r>
-    </w:p>
-    <w:p>
-      <w:r>
-        <w:t>“那你，也这样，对你记着的人吗？”</w:t>
-      </w:r>
-    </w:p>
-    <w:p>
-      <w:r>
-        <w:t>沈默想了想：</w:t>
-      </w:r>
-    </w:p>
-    <w:p>
-      <w:r>
-        <w:t>“我也这样。我记下一个人，夜里就念一遍。念完了，我也定心。我知道，他们还都在。我还守着他们，我就踏实。”</w:t>
-      </w:r>
-    </w:p>
-    <w:p>
-      <w:r>
-        <w:t>“那，你娘教你的这声问，你算是接住、学成了？”</w:t>
-      </w:r>
-    </w:p>
-    <w:p>
-      <w:r>
-        <w:t>“学成了。”沈默说，“我这辈子，会像她一样，白天干活，夜里念人。我念我记着的名字，我就知道我日子过了一天，我记的人也都还在。天亮起来，我就又是新的一天。那时候，我也该是被人念的。”</w:t>
-      </w:r>
-    </w:p>
-    <w:p>
-      <w:r>
-        <w:t>“会有人念你吗？”</w:t>
-      </w:r>
-    </w:p>
-    <w:p>
-      <w:r>
-        <w:t>“会。”沈默说，“我娘会念我。她夜里念我，像她年轻时候，坐在窗台上那盆桂花边上，念我的名字那样。”</w:t>
+        <w:t>林晚走过来，站到他旁边。</w:t>
+      </w:r>
+    </w:p>
+    <w:p>
+      <w:r>
+        <w:t>“还看？”她问。</w:t>
+      </w:r>
+    </w:p>
+    <w:p>
+      <w:r>
+        <w:t>“再看一眼。”沈默说。</w:t>
+      </w:r>
+    </w:p>
+    <w:p>
+      <w:r>
+        <w:t>他把手放回碑上，按住那个字。碑面凉。凉气从手心往上走。</w:t>
+      </w:r>
+    </w:p>
+    <w:p>
+      <w:r>
+        <w:t>风从两个人脚边过去。一片湿叶子贴在碑座上，没被吹动。</w:t>
+      </w:r>
+    </w:p>
+    <w:p>
+      <w:r>
+        <w:t>“我娘每天夜里，都问我一句。”沈默说，“‘安安，你睡了吗。’我答一声‘睡了’。她就不问了。”</w:t>
+      </w:r>
+    </w:p>
+    <w:p>
+      <w:r>
+        <w:t>“她要你早睡。”林晚说。</w:t>
+      </w:r>
+    </w:p>
+    <w:p>
+      <w:r>
+        <w:t>“不是。”</w:t>
+      </w:r>
+    </w:p>
+    <w:p>
+      <w:r>
+        <w:t>沈默没有把手拿开。</w:t>
+      </w:r>
+    </w:p>
+    <w:p>
+      <w:r>
+        <w:t>“我现在夜里也这样。”他说，“把记着的人，一个一个念过去。念完，我也睡得着。”</w:t>
+      </w:r>
+    </w:p>
+    <w:p>
+      <w:r>
+        <w:t>林晚没接话。她低头，把鞋尖上的泥，在草上蹭掉。</w:t>
+      </w:r>
+    </w:p>
+    <w:p>
+      <w:r>
+        <w:t>“那有人念你吗？”</w:t>
+      </w:r>
+    </w:p>
+    <w:p>
+      <w:r>
+        <w:t>沈默没有马上答。</w:t>
+      </w:r>
+    </w:p>
+    <w:p>
+      <w:r>
+        <w:t>“我娘念我。”他说，“她夜里念我。跟我念他们一样。”</w:t>
       </w:r>
     </w:p>
     <w:p>

--- a/以观为真-手工定稿.docx
+++ b/以观为真-手工定稿.docx
@@ -3015,32 +3015,12 @@
     </w:p>
     <w:p>
       <w:r>
-        <w:t>一个。许照的，浅而快，带着刚才没退干净的抖。</w:t>
-      </w:r>
-    </w:p>
-    <w:p>
-      <w:r>
-        <w:t>两个。唐荧的，深而稳，像在刻意压着频率。</w:t>
-      </w:r>
-    </w:p>
-    <w:p>
-      <w:r>
-        <w:t>三个。顾言的，很轻，几乎没有声音。</w:t>
-      </w:r>
-    </w:p>
-    <w:p>
-      <w:r>
-        <w:t>四个。韩秋的，细细的，像怕吵醒什么。</w:t>
-      </w:r>
-    </w:p>
-    <w:p>
-      <w:r>
-        <w:t>五个。林晚的，慢，匀，一丝不乱。</w:t>
-      </w:r>
-    </w:p>
-    <w:p>
-      <w:r>
-        <w:t>六个。周既明的——他几乎听不见。</w:t>
+        <w:t>许照的最好认——浅，快，还带着刚才没退干净的抖。唐荧在压频率，深，稳。顾言的很轻，几乎没有声音。韩秋细细的，像怕吵醒什么。林晚匀得一丝不乱。</w:t>
+      </w:r>
+    </w:p>
+    <w:p>
+      <w:r>
+        <w:t>周既明那一份，他听了两遍才捞出来。</w:t>
       </w:r>
     </w:p>
     <w:p>
@@ -3070,12 +3050,17 @@
     </w:p>
     <w:p>
       <w:r>
-        <w:t>沈默屏住呼吸，把每一个呼吸声都拆开——位置、频率、深浅。</w:t>
-      </w:r>
-    </w:p>
-    <w:p>
-      <w:r>
-        <w:t>一个，两个，三个，四个，五个，六个。加上他自己，七个。</w:t>
+        <w:t>沈默屏住呼吸，从头再听一遍。</w:t>
+      </w:r>
+    </w:p>
+    <w:p>
+      <w:r>
+        <w:t>这一遍他数的不是人，是位置。左墙三个。右墙一个。门那边一个。他自己一个。</w:t>
+      </w:r>
+    </w:p>
+    <w:p>
+      <w:r>
+        <w:t>七个。</w:t>
       </w:r>
     </w:p>
     <w:p>
@@ -13868,52 +13853,37 @@
     </w:p>
     <w:p>
       <w:r>
-        <w:t>领头的男人四十来岁，工地裤，安全帽带子还挂在脖子上。他身后跟着一个年轻女人，一个瘦高中年人，一个壮汉，一个背着外卖箱的。</w:t>
-      </w:r>
-    </w:p>
-    <w:p>
-      <w:r>
-        <w:t>沈默一个一个看过去。</w:t>
-      </w:r>
-    </w:p>
-    <w:p>
-      <w:r>
-        <w:t>然后，一个一个名字浮了出来。</w:t>
-      </w:r>
-    </w:p>
-    <w:p>
-      <w:r>
-        <w:t>韦成，四十一。</w:t>
-      </w:r>
-    </w:p>
-    <w:p>
-      <w:r>
-        <w:t>方妍，二十九。</w:t>
-      </w:r>
-    </w:p>
-    <w:p>
-      <w:r>
-        <w:t>董学勤，五十七。</w:t>
-      </w:r>
-    </w:p>
-    <w:p>
-      <w:r>
-        <w:t>胡文亮，三十三。</w:t>
-      </w:r>
-    </w:p>
-    <w:p>
-      <w:r>
-        <w:t>郑小满，二十二。</w:t>
-      </w:r>
-    </w:p>
-    <w:p>
-      <w:r>
-        <w:t>和电梯里的六个名字一样，没有来处。</w:t>
-      </w:r>
-    </w:p>
-    <w:p>
-      <w:r>
-        <w:t>沈默的后背，起了薄薄一层冷汗。</w:t>
+        <w:t>领头的男人四十来岁，工地裤，安全帽带子还挂在脖子上。名字跟着浮出来——韦成，四十一。</w:t>
+      </w:r>
+    </w:p>
+    <w:p>
+      <w:r>
+        <w:t>他身后那个年轻女人，方妍，二十九。瘦高的中年人，董学勤，五十七。壮汉，胡文亮，三十三。</w:t>
+      </w:r>
+    </w:p>
+    <w:p>
+      <w:r>
+        <w:t>最后一个背着外卖箱，二十出头，面罩上裂着一道纹。郑小满，二十二。</w:t>
+      </w:r>
+    </w:p>
+    <w:p>
+      <w:r>
+        <w:t>和电梯里那六个一样，没有来处。</w:t>
+      </w:r>
+    </w:p>
+    <w:p>
+      <w:r>
+        <w:t>“又是名字？”许照在他旁边压低了声音，“你又全知道了？”</w:t>
+      </w:r>
+    </w:p>
+    <w:p>
+      <w:r>
+        <w:t>沈默没答。</w:t>
+      </w:r>
+    </w:p>
+    <w:p>
+      <w:r>
+        <w:t>他的后背，起了薄薄一层冷汗。</w:t>
       </w:r>
     </w:p>
     <w:p>
@@ -13944,16 +13914,6 @@
     <w:p>
       <w:r>
         <w:t>它跟出来了。不只跟着他。它跟着这整条走廊，跟着他们所有人，从头到尾，一直都在。</w:t>
-      </w:r>
-    </w:p>
-    <w:p>
-      <w:r>
-        <w:t>五个人站在光里。沈默一个一个地看过去。</w:t>
-      </w:r>
-    </w:p>
-    <w:p>
-      <w:r>
-        <w:t>背外卖箱的那个年轻人，二十出头。他的面罩，裂着一道纹。</w:t>
       </w:r>
     </w:p>
     <w:p>
@@ -31163,7 +31123,7 @@
     </w:p>
     <w:p>
       <w:r>
-        <w:t>沈默的心，沉了一下。</w:t>
+        <w:t>沈默的心往下坠。</w:t>
       </w:r>
     </w:p>
     <w:p>
@@ -31258,7 +31218,7 @@
     </w:p>
     <w:p>
       <w:r>
-        <w:t>沈默的呼吸，停了一下。</w:t>
+        <w:t>他忘了呼吸。</w:t>
       </w:r>
     </w:p>
     <w:p>
@@ -34433,67 +34393,52 @@
     </w:p>
     <w:p>
       <w:r>
-        <w:t>第一页，写着：沈玉兰。旁边一行小字：我娘。住404病房。爱桂花。数呼吸，一二三四停半拍。</w:t>
-      </w:r>
-    </w:p>
-    <w:p>
-      <w:r>
-        <w:t>第二页：沈和平。我爹。造名册。等了我二十年。手里攥一朵白花。</w:t>
-      </w:r>
-    </w:p>
-    <w:p>
-      <w:r>
-        <w:t>第三页：禾。在便利店夹缝里，等了“安安”两字。</w:t>
-      </w:r>
-    </w:p>
-    <w:p>
-      <w:r>
-        <w:t>第四页：周满叔。断桥头，栽了一棵枣树。替他娘。</w:t>
-      </w:r>
-    </w:p>
-    <w:p>
-      <w:r>
-        <w:t>第五页：唐荧。急诊八年。一床二床。最后说：数到七。</w:t>
-      </w:r>
-    </w:p>
-    <w:p>
-      <w:r>
-        <w:t>第六页：郑小满。外卖三年。攒三百块，买面罩。给老人送馒头。</w:t>
-      </w:r>
-    </w:p>
-    <w:p>
-      <w:r>
-        <w:t>第七页：白鸽。画画。外婆的芍药花。‘鸽子，飞吧。’</w:t>
-      </w:r>
-    </w:p>
-    <w:p>
-      <w:r>
-        <w:t>第八页：韩秋。数数。先数别人，再数自己。第七个。</w:t>
-      </w:r>
-    </w:p>
-    <w:p>
-      <w:r>
-        <w:t>第九页：顾言。律师。记忆是模板。‘能记住别人说过的话的人。’</w:t>
-      </w:r>
-    </w:p>
-    <w:p>
-      <w:r>
-        <w:t>第十页：周既明。第六任观测员。守了三十年。定了名：周既明。</w:t>
-      </w:r>
-    </w:p>
-    <w:p>
-      <w:r>
-        <w:t>第十一页：陆信。捡表的人。有个弟弟，叫陆苗。</w:t>
-      </w:r>
-    </w:p>
-    <w:p>
-      <w:r>
-        <w:t>第十二页：林晚。核对过四百多人。记得一堵灰墙，数过砖缝。替沈默守过夜。守夜人。</w:t>
-      </w:r>
-    </w:p>
-    <w:p>
-      <w:r>
-        <w:t>沈默一页一页地翻，一页一页地看。每一页，都是一个人。每一个人，都有一段路。</w:t>
+        <w:t>沈玉兰。旁边一行小字：我娘。住404病房。爱桂花。数呼吸，一二三四停半拍。</w:t>
+      </w:r>
+    </w:p>
+    <w:p>
+      <w:r>
+        <w:t>他的拇指压在“桂花”两个字上，压得纸洼下去一小块。</w:t>
+      </w:r>
+    </w:p>
+    <w:p>
+      <w:r>
+        <w:t>翻。</w:t>
+      </w:r>
+    </w:p>
+    <w:p>
+      <w:r>
+        <w:t>沈和平——我爹，造名册，等了我二十年，手里攥一朵白花。禾——在便利店夹缝里，等了“安安”两字。周满叔——断桥头栽了一棵枣树，替他娘。</w:t>
+      </w:r>
+    </w:p>
+    <w:p>
+      <w:r>
+        <w:t>他翻得越来越快。纸边刮着指腹，一下，一下。</w:t>
+      </w:r>
+    </w:p>
+    <w:p>
+      <w:r>
+        <w:t>唐荧，急诊八年，一床二床，最后说数到七。郑小满，外卖三年，攒三百块买面罩，给老人送馒头。白鸽，画画，外婆的芍药花，“鸽子，飞吧”。韩秋，数数，先数别人再数自己，第七个。顾言，律师，记忆是模板。周既明，第六任观测员，守了三十年，自己定了名。陆信，捡表的人，有个弟弟叫陆苗。</w:t>
+      </w:r>
+    </w:p>
+    <w:p>
+      <w:r>
+        <w:t>翻到林晚那一页，他停住了。</w:t>
+      </w:r>
+    </w:p>
+    <w:p>
+      <w:r>
+        <w:t>核对过四百多人。记得一堵灰墙，数过砖缝。替沈默守过夜。</w:t>
+      </w:r>
+    </w:p>
+    <w:p>
+      <w:r>
+        <w:t>守夜人。</w:t>
+      </w:r>
+    </w:p>
+    <w:p>
+      <w:r>
+        <w:t>他把这三个字看了两遍，才往下翻。</w:t>
       </w:r>
     </w:p>
     <w:p>
@@ -35185,6 +35130,21 @@
     </w:p>
     <w:p>
       <w:r>
+        <w:t>“林晚。”</w:t>
+      </w:r>
+    </w:p>
+    <w:p>
+      <w:r>
+        <w:t>她没有走过来。</w:t>
+      </w:r>
+    </w:p>
+    <w:p>
+      <w:r>
+        <w:t>“我知道。”她说，“我见过。”</w:t>
+      </w:r>
+    </w:p>
+    <w:p>
+      <w:r>
         <w:t>窗外，是一座城。</w:t>
       </w:r>
     </w:p>
@@ -35201,6 +35161,16 @@
     <w:p>
       <w:r>
         <w:t>玻璃是凉的。</w:t>
+      </w:r>
+    </w:p>
+    <w:p>
+      <w:r>
+        <w:t>“那是外面吗。”</w:t>
+      </w:r>
+    </w:p>
+    <w:p>
+      <w:r>
+        <w:t>“不知道。”林晚说，“我第一次看见的时候，也这么问。”</w:t>
       </w:r>
     </w:p>
     <w:p>
@@ -36257,7 +36227,7 @@
     </w:p>
     <w:p>
       <w:r>
-        <w:t>沈默的喉咙，动了一下。</w:t>
+        <w:t>沈默咽了一口。</w:t>
       </w:r>
     </w:p>
     <w:p>
@@ -36974,7 +36944,7 @@
     </w:p>
     <w:p>
       <w:r>
-        <w:t>沈默的心，沉了一下。</w:t>
+        <w:t>他忽然觉得胸口空了一块。</w:t>
       </w:r>
     </w:p>
     <w:p>
@@ -37921,7 +37891,7 @@
     </w:p>
     <w:p>
       <w:r>
-        <w:t>沈默的喉咙，动了一下。</w:t>
+        <w:t>他的喉结滚了滚。</w:t>
       </w:r>
     </w:p>
     <w:p>
@@ -38976,7 +38946,7 @@
     </w:p>
     <w:p>
       <w:r>
-        <w:t>头顶那行看不见的数字，亮了一下。</w:t>
+        <w:t>头顶那行看不见的数字，浮了出来。</w:t>
       </w:r>
     </w:p>
     <w:p>
@@ -39253,6 +39223,16 @@
     </w:p>
     <w:p>
       <w:r>
+        <w:t>林晚在他后面喘。她跟不上——她不在册，跑起来和他不是一回事。</w:t>
+      </w:r>
+    </w:p>
+    <w:p>
+      <w:r>
+        <w:t>“你先跑！”她喊。</w:t>
+      </w:r>
+    </w:p>
+    <w:p>
+      <w:r>
         <w:t>他看见了。</w:t>
       </w:r>
     </w:p>
@@ -39583,7 +39563,7 @@
     </w:p>
     <w:p>
       <w:r>
-        <w:t>沈默的喉咙，动了一下。</w:t>
+        <w:t>沈默张了张嘴，没出声。</w:t>
       </w:r>
     </w:p>
     <w:p>
@@ -39753,7 +39733,7 @@
     </w:p>
     <w:p>
       <w:r>
-        <w:t>沈默的瞳孔，缩了一下。</w:t>
+        <w:t>沈默的眼睛眯了起来。</w:t>
       </w:r>
     </w:p>
     <w:p>
@@ -39963,7 +39943,7 @@
     </w:p>
     <w:p>
       <w:r>
-        <w:t>陈渡的手，抖了一下。</w:t>
+        <w:t>陈渡的手指蜷了蜷。</w:t>
       </w:r>
     </w:p>
     <w:p>
@@ -40375,7 +40355,7 @@
     </w:p>
     <w:p>
       <w:r>
-        <w:t>沈默的喉咙，动了一下。</w:t>
+        <w:t>他把要说的话咽了回去。</w:t>
       </w:r>
     </w:p>
     <w:p>
@@ -41347,7 +41327,7 @@
     </w:p>
     <w:p>
       <w:r>
-        <w:t>陈渡的眼睛，动了一下。</w:t>
+        <w:t>陈渡的眼皮抬起来一点。</w:t>
       </w:r>
     </w:p>
     <w:p>
@@ -41467,7 +41447,7 @@
     </w:p>
     <w:p>
       <w:r>
-        <w:t>头顶那行看不见的数字，亮了一下。</w:t>
+        <w:t>头顶那行数字，忽然清楚了。</w:t>
       </w:r>
     </w:p>
     <w:p>
@@ -42014,7 +41994,7 @@
     </w:p>
     <w:p>
       <w:r>
-        <w:t>沈默的心，沉了一下。</w:t>
+        <w:t>沈默没有出声。</w:t>
       </w:r>
     </w:p>
     <w:p>
@@ -42299,7 +42279,7 @@
     </w:p>
     <w:p>
       <w:r>
-        <w:t>沈默的瞳孔，缩了一下。</w:t>
+        <w:t>他盯住了对方。</w:t>
       </w:r>
     </w:p>
     <w:p>
@@ -43303,7 +43283,7 @@
     </w:p>
     <w:p>
       <w:r>
-        <w:t>头顶，那行看不见的数字，亮了一下。</w:t>
+        <w:t>头顶，那行看不见的数字，浮了出来。</w:t>
       </w:r>
     </w:p>
     <w:p>

--- a/以观为真-手工定稿.docx
+++ b/以观为真-手工定稿.docx
@@ -35755,7 +35755,12 @@
     </w:p>
     <w:p>
       <w:r>
-        <w:t>“四个七个人。”他说。</w:t>
+        <w:t>“四十……”</w:t>
+      </w:r>
+    </w:p>
+    <w:p>
+      <w:r>
+        <w:t>他说不下去。</w:t>
       </w:r>
     </w:p>
     <w:p>

--- a/以观为真-手工定稿.docx
+++ b/以观为真-手工定稿.docx
@@ -107,7 +107,7 @@
     </w:p>
     <w:p>
       <w:r>
-        <w:t>四壁是拉丝不锈钢，没有窗。轿厢很小，两米见方，天花板压得低，抬手就能碰到灯管。正前方是一扇紧闭的电梯门。</w:t>
+        <w:t>四壁是拉丝不锈钢，没有窗。轿厢是长的——两米宽，三米深，像一只横放的盒子。天花板压得很低，抬手就能碰到灯管。正前方是一扇紧闭的电梯门。</w:t>
       </w:r>
     </w:p>
     <w:p>
@@ -482,7 +482,7 @@
     </w:p>
     <w:p>
       <w:r>
-        <w:t>沈默走到门上方的墙前，蹲下来。</w:t>
+        <w:t>沈默走到门前，仰起脸。</w:t>
       </w:r>
     </w:p>
     <w:p>
@@ -874,7 +874,12 @@
     </w:p>
     <w:p>
       <w:r>
-        <w:t>七个人都醒了。轿厢一下子挤了起来。两米见方的地方站七个人，谁一转身都要碰到另一个人的肩膀，空气里混着七种体温。所有人下意识地互相错开半步，又无处可让。</w:t>
+        <w:t>七个人都醒了。站起来才发现这天花板有多低——个子高的那两个，头顶离灯管不到一拳，谁也不敢直着腰。</w:t>
+      </w:r>
+    </w:p>
+    <w:p>
+      <w:r>
+        <w:t>轿厢是长的，最里头那一段空着。没有人肯站过去。七个人全挤在靠门这一头，空气里混着七种体温。互相错开半步，又无处可让。</w:t>
       </w:r>
     </w:p>
     <w:p>
@@ -1049,7 +1054,17 @@
     </w:p>
     <w:p>
       <w:r>
-        <w:t>他摸了一遍，又摸了一遍。没有手机，没有钥匙，没有钱包，什么都没有。</w:t>
+        <w:t>他摸了一遍，又摸了一遍。没有手机，没有钥匙，没有钱包。</w:t>
+      </w:r>
+    </w:p>
+    <w:p>
+      <w:r>
+        <w:t>只有内袋里一张对折的纸，和半截铅笔。</w:t>
+      </w:r>
+    </w:p>
+    <w:p>
+      <w:r>
+        <w:t>他不记得自己带过纸和笔。</w:t>
       </w:r>
     </w:p>
     <w:p>
@@ -2263,7 +2278,7 @@
     </w:p>
     <w:p>
       <w:r>
-        <w:t>白鸽抱着膝盖，把脸埋进去，只露出一双眼睛。</w:t>
+        <w:t>那个角落里的女孩抱着膝盖，把脸埋进去，只露出一双眼睛。</w:t>
       </w:r>
     </w:p>
     <w:p>
@@ -2673,7 +2688,7 @@
     </w:p>
     <w:p>
       <w:r>
-        <w:t>沈默说着，指着地上的照片，又说：“你们看，这相片上，七个人都在。连角落里的那个女孩，都拍得清清楚楚。唯独我，不在。”</w:t>
+        <w:t>沈默说着，指了指许照手里那张照片，又说：“你们看，这相片上，七个人都在。连角落里的那个女孩，都拍得清清楚楚。唯独我，不在。”</w:t>
       </w:r>
     </w:p>
     <w:p>
@@ -3055,7 +3070,7 @@
     </w:p>
     <w:p>
       <w:r>
-        <w:t>这一遍他数的不是人，是位置。左墙三个。右墙一个。门那边一个。他自己一个。</w:t>
+        <w:t>这一遍他数的不是人，是位置。左墙三个。右墙一个。对门那面墙下一个。他旁边一个。他自己一个。</w:t>
       </w:r>
     </w:p>
     <w:p>
@@ -3596,6 +3611,11 @@
     <w:p>
       <w:r>
         <w:t>“左边。”沈默说，“我左边，第二个位置。在那儿。”</w:t>
+      </w:r>
+    </w:p>
+    <w:p>
+      <w:r>
+        <w:t>头顶那根灯管，接缝处渗出一滴水，掉在地上。又一滴。地板上，慢慢洇开一小滩。</w:t>
       </w:r>
     </w:p>
     <w:p>
@@ -4744,7 +4764,7 @@
     </w:p>
     <w:p>
       <w:r>
-        <w:t>声音很小。八张脸转过去。</w:t>
+        <w:t>声音很小。七张脸转过去。</w:t>
       </w:r>
     </w:p>
     <w:p>

--- a/以观为真-手工定稿.docx
+++ b/以观为真-手工定稿.docx
@@ -117,7 +117,7 @@
     </w:p>
     <w:p>
       <w:r>
-        <w:t>六个人把这块地板铺满了。头脚相抵，胳膊压着别人的小腿，像被谁按尺寸码放进来的货物。</w:t>
+        <w:t>六个人把这块地板铺满了。肩挨着肩，一顺排开，脚底板齐齐冲着门，像被谁按尺寸码放进来的货物。</w:t>
       </w:r>
     </w:p>
     <w:p>
@@ -834,7 +834,7 @@
     </w:p>
     <w:p>
       <w:r>
-        <w:t>林晚是最后一个坐起来的。她醒来后没有看人，而是盯着自己正对面的那个角落看了一会儿，才慢慢转过脸。</w:t>
+        <w:t>林晚是最后一个坐起来的。她醒来后没有看人，而是朝轿厢最里头看了一会儿，才慢慢转过脸。</w:t>
       </w:r>
     </w:p>
     <w:p>
@@ -884,6 +884,16 @@
     </w:p>
     <w:p>
       <w:r>
+        <w:t>沈默也没往里走。</w:t>
+      </w:r>
+    </w:p>
+    <w:p>
+      <w:r>
+        <w:t>他说不上为什么。那一段就在三步之外，空着，亮着。可他的脚不往那边去。</w:t>
+      </w:r>
+    </w:p>
+    <w:p>
+      <w:r>
         <w:t>沈默一个一个地看他们。他心里也怕——谁不怕。可那点怕，像他数呼吸一样，被他一二三四地，压了下去。这是他最拿手的事：压住害怕，然后看清别人。</w:t>
       </w:r>
     </w:p>
@@ -904,7 +914,7 @@
     </w:p>
     <w:p>
       <w:r>
-        <w:t>林晚靠墙站着，一直盯着自己的正前方。沈默发现，她看的方向，是电梯里那个空出来的角落。那儿什么都没有，可她看得眼睛都不眨。</w:t>
+        <w:t>林晚靠墙站着，一直盯着一个方向。沈默发现，她看的是轿厢最里头——就是没有人肯站过去的那一段。隔着三米，那儿什么都没有，可她看得眼睛都不眨。</w:t>
       </w:r>
     </w:p>
     <w:p>
@@ -3300,7 +3310,7 @@
     </w:p>
     <w:p>
       <w:r>
-        <w:t>“意思就是。”沈默听见自己的声音，“灭灯的时候，你的左脸对着墙。没有任何人看见你的左脸。”</w:t>
+        <w:t>“意思就是。”沈默听见自己的声音，“灭灯的时候，你站在最靠里的那一个。你的左脸对着墙，左手边是那段没人肯去的空。没有任何人看见你的左脸。”</w:t>
       </w:r>
     </w:p>
     <w:p>
@@ -3620,7 +3630,12 @@
     </w:p>
     <w:p>
       <w:r>
-        <w:t>那盏明灭的灯管，忽然亮了一瞬。惨白的光，落在那个位置。那里，什么都没有。空荡荡的金属地板上，只放着一只布鞋。</w:t>
+        <w:t>那盏明灭的灯管，忽然亮了一瞬。惨白的光，落在轿厢最里头——那段谁也不肯走过去的地方。</w:t>
+      </w:r>
+    </w:p>
+    <w:p>
+      <w:r>
+        <w:t>那里，什么都没有。空荡荡的金属地板上，只放着一只布鞋。</w:t>
       </w:r>
     </w:p>
     <w:p>
@@ -5245,6 +5260,21 @@
     <w:p>
       <w:r>
         <w:t>没有开门声，没有风。两扇门朝两边滑开，外面是一条走廊。</w:t>
+      </w:r>
+    </w:p>
+    <w:p>
+      <w:r>
+        <w:t>七个人往外走。走到门口，许照忽然回头看了一眼。</w:t>
+      </w:r>
+    </w:p>
+    <w:p>
+      <w:r>
+        <w:t>“三米的盒子。”他说，“我们七个，挤了两米。”</w:t>
+      </w:r>
+    </w:p>
+    <w:p>
+      <w:r>
+        <w:t>没有人接话。那一头还空着。</w:t>
       </w:r>
     </w:p>
     <w:p>

--- a/以观为真-手工定稿.docx
+++ b/以观为真-手工定稿.docx
@@ -21506,7 +21506,7 @@
     </w:p>
     <w:p>
       <w:r>
-        <w:t>“确认。”周既明说，“每一次，系统采纳你的确认，扣一格。一次里头有多少人，它不管——它记的是次数，不是人头。只有一样例外：确认一个被除名的人，扣双倍。等扣到零——”</w:t>
+        <w:t>“确认。”周既明说，“每一次，系统采纳你的确认，扣一格。一次里头有多少人，它不管——它记的是次数，不是人头。只有一样例外：确认一个系统已经不认的人——被除名的，或者像我这样多出来的——扣双倍。等扣到零——”</w:t>
       </w:r>
     </w:p>
     <w:p>

--- a/以观为真-手工定稿.docx
+++ b/以观为真-手工定稿.docx
@@ -9,7 +9,7 @@
       </w:pPr>
       <w:r>
         <w:rPr>
-          <w:rFonts w:ascii="SimSun" w:hAnsi="SimSun" w:eastAsia="宋体"/>
+          <w:rFonts w:eastAsia="宋体" w:ascii="SimSun" w:hAnsi="SimSun"/>
           <w:b/>
           <w:sz w:val="44"/>
         </w:rPr>
@@ -23,7 +23,21 @@
       </w:pPr>
       <w:r>
         <w:rPr>
-          <w:rFonts w:ascii="SimSun" w:hAnsi="SimSun" w:eastAsia="宋体"/>
+          <w:rFonts w:eastAsia="宋体" w:ascii="SimSun" w:hAnsi="SimSun"/>
+          <w:b w:val="0"/>
+          <w:sz w:val="24"/>
+        </w:rPr>
+        <w:t>第一季 · 全 59 章</w:t>
+      </w:r>
+    </w:p>
+    <w:p>
+      <w:pPr>
+        <w:ind w:firstLine="0"/>
+        <w:jc w:val="center"/>
+      </w:pPr>
+      <w:r>
+        <w:rPr>
+          <w:rFonts w:eastAsia="宋体" w:ascii="SimSun" w:hAnsi="SimSun"/>
           <w:b/>
           <w:sz w:val="30"/>
         </w:rPr>
@@ -805,7 +819,7 @@
       </w:r>
       <w:r>
         <w:rPr>
-          <w:rFonts w:ascii="SimSun" w:hAnsi="SimSun" w:eastAsia="宋体"/>
+          <w:rFonts w:eastAsia="宋体" w:ascii="SimSun" w:hAnsi="SimSun"/>
           <w:b/>
           <w:sz w:val="30"/>
         </w:rPr>
@@ -879,7 +893,7 @@
     </w:p>
     <w:p>
       <w:r>
-        <w:t>轿厢是长的，最里头那一段空着。没有人肯站过去。七个人全挤在靠门这一头，空气里混着七种体温。互相错开半步，又无处可让。</w:t>
+        <w:t>轿厢是长的，最里头那一段空着。没有人肯站过去——除了那个中年男人。他背抵着最里头那面墙，坐着，像那儿是他的位置。剩下六个，全挤在靠门这一头，空气里混着六种体温。互相错开半步，又无处可让。</w:t>
       </w:r>
     </w:p>
     <w:p>
@@ -1342,7 +1356,7 @@
       </w:r>
       <w:r>
         <w:rPr>
-          <w:rFonts w:ascii="SimSun" w:hAnsi="SimSun" w:eastAsia="宋体"/>
+          <w:rFonts w:eastAsia="宋体" w:ascii="SimSun" w:hAnsi="SimSun"/>
           <w:b/>
           <w:sz w:val="30"/>
         </w:rPr>
@@ -1881,7 +1895,7 @@
     </w:p>
     <w:p>
       <w:r>
-        <w:t>“我记得。唐荧，顾言，韩秋，周既明，林晚，许照。”沈默一个一个念出来，“我记得你们每一个人的名字，和年龄。我记得得清清楚楚，就像……”</w:t>
+        <w:t>“我记得。唐荧，顾言，韩秋，周既明，林晚，许照。”沈默一个一个念出来，“我记得你们每一个人的名字，和年龄。我记得清清楚楚，就像……”</w:t>
       </w:r>
     </w:p>
     <w:p>
@@ -1964,7 +1978,7 @@
       </w:r>
       <w:r>
         <w:rPr>
-          <w:rFonts w:ascii="SimSun" w:hAnsi="SimSun" w:eastAsia="宋体"/>
+          <w:rFonts w:eastAsia="宋体" w:ascii="SimSun" w:hAnsi="SimSun"/>
           <w:b/>
           <w:sz w:val="30"/>
         </w:rPr>
@@ -2713,17 +2727,17 @@
     </w:p>
     <w:p>
       <w:r>
-        <w:t>女孩还缩在那儿，抱着膝盖。她听见他们说话，慢慢抬起头。</w:t>
-      </w:r>
-    </w:p>
-    <w:p>
-      <w:r>
-        <w:t>那是一张很清秀的脸。瘦，下巴尖，嘴唇上没有血色。她的眼睛很亮，亮得有点过分，像随时会哭出来。</w:t>
-      </w:r>
-    </w:p>
-    <w:p>
-      <w:r>
-        <w:t>“我叫白鸽。”她小声说，“我一直在这儿。可你们，谁也没看见我。”</w:t>
+        <w:t>角落里，什么也没有。</w:t>
+      </w:r>
+    </w:p>
+    <w:p>
+      <w:r>
+        <w:t>沈默低头，看那张照片。照片上，一个女孩缩在角落，抱着膝盖。很清秀的一张脸。瘦，下巴尖，嘴唇上没有血色。她的眼睛很亮，亮得有点过分，像随时会哭出来。</w:t>
+      </w:r>
+    </w:p>
+    <w:p>
+      <w:r>
+        <w:t>“我叫白鸽。”角落里，有人小声说，“我一直在这儿。可你们，谁也没看见我。”</w:t>
       </w:r>
     </w:p>
     <w:p>
@@ -3006,7 +3020,7 @@
       </w:r>
       <w:r>
         <w:rPr>
-          <w:rFonts w:ascii="SimSun" w:hAnsi="SimSun" w:eastAsia="宋体"/>
+          <w:rFonts w:eastAsia="宋体" w:ascii="SimSun" w:hAnsi="SimSun"/>
           <w:b/>
           <w:sz w:val="30"/>
         </w:rPr>
@@ -3120,11 +3134,6 @@
     </w:p>
     <w:p>
       <w:r>
-        <w:t>呼气的时候，拖一个很短的尾音，像叹息。</w:t>
-      </w:r>
-    </w:p>
-    <w:p>
-      <w:r>
         <w:t>这个节奏，他听了一辈子。</w:t>
       </w:r>
     </w:p>
@@ -3350,12 +3359,12 @@
     </w:p>
     <w:p>
       <w:r>
-        <w:t>电梯里没人接话。唐荧慢慢转过头，去看墙上那行【剩余确认次数：三。】</w:t>
-      </w:r>
-    </w:p>
-    <w:p>
-      <w:r>
-        <w:t>两个数字。一个在往下走，一个还没动。</w:t>
+        <w:t>电梯里没人接话。唐荧慢慢转过头，去看墙上那九行字。</w:t>
+      </w:r>
+    </w:p>
+    <w:p>
+      <w:r>
+        <w:t>那个数字在往下走。墙上别的地方，什么都还没动。</w:t>
       </w:r>
     </w:p>
     <w:p>
@@ -3530,12 +3539,12 @@
     </w:p>
     <w:p>
       <w:r>
-        <w:t>如果我们八个人里，有一个不是‘参与者’——</w:t>
-      </w:r>
-    </w:p>
-    <w:p>
-      <w:r>
-        <w:t>“就是我。”沈默替她说。</w:t>
+        <w:t>“如果我们八个人里，有一个不是‘参与者’——”唐荧说。</w:t>
+      </w:r>
+    </w:p>
+    <w:p>
+      <w:r>
+        <w:t>“就是我。”沈默替她说完。</w:t>
       </w:r>
     </w:p>
     <w:p>
@@ -3738,7 +3747,7 @@
       </w:r>
       <w:r>
         <w:rPr>
-          <w:rFonts w:ascii="SimSun" w:hAnsi="SimSun" w:eastAsia="宋体"/>
+          <w:rFonts w:eastAsia="宋体" w:ascii="SimSun" w:hAnsi="SimSun"/>
           <w:b/>
           <w:sz w:val="30"/>
         </w:rPr>
@@ -3937,7 +3946,7 @@
     </w:p>
     <w:p>
       <w:r>
-        <w:t>就在这三个字浮出来的同时，第五行那道缝，又亮了。</w:t>
+        <w:t>就在这四个字浮出来的同时，第五行那道缝，又亮了。</w:t>
       </w:r>
     </w:p>
     <w:p>
@@ -4287,7 +4296,7 @@
     </w:p>
     <w:p>
       <w:r>
-        <w:t>“你报过名字。”顾言说，“电梯里，你报过两次。一次，对着他。一次，当着我们所有人的面。我都在场。”</w:t>
+        <w:t>“你报过名字。”顾言说，“电梯里，你报过两次。一次，对着他。一次，当着我们所有人的面。第二次我在场。第一次，是他后来说给我们听的。”</w:t>
       </w:r>
     </w:p>
     <w:p>
@@ -4297,7 +4306,7 @@
     </w:p>
     <w:p>
       <w:r>
-        <w:t>“你报完，在看他们的脸。”顾言说，“两次都是。报完那三个字，你的眼睛，没落在自己身上。你在数——有几个人，把这两个字，留住了。”</w:t>
+        <w:t>“你报完，在看他们的脸。”顾言说，“两次都是。报完那两个字，你的眼睛，没落在自己身上。你在数——有几个人，把这两个字，留住了。”</w:t>
       </w:r>
     </w:p>
     <w:p>
@@ -4427,7 +4436,7 @@
     </w:p>
     <w:p>
       <w:r>
-        <w:t>可就在他说出这三个字的时候——</w:t>
+        <w:t>可就在他说出这四个字的时候——</w:t>
       </w:r>
     </w:p>
     <w:p>
@@ -4455,7 +4464,7 @@
       </w:r>
       <w:r>
         <w:rPr>
-          <w:rFonts w:ascii="SimSun" w:hAnsi="SimSun" w:eastAsia="宋体"/>
+          <w:rFonts w:eastAsia="宋体" w:ascii="SimSun" w:hAnsi="SimSun"/>
           <w:b/>
           <w:sz w:val="30"/>
         </w:rPr>
@@ -5084,7 +5093,7 @@
     </w:p>
     <w:p>
       <w:r>
-        <w:t>走廊里，安静了。</w:t>
+        <w:t>电梯里，安静了。</w:t>
       </w:r>
     </w:p>
     <w:p>
@@ -5149,7 +5158,7 @@
     </w:p>
     <w:p>
       <w:r>
-        <w:t>“我刚才试过一回。”她说，“我自己的名字。‘唐荧’。三个字到嘴边就滑走了，跟抓一把水似的。”</w:t>
+        <w:t>“我刚才试过一回。”她说，“我自己的名字。‘唐荧’。两个字到嘴边就滑走了，跟抓一把水似的。”</w:t>
       </w:r>
     </w:p>
     <w:p>
@@ -5627,7 +5636,7 @@
       </w:r>
       <w:r>
         <w:rPr>
-          <w:rFonts w:ascii="SimSun" w:hAnsi="SimSun" w:eastAsia="宋体"/>
+          <w:rFonts w:eastAsia="宋体" w:ascii="SimSun" w:hAnsi="SimSun"/>
           <w:b/>
           <w:sz w:val="30"/>
         </w:rPr>
@@ -5776,7 +5785,7 @@
     </w:p>
     <w:p>
       <w:r>
-        <w:t>他望着走廊尽头的黑暗，很久，才说：“我现在知道了。我不算参与者。我是观测员。”</w:t>
+        <w:t>他望着走廊尽头的黑暗，很久，才说：“我现在知道了。墙上写着七个参与者，我们是八个。我不算他们数的那七个。我是观测员。”</w:t>
       </w:r>
     </w:p>
     <w:p>
@@ -5786,7 +5795,7 @@
     </w:p>
     <w:p>
       <w:r>
-        <w:t>“我还不知道。”沈默说，“林晚说了这个词。墙上，规则三也写了。观测员不计入参与者。可观测员到底是什么，它要做什么，我一点头绪都没有。”</w:t>
+        <w:t>“我还不知道。”沈默说，“林晚说了这个词。墙上，规则三也写了——可只写了半行。‘观测员不……’，后半截还压在漆底下。它不肯说全。观测员到底是什么，它要做什么，我一点头绪都没有。”</w:t>
       </w:r>
     </w:p>
     <w:p>
@@ -5796,7 +5805,7 @@
     </w:p>
     <w:p>
       <w:r>
-        <w:t>所有人看向她。她靠在墙角，眼睛看着前方，声音很轻：</w:t>
+        <w:t>所有人看向她。她靠在墙角，眼睛看着前方，声音很轻。</w:t>
       </w:r>
     </w:p>
     <w:p>
@@ -5906,22 +5915,12 @@
     </w:p>
     <w:p>
       <w:r>
-        <w:t>走廊的尽头，隐隐约约，有一扇白色的门。</w:t>
-      </w:r>
-    </w:p>
-    <w:p>
-      <w:r>
-        <w:t>门边，插着一张红纸。</w:t>
-      </w:r>
-    </w:p>
-    <w:p>
-      <w:r>
-        <w:t>“那是什么？”白鸽问。</w:t>
-      </w:r>
-    </w:p>
-    <w:p>
-      <w:r>
-        <w:t>“不知道。”沈默站起来，“去看看。”</w:t>
+        <w:t>走廊的尽头，那扇白门还在。门边那张红请柬，也还在。</w:t>
+      </w:r>
+    </w:p>
+    <w:p>
+      <w:r>
+        <w:t>“门还在。”沈默站起来，“该过去了。”</w:t>
       </w:r>
     </w:p>
     <w:p>
@@ -5946,7 +5945,7 @@
     </w:p>
     <w:p>
       <w:r>
-        <w:t>他把六个名字写在纸上。写完，纸还没干。</w:t>
+        <w:t>他把六道横杠划在纸上。第六道划完，笔尖顿住了。名字还是落不下来。</w:t>
       </w:r>
     </w:p>
     <w:p>
@@ -6274,7 +6273,7 @@
       </w:r>
       <w:r>
         <w:rPr>
-          <w:rFonts w:ascii="SimSun" w:hAnsi="SimSun" w:eastAsia="宋体"/>
+          <w:rFonts w:eastAsia="宋体" w:ascii="SimSun" w:hAnsi="SimSun"/>
           <w:b/>
           <w:sz w:val="30"/>
         </w:rPr>
@@ -6951,7 +6950,7 @@
       </w:r>
       <w:r>
         <w:rPr>
-          <w:rFonts w:ascii="SimSun" w:hAnsi="SimSun" w:eastAsia="宋体"/>
+          <w:rFonts w:eastAsia="宋体" w:ascii="SimSun" w:hAnsi="SimSun"/>
           <w:b/>
           <w:sz w:val="30"/>
         </w:rPr>
@@ -7698,7 +7697,7 @@
       </w:r>
       <w:r>
         <w:rPr>
-          <w:rFonts w:ascii="SimSun" w:hAnsi="SimSun" w:eastAsia="宋体"/>
+          <w:rFonts w:eastAsia="宋体" w:ascii="SimSun" w:hAnsi="SimSun"/>
           <w:b/>
           <w:sz w:val="30"/>
         </w:rPr>
@@ -8167,6 +8166,16 @@
     </w:p>
     <w:p>
       <w:r>
+        <w:t>他顿了一下。</w:t>
+      </w:r>
+    </w:p>
+    <w:p>
+      <w:r>
+        <w:t>“他生下来那天，院里那棵桂花，刚开。他娘说，这是个好日子。”</w:t>
+      </w:r>
+    </w:p>
+    <w:p>
+      <w:r>
         <w:t>“后来呢？”</w:t>
       </w:r>
     </w:p>
@@ -8435,7 +8444,7 @@
       </w:r>
       <w:r>
         <w:rPr>
-          <w:rFonts w:ascii="SimSun" w:hAnsi="SimSun" w:eastAsia="宋体"/>
+          <w:rFonts w:eastAsia="宋体" w:ascii="SimSun" w:hAnsi="SimSun"/>
           <w:b/>
           <w:sz w:val="30"/>
         </w:rPr>
@@ -8954,17 +8963,17 @@
     </w:p>
     <w:p>
       <w:r>
-        <w:t>不是忘了。是模糊了。像隔着雾看自己的名字，明明还在，却怎么也念不出来。</w:t>
-      </w:r>
-    </w:p>
-    <w:p>
-      <w:r>
-        <w:t>“沈……”他张嘴。</w:t>
-      </w:r>
-    </w:p>
-    <w:p>
-      <w:r>
-        <w:t>念不出来。</w:t>
+        <w:t>不是忘了。是模糊了。像隔着雾看自己的名字，明明还在，却怎么也叫不响了。</w:t>
+      </w:r>
+    </w:p>
+    <w:p>
+      <w:r>
+        <w:t>“沈……默。”他张嘴。</w:t>
+      </w:r>
+    </w:p>
+    <w:p>
+      <w:r>
+        <w:t>念出来了。可那两个字，落地就没声了。像喊进一口井里。</w:t>
       </w:r>
     </w:p>
     <w:p>
@@ -9219,7 +9228,7 @@
     </w:p>
     <w:p>
       <w:r>
-        <w:t>一行，是她娘的：“安安。”那是她的孩子。</w:t>
+        <w:t>一行，是他娘给的：“安安。”那是他娘的孩子。</w:t>
       </w:r>
     </w:p>
     <w:p>
@@ -9347,7 +9356,7 @@
       </w:r>
       <w:r>
         <w:rPr>
-          <w:rFonts w:ascii="SimSun" w:hAnsi="SimSun" w:eastAsia="宋体"/>
+          <w:rFonts w:eastAsia="宋体" w:ascii="SimSun" w:hAnsi="SimSun"/>
           <w:b/>
           <w:sz w:val="30"/>
         </w:rPr>
@@ -9596,7 +9605,7 @@
     </w:p>
     <w:p>
       <w:r>
-        <w:t>那道疤，从前他以为是十岁爬树摔的。现在他知道，那是他娘抱着他，在墙根下坐了一下午的时候，留下的。不是摔出来的疤，是被人抱出来的一道痕迹。</w:t>
+        <w:t>那道疤，是十岁爬树摔的。缝了四针。可他现在才知道，这道疤底下压着的，是他娘抱着他，在墙根下坐的那一下午。</w:t>
       </w:r>
     </w:p>
     <w:p>
@@ -9924,7 +9933,7 @@
       </w:r>
       <w:r>
         <w:rPr>
-          <w:rFonts w:ascii="SimSun" w:hAnsi="SimSun" w:eastAsia="宋体"/>
+          <w:rFonts w:eastAsia="宋体" w:ascii="SimSun" w:hAnsi="SimSun"/>
           <w:b/>
           <w:sz w:val="30"/>
         </w:rPr>
@@ -10373,7 +10382,7 @@
     </w:p>
     <w:p>
       <w:r>
-        <w:t>走了一段，沈默从口袋里摸出许照的手机。</w:t>
+        <w:t>走了一段，沈默扭头，看了一眼许照手里那部手机。</w:t>
       </w:r>
     </w:p>
     <w:p>
@@ -10408,12 +10417,12 @@
     </w:p>
     <w:p>
       <w:r>
-        <w:t>沈默把手机塞回口袋。</w:t>
-      </w:r>
-    </w:p>
-    <w:p>
-      <w:r>
-        <w:t>他没有说的是——这一路他记了那么多人，它一格都没收。</w:t>
+        <w:t>许照把手机塞回口袋。</w:t>
+      </w:r>
+    </w:p>
+    <w:p>
+      <w:r>
+        <w:t>沈默没有说的是——这一路他记了那么多人，它一格都没收。</w:t>
       </w:r>
     </w:p>
     <w:p>
@@ -10431,7 +10440,7 @@
       </w:r>
       <w:r>
         <w:rPr>
-          <w:rFonts w:ascii="SimSun" w:hAnsi="SimSun" w:eastAsia="宋体"/>
+          <w:rFonts w:eastAsia="宋体" w:ascii="SimSun" w:hAnsi="SimSun"/>
           <w:b/>
           <w:sz w:val="30"/>
         </w:rPr>
@@ -10660,7 +10669,7 @@
     </w:p>
     <w:p>
       <w:r>
-        <w:t>“收您——”收银员说，“一秒。”</w:t>
+        <w:t>“收您——”收银员说，“一分钟。”</w:t>
       </w:r>
     </w:p>
     <w:p>
@@ -10670,12 +10679,12 @@
     </w:p>
     <w:p>
       <w:r>
-        <w:t>“收您，一秒。”收银员说，“您的午夜十二点，已经被收走了一秒。”</w:t>
-      </w:r>
-    </w:p>
-    <w:p>
-      <w:r>
-        <w:t>“一秒？”许照笑了，“一秒而已——”</w:t>
+        <w:t>“收您，一分钟。”收银员说，“您的午夜十二点，已经被收走了一分钟。”</w:t>
+      </w:r>
+    </w:p>
+    <w:p>
+      <w:r>
+        <w:t>“一分钟？”许照笑了，“一分钟而已——”</w:t>
       </w:r>
     </w:p>
     <w:p>
@@ -10865,7 +10874,7 @@
     </w:p>
     <w:p>
       <w:r>
-        <w:t>沈默的目光，扫过六排货架。</w:t>
+        <w:t>他抬眼，看向货架最深处。</w:t>
       </w:r>
     </w:p>
     <w:p>
@@ -10930,7 +10939,7 @@
     </w:p>
     <w:p>
       <w:r>
-        <w:t>那个名字，又出现了。</w:t>
+        <w:t>一个他从没见过的名字。</w:t>
       </w:r>
     </w:p>
     <w:p>
@@ -11193,7 +11202,7 @@
       </w:r>
       <w:r>
         <w:rPr>
-          <w:rFonts w:ascii="SimSun" w:hAnsi="SimSun" w:eastAsia="宋体"/>
+          <w:rFonts w:eastAsia="宋体" w:ascii="SimSun" w:hAnsi="SimSun"/>
           <w:b/>
           <w:sz w:val="30"/>
         </w:rPr>
@@ -12005,7 +12014,7 @@
       </w:r>
       <w:r>
         <w:rPr>
-          <w:rFonts w:ascii="SimSun" w:hAnsi="SimSun" w:eastAsia="宋体"/>
+          <w:rFonts w:eastAsia="宋体" w:ascii="SimSun" w:hAnsi="SimSun"/>
           <w:b/>
           <w:sz w:val="30"/>
         </w:rPr>
@@ -12702,7 +12711,7 @@
       </w:r>
       <w:r>
         <w:rPr>
-          <w:rFonts w:ascii="SimSun" w:hAnsi="SimSun" w:eastAsia="宋体"/>
+          <w:rFonts w:eastAsia="宋体" w:ascii="SimSun" w:hAnsi="SimSun"/>
           <w:b/>
           <w:sz w:val="30"/>
         </w:rPr>
@@ -13056,7 +13065,7 @@
     </w:p>
     <w:p>
       <w:r>
-        <w:t>“第一局，电梯里，镜子照不到我。”他说，“现在，医院里，镜子照到了我。”</w:t>
+        <w:t>“第一局，电梯里，相机拍不到我。”他说，“现在，医院里，镜子照到了我。”</w:t>
       </w:r>
     </w:p>
     <w:p>
@@ -13201,7 +13210,7 @@
     </w:p>
     <w:p>
       <w:r>
-        <w:t>“门上写的是404，可沈默推门的时候，脑子里想的是另一扇——有桂花的。”护士说。</w:t>
+        <w:t>门上写的是404。可沈默推门的时候，脑子里想的是另一扇——有桂花的。</w:t>
       </w:r>
     </w:p>
     <w:p>
@@ -13694,7 +13703,7 @@
       </w:r>
       <w:r>
         <w:rPr>
-          <w:rFonts w:ascii="SimSun" w:hAnsi="SimSun" w:eastAsia="宋体"/>
+          <w:rFonts w:eastAsia="宋体" w:ascii="SimSun" w:hAnsi="SimSun"/>
           <w:b/>
           <w:sz w:val="30"/>
         </w:rPr>
@@ -14236,7 +14245,7 @@
       </w:r>
       <w:r>
         <w:rPr>
-          <w:rFonts w:ascii="SimSun" w:hAnsi="SimSun" w:eastAsia="宋体"/>
+          <w:rFonts w:eastAsia="宋体" w:ascii="SimSun" w:hAnsi="SimSun"/>
           <w:b/>
           <w:sz w:val="30"/>
         </w:rPr>
@@ -14820,7 +14829,7 @@
     </w:p>
     <w:p>
       <w:r>
-        <w:t>“顾言。”陆信说，“你的数，是对的。可你算少了一笔。”</w:t>
+        <w:t>“顾言。”陆信说，“你的数，我先不说。可你算少了一笔。”</w:t>
       </w:r>
     </w:p>
     <w:p>
@@ -14983,7 +14992,7 @@
       </w:r>
       <w:r>
         <w:rPr>
-          <w:rFonts w:ascii="SimSun" w:hAnsi="SimSun" w:eastAsia="宋体"/>
+          <w:rFonts w:eastAsia="宋体" w:ascii="SimSun" w:hAnsi="SimSun"/>
           <w:b/>
           <w:sz w:val="30"/>
         </w:rPr>
@@ -15067,7 +15076,7 @@
     </w:p>
     <w:p>
       <w:r>
-        <w:t>“那你数数。”陆信说，“名册十三个，扣掉我，十二个。名额也是十二个。满的。可那个‘不在这里’的——你数过它吗？”</w:t>
+        <w:t>“那你数数。”陆信说，“那个‘不在这里’的——你数过它吗？”</w:t>
       </w:r>
     </w:p>
     <w:p>
@@ -15950,7 +15959,7 @@
       </w:r>
       <w:r>
         <w:rPr>
-          <w:rFonts w:ascii="SimSun" w:hAnsi="SimSun" w:eastAsia="宋体"/>
+          <w:rFonts w:eastAsia="宋体" w:ascii="SimSun" w:hAnsi="SimSun"/>
           <w:b/>
           <w:sz w:val="30"/>
         </w:rPr>
@@ -15989,12 +15998,7 @@
     </w:p>
     <w:p>
       <w:r>
-        <w:t>韦成开口了。</w:t>
-      </w:r>
-    </w:p>
-    <w:p>
-      <w:r>
-        <w:t>韦成说话前，又数了一遍屋里的人。他数得很慢，像在确认什么，不在了。</w:t>
+        <w:t>韦成又数了一遍屋里的人。他数得很慢，像在确认，有没有谁不在了。</w:t>
       </w:r>
     </w:p>
     <w:p>
@@ -16029,7 +16033,7 @@
     </w:p>
     <w:p>
       <w:r>
-        <w:t>“对。”韦成说，“退出。不投，不除名，不核销。我们自己，离开这里。剩下的，你们六个人，对付那十一个名额，够用了。”</w:t>
+        <w:t>“对。”韦成说，“退出。不投，不除名，不核销。我们自己，离开这里。剩下的，你们八个人，对付那八个名额，够用了。”</w:t>
       </w:r>
     </w:p>
     <w:p>
@@ -16044,7 +16048,7 @@
     </w:p>
     <w:p>
       <w:r>
-        <w:t>“不是逃。”韦成说，“是算。我们四个的额度，留给你们六个人，是浪费。我们走，你们能多活三局。”</w:t>
+        <w:t>“不是逃。”韦成说，“是算。我们四个的名额，留给你们八个人，是浪费。我们走，你们能多活三局。”</w:t>
       </w:r>
     </w:p>
     <w:p>
@@ -16484,7 +16488,7 @@
     </w:p>
     <w:p>
       <w:r>
-        <w:t>“我。”唐荧说，“我接她的单。三百块买面罩的钱，我先垫上。她要是不在了，我替她把那笔账还了。这算不算理由？”</w:t>
+        <w:t>“我。”唐荧说，“她进来到现在，一个人替她说过话没有？没有。那我说。她要是不在了，这句话我替她记一辈子。这算不算理由？”</w:t>
       </w:r>
     </w:p>
     <w:p>
@@ -16584,7 +16588,7 @@
     </w:p>
     <w:p>
       <w:r>
-        <w:t>【第一轮投票：唐荧 一票。白鸽 一票。】</w:t>
+        <w:t>【第一轮投票：唐荧 一票。白鸽 一票。郑小满 一票。】</w:t>
       </w:r>
     </w:p>
     <w:p>
@@ -16957,7 +16961,7 @@
       </w:r>
       <w:r>
         <w:rPr>
-          <w:rFonts w:ascii="SimSun" w:hAnsi="SimSun" w:eastAsia="宋体"/>
+          <w:rFonts w:eastAsia="宋体" w:ascii="SimSun" w:hAnsi="SimSun"/>
           <w:b/>
           <w:sz w:val="30"/>
         </w:rPr>
@@ -17001,7 +17005,7 @@
     </w:p>
     <w:p>
       <w:r>
-        <w:t>【第一轮投票：白鸽 两票。唐荧 零票。】</w:t>
+        <w:t>【第一轮投票：白鸽 两票。唐荧 零票。郑小满 一票。】</w:t>
       </w:r>
     </w:p>
     <w:p>
@@ -17306,22 +17310,22 @@
     </w:p>
     <w:p>
       <w:r>
-        <w:t>许照，有影子。唐荧，有影子。顾言，有影子。韩秋，有影子。周既明，有影子。林晚，有影子。</w:t>
-      </w:r>
-    </w:p>
-    <w:p>
-      <w:r>
-        <w:t>韦成，方妍，董学勤，胡文亮，郑小满。陆信。</w:t>
-      </w:r>
-    </w:p>
-    <w:p>
-      <w:r>
-        <w:t>十二个……不，十一个人。</w:t>
-      </w:r>
-    </w:p>
-    <w:p>
-      <w:r>
-        <w:t>十一道影子。</w:t>
+        <w:t>许照，有影子。唐荧，有影子。顾言，有影子。韩秋，有影子。周既明，有影子。林晚，有影子。白鸽，有影子。</w:t>
+      </w:r>
+    </w:p>
+    <w:p>
+      <w:r>
+        <w:t>韦成，方妍，董学勤，胡文亮，郑小满。</w:t>
+      </w:r>
+    </w:p>
+    <w:p>
+      <w:r>
+        <w:t>十二个。十二道影子。</w:t>
+      </w:r>
+    </w:p>
+    <w:p>
+      <w:r>
+        <w:t>陆信站在光外。他不在册，他不算。</w:t>
       </w:r>
     </w:p>
     <w:p>
@@ -17821,7 +17825,7 @@
     </w:p>
     <w:p>
       <w:r>
-        <w:t>“他没了。”陆信说，“连他吃过什么饭，穿过过的衣服，看过什么人——全部从这条走廊上抹掉。像他从没进过这里。”</w:t>
+        <w:t>“他没了。”陆信说，“连他吃过什么饭，穿过的衣服，看过什么人——全部从这条走廊上抹掉。像他从没进过这里。”</w:t>
       </w:r>
     </w:p>
     <w:p>
@@ -18256,7 +18260,7 @@
     </w:p>
     <w:p>
       <w:r>
-        <w:t>七个人回到走廊里。</w:t>
+        <w:t>所有人回到走廊里。</w:t>
       </w:r>
     </w:p>
     <w:p>
@@ -18284,7 +18288,7 @@
       </w:r>
       <w:r>
         <w:rPr>
-          <w:rFonts w:ascii="SimSun" w:hAnsi="SimSun" w:eastAsia="宋体"/>
+          <w:rFonts w:eastAsia="宋体" w:ascii="SimSun" w:hAnsi="SimSun"/>
           <w:b/>
           <w:sz w:val="30"/>
         </w:rPr>
@@ -19126,7 +19130,7 @@
       </w:r>
       <w:r>
         <w:rPr>
-          <w:rFonts w:ascii="SimSun" w:hAnsi="SimSun" w:eastAsia="宋体"/>
+          <w:rFonts w:eastAsia="宋体" w:ascii="SimSun" w:hAnsi="SimSun"/>
           <w:b/>
           <w:sz w:val="30"/>
         </w:rPr>
@@ -19933,7 +19937,7 @@
       </w:r>
       <w:r>
         <w:rPr>
-          <w:rFonts w:ascii="SimSun" w:hAnsi="SimSun" w:eastAsia="宋体"/>
+          <w:rFonts w:eastAsia="宋体" w:ascii="SimSun" w:hAnsi="SimSun"/>
           <w:b/>
           <w:sz w:val="30"/>
         </w:rPr>
@@ -20382,11 +20386,6 @@
     </w:p>
     <w:p>
       <w:r>
-        <w:t>“她不会生气。”林晚说。</w:t>
-      </w:r>
-    </w:p>
-    <w:p>
-      <w:r>
         <w:t>“她不会生气的。”林晚说，“她知道，你是在记她。被记住的人，都只会高兴。”</w:t>
       </w:r>
     </w:p>
@@ -20600,7 +20599,7 @@
       </w:r>
       <w:r>
         <w:rPr>
-          <w:rFonts w:ascii="SimSun" w:hAnsi="SimSun" w:eastAsia="宋体"/>
+          <w:rFonts w:eastAsia="宋体" w:ascii="SimSun" w:hAnsi="SimSun"/>
           <w:b/>
           <w:sz w:val="30"/>
         </w:rPr>
@@ -21259,7 +21258,7 @@
     </w:p>
     <w:p>
       <w:r>
-        <w:t>那个数字，掉了一格。</w:t>
+        <w:t>那个数字，没有动。</w:t>
       </w:r>
     </w:p>
     <w:p>
@@ -21275,6 +21274,11 @@
     <w:p>
       <w:r>
         <w:t>他只说了一个人的名字——他娘的。</w:t>
+      </w:r>
+    </w:p>
+    <w:p>
+      <w:r>
+        <w:t>它没有收。</w:t>
       </w:r>
     </w:p>
     <w:p>
@@ -21287,7 +21291,7 @@
       </w:r>
       <w:r>
         <w:rPr>
-          <w:rFonts w:ascii="SimSun" w:hAnsi="SimSun" w:eastAsia="宋体"/>
+          <w:rFonts w:eastAsia="宋体" w:ascii="SimSun" w:hAnsi="SimSun"/>
           <w:b/>
           <w:sz w:val="30"/>
         </w:rPr>
@@ -21939,7 +21943,7 @@
       </w:r>
       <w:r>
         <w:rPr>
-          <w:rFonts w:ascii="SimSun" w:hAnsi="SimSun" w:eastAsia="宋体"/>
+          <w:rFonts w:eastAsia="宋体" w:ascii="SimSun" w:hAnsi="SimSun"/>
           <w:b/>
           <w:sz w:val="30"/>
         </w:rPr>
@@ -22518,12 +22522,7 @@
     </w:p>
     <w:p>
       <w:r>
-        <w:t>“我叫，时。”</w:t>
-      </w:r>
-    </w:p>
-    <w:p>
-      <w:r>
-        <w:t>“时间的时。”</w:t>
+        <w:t>它没有说它叫什么。</w:t>
       </w:r>
     </w:p>
     <w:p>
@@ -22653,12 +22652,12 @@
     </w:p>
     <w:p>
       <w:r>
-        <w:t>他们带着一群人，一起，走进那扇门。</w:t>
-      </w:r>
-    </w:p>
-    <w:p>
-      <w:r>
-        <w:t>那扇门前，站着那道灰袍的身影，时。</w:t>
+        <w:t>他们带着一群人，一起，走到那扇门前。</w:t>
+      </w:r>
+    </w:p>
+    <w:p>
+      <w:r>
+        <w:t>门前，站着那道灰袍的身影。</w:t>
       </w:r>
     </w:p>
     <w:p>
@@ -22746,7 +22745,7 @@
       </w:r>
       <w:r>
         <w:rPr>
-          <w:rFonts w:ascii="SimSun" w:hAnsi="SimSun" w:eastAsia="宋体"/>
+          <w:rFonts w:eastAsia="宋体" w:ascii="SimSun" w:hAnsi="SimSun"/>
           <w:b/>
           <w:sz w:val="30"/>
         </w:rPr>
@@ -22770,7 +22769,7 @@
     </w:p>
     <w:p>
       <w:r>
-        <w:t>走廊里，那根还没烧尽的蜡烛的火苗，跳了一下。</w:t>
+        <w:t>走廊里，头顶那根灯管，闪了一下。</w:t>
       </w:r>
     </w:p>
     <w:p>
@@ -23065,7 +23064,7 @@
     </w:p>
     <w:p>
       <w:r>
-        <w:t>“我在电梯井里捡的。”许照说，“刚才那个五指痕的尽头。我以为是以前的什么人留下的。我没舍得抽。”</w:t>
+        <w:t>“出电梯那会儿，我在地上捡的。”许照说，“就那片五指痕的尽头。我以为是以前的什么人留下的。我没舍得抽。”</w:t>
       </w:r>
     </w:p>
     <w:p>
@@ -23113,7 +23112,7 @@
       </w:r>
       <w:r>
         <w:rPr>
-          <w:rFonts w:ascii="SimSun" w:hAnsi="SimSun" w:eastAsia="宋体"/>
+          <w:rFonts w:eastAsia="宋体" w:ascii="SimSun" w:hAnsi="SimSun"/>
           <w:b/>
           <w:sz w:val="30"/>
         </w:rPr>
@@ -23502,7 +23501,7 @@
     </w:p>
     <w:p>
       <w:r>
-        <w:t>因为他从来没他。他一直是别人的时间。</w:t>
+        <w:t>因为他从来没有过他自己。他一直是别人的时间。</w:t>
       </w:r>
     </w:p>
     <w:p>
@@ -23692,12 +23691,12 @@
     </w:p>
     <w:p>
       <w:r>
-        <w:t>“从你，想起来你是什么时候的人开始。”时说，“你走到那台钟，对着它说一句，你自己的话。它不是你的，它就开始走了。你不说，它就守着，永远停着。”</w:t>
-      </w:r>
-    </w:p>
-    <w:p>
-      <w:r>
-        <w:t>沈默迈步，走向那面墙。那台钟，在墙的深处，停着。他要去，给它一句他自己的话。</w:t>
+        <w:t>“从你，想起来你是什么时候的人开始。”时说，“钟你已经拨起来了。可它还得有一句话，才算落进账里。你走过去，对着它说一句，你自己的话。说了，它才是你的。不说，它就只是走着，不认你。”</w:t>
+      </w:r>
+    </w:p>
+    <w:p>
+      <w:r>
+        <w:t>沈默迈步，走向那面墙。那台钟，在墙的深处，走着。他要去，给它一句他自己的话。</w:t>
       </w:r>
     </w:p>
     <w:p>
@@ -23725,7 +23724,7 @@
       </w:r>
       <w:r>
         <w:rPr>
-          <w:rFonts w:ascii="SimSun" w:hAnsi="SimSun" w:eastAsia="宋体"/>
+          <w:rFonts w:eastAsia="宋体" w:ascii="SimSun" w:hAnsi="SimSun"/>
           <w:b/>
           <w:sz w:val="30"/>
         </w:rPr>
@@ -24039,7 +24038,7 @@
     </w:p>
     <w:p>
       <w:r>
-        <w:t>“走吧。”他说，“你弟弟在天上看着你。别让他等太久。”</w:t>
+        <w:t>“走吧。”他说，“你娘在里头等着你。别让她等太久。”</w:t>
       </w:r>
     </w:p>
     <w:p>
@@ -24192,7 +24191,7 @@
       </w:r>
       <w:r>
         <w:rPr>
-          <w:rFonts w:ascii="SimSun" w:hAnsi="SimSun" w:eastAsia="宋体"/>
+          <w:rFonts w:eastAsia="宋体" w:ascii="SimSun" w:hAnsi="SimSun"/>
           <w:b/>
           <w:sz w:val="30"/>
         </w:rPr>
@@ -24864,7 +24863,7 @@
       </w:r>
       <w:r>
         <w:rPr>
-          <w:rFonts w:ascii="SimSun" w:hAnsi="SimSun" w:eastAsia="宋体"/>
+          <w:rFonts w:eastAsia="宋体" w:ascii="SimSun" w:hAnsi="SimSun"/>
           <w:b/>
           <w:sz w:val="30"/>
         </w:rPr>
@@ -25671,7 +25670,7 @@
       </w:r>
       <w:r>
         <w:rPr>
-          <w:rFonts w:ascii="SimSun" w:hAnsi="SimSun" w:eastAsia="宋体"/>
+          <w:rFonts w:eastAsia="宋体" w:ascii="SimSun" w:hAnsi="SimSun"/>
           <w:b/>
           <w:sz w:val="30"/>
         </w:rPr>
@@ -25735,7 +25734,7 @@
     </w:p>
     <w:p>
       <w:r>
-        <w:t>“那你翻。”陆信说，“你身上，有没有带什么，你记着的？”</w:t>
+        <w:t>“那你翻。”顾言说，“你身上，有没有带什么，你记着的？”</w:t>
       </w:r>
     </w:p>
     <w:p>
@@ -26223,7 +26222,7 @@
       </w:r>
       <w:r>
         <w:rPr>
-          <w:rFonts w:ascii="SimSun" w:hAnsi="SimSun" w:eastAsia="宋体"/>
+          <w:rFonts w:eastAsia="宋体" w:ascii="SimSun" w:hAnsi="SimSun"/>
           <w:b/>
           <w:sz w:val="30"/>
         </w:rPr>
@@ -26845,7 +26844,7 @@
       </w:r>
       <w:r>
         <w:rPr>
-          <w:rFonts w:ascii="SimSun" w:hAnsi="SimSun" w:eastAsia="宋体"/>
+          <w:rFonts w:eastAsia="宋体" w:ascii="SimSun" w:hAnsi="SimSun"/>
           <w:b/>
           <w:sz w:val="30"/>
         </w:rPr>
@@ -27024,7 +27023,7 @@
     </w:p>
     <w:p>
       <w:r>
-        <w:t>【沈玉兰 · 她教安安数数数到七个，安安还不空】</w:t>
+        <w:t>【沈玉兰 · 他半夜醒来，她坐床头数，数到七，她才松一口气】</w:t>
       </w:r>
     </w:p>
     <w:p>
@@ -27154,7 +27153,7 @@
     </w:p>
     <w:p>
       <w:r>
-        <w:t>“她值。”沈默说，“她值得，我所有所有，所有的记录。”</w:t>
+        <w:t>“她值。”沈默说，“她值得，我所有的，所有的记录。”</w:t>
       </w:r>
     </w:p>
     <w:p>
@@ -27307,7 +27306,7 @@
       </w:r>
       <w:r>
         <w:rPr>
-          <w:rFonts w:ascii="SimSun" w:hAnsi="SimSun" w:eastAsia="宋体"/>
+          <w:rFonts w:eastAsia="宋体" w:ascii="SimSun" w:hAnsi="SimSun"/>
           <w:b/>
           <w:sz w:val="30"/>
         </w:rPr>
@@ -28234,7 +28233,7 @@
       </w:r>
       <w:r>
         <w:rPr>
-          <w:rFonts w:ascii="SimSun" w:hAnsi="SimSun" w:eastAsia="宋体"/>
+          <w:rFonts w:eastAsia="宋体" w:ascii="SimSun" w:hAnsi="SimSun"/>
           <w:b/>
           <w:sz w:val="30"/>
         </w:rPr>
@@ -28776,7 +28775,7 @@
       </w:r>
       <w:r>
         <w:rPr>
-          <w:rFonts w:ascii="SimSun" w:hAnsi="SimSun" w:eastAsia="宋体"/>
+          <w:rFonts w:eastAsia="宋体" w:ascii="SimSun" w:hAnsi="SimSun"/>
           <w:b/>
           <w:sz w:val="30"/>
         </w:rPr>
@@ -29320,7 +29319,7 @@
     </w:p>
     <w:p>
       <w:r>
-        <w:t>沈默站了一会儿，等他口袋里那部手机，屏幕亮了一下——“07”，亮了。</w:t>
+        <w:t>沈默站了一会儿。怀里那张纸，轻轻地热了一下——那个“07”，隔着衣料，像也亮了一下。</w:t>
       </w:r>
     </w:p>
     <w:p>
@@ -29413,7 +29412,7 @@
       </w:r>
       <w:r>
         <w:rPr>
-          <w:rFonts w:ascii="SimSun" w:hAnsi="SimSun" w:eastAsia="宋体"/>
+          <w:rFonts w:eastAsia="宋体" w:ascii="SimSun" w:hAnsi="SimSun"/>
           <w:b/>
           <w:sz w:val="30"/>
         </w:rPr>
@@ -29567,17 +29566,17 @@
     </w:p>
     <w:p>
       <w:r>
-        <w:t>“你回来了。”沈默说。</w:t>
-      </w:r>
-    </w:p>
-    <w:p>
-      <w:r>
-        <w:t>“定了。”周既明说，他拍了拍自己的胸口，“名字，我定下来了。周既明。这三十年，头一次，落得这么稳。”</w:t>
-      </w:r>
-    </w:p>
-    <w:p>
-      <w:r>
-        <w:t>“那就好。这手机——”</w:t>
+        <w:t>“你回头了。”沈默说，“你自己说的——回头，名字就松了。”</w:t>
+      </w:r>
+    </w:p>
+    <w:p>
+      <w:r>
+        <w:t>“松了。”周既明说，“我走到岔路口，心里那个罗盘，不指东了。它调过头来，指着你。”他拍了拍胸口，“这一局完了，我再走。”</w:t>
+      </w:r>
+    </w:p>
+    <w:p>
+      <w:r>
+        <w:t>“那这手机——”</w:t>
       </w:r>
     </w:p>
     <w:p>
@@ -29960,7 +29959,7 @@
       </w:r>
       <w:r>
         <w:rPr>
-          <w:rFonts w:ascii="SimSun" w:hAnsi="SimSun" w:eastAsia="宋体"/>
+          <w:rFonts w:eastAsia="宋体" w:ascii="SimSun" w:hAnsi="SimSun"/>
           <w:b/>
           <w:sz w:val="30"/>
         </w:rPr>
@@ -30612,7 +30611,7 @@
       </w:r>
       <w:r>
         <w:rPr>
-          <w:rFonts w:ascii="SimSun" w:hAnsi="SimSun" w:eastAsia="宋体"/>
+          <w:rFonts w:eastAsia="宋体" w:ascii="SimSun" w:hAnsi="SimSun"/>
           <w:b/>
           <w:sz w:val="30"/>
         </w:rPr>
@@ -30831,7 +30830,7 @@
     </w:p>
     <w:p>
       <w:r>
-        <w:t>“不是。”沈默说，“真正留下来的，七个。其他的，都散了。都忘了。或者都走了。可她最后一页，慢慢就挤，挤到最后，只留下了七行。这是她亲口告诉我的。她说：‘我记了一辈子的人，到头来只留下七个。一个是你爸，一个是你，剩下五个，是…’”</w:t>
+        <w:t>“不是。”沈默说，“真正留下来的，七个。其他的，都散了。都忘了。或者都走了。可她最后一页，慢慢就挤，挤到最后，只留下了七行。这是她亲口告诉我的。她说：‘我记了一辈子的人，到头来只留下七个。一个是你爸，一个是你，剩下五个，是……’”</w:t>
       </w:r>
     </w:p>
     <w:p>
@@ -31079,7 +31078,7 @@
       </w:r>
       <w:r>
         <w:rPr>
-          <w:rFonts w:ascii="SimSun" w:hAnsi="SimSun" w:eastAsia="宋体"/>
+          <w:rFonts w:eastAsia="宋体" w:ascii="SimSun" w:hAnsi="SimSun"/>
           <w:b/>
           <w:sz w:val="30"/>
         </w:rPr>
@@ -31108,12 +31107,12 @@
     </w:p>
     <w:p>
       <w:r>
-        <w:t>周既明在墙边坐下，沉默了一会儿，说：</w:t>
-      </w:r>
-    </w:p>
-    <w:p>
-      <w:r>
-        <w:t>周既明伸出手，在墙灰上划了六道。</w:t>
+        <w:t>周既明在墙边坐下，沉默了一会儿。</w:t>
+      </w:r>
+    </w:p>
+    <w:p>
+      <w:r>
+        <w:t>然后他伸出手，在墙灰上划了六道。</w:t>
       </w:r>
     </w:p>
     <w:p>
@@ -31856,7 +31855,7 @@
       </w:r>
       <w:r>
         <w:rPr>
-          <w:rFonts w:ascii="SimSun" w:hAnsi="SimSun" w:eastAsia="宋体"/>
+          <w:rFonts w:eastAsia="宋体" w:ascii="SimSun" w:hAnsi="SimSun"/>
           <w:b/>
           <w:sz w:val="30"/>
         </w:rPr>
@@ -32408,7 +32407,7 @@
       </w:r>
       <w:r>
         <w:rPr>
-          <w:rFonts w:ascii="SimSun" w:hAnsi="SimSun" w:eastAsia="宋体"/>
+          <w:rFonts w:eastAsia="宋体" w:ascii="SimSun" w:hAnsi="SimSun"/>
           <w:b/>
           <w:sz w:val="30"/>
         </w:rPr>
@@ -32915,7 +32914,7 @@
       </w:r>
       <w:r>
         <w:rPr>
-          <w:rFonts w:ascii="SimSun" w:hAnsi="SimSun" w:eastAsia="宋体"/>
+          <w:rFonts w:eastAsia="宋体" w:ascii="SimSun" w:hAnsi="SimSun"/>
           <w:b/>
           <w:sz w:val="30"/>
         </w:rPr>
@@ -32939,7 +32938,7 @@
     </w:p>
     <w:p>
       <w:r>
-        <w:t>七个人，各自找了张床，躺下。</w:t>
+        <w:t>六个人，各自找了张床，躺下。</w:t>
       </w:r>
     </w:p>
     <w:p>
@@ -33204,6 +33203,11 @@
     </w:p>
     <w:p>
       <w:r>
+        <w:t>他想，等他回去，他要去看看那棵白桂。</w:t>
+      </w:r>
+    </w:p>
+    <w:p>
+      <w:r>
         <w:t>看看它开花的样子。</w:t>
       </w:r>
     </w:p>
@@ -33294,7 +33298,7 @@
     </w:p>
     <w:p>
       <w:r>
-        <w:t>“他翻开名册。第一页，沈玉兰。最后一页，沈安安。中间，每一个名字都亮着。”</w:t>
+        <w:t>他翻开名册。第一页，沈玉兰。中间，每一个名字，都亮着。</w:t>
       </w:r>
     </w:p>
     <w:p>
@@ -33454,22 +33458,22 @@
     </w:p>
     <w:p>
       <w:r>
-        <w:t>“睡好了。”沈默说，“睡得很沉。梦里，我回了趟家。”</w:t>
-      </w:r>
-    </w:p>
-    <w:p>
-      <w:r>
-        <w:t>“梦见什么了？”</w:t>
-      </w:r>
-    </w:p>
-    <w:p>
-      <w:r>
-        <w:t>“梦见我娘，在厨房里做饭。白菜豆腐，白粥。”沈默说，“她说，‘安安，回来啦。’我说，‘回来了。’然后我就醒了。”</w:t>
-      </w:r>
-    </w:p>
-    <w:p>
-      <w:r>
-        <w:t>“那是个好梦。”</w:t>
+        <w:t>“没睡。”沈默说，“可我坐着坐着，像是回了趟家。”</w:t>
+      </w:r>
+    </w:p>
+    <w:p>
+      <w:r>
+        <w:t>“回哪儿了？”</w:t>
+      </w:r>
+    </w:p>
+    <w:p>
+      <w:r>
+        <w:t>“我娘在厨房里做饭。白菜豆腐，白粥。”沈默说，“她说，‘安安，回来啦。’我说，‘回来了。’然后天就亮了。”</w:t>
+      </w:r>
+    </w:p>
+    <w:p>
+      <w:r>
+        <w:t>“那也是个好梦。”</w:t>
       </w:r>
     </w:p>
     <w:p>
@@ -33492,7 +33496,7 @@
       </w:r>
       <w:r>
         <w:rPr>
-          <w:rFonts w:ascii="SimSun" w:hAnsi="SimSun" w:eastAsia="宋体"/>
+          <w:rFonts w:eastAsia="宋体" w:ascii="SimSun" w:hAnsi="SimSun"/>
           <w:b/>
           <w:sz w:val="30"/>
         </w:rPr>
@@ -33611,7 +33615,7 @@
     </w:p>
     <w:p>
       <w:r>
-        <w:t>那个人，穿着灰袍，戴着一副老式眼镜。</w:t>
+        <w:t>那个人，穿着灰袍，兜帽压得很低。</w:t>
       </w:r>
     </w:p>
     <w:p>
@@ -34371,22 +34375,7 @@
     </w:p>
     <w:p>
       <w:r>
-        <w:t>门在他身后，轻轻合上了。</w:t>
-      </w:r>
-    </w:p>
-    <w:p>
-      <w:r>
-        <w:t>他走出去了。</w:t>
-      </w:r>
-    </w:p>
-    <w:p>
-      <w:r>
-        <w:t>走向那条，他走了很久，才找到的，回家的路。</w:t>
-      </w:r>
-    </w:p>
-    <w:p>
-      <w:r>
-        <w:t>门合上的那一秒，他手里那张纸，最后亮了一次。</w:t>
+        <w:t>就在他抬手推门的那一秒，他手里那张纸，最后亮了一次。</w:t>
       </w:r>
     </w:p>
     <w:p>
@@ -34414,7 +34403,7 @@
       </w:r>
       <w:r>
         <w:rPr>
-          <w:rFonts w:ascii="SimSun" w:hAnsi="SimSun" w:eastAsia="宋体"/>
+          <w:rFonts w:eastAsia="宋体" w:ascii="SimSun" w:hAnsi="SimSun"/>
           <w:b/>
           <w:sz w:val="30"/>
         </w:rPr>
@@ -34478,7 +34467,7 @@
     </w:p>
     <w:p>
       <w:r>
-        <w:t>核对过四百多人。记得一堵灰墙，数过砖缝。替沈默守过夜。</w:t>
+        <w:t>核对过四百多人。替沈默守过夜。</w:t>
       </w:r>
     </w:p>
     <w:p>
@@ -34518,7 +34507,12 @@
     </w:p>
     <w:p>
       <w:r>
-        <w:t>他记了那么多人，独独没记自己。这最后一页，是留给他的。</w:t>
+        <w:t>他记过自己。交出名册的那一刻，被擦掉了。</w:t>
+      </w:r>
+    </w:p>
+    <w:p>
+      <w:r>
+        <w:t>这一页，又空回来了。空着，就还能再写一次。</w:t>
       </w:r>
     </w:p>
     <w:p>
@@ -34946,7 +34940,7 @@
       </w:r>
       <w:r>
         <w:rPr>
-          <w:rFonts w:ascii="SimSun" w:hAnsi="SimSun" w:eastAsia="宋体"/>
+          <w:rFonts w:eastAsia="宋体" w:ascii="SimSun" w:hAnsi="SimSun"/>
           <w:b/>
           <w:sz w:val="30"/>
         </w:rPr>
@@ -35898,7 +35892,7 @@
       </w:r>
       <w:r>
         <w:rPr>
-          <w:rFonts w:ascii="SimSun" w:hAnsi="SimSun" w:eastAsia="宋体"/>
+          <w:rFonts w:eastAsia="宋体" w:ascii="SimSun" w:hAnsi="SimSun"/>
           <w:b/>
           <w:sz w:val="30"/>
         </w:rPr>
@@ -36915,7 +36909,7 @@
       </w:r>
       <w:r>
         <w:rPr>
-          <w:rFonts w:ascii="SimSun" w:hAnsi="SimSun" w:eastAsia="宋体"/>
+          <w:rFonts w:eastAsia="宋体" w:ascii="SimSun" w:hAnsi="SimSun"/>
           <w:b/>
           <w:sz w:val="30"/>
         </w:rPr>
@@ -37734,7 +37728,7 @@
     </w:p>
     <w:p>
       <w:r>
-        <w:t>他的半张脸，在绿光里。</w:t>
+        <w:t>他的半张脸，在那点黄光里。</w:t>
       </w:r>
     </w:p>
     <w:p>
@@ -37844,7 +37838,7 @@
     </w:p>
     <w:p>
       <w:r>
-        <w:t>“我也是观测员。”陈渡说，“上一任的。”</w:t>
+        <w:t>“我也是观测员。”陈渡说，“没编上号的那一任。”</w:t>
       </w:r>
     </w:p>
     <w:p>
@@ -37857,7 +37851,7 @@
       </w:r>
       <w:r>
         <w:rPr>
-          <w:rFonts w:ascii="SimSun" w:hAnsi="SimSun" w:eastAsia="宋体"/>
+          <w:rFonts w:eastAsia="宋体" w:ascii="SimSun" w:hAnsi="SimSun"/>
           <w:b/>
           <w:sz w:val="30"/>
         </w:rPr>
@@ -38801,7 +38795,17 @@
     </w:p>
     <w:p>
       <w:r>
-        <w:t>第三页。空的。</w:t>
+        <w:t>第三页。周立娟。刘建。刘小北。</w:t>
+      </w:r>
+    </w:p>
+    <w:p>
+      <w:r>
+        <w:t>也还在。</w:t>
+      </w:r>
+    </w:p>
+    <w:p>
+      <w:r>
+        <w:t>第四页。空的。</w:t>
       </w:r>
     </w:p>
     <w:p>
@@ -39019,7 +39023,7 @@
       </w:r>
       <w:r>
         <w:rPr>
-          <w:rFonts w:ascii="SimSun" w:hAnsi="SimSun" w:eastAsia="宋体"/>
+          <w:rFonts w:eastAsia="宋体" w:ascii="SimSun" w:hAnsi="SimSun"/>
           <w:b/>
           <w:sz w:val="30"/>
         </w:rPr>
@@ -39208,17 +39212,17 @@
     </w:p>
     <w:p>
       <w:r>
-        <w:t>“陈渡刚才说的。”沈默说，“他抹到第四十个，抹到嘴没了。他抹掉的那些人里，有一个，是在学校。”</w:t>
-      </w:r>
-    </w:p>
-    <w:p>
-      <w:r>
-        <w:t>“他没说学校。”</w:t>
-      </w:r>
-    </w:p>
-    <w:p>
-      <w:r>
-        <w:t>“他说了。”沈默说，“他说「刘小北，十二」。十二岁，这个点，不在家写作业，就在学校。”</w:t>
+        <w:t>“陈渡刚才说的。”沈默说，“他说「刘小北，十二」。他连一个十二岁的孩子，都编了号。”</w:t>
+      </w:r>
+    </w:p>
+    <w:p>
+      <w:r>
+        <w:t>“那又怎么样。”</w:t>
+      </w:r>
+    </w:p>
+    <w:p>
+      <w:r>
+        <w:t>“他抹的不是名字，是人待的地方。”沈默说，“这栋楼里的孩子，我碰上了一个。别的楼里还有。这个点，孩子不在家，就在学校。”</w:t>
       </w:r>
     </w:p>
     <w:p>
@@ -40206,7 +40210,7 @@
       </w:r>
       <w:r>
         <w:rPr>
-          <w:rFonts w:ascii="SimSun" w:hAnsi="SimSun" w:eastAsia="宋体"/>
+          <w:rFonts w:eastAsia="宋体" w:ascii="SimSun" w:hAnsi="SimSun"/>
           <w:b/>
           <w:sz w:val="30"/>
         </w:rPr>
@@ -40680,11 +40684,6 @@
     </w:p>
     <w:p>
       <w:r>
-        <w:t>尾声：那三双脚</w:t>
-      </w:r>
-    </w:p>
-    <w:p>
-      <w:r>
         <w:t>脚步声在走廊上停住了。</w:t>
       </w:r>
     </w:p>
@@ -41030,27 +41029,27 @@
     </w:p>
     <w:p>
       <w:r>
-        <w:t>“这栋楼，六十三。”她说，“我刚才数过。”</w:t>
-      </w:r>
-    </w:p>
-    <w:p>
-      <w:r>
-        <w:t>“我写回了四个。”</w:t>
-      </w:r>
-    </w:p>
-    <w:p>
-      <w:r>
-        <w:t>“四个。”</w:t>
-      </w:r>
-    </w:p>
-    <w:p>
-      <w:r>
-        <w:t>“还有五十九个。”</w:t>
-      </w:r>
-    </w:p>
-    <w:p>
-      <w:r>
-        <w:t>“五十九个。”</w:t>
+        <w:t>“这栋楼，八十一。”她说，“一层两个班。”</w:t>
+      </w:r>
+    </w:p>
+    <w:p>
+      <w:r>
+        <w:t>“我写回了一个。”</w:t>
+      </w:r>
+    </w:p>
+    <w:p>
+      <w:r>
+        <w:t>“一个。”</w:t>
+      </w:r>
+    </w:p>
+    <w:p>
+      <w:r>
+        <w:t>“还有八十个。”</w:t>
+      </w:r>
+    </w:p>
+    <w:p>
+      <w:r>
+        <w:t>“八十个。”</w:t>
       </w:r>
     </w:p>
     <w:p>
@@ -41353,7 +41352,7 @@
       </w:r>
       <w:r>
         <w:rPr>
-          <w:rFonts w:ascii="SimSun" w:hAnsi="SimSun" w:eastAsia="宋体"/>
+          <w:rFonts w:eastAsia="宋体" w:ascii="SimSun" w:hAnsi="SimSun"/>
           <w:b/>
           <w:sz w:val="30"/>
         </w:rPr>
@@ -41437,12 +41436,12 @@
     </w:p>
     <w:p>
       <w:r>
-        <w:t>“册子。”</w:t>
-      </w:r>
-    </w:p>
-    <w:p>
-      <w:r>
-        <w:t>林晚抱着那本看不见的册子，看了他一眼。</w:t>
+        <w:t>“我要写他。”</w:t>
+      </w:r>
+    </w:p>
+    <w:p>
+      <w:r>
+        <w:t>林晚看了他一眼。</w:t>
       </w:r>
     </w:p>
     <w:p>
@@ -41462,12 +41461,7 @@
     </w:p>
     <w:p>
       <w:r>
-        <w:t>她把册子递了过来。</w:t>
-      </w:r>
-    </w:p>
-    <w:p>
-      <w:r>
-        <w:t>沈默接住。</w:t>
+        <w:t>沈默把册子从怀里摸出来，摊开。</w:t>
       </w:r>
     </w:p>
     <w:p>
@@ -42005,7 +41999,7 @@
       </w:r>
       <w:r>
         <w:rPr>
-          <w:rFonts w:ascii="SimSun" w:hAnsi="SimSun" w:eastAsia="宋体"/>
+          <w:rFonts w:eastAsia="宋体" w:ascii="SimSun" w:hAnsi="SimSun"/>
           <w:b/>
           <w:sz w:val="30"/>
         </w:rPr>
@@ -42014,7 +42008,7 @@
     </w:p>
     <w:p>
       <w:r>
-        <w:t>“一堵墙。”林晚说。</w:t>
+        <w:t>林晚说完那三个字，就停住了。</w:t>
       </w:r>
     </w:p>
     <w:p>
@@ -42492,7 +42486,7 @@
       </w:r>
       <w:r>
         <w:rPr>
-          <w:rFonts w:ascii="SimSun" w:hAnsi="SimSun" w:eastAsia="宋体"/>
+          <w:rFonts w:eastAsia="宋体" w:ascii="SimSun" w:hAnsi="SimSun"/>
           <w:b/>
           <w:sz w:val="30"/>
         </w:rPr>
@@ -43044,7 +43038,7 @@
       </w:r>
       <w:r>
         <w:rPr>
-          <w:rFonts w:ascii="SimSun" w:hAnsi="SimSun" w:eastAsia="宋体"/>
+          <w:rFonts w:eastAsia="宋体" w:ascii="SimSun" w:hAnsi="SimSun"/>
           <w:b/>
           <w:sz w:val="30"/>
         </w:rPr>
@@ -43303,7 +43297,7 @@
     </w:p>
     <w:p>
       <w:r>
-        <w:t>沈默伸出手，从她怀里把那本册子轻轻拿过来。</w:t>
+        <w:t>沈默摊开手里那本册子。</w:t>
       </w:r>
     </w:p>
     <w:p>
@@ -43940,7 +43934,7 @@
     <w:qFormat/>
     <w:rsid w:val="00FC693F"/>
     <w:pPr>
-      <w:spacing w:line="360" w:lineRule="auto"/>
+      <w:spacing w:line="360" w:lineRule="auto" w:after="80"/>
       <w:ind w:firstLine="440"/>
     </w:pPr>
     <w:rPr>
